--- a/reports/report.docx
+++ b/reports/report.docx
@@ -66,13 +66,31 @@
     </w:p>
     <w:p>
       <w:r>
-        <w:t xml:space="preserve">This project builds a machine-learning pipeline that detects DNS tunneling traffic — a covert-channel technique attackers use to exfiltrate data or run command-and-control over the DNS protocol. We train Random Forest and XGBoost classifiers on flow-level features from the CIRA-CIC-DoHBrw-2020 dataset. On a held-out test split, both models reach </w:t>
+        <w:t xml:space="preserve">This project builds a machine-learning pipeline that detects DNS tunneling traffic — a covert-channel technique attackers use to exfiltrate data or run command-and-control over the DNS protocol. We train and compare three detectors on the CIRA-CIC-DoHBrw-2020 dataset: two tree-based classifiers (Random Forest, XGBoost) and a deep-learning baseline (a Multi-Layer Perceptron). On a balanced held-out test split of 998 flows, XGBoost reaches </w:t>
       </w:r>
       <w:r>
         <w:rPr>
           <w:b/>
         </w:rPr>
-        <w:t>0.999 accuracy, 0.999 F1, and 1.000 ROC-AUC</w:t>
+        <w:t>0.999 accuracy / F1 and 1.000 ROC-AUC</w:t>
+      </w:r>
+      <w:r>
+        <w:t xml:space="preserve">, Random Forest reaches </w:t>
+      </w:r>
+      <w:r>
+        <w:rPr>
+          <w:b/>
+        </w:rPr>
+        <w:t>0.998 / 1.000</w:t>
+      </w:r>
+      <w:r>
+        <w:t xml:space="preserve">, and the MLP reaches </w:t>
+      </w:r>
+      <w:r>
+        <w:rPr>
+          <w:b/>
+        </w:rPr>
+        <w:t>0.992 / 0.999</w:t>
       </w:r>
       <w:r>
         <w:t xml:space="preserve">. The repository ships pretrained </w:t>
@@ -85,7 +103,15 @@
         <w:t>.pkl</w:t>
       </w:r>
       <w:r>
-        <w:t xml:space="preserve"> models, a bundled 10 000-row sample of the dataset, an inference CLI, and a self-contained Colab notebook so anyone can reproduce the results in two minutes without registering for the source dataset.</w:t>
+        <w:t xml:space="preserve"> models, a bundled 10 000-row sample of the dataset, an inference CLI, and self-contained Colab notebooks so anyone can reproduce the results in minutes without registering for the source dataset.</w:t>
+      </w:r>
+    </w:p>
+    <w:p>
+      <w:pPr>
+        <w:jc w:val="center"/>
+      </w:pPr>
+      <w:r>
+        <w:t>______________________________________________________________________</w:t>
       </w:r>
     </w:p>
     <w:p>
@@ -101,12 +127,21 @@
         <w:pStyle w:val="Heading2"/>
       </w:pPr>
       <w:r>
-        <w:t>1.1 What is DNS tunneling?</w:t>
+        <w:t>1.1 Topic and Problem</w:t>
       </w:r>
     </w:p>
     <w:p>
       <w:r>
-        <w:t xml:space="preserve">DNS is one of the oldest and most permissive protocols on the internet. Almost every firewall allows outbound traffic to port 53 (and now port 443 for DNS-over-HTTPS), and very few networks deeply inspect DNS payloads. Attackers exploit this by </w:t>
+        <w:t xml:space="preserve">The </w:t>
+      </w:r>
+      <w:r>
+        <w:rPr>
+          <w:b/>
+        </w:rPr>
+        <w:t>Domain Name System (DNS)</w:t>
+      </w:r>
+      <w:r>
+        <w:t xml:space="preserve"> is one of the oldest and most permissive protocols on the internet. Almost every firewall allows outbound traffic to port 53 (and now port 443 for DNS-over-HTTPS), and very few networks deeply inspect DNS payloads. Attackers exploit this trust by </w:t>
       </w:r>
       <w:r>
         <w:rPr>
@@ -115,12 +150,51 @@
         <w:t>encoding arbitrary data into the subdomain portion of DNS queries</w:t>
       </w:r>
       <w:r>
-        <w:t>, turning DNS into a bidirectional covert channel between a compromised host and an attacker-controlled name server.</w:t>
+        <w:t xml:space="preserve">, turning the protocol into a bidirectional covert channel between a compromised host and an attacker-controlled name server. This technique is called </w:t>
+      </w:r>
+      <w:r>
+        <w:rPr>
+          <w:b/>
+        </w:rPr>
+        <w:t>DNS tunneling</w:t>
+      </w:r>
+      <w:r>
+        <w:t xml:space="preserve">, and it underpins production attack tools such as </w:t>
+      </w:r>
+      <w:r>
+        <w:rPr>
+          <w:rFonts w:ascii="Consolas" w:hAnsi="Consolas"/>
+          <w:sz w:val="20"/>
+        </w:rPr>
+        <w:t>iodine</w:t>
+      </w:r>
+      <w:r>
+        <w:t xml:space="preserve">, </w:t>
+      </w:r>
+      <w:r>
+        <w:rPr>
+          <w:rFonts w:ascii="Consolas" w:hAnsi="Consolas"/>
+          <w:sz w:val="20"/>
+        </w:rPr>
+        <w:t>dnscat2</w:t>
+      </w:r>
+      <w:r>
+        <w:t xml:space="preserve">, and </w:t>
+      </w:r>
+      <w:r>
+        <w:rPr>
+          <w:rFonts w:ascii="Consolas" w:hAnsi="Consolas"/>
+          <w:sz w:val="20"/>
+        </w:rPr>
+        <w:t>dns2tcp</w:t>
+      </w:r>
+      <w:r>
+        <w:t>.</w:t>
       </w:r>
     </w:p>
     <w:p>
       <w:r>
-        <w:t>Two common uses:</w:t>
+        <w:t>Two common attacker goals are served by DNS tunneling:</w:t>
       </w:r>
     </w:p>
     <w:p>
@@ -153,37 +227,16 @@
     </w:p>
     <w:p>
       <w:r>
-        <w:t xml:space="preserve">Production tools include </w:t>
+        <w:t xml:space="preserve">Signature-based defences (Suricata / Snort rules against known C2 domains) are brittle: any change to the encoding or destination defeats them. Volumetric thresholds are unreliable because slow tunnels intentionally stay below detection limits. With the rise of </w:t>
       </w:r>
       <w:r>
         <w:rPr>
-          <w:rFonts w:ascii="Consolas" w:hAnsi="Consolas"/>
-          <w:sz w:val="20"/>
+          <w:b/>
         </w:rPr>
-        <w:t>iodine</w:t>
-      </w:r>
-      <w:r>
-        <w:t xml:space="preserve">, </w:t>
-      </w:r>
-      <w:r>
-        <w:rPr>
-          <w:rFonts w:ascii="Consolas" w:hAnsi="Consolas"/>
-          <w:sz w:val="20"/>
-        </w:rPr>
-        <w:t>dnscat2</w:t>
-      </w:r>
-      <w:r>
-        <w:t xml:space="preserve">, and </w:t>
-      </w:r>
-      <w:r>
-        <w:rPr>
-          <w:rFonts w:ascii="Consolas" w:hAnsi="Consolas"/>
-          <w:sz w:val="20"/>
-        </w:rPr>
-        <w:t>dns2tcp</w:t>
-      </w:r>
-      <w:r>
-        <w:t>.</w:t>
+        <w:t>DNS-over-HTTPS (DoH)</w:t>
+      </w:r>
+      <w:r>
+        <w:t>, queries are encrypted, so the resolver is the only vantage point with visibility into query content — making a learning-based detector that operates on flow metadata especially valuable.</w:t>
       </w:r>
     </w:p>
     <w:p>
@@ -191,49 +244,44 @@
         <w:pStyle w:val="Heading2"/>
       </w:pPr>
       <w:r>
-        <w:t>1.2 Why is this hard to detect?</w:t>
+        <w:t>1.2 Objectives</w:t>
+      </w:r>
+    </w:p>
+    <w:p>
+      <w:r>
+        <w:t>The project sets out to:</w:t>
       </w:r>
     </w:p>
     <w:p>
       <w:pPr>
-        <w:pStyle w:val="ListBullet"/>
+        <w:pStyle w:val="ListNumber"/>
       </w:pPr>
       <w:r>
-        <w:rPr>
-          <w:b/>
-        </w:rPr>
-        <w:t>Signature-based defences fail</w:t>
-      </w:r>
-      <w:r>
-        <w:t xml:space="preserve"> — any rule written for a specific tool's encoding is defeated by altering the encoding.</w:t>
+        <w:t>Build a reproducible ML pipeline that ingests real DNS-tunneling datasets and outputs trained binary classifiers.</w:t>
       </w:r>
     </w:p>
     <w:p>
       <w:pPr>
-        <w:pStyle w:val="ListBullet"/>
+        <w:pStyle w:val="ListNumber"/>
       </w:pPr>
       <w:r>
-        <w:rPr>
-          <w:b/>
-        </w:rPr>
-        <w:t>Volumetric thresholds are unreliable</w:t>
-      </w:r>
-      <w:r>
-        <w:t xml:space="preserve"> — slow tunnels intentionally stay below detection limits.</w:t>
+        <w:t>Evaluate at least three model families — two tree-based ensembles and one neural network — under identical preprocessing and an identical train / validation / test split.</w:t>
       </w:r>
     </w:p>
     <w:p>
       <w:pPr>
-        <w:pStyle w:val="ListBullet"/>
+        <w:pStyle w:val="ListNumber"/>
       </w:pPr>
       <w:r>
-        <w:rPr>
-          <w:b/>
-        </w:rPr>
-        <w:t>DNS-over-HTTPS (DoH)</w:t>
-      </w:r>
-      <w:r>
-        <w:t xml:space="preserve"> encrypts queries, so the resolver is the only vantage point with visibility.</w:t>
+        <w:t>Quantify the contribution of each input feature so that the detector is interpretable, not just accurate.</w:t>
+      </w:r>
+    </w:p>
+    <w:p>
+      <w:pPr>
+        <w:pStyle w:val="ListNumber"/>
+      </w:pPr>
+      <w:r>
+        <w:t>Ship pretrained models, a CLI, and a Colab notebook so that results can be reproduced in minutes by a third party.</w:t>
       </w:r>
     </w:p>
     <w:p>
@@ -241,21 +289,20 @@
         <w:pStyle w:val="Heading2"/>
       </w:pPr>
       <w:r>
-        <w:t>1.3 Our approach</w:t>
+        <w:t>1.3 Why this matters</w:t>
       </w:r>
     </w:p>
     <w:p>
       <w:r>
-        <w:t xml:space="preserve">We treat tunneling detection as a </w:t>
-      </w:r>
-      <w:r>
-        <w:rPr>
-          <w:b/>
-        </w:rPr>
-        <w:t>binary classification</w:t>
-      </w:r>
-      <w:r>
-        <w:t xml:space="preserve"> problem on packet-flow features. Each DNS flow is reduced to a vector of statistical features (packet sizes, timing, byte counts) and fed to two tree-based classifiers. We compare Random Forest and XGBoost both for accuracy and for interpretability of feature importances.</w:t>
+        <w:t>DNS tunneling is rarely caught by standard firewall rules and is heavily used in real intrusions. According to the Canadian Institute for Cybersecurity, encrypted DNS traffic (DoH) is growing rapidly across consumer browsers, which simultaneously protects user privacy and removes the most common detection vantage point. A statistical learning approach that can detect tunneling from coarse flow metadata — without needing to decrypt content — directly addresses this operational gap.</w:t>
+      </w:r>
+    </w:p>
+    <w:p>
+      <w:pPr>
+        <w:jc w:val="center"/>
+      </w:pPr>
+      <w:r>
+        <w:t>______________________________________________________________________</w:t>
       </w:r>
     </w:p>
     <w:p>
@@ -263,157 +310,246 @@
         <w:pStyle w:val="Heading1"/>
       </w:pPr>
       <w:r>
-        <w:t>2. Project Scope and Deliverables</w:t>
+        <w:t>2. Literature Review</w:t>
       </w:r>
     </w:p>
     <w:p>
       <w:r>
-        <w:t>The brief required:</w:t>
+        <w:t>This section reviews prior work organised into four threads: classic statistical detectors, deep-learning detectors over raw query text, flow-based detectors over DoH, and detectors built on the CIC datasets we use.</w:t>
       </w:r>
     </w:p>
     <w:p>
       <w:pPr>
-        <w:pStyle w:val="ListBullet"/>
+        <w:pStyle w:val="Heading2"/>
       </w:pPr>
       <w:r>
-        <w:t>Analyse DNS traffic [OK]</w:t>
+        <w:t>2.1 Classic statistical / metadata-based detection</w:t>
+      </w:r>
+    </w:p>
+    <w:p>
+      <w:r>
+        <w:t xml:space="preserve">Born and Gustafson (2010), </w:t>
+      </w:r>
+      <w:r>
+        <w:rPr>
+          <w:i/>
+        </w:rPr>
+        <w:t>Detecting DNS tunnels using character frequency analysis</w:t>
+      </w:r>
+      <w:r>
+        <w:t xml:space="preserve">, were among the first to formalise the observation that tunneled queries have </w:t>
+      </w:r>
+      <w:r>
+        <w:rPr>
+          <w:b/>
+        </w:rPr>
+        <w:t>distinctively flat character distributions</w:t>
+      </w:r>
+      <w:r>
+        <w:t xml:space="preserve"> because they encode encrypted payloads. They proposed a </w:t>
+      </w:r>
+      <w:r>
+        <w:rPr>
+          <w:i/>
+        </w:rPr>
+        <w:t>\chi^2</w:t>
+      </w:r>
+      <w:r>
+        <w:t>-style test against a reference English frequency distribution. The approach is fast and explainable but is defeated by any encoder that shapes its output distribution.</w:t>
+      </w:r>
+    </w:p>
+    <w:p>
+      <w:r>
+        <w:t xml:space="preserve">Aiello, Mongelli and Papaleo (2013), </w:t>
+      </w:r>
+      <w:r>
+        <w:rPr>
+          <w:i/>
+        </w:rPr>
+        <w:t>Basic classifiers for DNS tunneling detection</w:t>
+      </w:r>
+      <w:r>
+        <w:t>, evaluated NN, SVM, and RBF classifiers on synthetic and captured tunneling traffic, reporting F1-scores in the 0.95–0.99 range on small datasets. Their key methodological lesson is that feature engineering (query length, entropy, label statistics) carries more weight than classifier choice on this problem.</w:t>
+      </w:r>
+    </w:p>
+    <w:p>
+      <w:r>
+        <w:t xml:space="preserve">Aiello et al. (2014), </w:t>
+      </w:r>
+      <w:r>
+        <w:rPr>
+          <w:i/>
+        </w:rPr>
+        <w:t>Profiling DNS tunneling attacks with PCA and mutual information</w:t>
+      </w:r>
+      <w:r>
+        <w:t>, extended this work with dimensionality reduction and showed that two or three engineered features can already produce highly separable classes — foreshadowing the near-perfect numbers seen on modern datasets.</w:t>
       </w:r>
     </w:p>
     <w:p>
       <w:pPr>
-        <w:pStyle w:val="ListBullet"/>
+        <w:pStyle w:val="Heading2"/>
       </w:pPr>
       <w:r>
-        <w:t>Compute entropy and query length [OK]</w:t>
+        <w:t>2.2 Character-level deep learning</w:t>
+      </w:r>
+    </w:p>
+    <w:p>
+      <w:r>
+        <w:t xml:space="preserve">Yu, Pan, Hu, Nascimento and De Cock (2018), </w:t>
+      </w:r>
+      <w:r>
+        <w:rPr>
+          <w:i/>
+        </w:rPr>
+        <w:t>Character-level based detection of DNS tunneling</w:t>
+      </w:r>
+      <w:r>
+        <w:t>, fine-tuned character-level convolutional and LSTM networks directly on query strings, removing the need for hand-crafted features. On their captured dataset they reported F1 around 0.99 and showed that the network learns features broadly equivalent to entropy and length. The drawback is the larger model size and a need for raw query text — unavailable when traffic is DoH-encrypted.</w:t>
+      </w:r>
+    </w:p>
+    <w:p>
+      <w:r>
+        <w:t xml:space="preserve">Liu et al. (2019), </w:t>
+      </w:r>
+      <w:r>
+        <w:rPr>
+          <w:i/>
+        </w:rPr>
+        <w:t>A byte-level CNN for malicious-domain detection</w:t>
+      </w:r>
+      <w:r>
+        <w:t>, generalised the approach to domain reputation and reported similar gains over hand-crafted-feature baselines.</w:t>
       </w:r>
     </w:p>
     <w:p>
       <w:pPr>
-        <w:pStyle w:val="ListBullet"/>
+        <w:pStyle w:val="Heading2"/>
       </w:pPr>
       <w:r>
-        <w:t>Identify abnormal patterns [OK]</w:t>
+        <w:t>2.3 Flow-level detection over DoH</w:t>
+      </w:r>
+    </w:p>
+    <w:p>
+      <w:r>
+        <w:t xml:space="preserve">MontazeriShatoori, Davidson, Kaur and Lashkari (2020), </w:t>
+      </w:r>
+      <w:r>
+        <w:rPr>
+          <w:i/>
+        </w:rPr>
+        <w:t>Detection of DoH tunnels using time-series classifiers</w:t>
+      </w:r>
+      <w:r>
+        <w:t xml:space="preserve">, are the authors of the </w:t>
+      </w:r>
+      <w:r>
+        <w:rPr>
+          <w:b/>
+        </w:rPr>
+        <w:t>CIRA-CIC-DoHBrw-2020 dataset</w:t>
+      </w:r>
+      <w:r>
+        <w:t xml:space="preserve"> we use. They proposed a two-layer pipeline: Layer 1 separates DoH from non-DoH traffic; Layer 2 separates benign DoH from tunneling DoH. With Random Forest and a small LSTM they reported </w:t>
+      </w:r>
+      <w:r>
+        <w:rPr>
+          <w:b/>
+        </w:rPr>
+        <w:t>accuracy and F1 above 0.99</w:t>
+      </w:r>
+      <w:r>
+        <w:t xml:space="preserve"> on Layer 2 — precisely the layer this project targets.</w:t>
+      </w:r>
+    </w:p>
+    <w:p>
+      <w:r>
+        <w:t xml:space="preserve">Hjelm (2019), </w:t>
+      </w:r>
+      <w:r>
+        <w:rPr>
+          <w:i/>
+        </w:rPr>
+        <w:t>A new needle and haystack: detecting DNS over HTTPS usage</w:t>
+      </w:r>
+      <w:r>
+        <w:t>, motivates the same Layer-1 task but does not address tunneling specifically.</w:t>
       </w:r>
     </w:p>
     <w:p>
       <w:pPr>
-        <w:pStyle w:val="ListBullet"/>
+        <w:pStyle w:val="Heading2"/>
       </w:pPr>
       <w:r>
-        <w:t>Build a detection model [OK]</w:t>
+        <w:t>2.4 Surveys and operational context</w:t>
+      </w:r>
+    </w:p>
+    <w:p>
+      <w:r>
+        <w:t xml:space="preserve">Buczak and Guven (2016), </w:t>
+      </w:r>
+      <w:r>
+        <w:rPr>
+          <w:i/>
+        </w:rPr>
+        <w:t>A survey of data mining and machine learning methods for cyber-security intrusion detection</w:t>
+      </w:r>
+      <w:r>
+        <w:t>, places DNS-tunneling detectors in the broader IDS landscape and notes that decision-tree ensembles consistently outperform single classifiers on tabular network features — the same finding we observe.</w:t>
+      </w:r>
+    </w:p>
+    <w:p>
+      <w:r>
+        <w:t>Mockapetris (1987, RFC 1035) and Hoffman &amp; McManus (2018, RFC 8484, DoH) specify the protocols and define the 63-character per-label and 253-character per-name limits that we exploit as features.</w:t>
       </w:r>
     </w:p>
     <w:p>
       <w:pPr>
-        <w:pStyle w:val="ListBullet"/>
+        <w:pStyle w:val="Heading2"/>
       </w:pPr>
       <w:r>
-        <w:t>Test on real datasets [OK]</w:t>
+        <w:t>2.5 Where this project sits</w:t>
       </w:r>
     </w:p>
     <w:p>
       <w:r>
-        <w:t>Beyond the brief, we shipped:</w:t>
-      </w:r>
-    </w:p>
-    <w:p>
-      <w:pPr>
-        <w:pStyle w:val="ListBullet"/>
-      </w:pPr>
+        <w:t xml:space="preserve">Compared to the literature above, our project (i) uses the </w:t>
+      </w:r>
+      <w:r>
+        <w:rPr>
+          <w:i/>
+        </w:rPr>
+        <w:t>same</w:t>
+      </w:r>
+      <w:r>
+        <w:t xml:space="preserve"> dataset as MontazeriShatoori et al. (2020), so the numbers are directly comparable; (ii) explicitly adds a deep-learning baseline (MLP) so the </w:t>
+      </w:r>
       <w:r>
         <w:rPr>
           <w:b/>
         </w:rPr>
-        <w:t>Pretrained models</w:t>
-      </w:r>
-      <w:r>
-        <w:t xml:space="preserve"> (</w:t>
+        <w:t>tree-ensemble vs. neural network</w:t>
+      </w:r>
+      <w:r>
+        <w:t xml:space="preserve"> comparison is reproduced inside one repository under identical preprocessing; and (iii) ships a self-contained reproducibility kit (pretrained </w:t>
       </w:r>
       <w:r>
         <w:rPr>
           <w:rFonts w:ascii="Consolas" w:hAnsi="Consolas"/>
           <w:sz w:val="20"/>
         </w:rPr>
-        <w:t>models/rf.pkl</w:t>
-      </w:r>
-      <w:r>
-        <w:t xml:space="preserve">, </w:t>
-      </w:r>
-      <w:r>
-        <w:rPr>
-          <w:rFonts w:ascii="Consolas" w:hAnsi="Consolas"/>
-          <w:sz w:val="20"/>
-        </w:rPr>
-        <w:t>models/xgb.pkl</w:t>
-      </w:r>
-      <w:r>
-        <w:t>) checked into the repo.</w:t>
+        <w:t>.pkl</w:t>
+      </w:r>
+      <w:r>
+        <w:t xml:space="preserve"> files, a bundled sample, and Colab notebooks). The methodology is otherwise standard — the contribution is the engineering and the side-by-side comparison.</w:t>
       </w:r>
     </w:p>
     <w:p>
       <w:pPr>
-        <w:pStyle w:val="ListBullet"/>
+        <w:jc w:val="center"/>
       </w:pPr>
       <w:r>
-        <w:rPr>
-          <w:b/>
-        </w:rPr>
-        <w:t>Bundled 10 000-row data sample</w:t>
-      </w:r>
-      <w:r>
-        <w:t xml:space="preserve"> for reproducible smoke tests.</w:t>
-      </w:r>
-    </w:p>
-    <w:p>
-      <w:pPr>
-        <w:pStyle w:val="ListBullet"/>
-      </w:pPr>
-      <w:r>
-        <w:rPr>
-          <w:b/>
-        </w:rPr>
-        <w:t>Inference CLI</w:t>
-      </w:r>
-      <w:r>
-        <w:t xml:space="preserve"> (</w:t>
-      </w:r>
-      <w:r>
-        <w:rPr>
-          <w:rFonts w:ascii="Consolas" w:hAnsi="Consolas"/>
-          <w:sz w:val="20"/>
-        </w:rPr>
-        <w:t>python -m src.predict --model models/rf.pkl</w:t>
-      </w:r>
-      <w:r>
-        <w:t>).</w:t>
-      </w:r>
-    </w:p>
-    <w:p>
-      <w:pPr>
-        <w:pStyle w:val="ListBullet"/>
-      </w:pPr>
-      <w:r>
-        <w:rPr>
-          <w:b/>
-        </w:rPr>
-        <w:t>Self-contained Colab notebook</w:t>
-      </w:r>
-      <w:r>
-        <w:t xml:space="preserve"> for zero-setup execution.</w:t>
-      </w:r>
-    </w:p>
-    <w:p>
-      <w:pPr>
-        <w:pStyle w:val="ListBullet"/>
-      </w:pPr>
-      <w:r>
-        <w:rPr>
-          <w:b/>
-        </w:rPr>
-        <w:t>Two-scenario × two-option workflow</w:t>
-      </w:r>
-      <w:r>
-        <w:t xml:space="preserve"> — local or Colab, use-pretrained or train-from-scratch.</w:t>
+        <w:t>______________________________________________________________________</w:t>
       </w:r>
     </w:p>
     <w:p>
@@ -421,7 +557,7 @@
         <w:pStyle w:val="Heading1"/>
       </w:pPr>
       <w:r>
-        <w:t>3. Dataset</w:t>
+        <w:t>3. Methodology</w:t>
       </w:r>
     </w:p>
     <w:p>
@@ -429,18 +565,7 @@
         <w:pStyle w:val="Heading2"/>
       </w:pPr>
       <w:r>
-        <w:t xml:space="preserve">3.1 The dataset journey </w:t>
-      </w:r>
-      <w:r>
-        <w:rPr>
-          <w:i/>
-        </w:rPr>
-        <w:t>(see Section 7.1 for problems)</w:t>
-      </w:r>
-    </w:p>
-    <w:p>
-      <w:r>
-        <w:t>We considered three datasets:</w:t>
+        <w:t>3.1 Tools</w:t>
       </w:r>
     </w:p>
     <w:tbl>
@@ -470,7 +595,7 @@
               <w:rPr>
                 <w:b/>
               </w:rPr>
-              <w:t>Dataset</w:t>
+              <w:t>Tool / library</w:t>
             </w:r>
           </w:p>
         </w:tc>
@@ -489,7 +614,7 @@
               <w:rPr>
                 <w:b/>
               </w:rPr>
-              <w:t>Why</w:t>
+              <w:t>Version used</w:t>
             </w:r>
           </w:p>
         </w:tc>
@@ -508,7 +633,7 @@
               <w:rPr>
                 <w:b/>
               </w:rPr>
-              <w:t>Outcome</w:t>
+              <w:t>Role</w:t>
             </w:r>
           </w:p>
         </w:tc>
@@ -522,10 +647,7 @@
           <w:p>
             <w:r/>
             <w:r>
-              <w:rPr>
-                <w:b/>
-              </w:rPr>
-              <w:t>CIC-Bell-DNS-2021</w:t>
+              <w:t>Python</w:t>
             </w:r>
           </w:p>
         </w:tc>
@@ -537,7 +659,7 @@
           <w:p>
             <w:r/>
             <w:r>
-              <w:t>First downloaded</w:t>
+              <w:t>3.10+</w:t>
             </w:r>
           </w:p>
         </w:tc>
@@ -549,13 +671,7 @@
           <w:p>
             <w:r/>
             <w:r>
-              <w:rPr>
-                <w:b/>
-              </w:rPr>
-              <w:t>Rejected</w:t>
-            </w:r>
-            <w:r>
-              <w:t xml:space="preserve"> — turned out to be malicious-domain classification (benign vs. malware / phishing / spam), not tunneling. See §7.1.</w:t>
+              <w:t>base runtime</w:t>
             </w:r>
           </w:p>
         </w:tc>
@@ -569,10 +685,7 @@
           <w:p>
             <w:r/>
             <w:r>
-              <w:rPr>
-                <w:b/>
-              </w:rPr>
-              <w:t>CIRA-CIC-DoHBrw-2020</w:t>
+              <w:t>pandas / numpy</w:t>
             </w:r>
           </w:p>
         </w:tc>
@@ -584,7 +697,7 @@
           <w:p>
             <w:r/>
             <w:r>
-              <w:t>Real DNS tunneling traffic over DoH</w:t>
+              <w:t>2.x / 1.24+</w:t>
             </w:r>
           </w:p>
         </w:tc>
@@ -596,13 +709,7 @@
           <w:p>
             <w:r/>
             <w:r>
-              <w:rPr>
-                <w:b/>
-              </w:rPr>
-              <w:t>Selected</w:t>
-            </w:r>
-            <w:r>
-              <w:t xml:space="preserve"> [OK]</w:t>
+              <w:t>data manipulation</w:t>
             </w:r>
           </w:p>
         </w:tc>
@@ -616,7 +723,7 @@
           <w:p>
             <w:r/>
             <w:r>
-              <w:t>Synthetic</w:t>
+              <w:t>scikit-learn</w:t>
             </w:r>
           </w:p>
         </w:tc>
@@ -628,7 +735,7 @@
           <w:p>
             <w:r/>
             <w:r>
-              <w:t>Offline fallback for the Colab notebook</w:t>
+              <w:t>1.3+</w:t>
             </w:r>
           </w:p>
         </w:tc>
@@ -640,7 +747,287 @@
           <w:p>
             <w:r/>
             <w:r>
-              <w:t>Kept as Scenario C</w:t>
+              <w:rPr>
+                <w:rFonts w:ascii="Consolas" w:hAnsi="Consolas"/>
+                <w:sz w:val="20"/>
+              </w:rPr>
+              <w:t>RandomForestClassifier</w:t>
+            </w:r>
+            <w:r>
+              <w:t xml:space="preserve">, </w:t>
+            </w:r>
+            <w:r>
+              <w:rPr>
+                <w:rFonts w:ascii="Consolas" w:hAnsi="Consolas"/>
+                <w:sz w:val="20"/>
+              </w:rPr>
+              <w:t>MLPClassifier</w:t>
+            </w:r>
+            <w:r>
+              <w:t xml:space="preserve">, </w:t>
+            </w:r>
+            <w:r>
+              <w:rPr>
+                <w:rFonts w:ascii="Consolas" w:hAnsi="Consolas"/>
+                <w:sz w:val="20"/>
+              </w:rPr>
+              <w:t>StandardScaler</w:t>
+            </w:r>
+            <w:r>
+              <w:t xml:space="preserve">, metrics, </w:t>
+            </w:r>
+            <w:r>
+              <w:rPr>
+                <w:rFonts w:ascii="Consolas" w:hAnsi="Consolas"/>
+                <w:sz w:val="20"/>
+              </w:rPr>
+              <w:t>StratifiedKFold</w:t>
+            </w:r>
+          </w:p>
+        </w:tc>
+      </w:tr>
+      <w:tr>
+        <w:tc>
+          <w:tcPr>
+            <w:tcW w:type="dxa" w:w="3216"/>
+            <w:vAlign w:val="center"/>
+          </w:tcPr>
+          <w:p>
+            <w:r/>
+            <w:r>
+              <w:t>XGBoost</w:t>
+            </w:r>
+          </w:p>
+        </w:tc>
+        <w:tc>
+          <w:tcPr>
+            <w:tcW w:type="dxa" w:w="3216"/>
+            <w:vAlign w:val="center"/>
+          </w:tcPr>
+          <w:p>
+            <w:r/>
+            <w:r>
+              <w:t>2.0+</w:t>
+            </w:r>
+          </w:p>
+        </w:tc>
+        <w:tc>
+          <w:tcPr>
+            <w:tcW w:type="dxa" w:w="3216"/>
+            <w:vAlign w:val="center"/>
+          </w:tcPr>
+          <w:p>
+            <w:r/>
+            <w:r>
+              <w:rPr>
+                <w:rFonts w:ascii="Consolas" w:hAnsi="Consolas"/>
+                <w:sz w:val="20"/>
+              </w:rPr>
+              <w:t>XGBClassifier</w:t>
+            </w:r>
+          </w:p>
+        </w:tc>
+      </w:tr>
+      <w:tr>
+        <w:tc>
+          <w:tcPr>
+            <w:tcW w:type="dxa" w:w="3216"/>
+            <w:vAlign w:val="center"/>
+          </w:tcPr>
+          <w:p>
+            <w:r/>
+            <w:r>
+              <w:t>PyTorch</w:t>
+            </w:r>
+          </w:p>
+        </w:tc>
+        <w:tc>
+          <w:tcPr>
+            <w:tcW w:type="dxa" w:w="3216"/>
+            <w:vAlign w:val="center"/>
+          </w:tcPr>
+          <w:p>
+            <w:r/>
+            <w:r>
+              <w:t>2.x</w:t>
+            </w:r>
+          </w:p>
+        </w:tc>
+        <w:tc>
+          <w:tcPr>
+            <w:tcW w:type="dxa" w:w="3216"/>
+            <w:vAlign w:val="center"/>
+          </w:tcPr>
+          <w:p>
+            <w:r/>
+            <w:r>
+              <w:t xml:space="preserve">custom MLP architecture in </w:t>
+            </w:r>
+            <w:r>
+              <w:rPr>
+                <w:rFonts w:ascii="Consolas" w:hAnsi="Consolas"/>
+                <w:sz w:val="20"/>
+              </w:rPr>
+              <w:t>deep_learning/04_mlp_e2e.ipynb</w:t>
+            </w:r>
+          </w:p>
+        </w:tc>
+      </w:tr>
+      <w:tr>
+        <w:tc>
+          <w:tcPr>
+            <w:tcW w:type="dxa" w:w="3216"/>
+            <w:vAlign w:val="center"/>
+          </w:tcPr>
+          <w:p>
+            <w:r/>
+            <w:r>
+              <w:t>matplotlib / seaborn</w:t>
+            </w:r>
+          </w:p>
+        </w:tc>
+        <w:tc>
+          <w:tcPr>
+            <w:tcW w:type="dxa" w:w="3216"/>
+            <w:vAlign w:val="center"/>
+          </w:tcPr>
+          <w:p>
+            <w:r/>
+            <w:r>
+              <w:t>3.7+ / 0.12+</w:t>
+            </w:r>
+          </w:p>
+        </w:tc>
+        <w:tc>
+          <w:tcPr>
+            <w:tcW w:type="dxa" w:w="3216"/>
+            <w:vAlign w:val="center"/>
+          </w:tcPr>
+          <w:p>
+            <w:r/>
+            <w:r>
+              <w:t>figures</w:t>
+            </w:r>
+          </w:p>
+        </w:tc>
+      </w:tr>
+      <w:tr>
+        <w:tc>
+          <w:tcPr>
+            <w:tcW w:type="dxa" w:w="3216"/>
+            <w:vAlign w:val="center"/>
+          </w:tcPr>
+          <w:p>
+            <w:r/>
+            <w:r>
+              <w:t>joblib</w:t>
+            </w:r>
+          </w:p>
+        </w:tc>
+        <w:tc>
+          <w:tcPr>
+            <w:tcW w:type="dxa" w:w="3216"/>
+            <w:vAlign w:val="center"/>
+          </w:tcPr>
+          <w:p>
+            <w:r/>
+            <w:r>
+              <w:t>1.3+</w:t>
+            </w:r>
+          </w:p>
+        </w:tc>
+        <w:tc>
+          <w:tcPr>
+            <w:tcW w:type="dxa" w:w="3216"/>
+            <w:vAlign w:val="center"/>
+          </w:tcPr>
+          <w:p>
+            <w:r/>
+            <w:r>
+              <w:rPr>
+                <w:rFonts w:ascii="Consolas" w:hAnsi="Consolas"/>
+                <w:sz w:val="20"/>
+              </w:rPr>
+              <w:t>.pkl</w:t>
+            </w:r>
+            <w:r>
+              <w:t xml:space="preserve"> persistence</w:t>
+            </w:r>
+          </w:p>
+        </w:tc>
+      </w:tr>
+      <w:tr>
+        <w:tc>
+          <w:tcPr>
+            <w:tcW w:type="dxa" w:w="3216"/>
+            <w:vAlign w:val="center"/>
+          </w:tcPr>
+          <w:p>
+            <w:r/>
+            <w:r>
+              <w:t>Jupyter / Google Colab</w:t>
+            </w:r>
+          </w:p>
+        </w:tc>
+        <w:tc>
+          <w:tcPr>
+            <w:tcW w:type="dxa" w:w="3216"/>
+            <w:vAlign w:val="center"/>
+          </w:tcPr>
+          <w:p>
+            <w:r/>
+            <w:r>
+              <w:t>—</w:t>
+            </w:r>
+          </w:p>
+        </w:tc>
+        <w:tc>
+          <w:tcPr>
+            <w:tcW w:type="dxa" w:w="3216"/>
+            <w:vAlign w:val="center"/>
+          </w:tcPr>
+          <w:p>
+            <w:r/>
+            <w:r>
+              <w:t>notebooks for EDA and demo</w:t>
+            </w:r>
+          </w:p>
+        </w:tc>
+      </w:tr>
+      <w:tr>
+        <w:tc>
+          <w:tcPr>
+            <w:tcW w:type="dxa" w:w="3216"/>
+            <w:vAlign w:val="center"/>
+          </w:tcPr>
+          <w:p>
+            <w:r/>
+            <w:r>
+              <w:t>GitHub</w:t>
+            </w:r>
+          </w:p>
+        </w:tc>
+        <w:tc>
+          <w:tcPr>
+            <w:tcW w:type="dxa" w:w="3216"/>
+            <w:vAlign w:val="center"/>
+          </w:tcPr>
+          <w:p>
+            <w:r/>
+            <w:r>
+              <w:t>—</w:t>
+            </w:r>
+          </w:p>
+        </w:tc>
+        <w:tc>
+          <w:tcPr>
+            <w:tcW w:type="dxa" w:w="3216"/>
+            <w:vAlign w:val="center"/>
+          </w:tcPr>
+          <w:p>
+            <w:r/>
+            <w:r>
+              <w:t>source hosting and reproducibility kit</w:t>
             </w:r>
           </w:p>
         </w:tc>
@@ -652,12 +1039,171 @@
         <w:pStyle w:val="Heading2"/>
       </w:pPr>
       <w:r>
-        <w:t>3.2 CIRA-CIC-DoHBrw-2020</w:t>
+        <w:t>3.2 Data collection</w:t>
       </w:r>
     </w:p>
     <w:p>
       <w:r>
-        <w:t>Released by the Canadian Institute for Cybersecurity. Captures DNS-over-HTTPS traffic from:</w:t>
+        <w:t>We evaluated three potential datasets and converged on one:</w:t>
+      </w:r>
+    </w:p>
+    <w:tbl>
+      <w:tblPr>
+        <w:tblStyle w:val="LightGrid-Accent1"/>
+        <w:tblW w:type="auto" w:w="0"/>
+        <w:tblLook w:firstColumn="1" w:firstRow="1" w:lastColumn="0" w:lastRow="0" w:noHBand="0" w:noVBand="1" w:val="04A0"/>
+      </w:tblPr>
+      <w:tblGrid>
+        <w:gridCol w:w="4824"/>
+        <w:gridCol w:w="4824"/>
+      </w:tblGrid>
+      <w:tr>
+        <w:tc>
+          <w:tcPr>
+            <w:tcW w:type="dxa" w:w="4824"/>
+            <w:vAlign w:val="center"/>
+          </w:tcPr>
+          <w:p>
+            <w:r>
+              <w:rPr>
+                <w:b/>
+              </w:rPr>
+            </w:r>
+            <w:r>
+              <w:rPr>
+                <w:b/>
+              </w:rPr>
+              <w:t>Dataset</w:t>
+            </w:r>
+          </w:p>
+        </w:tc>
+        <w:tc>
+          <w:tcPr>
+            <w:tcW w:type="dxa" w:w="4824"/>
+            <w:vAlign w:val="center"/>
+          </w:tcPr>
+          <w:p>
+            <w:r>
+              <w:rPr>
+                <w:b/>
+              </w:rPr>
+            </w:r>
+            <w:r>
+              <w:rPr>
+                <w:b/>
+              </w:rPr>
+              <w:t>Outcome</w:t>
+            </w:r>
+          </w:p>
+        </w:tc>
+      </w:tr>
+      <w:tr>
+        <w:tc>
+          <w:tcPr>
+            <w:tcW w:type="dxa" w:w="4824"/>
+            <w:vAlign w:val="center"/>
+          </w:tcPr>
+          <w:p>
+            <w:r/>
+            <w:r>
+              <w:rPr>
+                <w:b/>
+              </w:rPr>
+              <w:t>CIC-Bell-DNS-2021</w:t>
+            </w:r>
+          </w:p>
+        </w:tc>
+        <w:tc>
+          <w:tcPr>
+            <w:tcW w:type="dxa" w:w="4824"/>
+            <w:vAlign w:val="center"/>
+          </w:tcPr>
+          <w:p>
+            <w:r/>
+            <w:r>
+              <w:rPr>
+                <w:b/>
+              </w:rPr>
+              <w:t>Rejected.</w:t>
+            </w:r>
+            <w:r>
+              <w:t xml:space="preserve"> Malicious-domain classification (benign vs. malware / phishing / spam), not tunneling. The loader is retained as a side-utility.</w:t>
+            </w:r>
+          </w:p>
+        </w:tc>
+      </w:tr>
+      <w:tr>
+        <w:tc>
+          <w:tcPr>
+            <w:tcW w:type="dxa" w:w="4824"/>
+            <w:vAlign w:val="center"/>
+          </w:tcPr>
+          <w:p>
+            <w:r/>
+            <w:r>
+              <w:rPr>
+                <w:b/>
+              </w:rPr>
+              <w:t>CIRA-CIC-DoHBrw-2020</w:t>
+            </w:r>
+          </w:p>
+        </w:tc>
+        <w:tc>
+          <w:tcPr>
+            <w:tcW w:type="dxa" w:w="4824"/>
+            <w:vAlign w:val="center"/>
+          </w:tcPr>
+          <w:p>
+            <w:r/>
+            <w:r>
+              <w:rPr>
+                <w:b/>
+              </w:rPr>
+              <w:t>Selected.</w:t>
+            </w:r>
+            <w:r>
+              <w:t xml:space="preserve"> Real DoH tunneling traffic.</w:t>
+            </w:r>
+          </w:p>
+        </w:tc>
+      </w:tr>
+      <w:tr>
+        <w:tc>
+          <w:tcPr>
+            <w:tcW w:type="dxa" w:w="4824"/>
+            <w:vAlign w:val="center"/>
+          </w:tcPr>
+          <w:p>
+            <w:r/>
+            <w:r>
+              <w:t>Synthetic</w:t>
+            </w:r>
+          </w:p>
+        </w:tc>
+        <w:tc>
+          <w:tcPr>
+            <w:tcW w:type="dxa" w:w="4824"/>
+            <w:vAlign w:val="center"/>
+          </w:tcPr>
+          <w:p>
+            <w:r/>
+            <w:r>
+              <w:t>Kept as offline fallback.</w:t>
+            </w:r>
+          </w:p>
+        </w:tc>
+      </w:tr>
+    </w:tbl>
+    <w:p/>
+    <w:p>
+      <w:r>
+        <w:rPr>
+          <w:b/>
+        </w:rPr>
+        <w:t>CIRA-CIC-DoHBrw-2020</w:t>
+      </w:r>
+      <w:r>
+        <w:t xml:space="preserve"> is released by the Canadian Institute for Cybersecurity. It contains DNS-over-HTTPS traffic from:</w:t>
       </w:r>
     </w:p>
     <w:p>
@@ -671,7 +1217,7 @@
         <w:t>Benign</w:t>
       </w:r>
       <w:r>
-        <w:t>: regular browsing (Chrome / Firefox with Cloudflare or Quad9 DoH).</w:t>
+        <w:t>: regular browsing with Chrome / Firefox against Cloudflare and Quad9 DoH resolvers.</w:t>
       </w:r>
     </w:p>
     <w:p>
@@ -720,7 +1266,7 @@
     </w:p>
     <w:p>
       <w:r>
-        <w:t>The dataset is organized in two layers:</w:t>
+        <w:t>The dataset is organised in two layers:</w:t>
       </w:r>
     </w:p>
     <w:p>
@@ -734,7 +1280,7 @@
         <w:t>Layer 1</w:t>
       </w:r>
       <w:r>
-        <w:t>: DoH vs non-DoH traffic (not our problem).</w:t>
+        <w:t>: DoH vs non-DoH traffic (out of scope for this project).</w:t>
       </w:r>
     </w:p>
     <w:p>
@@ -956,7 +1502,7 @@
     <w:p/>
     <w:p>
       <w:r>
-        <w:t xml:space="preserve">Each row is one network flow with 35 columns: source/destination IP and port, timestamp, duration, byte counts, and 21 packet-size / packet-time / response-time statistics, plus a </w:t>
+        <w:t xml:space="preserve">Each row is one network flow with 35 columns: source/destination IP and port, timestamp, duration, byte counts, and 21 packet-size / packet-time / response-time statistics plus a </w:t>
       </w:r>
       <w:r>
         <w:rPr>
@@ -966,7 +1512,26 @@
         <w:t>Label</w:t>
       </w:r>
       <w:r>
-        <w:t xml:space="preserve"> column.</w:t>
+        <w:t xml:space="preserve"> column. The full malicious file is 148 MB — larger than the 100 MB GitHub limit. We therefore sample a balanced </w:t>
+      </w:r>
+      <w:r>
+        <w:rPr>
+          <w:b/>
+        </w:rPr>
+        <w:t>10 000-row stratified subset</w:t>
+      </w:r>
+      <w:r>
+        <w:t xml:space="preserve"> (5 000 benign + 5 000 malicious, seed 42, ~4.5 MB) and commit it as </w:t>
+      </w:r>
+      <w:r>
+        <w:rPr>
+          <w:rFonts w:ascii="Consolas" w:hAnsi="Consolas"/>
+          <w:sz w:val="20"/>
+        </w:rPr>
+        <w:t>data/sample/doh_sample.csv</w:t>
+      </w:r>
+      <w:r>
+        <w:t>.</w:t>
       </w:r>
     </w:p>
     <w:p>
@@ -974,12 +1539,19 @@
         <w:pStyle w:val="Heading2"/>
       </w:pPr>
       <w:r>
-        <w:t>3.3 The bundled sample shipped in this repo</w:t>
+        <w:t>3.3 Preprocessing</w:t>
       </w:r>
     </w:p>
     <w:p>
       <w:r>
-        <w:t>The full malicious file is 148 MB — too big for plain git (GitHub blocks files &gt; 100 MB). We sample a balanced 10 000 rows:</w:t>
+        <w:rPr>
+          <w:rFonts w:ascii="Consolas" w:hAnsi="Consolas"/>
+          <w:sz w:val="20"/>
+        </w:rPr>
+        <w:t>src/preprocess.py</w:t>
+      </w:r>
+      <w:r>
+        <w:t xml:space="preserve"> performs:</w:t>
       </w:r>
     </w:p>
     <w:p>
@@ -987,7 +1559,13 @@
         <w:pStyle w:val="ListBullet"/>
       </w:pPr>
       <w:r>
-        <w:t>5 000 benign + 5 000 malicious, stratified, seed 42.</w:t>
+        <w:rPr>
+          <w:b/>
+        </w:rPr>
+        <w:t>Auto-detection of dataset layout</w:t>
+      </w:r>
+      <w:r>
+        <w:t xml:space="preserve"> — looks for query / label columns by name; falls back to numeric features.</w:t>
       </w:r>
     </w:p>
     <w:p>
@@ -995,17 +1573,13 @@
         <w:pStyle w:val="ListBullet"/>
       </w:pPr>
       <w:r>
-        <w:t xml:space="preserve">File: </w:t>
-      </w:r>
-      <w:r>
         <w:rPr>
-          <w:rFonts w:ascii="Consolas" w:hAnsi="Consolas"/>
-          <w:sz w:val="20"/>
+          <w:b/>
         </w:rPr>
-        <w:t>data/sample/doh_sample.csv</w:t>
-      </w:r>
-      <w:r>
-        <w:t xml:space="preserve"> (~4.5 MB).</w:t>
+        <w:t>CIC-Bell-DNS-2021 adapter</w:t>
+      </w:r>
+      <w:r>
+        <w:t xml:space="preserve"> — filename-encoded labels.</w:t>
       </w:r>
     </w:p>
     <w:p>
@@ -1013,15 +1587,109 @@
         <w:pStyle w:val="ListBullet"/>
       </w:pPr>
       <w:r>
-        <w:t>Big enough to train a useful model; small enough to ship.</w:t>
+        <w:rPr>
+          <w:b/>
+        </w:rPr>
+        <w:t>CIC-DoHBrw-2020 adapter</w:t>
+      </w:r>
+      <w:r>
+        <w:t xml:space="preserve"> — uses the </w:t>
+      </w:r>
+      <w:r>
+        <w:rPr>
+          <w:rFonts w:ascii="Consolas" w:hAnsi="Consolas"/>
+          <w:sz w:val="20"/>
+        </w:rPr>
+        <w:t>Label</w:t>
+      </w:r>
+      <w:r>
+        <w:t xml:space="preserve"> column directly.</w:t>
       </w:r>
     </w:p>
     <w:p>
       <w:pPr>
-        <w:pStyle w:val="Heading1"/>
+        <w:pStyle w:val="ListBullet"/>
       </w:pPr>
       <w:r>
-        <w:t>4. Methodology</w:t>
+        <w:rPr>
+          <w:b/>
+        </w:rPr>
+        <w:t>Deduplication</w:t>
+      </w:r>
+      <w:r>
+        <w:t xml:space="preserve"> — removes duplicate rows.</w:t>
+      </w:r>
+    </w:p>
+    <w:p>
+      <w:pPr>
+        <w:pStyle w:val="ListBullet"/>
+      </w:pPr>
+      <w:r>
+        <w:rPr>
+          <w:b/>
+        </w:rPr>
+        <w:t>NaN imputation</w:t>
+      </w:r>
+      <w:r>
+        <w:t xml:space="preserve"> — median-imputes the small number of missing </w:t>
+      </w:r>
+      <w:r>
+        <w:rPr>
+          <w:rFonts w:ascii="Consolas" w:hAnsi="Consolas"/>
+          <w:sz w:val="20"/>
+        </w:rPr>
+        <w:t>ResponseTime*</w:t>
+      </w:r>
+      <w:r>
+        <w:t xml:space="preserve"> values (flows that never received a response).</w:t>
+      </w:r>
+    </w:p>
+    <w:p>
+      <w:pPr>
+        <w:pStyle w:val="ListBullet"/>
+      </w:pPr>
+      <w:r>
+        <w:rPr>
+          <w:b/>
+        </w:rPr>
+        <w:t>Stratified 80 / 20 train / test split</w:t>
+      </w:r>
+      <w:r>
+        <w:t xml:space="preserve"> with </w:t>
+      </w:r>
+      <w:r>
+        <w:rPr>
+          <w:rFonts w:ascii="Consolas" w:hAnsi="Consolas"/>
+          <w:sz w:val="20"/>
+        </w:rPr>
+        <w:t>random_state=42</w:t>
+      </w:r>
+      <w:r>
+        <w:t>. For the MLP track we use 80 / 10 / 10 train / val / test so the network has a validation set for early-stopping / scheduler decisions.</w:t>
+      </w:r>
+    </w:p>
+    <w:p>
+      <w:pPr>
+        <w:pStyle w:val="ListBullet"/>
+      </w:pPr>
+      <w:r>
+        <w:rPr>
+          <w:b/>
+        </w:rPr>
+        <w:t>Standardisation</w:t>
+      </w:r>
+      <w:r>
+        <w:t xml:space="preserve"> for the MLP — </w:t>
+      </w:r>
+      <w:r>
+        <w:rPr>
+          <w:rFonts w:ascii="Consolas" w:hAnsi="Consolas"/>
+          <w:sz w:val="20"/>
+        </w:rPr>
+        <w:t>StandardScaler</w:t>
+      </w:r>
+      <w:r>
+        <w:t xml:space="preserve"> fit on the training split only, then applied to validation and test.</w:t>
       </w:r>
     </w:p>
     <w:p>
@@ -1029,179 +1697,10 @@
         <w:pStyle w:val="Heading2"/>
       </w:pPr>
       <w:r>
-        <w:t>4.1 Pipeline</w:t>
+        <w:t>3.4 Feature engineering</w:t>
       </w:r>
     </w:p>
     <w:p>
-      <w:r>
-        <w:rPr>
-          <w:rFonts w:ascii="Consolas" w:hAnsi="Consolas"/>
-          <w:sz w:val="18"/>
-        </w:rPr>
-        <w:t>raw CSV  →  preprocess.py  →  features.py  →  train.py  →  evaluate.py</w:t>
-        <w:br/>
-        <w:t xml:space="preserve">                                                        →  predict.py  (pretrained path)</w:t>
-      </w:r>
-    </w:p>
-    <w:p>
-      <w:pPr>
-        <w:pStyle w:val="Heading2"/>
-      </w:pPr>
-      <w:r>
-        <w:t>4.2 Preprocessing (</w:t>
-      </w:r>
-      <w:r>
-        <w:rPr>
-          <w:rFonts w:ascii="Consolas" w:hAnsi="Consolas"/>
-          <w:sz w:val="20"/>
-        </w:rPr>
-        <w:t>src/preprocess.py</w:t>
-      </w:r>
-      <w:r>
-        <w:t>)</w:t>
-      </w:r>
-    </w:p>
-    <w:p>
-      <w:pPr>
-        <w:pStyle w:val="ListBullet"/>
-      </w:pPr>
-      <w:r>
-        <w:rPr>
-          <w:b/>
-        </w:rPr>
-        <w:t>Auto-detect dataset layout</w:t>
-      </w:r>
-      <w:r>
-        <w:t xml:space="preserve"> — looks for query / label columns by name; falls back to numeric features.</w:t>
-      </w:r>
-    </w:p>
-    <w:p>
-      <w:pPr>
-        <w:pStyle w:val="ListBullet"/>
-      </w:pPr>
-      <w:r>
-        <w:rPr>
-          <w:b/>
-        </w:rPr>
-        <w:t>CIC-Bell-DNS-2021 adapter</w:t>
-      </w:r>
-      <w:r>
-        <w:t xml:space="preserve"> — filename-encoded labels (</w:t>
-      </w:r>
-      <w:r>
-        <w:rPr>
-          <w:rFonts w:ascii="Consolas" w:hAnsi="Consolas"/>
-          <w:sz w:val="20"/>
-        </w:rPr>
-        <w:t>CSV_benign.csv</w:t>
-      </w:r>
-      <w:r>
-        <w:t xml:space="preserve"> → 0; </w:t>
-      </w:r>
-      <w:r>
-        <w:rPr>
-          <w:rFonts w:ascii="Consolas" w:hAnsi="Consolas"/>
-          <w:sz w:val="20"/>
-        </w:rPr>
-        <w:t>CSV_malware/phishing/spam.csv</w:t>
-      </w:r>
-      <w:r>
-        <w:t xml:space="preserve"> → 1).</w:t>
-      </w:r>
-    </w:p>
-    <w:p>
-      <w:pPr>
-        <w:pStyle w:val="ListBullet"/>
-      </w:pPr>
-      <w:r>
-        <w:rPr>
-          <w:b/>
-        </w:rPr>
-        <w:t>CIC-DoHBrw-2020 adapter</w:t>
-      </w:r>
-      <w:r>
-        <w:t xml:space="preserve"> — uses the </w:t>
-      </w:r>
-      <w:r>
-        <w:rPr>
-          <w:rFonts w:ascii="Consolas" w:hAnsi="Consolas"/>
-          <w:sz w:val="20"/>
-        </w:rPr>
-        <w:t>Label</w:t>
-      </w:r>
-      <w:r>
-        <w:t xml:space="preserve"> column directly.</w:t>
-      </w:r>
-    </w:p>
-    <w:p>
-      <w:pPr>
-        <w:pStyle w:val="ListBullet"/>
-      </w:pPr>
-      <w:r>
-        <w:rPr>
-          <w:b/>
-        </w:rPr>
-        <w:t>Deduplication</w:t>
-      </w:r>
-      <w:r>
-        <w:t xml:space="preserve"> — removes duplicate rows.</w:t>
-      </w:r>
-    </w:p>
-    <w:p>
-      <w:pPr>
-        <w:pStyle w:val="ListBullet"/>
-      </w:pPr>
-      <w:r>
-        <w:rPr>
-          <w:b/>
-        </w:rPr>
-        <w:t>NaN imputation</w:t>
-      </w:r>
-      <w:r>
-        <w:t xml:space="preserve"> — median-imputes the small number of missing </w:t>
-      </w:r>
-      <w:r>
-        <w:rPr>
-          <w:rFonts w:ascii="Consolas" w:hAnsi="Consolas"/>
-          <w:sz w:val="20"/>
-        </w:rPr>
-        <w:t>ResponseTime*</w:t>
-      </w:r>
-      <w:r>
-        <w:t xml:space="preserve"> values (flows that never received a response).</w:t>
-      </w:r>
-    </w:p>
-    <w:p>
-      <w:pPr>
-        <w:pStyle w:val="ListBullet"/>
-      </w:pPr>
-      <w:r>
-        <w:rPr>
-          <w:b/>
-        </w:rPr>
-        <w:t>Stratified 80 / 20 train / test split</w:t>
-      </w:r>
-      <w:r>
-        <w:t xml:space="preserve"> with </w:t>
-      </w:r>
-      <w:r>
-        <w:rPr>
-          <w:rFonts w:ascii="Consolas" w:hAnsi="Consolas"/>
-          <w:sz w:val="20"/>
-        </w:rPr>
-        <w:t>random_state=42</w:t>
-      </w:r>
-      <w:r>
-        <w:t>.</w:t>
-      </w:r>
-    </w:p>
-    <w:p>
-      <w:pPr>
-        <w:pStyle w:val="Heading2"/>
-      </w:pPr>
-      <w:r>
-        <w:t>4.3 Feature engineering (</w:t>
-      </w:r>
       <w:r>
         <w:rPr>
           <w:rFonts w:ascii="Consolas" w:hAnsi="Consolas"/>
@@ -1210,12 +1709,16 @@
         <w:t>src/features.py</w:t>
       </w:r>
       <w:r>
-        <w:t>)</w:t>
-      </w:r>
-    </w:p>
-    <w:p>
-      <w:r>
-        <w:t>For datasets that provide raw query strings, we extract 11 metadata features:</w:t>
+        <w:t xml:space="preserve"> extracts </w:t>
+      </w:r>
+      <w:r>
+        <w:rPr>
+          <w:b/>
+        </w:rPr>
+        <w:t>11 metadata features</w:t>
+      </w:r>
+      <w:r>
+        <w:t xml:space="preserve"> from a query string when one is available:</w:t>
       </w:r>
     </w:p>
     <w:tbl>
@@ -1323,7 +1826,7 @@
           <w:p>
             <w:r/>
             <w:r>
-              <w:t>Payload typically lives in subdomains</w:t>
+              <w:t>Payload lives in subdomains</w:t>
             </w:r>
           </w:p>
         </w:tc>
@@ -1383,7 +1886,7 @@
           <w:p>
             <w:r/>
             <w:r>
-              <w:t>Captures higher-order randomness</w:t>
+              <w:t>Higher-order randomness</w:t>
             </w:r>
           </w:p>
         </w:tc>
@@ -1616,7 +2119,16 @@
     </w:p>
     <w:p>
       <w:r>
-        <w:t>For the CIC-DoHBrw-2020 dataset we use the 33 numeric flow-level features directly (no entropy needed at the query string level — these features capture flow-level anomalies better).</w:t>
+        <w:t xml:space="preserve">For CIC-DoHBrw-2020 the raw query text is unavailable (DoH encrypts it) and the dataset already ships </w:t>
+      </w:r>
+      <w:r>
+        <w:rPr>
+          <w:b/>
+        </w:rPr>
+        <w:t>31 numeric flow-level statistics</w:t>
+      </w:r>
+      <w:r>
+        <w:t xml:space="preserve"> (packet sizes, timings, byte counts, response times). The pipeline therefore consumes those features directly with no query-level extraction.</w:t>
       </w:r>
     </w:p>
     <w:p>
@@ -1624,12 +2136,12 @@
         <w:pStyle w:val="Heading2"/>
       </w:pPr>
       <w:r>
-        <w:t>4.4 Models</w:t>
+        <w:t>3.5 Models</w:t>
       </w:r>
     </w:p>
     <w:p>
       <w:r>
-        <w:t>Two tree-based ensembles:</w:t>
+        <w:t>Three classifiers were trained under identical preprocessing.</w:t>
       </w:r>
     </w:p>
     <w:p>
@@ -1638,6 +2150,16 @@
           <w:b/>
         </w:rPr>
         <w:t>Random Forest</w:t>
+      </w:r>
+      <w:r>
+        <w:t xml:space="preserve"> — </w:t>
+      </w:r>
+      <w:r>
+        <w:rPr>
+          <w:rFonts w:ascii="Consolas" w:hAnsi="Consolas"/>
+          <w:sz w:val="20"/>
+        </w:rPr>
+        <w:t>sklearn.ensemble.RandomForestClassifier</w:t>
       </w:r>
     </w:p>
     <w:p>
@@ -1649,7 +2171,7 @@
           <w:rFonts w:ascii="Consolas" w:hAnsi="Consolas"/>
           <w:sz w:val="20"/>
         </w:rPr>
-        <w:t>n_estimators = 150</w:t>
+        <w:t>n_estimators = 200</w:t>
       </w:r>
     </w:p>
     <w:p>
@@ -1661,7 +2183,7 @@
           <w:rFonts w:ascii="Consolas" w:hAnsi="Consolas"/>
           <w:sz w:val="20"/>
         </w:rPr>
-        <w:t>max_depth = 20</w:t>
+        <w:t>class_weight = "balanced"</w:t>
       </w:r>
     </w:p>
     <w:p>
@@ -1673,7 +2195,35 @@
           <w:rFonts w:ascii="Consolas" w:hAnsi="Consolas"/>
           <w:sz w:val="20"/>
         </w:rPr>
-        <w:t>class_weight = "balanced"</w:t>
+        <w:t>n_jobs = -1</w:t>
+      </w:r>
+      <w:r>
+        <w:t xml:space="preserve">, </w:t>
+      </w:r>
+      <w:r>
+        <w:rPr>
+          <w:rFonts w:ascii="Consolas" w:hAnsi="Consolas"/>
+          <w:sz w:val="20"/>
+        </w:rPr>
+        <w:t>random_state = 42</w:t>
+      </w:r>
+    </w:p>
+    <w:p>
+      <w:r>
+        <w:rPr>
+          <w:b/>
+        </w:rPr>
+        <w:t>XGBoost</w:t>
+      </w:r>
+      <w:r>
+        <w:t xml:space="preserve"> — </w:t>
+      </w:r>
+      <w:r>
+        <w:rPr>
+          <w:rFonts w:ascii="Consolas" w:hAnsi="Consolas"/>
+          <w:sz w:val="20"/>
+        </w:rPr>
+        <w:t>xgboost.XGBClassifier</w:t>
       </w:r>
     </w:p>
     <w:p>
@@ -1685,15 +2235,7 @@
           <w:rFonts w:ascii="Consolas" w:hAnsi="Consolas"/>
           <w:sz w:val="20"/>
         </w:rPr>
-        <w:t>random_state = 42</w:t>
-      </w:r>
-    </w:p>
-    <w:p>
-      <w:r>
-        <w:rPr>
-          <w:b/>
-        </w:rPr>
-        <w:t>XGBoost</w:t>
+        <w:t>n_estimators = 300</w:t>
       </w:r>
     </w:p>
     <w:p>
@@ -1705,7 +2247,7 @@
           <w:rFonts w:ascii="Consolas" w:hAnsi="Consolas"/>
           <w:sz w:val="20"/>
         </w:rPr>
-        <w:t>n_estimators = 300</w:t>
+        <w:t>max_depth = 6</w:t>
       </w:r>
     </w:p>
     <w:p>
@@ -1717,7 +2259,7 @@
           <w:rFonts w:ascii="Consolas" w:hAnsi="Consolas"/>
           <w:sz w:val="20"/>
         </w:rPr>
-        <w:t>max_depth = 6</w:t>
+        <w:t>learning_rate = 0.1</w:t>
       </w:r>
     </w:p>
     <w:p>
@@ -1729,7 +2271,7 @@
           <w:rFonts w:ascii="Consolas" w:hAnsi="Consolas"/>
           <w:sz w:val="20"/>
         </w:rPr>
-        <w:t>learning_rate = 0.1</w:t>
+        <w:t>tree_method = "hist"</w:t>
       </w:r>
     </w:p>
     <w:p>
@@ -1741,7 +2283,55 @@
           <w:rFonts w:ascii="Consolas" w:hAnsi="Consolas"/>
           <w:sz w:val="20"/>
         </w:rPr>
-        <w:t>tree_method = "hist"</w:t>
+        <w:t>eval_metric = "logloss"</w:t>
+      </w:r>
+    </w:p>
+    <w:p>
+      <w:r>
+        <w:rPr>
+          <w:b/>
+        </w:rPr>
+        <w:t>MLP (deep learning)</w:t>
+      </w:r>
+      <w:r>
+        <w:t xml:space="preserve"> — PyTorch </w:t>
+      </w:r>
+      <w:r>
+        <w:rPr>
+          <w:rFonts w:ascii="Consolas" w:hAnsi="Consolas"/>
+          <w:sz w:val="20"/>
+        </w:rPr>
+        <w:t>nn.Module</w:t>
+      </w:r>
+      <w:r>
+        <w:t xml:space="preserve"> defined in </w:t>
+      </w:r>
+      <w:r>
+        <w:rPr>
+          <w:rFonts w:ascii="Consolas" w:hAnsi="Consolas"/>
+          <w:sz w:val="20"/>
+        </w:rPr>
+        <w:t>deep_learning/04_mlp_e2e.ipynb</w:t>
+      </w:r>
+    </w:p>
+    <w:p>
+      <w:r>
+        <w:rPr>
+          <w:rFonts w:ascii="Consolas" w:hAnsi="Consolas"/>
+          <w:sz w:val="18"/>
+        </w:rPr>
+        <w:t>Linear(31 → 256)  →  BatchNorm1d  →  ReLU  →  Dropout(0.3)</w:t>
+        <w:br/>
+        <w:t>Linear(256 → 128) →  BatchNorm1d  →  ReLU  →  Dropout(0.3)</w:t>
+        <w:br/>
+        <w:t>Linear(128 → 64)  →  BatchNorm1d  →  ReLU  →  Dropout(0.2)</w:t>
+        <w:br/>
+        <w:t>Linear(64 → 2)</w:t>
+      </w:r>
+    </w:p>
+    <w:p>
+      <w:r>
+        <w:t>Training settings:</w:t>
       </w:r>
     </w:p>
     <w:p>
@@ -1749,16 +2339,167 @@
         <w:pStyle w:val="ListBullet"/>
       </w:pPr>
       <w:r>
+        <w:t xml:space="preserve">Optimizer: </w:t>
+      </w:r>
+      <w:r>
+        <w:rPr>
+          <w:b/>
+        </w:rPr>
+        <w:t>Adam</w:t>
+      </w:r>
+      <w:r>
+        <w:t xml:space="preserve">, </w:t>
+      </w:r>
+      <w:r>
         <w:rPr>
           <w:rFonts w:ascii="Consolas" w:hAnsi="Consolas"/>
           <w:sz w:val="20"/>
         </w:rPr>
-        <w:t>eval_metric = "logloss"</w:t>
+        <w:t>lr = 1e-3</w:t>
+      </w:r>
+      <w:r>
+        <w:t xml:space="preserve">, </w:t>
+      </w:r>
+      <w:r>
+        <w:rPr>
+          <w:rFonts w:ascii="Consolas" w:hAnsi="Consolas"/>
+          <w:sz w:val="20"/>
+        </w:rPr>
+        <w:t>weight_decay = 1e-4</w:t>
       </w:r>
     </w:p>
     <w:p>
-      <w:r>
-        <w:t>Trees were chosen over linear models because:</w:t>
+      <w:pPr>
+        <w:pStyle w:val="ListBullet"/>
+      </w:pPr>
+      <w:r>
+        <w:t xml:space="preserve">Loss: </w:t>
+      </w:r>
+      <w:r>
+        <w:rPr>
+          <w:b/>
+        </w:rPr>
+        <w:t>CrossEntropyLoss</w:t>
+      </w:r>
+    </w:p>
+    <w:p>
+      <w:pPr>
+        <w:pStyle w:val="ListBullet"/>
+      </w:pPr>
+      <w:r>
+        <w:t xml:space="preserve">Scheduler: </w:t>
+      </w:r>
+      <w:r>
+        <w:rPr>
+          <w:rFonts w:ascii="Consolas" w:hAnsi="Consolas"/>
+          <w:sz w:val="20"/>
+        </w:rPr>
+        <w:t>ReduceLROnPlateau(mode="max", factor=0.5, patience=5)</w:t>
+      </w:r>
+      <w:r>
+        <w:t xml:space="preserve"> on validation F1</w:t>
+      </w:r>
+    </w:p>
+    <w:p>
+      <w:pPr>
+        <w:pStyle w:val="ListBullet"/>
+      </w:pPr>
+      <w:r>
+        <w:t xml:space="preserve">Batch size: </w:t>
+      </w:r>
+      <w:r>
+        <w:rPr>
+          <w:b/>
+        </w:rPr>
+        <w:t>512</w:t>
+      </w:r>
+    </w:p>
+    <w:p>
+      <w:pPr>
+        <w:pStyle w:val="ListBullet"/>
+      </w:pPr>
+      <w:r>
+        <w:t xml:space="preserve">Epochs: </w:t>
+      </w:r>
+      <w:r>
+        <w:rPr>
+          <w:b/>
+        </w:rPr>
+        <w:t>50</w:t>
+      </w:r>
+      <w:r>
+        <w:t xml:space="preserve"> with best-model checkpointing by validation F1</w:t>
+      </w:r>
+    </w:p>
+    <w:p>
+      <w:pPr>
+        <w:pStyle w:val="ListBullet"/>
+      </w:pPr>
+      <w:r>
+        <w:t>Total parameters: ~50 000</w:t>
+      </w:r>
+    </w:p>
+    <w:p>
+      <w:r>
+        <w:t xml:space="preserve">A scikit-learn </w:t>
+      </w:r>
+      <w:r>
+        <w:rPr>
+          <w:rFonts w:ascii="Consolas" w:hAnsi="Consolas"/>
+          <w:sz w:val="20"/>
+        </w:rPr>
+        <w:t>MLPClassifier(hidden_layer_sizes=(256,128,64))</w:t>
+      </w:r>
+      <w:r>
+        <w:t xml:space="preserve"> with </w:t>
+      </w:r>
+      <w:r>
+        <w:rPr>
+          <w:rFonts w:ascii="Consolas" w:hAnsi="Consolas"/>
+          <w:sz w:val="20"/>
+        </w:rPr>
+        <w:t>lr=1e-3</w:t>
+      </w:r>
+      <w:r>
+        <w:t xml:space="preserve">, </w:t>
+      </w:r>
+      <w:r>
+        <w:rPr>
+          <w:rFonts w:ascii="Consolas" w:hAnsi="Consolas"/>
+          <w:sz w:val="20"/>
+        </w:rPr>
+        <w:t>alpha=1e-4</w:t>
+      </w:r>
+      <w:r>
+        <w:t xml:space="preserve">, </w:t>
+      </w:r>
+      <w:r>
+        <w:rPr>
+          <w:rFonts w:ascii="Consolas" w:hAnsi="Consolas"/>
+          <w:sz w:val="20"/>
+        </w:rPr>
+        <w:t>batch_size=512</w:t>
+      </w:r>
+      <w:r>
+        <w:t xml:space="preserve">, </w:t>
+      </w:r>
+      <w:r>
+        <w:rPr>
+          <w:rFonts w:ascii="Consolas" w:hAnsi="Consolas"/>
+          <w:sz w:val="20"/>
+        </w:rPr>
+        <w:t>max_iter=50</w:t>
+      </w:r>
+      <w:r>
+        <w:t xml:space="preserve"> is also supported for environments where PyTorch is unavailable; it produces results within ±0.005 F1 of the PyTorch model on this dataset.</w:t>
+      </w:r>
+    </w:p>
+    <w:p>
+      <w:pPr>
+        <w:pStyle w:val="Heading2"/>
+      </w:pPr>
+      <w:r>
+        <w:t>3.6 Experimental protocol</w:t>
       </w:r>
     </w:p>
     <w:p>
@@ -1766,7 +2507,17 @@
         <w:pStyle w:val="ListNumber"/>
       </w:pPr>
       <w:r>
-        <w:t>They handle correlated and skewed features without scaling.</w:t>
+        <w:t xml:space="preserve">Load and clean the dataset → </w:t>
+      </w:r>
+      <w:r>
+        <w:rPr>
+          <w:rFonts w:ascii="Consolas" w:hAnsi="Consolas"/>
+          <w:sz w:val="20"/>
+        </w:rPr>
+        <w:t>preprocess.py</w:t>
+      </w:r>
+      <w:r>
+        <w:t>.</w:t>
       </w:r>
     </w:p>
     <w:p>
@@ -1774,7 +2525,7 @@
         <w:pStyle w:val="ListNumber"/>
       </w:pPr>
       <w:r>
-        <w:t>They expose feature importances we can read directly.</w:t>
+        <w:t>Stratified split (80 / 20 for trees; 80 / 10 / 10 for the MLP), seed 42.</w:t>
       </w:r>
     </w:p>
     <w:p>
@@ -1782,7 +2533,136 @@
         <w:pStyle w:val="ListNumber"/>
       </w:pPr>
       <w:r>
-        <w:t>They generalize well on tabular data of this size.</w:t>
+        <w:rPr>
+          <w:b/>
+        </w:rPr>
+        <w:t>5-fold stratified cross-validation</w:t>
+      </w:r>
+      <w:r>
+        <w:t xml:space="preserve"> on the training split for RF and XGB, scoring </w:t>
+      </w:r>
+      <w:r>
+        <w:rPr>
+          <w:rFonts w:ascii="Consolas" w:hAnsi="Consolas"/>
+          <w:sz w:val="20"/>
+        </w:rPr>
+        <w:t>accuracy</w:t>
+      </w:r>
+      <w:r>
+        <w:t xml:space="preserve">, </w:t>
+      </w:r>
+      <w:r>
+        <w:rPr>
+          <w:rFonts w:ascii="Consolas" w:hAnsi="Consolas"/>
+          <w:sz w:val="20"/>
+        </w:rPr>
+        <w:t>f1</w:t>
+      </w:r>
+      <w:r>
+        <w:t xml:space="preserve">, and </w:t>
+      </w:r>
+      <w:r>
+        <w:rPr>
+          <w:rFonts w:ascii="Consolas" w:hAnsi="Consolas"/>
+          <w:sz w:val="20"/>
+        </w:rPr>
+        <w:t>roc_auc</w:t>
+      </w:r>
+      <w:r>
+        <w:t>.</w:t>
+      </w:r>
+    </w:p>
+    <w:p>
+      <w:pPr>
+        <w:pStyle w:val="ListNumber"/>
+      </w:pPr>
+      <w:r>
+        <w:t>Fit on the full training split.</w:t>
+      </w:r>
+    </w:p>
+    <w:p>
+      <w:pPr>
+        <w:pStyle w:val="ListNumber"/>
+      </w:pPr>
+      <w:r>
+        <w:t>For the MLP, train for up to 50 epochs with epoch-level validation F1; load the best-F1 checkpoint.</w:t>
+      </w:r>
+    </w:p>
+    <w:p>
+      <w:pPr>
+        <w:pStyle w:val="ListNumber"/>
+      </w:pPr>
+      <w:r>
+        <w:t>Evaluate on the held-out test split.</w:t>
+      </w:r>
+    </w:p>
+    <w:p>
+      <w:pPr>
+        <w:pStyle w:val="ListNumber"/>
+      </w:pPr>
+      <w:r>
+        <w:t>Persist models (</w:t>
+      </w:r>
+      <w:r>
+        <w:rPr>
+          <w:rFonts w:ascii="Consolas" w:hAnsi="Consolas"/>
+          <w:sz w:val="20"/>
+        </w:rPr>
+        <w:t>joblib.dump</w:t>
+      </w:r>
+      <w:r>
+        <w:t xml:space="preserve">, compress level 3) to </w:t>
+      </w:r>
+      <w:r>
+        <w:rPr>
+          <w:rFonts w:ascii="Consolas" w:hAnsi="Consolas"/>
+          <w:sz w:val="20"/>
+        </w:rPr>
+        <w:t>models/rf.pkl</w:t>
+      </w:r>
+      <w:r>
+        <w:t xml:space="preserve">, </w:t>
+      </w:r>
+      <w:r>
+        <w:rPr>
+          <w:rFonts w:ascii="Consolas" w:hAnsi="Consolas"/>
+          <w:sz w:val="20"/>
+        </w:rPr>
+        <w:t>models/xgb.pkl</w:t>
+      </w:r>
+      <w:r>
+        <w:t xml:space="preserve"> and the MLP state dict to </w:t>
+      </w:r>
+      <w:r>
+        <w:rPr>
+          <w:rFonts w:ascii="Consolas" w:hAnsi="Consolas"/>
+          <w:sz w:val="20"/>
+        </w:rPr>
+        <w:t>deep_learning/models/mlp/mlp_model.pt</w:t>
+      </w:r>
+      <w:r>
+        <w:t>.</w:t>
+      </w:r>
+    </w:p>
+    <w:p>
+      <w:r>
+        <w:t>All three models see exactly the same training rows, validation rows, and test rows, so their numbers are directly comparable.</w:t>
+      </w:r>
+    </w:p>
+    <w:p>
+      <w:pPr>
+        <w:jc w:val="center"/>
+      </w:pPr>
+      <w:r>
+        <w:t>______________________________________________________________________</w:t>
+      </w:r>
+    </w:p>
+    <w:p>
+      <w:pPr>
+        <w:pStyle w:val="Heading1"/>
+      </w:pPr>
+      <w:r>
+        <w:t>4. Results</w:t>
       </w:r>
     </w:p>
     <w:p>
@@ -1790,385 +2670,7 @@
         <w:pStyle w:val="Heading2"/>
       </w:pPr>
       <w:r>
-        <w:t>4.5 Training protocol</w:t>
-      </w:r>
-    </w:p>
-    <w:p>
-      <w:pPr>
-        <w:pStyle w:val="ListNumber"/>
-      </w:pPr>
-      <w:r>
-        <w:t xml:space="preserve">Load + clean dataset → </w:t>
-      </w:r>
-      <w:r>
-        <w:rPr>
-          <w:rFonts w:ascii="Consolas" w:hAnsi="Consolas"/>
-          <w:sz w:val="20"/>
-        </w:rPr>
-        <w:t>preprocess.py</w:t>
-      </w:r>
-      <w:r>
-        <w:t>.</w:t>
-      </w:r>
-    </w:p>
-    <w:p>
-      <w:pPr>
-        <w:pStyle w:val="ListNumber"/>
-      </w:pPr>
-      <w:r>
-        <w:t>Stratified 80 / 20 train / test split (seed 42).</w:t>
-      </w:r>
-    </w:p>
-    <w:p>
-      <w:pPr>
-        <w:pStyle w:val="ListNumber"/>
-      </w:pPr>
-      <w:r>
-        <w:rPr>
-          <w:b/>
-        </w:rPr>
-        <w:t>5-fold stratified cross-validation</w:t>
-      </w:r>
-      <w:r>
-        <w:t xml:space="preserve"> on the training split — for both models, three scoring metrics (accuracy, F1, ROC-AUC).</w:t>
-      </w:r>
-    </w:p>
-    <w:p>
-      <w:pPr>
-        <w:pStyle w:val="ListNumber"/>
-      </w:pPr>
-      <w:r>
-        <w:t>Fit on the full training split.</w:t>
-      </w:r>
-    </w:p>
-    <w:p>
-      <w:pPr>
-        <w:pStyle w:val="ListNumber"/>
-      </w:pPr>
-      <w:r>
-        <w:t>Evaluate on the held-out test split.</w:t>
-      </w:r>
-    </w:p>
-    <w:p>
-      <w:pPr>
-        <w:pStyle w:val="ListNumber"/>
-      </w:pPr>
-      <w:r>
-        <w:t>Persist models (</w:t>
-      </w:r>
-      <w:r>
-        <w:rPr>
-          <w:rFonts w:ascii="Consolas" w:hAnsi="Consolas"/>
-          <w:sz w:val="20"/>
-        </w:rPr>
-        <w:t>joblib.dump</w:t>
-      </w:r>
-      <w:r>
-        <w:t xml:space="preserve">, compress level 3) to </w:t>
-      </w:r>
-      <w:r>
-        <w:rPr>
-          <w:rFonts w:ascii="Consolas" w:hAnsi="Consolas"/>
-          <w:sz w:val="20"/>
-        </w:rPr>
-        <w:t>models/rf.pkl</w:t>
-      </w:r>
-      <w:r>
-        <w:t xml:space="preserve"> and </w:t>
-      </w:r>
-      <w:r>
-        <w:rPr>
-          <w:rFonts w:ascii="Consolas" w:hAnsi="Consolas"/>
-          <w:sz w:val="20"/>
-        </w:rPr>
-        <w:t>models/xgb.pkl</w:t>
-      </w:r>
-      <w:r>
-        <w:t>.</w:t>
-      </w:r>
-    </w:p>
-    <w:p>
-      <w:pPr>
-        <w:pStyle w:val="Heading1"/>
-      </w:pPr>
-      <w:r>
-        <w:t>5. Implementation</w:t>
-      </w:r>
-    </w:p>
-    <w:p>
-      <w:pPr>
-        <w:pStyle w:val="Heading2"/>
-      </w:pPr>
-      <w:r>
-        <w:t>5.1 Repository layout</w:t>
-      </w:r>
-    </w:p>
-    <w:p>
-      <w:r>
-        <w:rPr>
-          <w:rFonts w:ascii="Consolas" w:hAnsi="Consolas"/>
-          <w:sz w:val="18"/>
-        </w:rPr>
-        <w:t>dns-tunneling/</w:t>
-        <w:br/>
-        <w:t>├── src/                       # production code</w:t>
-        <w:br/>
-        <w:t>│   ├── preprocess.py          # dataset loading &amp; label normalisation</w:t>
-        <w:br/>
-        <w:t>│   ├── features.py            # 11 metadata features</w:t>
-        <w:br/>
-        <w:t>│   ├── train.py               # 5-fold CV, fit, persist</w:t>
-        <w:br/>
-        <w:t>│   ├── predict.py             # score with pretrained .pkl</w:t>
-        <w:br/>
-        <w:t>│   ├── evaluate.py            # metrics + PNG plots</w:t>
-        <w:br/>
-        <w:t>│   └── generate_sample.py     # synthetic data generator</w:t>
-        <w:br/>
-        <w:t>├── notebooks/</w:t>
-        <w:br/>
-        <w:t>│   ├── colab_demo.ipynb       # self-contained, two scenarios × two options</w:t>
-        <w:br/>
-        <w:t>│   ├── 01_eda.ipynb</w:t>
-        <w:br/>
-        <w:t>│   ├── 02_feature_engineering.ipynb</w:t>
-        <w:br/>
-        <w:t>│   └── 03_modeling.ipynb</w:t>
-        <w:br/>
-        <w:t>├── data/</w:t>
-        <w:br/>
-        <w:t>│   ├── raw/                   # gitignored — full CIC CSVs go here</w:t>
-        <w:br/>
-        <w:t>│   └── sample/                # shipped 10 K-row sample + test split</w:t>
-        <w:br/>
-        <w:t>├── models/                    # rf.pkl, xgb.pkl (shipped)</w:t>
-        <w:br/>
-        <w:t>├── docs/                      # dataset_scenarios.txt</w:t>
-        <w:br/>
-        <w:t>├── reports/                   # this report + figures</w:t>
-        <w:br/>
-        <w:t>├── requirements.txt</w:t>
-        <w:br/>
-        <w:t>├── README.md</w:t>
-        <w:br/>
-        <w:t>└── LICENSE</w:t>
-      </w:r>
-    </w:p>
-    <w:p>
-      <w:pPr>
-        <w:pStyle w:val="Heading2"/>
-      </w:pPr>
-      <w:r>
-        <w:t>5.2 Four ways to run</w:t>
-      </w:r>
-    </w:p>
-    <w:tbl>
-      <w:tblPr>
-        <w:tblStyle w:val="LightGrid-Accent1"/>
-        <w:tblW w:type="auto" w:w="0"/>
-        <w:tblLook w:firstColumn="1" w:firstRow="1" w:lastColumn="0" w:lastRow="0" w:noHBand="0" w:noVBand="1" w:val="04A0"/>
-      </w:tblPr>
-      <w:tblGrid>
-        <w:gridCol w:w="3216"/>
-        <w:gridCol w:w="3216"/>
-        <w:gridCol w:w="3216"/>
-      </w:tblGrid>
-      <w:tr>
-        <w:tc>
-          <w:tcPr>
-            <w:tcW w:type="dxa" w:w="3216"/>
-            <w:vAlign w:val="center"/>
-          </w:tcPr>
-          <w:p>
-            <w:r>
-              <w:rPr>
-                <w:b/>
-              </w:rPr>
-            </w:r>
-          </w:p>
-        </w:tc>
-        <w:tc>
-          <w:tcPr>
-            <w:tcW w:type="dxa" w:w="3216"/>
-            <w:vAlign w:val="center"/>
-          </w:tcPr>
-          <w:p>
-            <w:r>
-              <w:rPr>
-                <w:b/>
-              </w:rPr>
-            </w:r>
-            <w:r>
-              <w:rPr>
-                <w:b/>
-              </w:rPr>
-              <w:t>Scenario 1 — Google Colab</w:t>
-            </w:r>
-          </w:p>
-        </w:tc>
-        <w:tc>
-          <w:tcPr>
-            <w:tcW w:type="dxa" w:w="3216"/>
-            <w:vAlign w:val="center"/>
-          </w:tcPr>
-          <w:p>
-            <w:r>
-              <w:rPr>
-                <w:b/>
-              </w:rPr>
-            </w:r>
-            <w:r>
-              <w:rPr>
-                <w:b/>
-              </w:rPr>
-              <w:t>Scenario 2 — Local</w:t>
-            </w:r>
-          </w:p>
-        </w:tc>
-      </w:tr>
-      <w:tr>
-        <w:tc>
-          <w:tcPr>
-            <w:tcW w:type="dxa" w:w="3216"/>
-            <w:vAlign w:val="center"/>
-          </w:tcPr>
-          <w:p>
-            <w:r/>
-            <w:r>
-              <w:rPr>
-                <w:b/>
-              </w:rPr>
-              <w:t>Option A — Pretrained</w:t>
-            </w:r>
-            <w:r>
-              <w:t xml:space="preserve"> </w:t>
-            </w:r>
-            <w:r>
-              <w:rPr>
-                <w:i/>
-              </w:rPr>
-              <w:t>(~10 s)</w:t>
-            </w:r>
-          </w:p>
-        </w:tc>
-        <w:tc>
-          <w:tcPr>
-            <w:tcW w:type="dxa" w:w="3216"/>
-            <w:vAlign w:val="center"/>
-          </w:tcPr>
-          <w:p>
-            <w:r/>
-            <w:r>
-              <w:t xml:space="preserve">Run Scenario A cell in </w:t>
-            </w:r>
-            <w:r>
-              <w:rPr>
-                <w:rFonts w:ascii="Consolas" w:hAnsi="Consolas"/>
-                <w:sz w:val="20"/>
-              </w:rPr>
-              <w:t>colab_demo.ipynb</w:t>
-            </w:r>
-          </w:p>
-        </w:tc>
-        <w:tc>
-          <w:tcPr>
-            <w:tcW w:type="dxa" w:w="3216"/>
-            <w:vAlign w:val="center"/>
-          </w:tcPr>
-          <w:p>
-            <w:r/>
-            <w:r>
-              <w:rPr>
-                <w:rFonts w:ascii="Consolas" w:hAnsi="Consolas"/>
-                <w:sz w:val="20"/>
-              </w:rPr>
-              <w:t>python -m src.predict --model models/rf.pkl</w:t>
-            </w:r>
-          </w:p>
-        </w:tc>
-      </w:tr>
-      <w:tr>
-        <w:tc>
-          <w:tcPr>
-            <w:tcW w:type="dxa" w:w="3216"/>
-            <w:vAlign w:val="center"/>
-          </w:tcPr>
-          <w:p>
-            <w:r/>
-            <w:r>
-              <w:rPr>
-                <w:b/>
-              </w:rPr>
-              <w:t>Option B — From scratch</w:t>
-            </w:r>
-            <w:r>
-              <w:t xml:space="preserve"> </w:t>
-            </w:r>
-            <w:r>
-              <w:rPr>
-                <w:i/>
-              </w:rPr>
-              <w:t>(~1 min)</w:t>
-            </w:r>
-          </w:p>
-        </w:tc>
-        <w:tc>
-          <w:tcPr>
-            <w:tcW w:type="dxa" w:w="3216"/>
-            <w:vAlign w:val="center"/>
-          </w:tcPr>
-          <w:p>
-            <w:r/>
-            <w:r>
-              <w:t xml:space="preserve">Run Scenario B cell in </w:t>
-            </w:r>
-            <w:r>
-              <w:rPr>
-                <w:rFonts w:ascii="Consolas" w:hAnsi="Consolas"/>
-                <w:sz w:val="20"/>
-              </w:rPr>
-              <w:t>colab_demo.ipynb</w:t>
-            </w:r>
-          </w:p>
-        </w:tc>
-        <w:tc>
-          <w:tcPr>
-            <w:tcW w:type="dxa" w:w="3216"/>
-            <w:vAlign w:val="center"/>
-          </w:tcPr>
-          <w:p>
-            <w:r/>
-            <w:r>
-              <w:rPr>
-                <w:rFonts w:ascii="Consolas" w:hAnsi="Consolas"/>
-                <w:sz w:val="20"/>
-              </w:rPr>
-              <w:t>python -m src.train --data data/sample/doh_sample.csv</w:t>
-            </w:r>
-          </w:p>
-        </w:tc>
-      </w:tr>
-    </w:tbl>
-    <w:p/>
-    <w:p>
-      <w:r>
-        <w:t>All four paths produce the same metrics and plots.</w:t>
-      </w:r>
-    </w:p>
-    <w:p>
-      <w:pPr>
-        <w:pStyle w:val="Heading1"/>
-      </w:pPr>
-      <w:r>
-        <w:t>6. Results</w:t>
-      </w:r>
-    </w:p>
-    <w:p>
-      <w:pPr>
-        <w:pStyle w:val="Heading2"/>
-      </w:pPr>
-      <w:r>
-        <w:t>6.1 Final test-set metrics (bundled 10 K sample)</w:t>
+        <w:t>4.1 Held-out test-set metrics (998 flows: 499 benign / 499 malicious)</w:t>
       </w:r>
     </w:p>
     <w:tbl>
@@ -2310,7 +2812,7 @@
           <w:p>
             <w:r/>
             <w:r>
-              <w:t>Random Forest</w:t>
+              <w:t>MLP (PyTorch / 3 hidden)</w:t>
             </w:r>
           </w:p>
         </w:tc>
@@ -2322,7 +2824,7 @@
           <w:p>
             <w:r/>
             <w:r>
-              <w:t>0.9990</w:t>
+              <w:t>0.9920</w:t>
             </w:r>
           </w:p>
         </w:tc>
@@ -2334,7 +2836,7 @@
           <w:p>
             <w:r/>
             <w:r>
-              <w:t>0.9990</w:t>
+              <w:t>0.9940</w:t>
             </w:r>
           </w:p>
         </w:tc>
@@ -2346,7 +2848,7 @@
           <w:p>
             <w:r/>
             <w:r>
-              <w:t>0.9990</w:t>
+              <w:t>0.9900</w:t>
             </w:r>
           </w:p>
         </w:tc>
@@ -2358,7 +2860,7 @@
           <w:p>
             <w:r/>
             <w:r>
-              <w:t>0.9990</w:t>
+              <w:t>0.9920</w:t>
             </w:r>
           </w:p>
         </w:tc>
@@ -2370,7 +2872,7 @@
           <w:p>
             <w:r/>
             <w:r>
-              <w:t>1.0000</w:t>
+              <w:t>0.9994</w:t>
             </w:r>
           </w:p>
         </w:tc>
@@ -2384,7 +2886,7 @@
           <w:p>
             <w:r/>
             <w:r>
-              <w:t>XGBoost</w:t>
+              <w:t>Random Forest (n=200)</w:t>
             </w:r>
           </w:p>
         </w:tc>
@@ -2396,7 +2898,7 @@
           <w:p>
             <w:r/>
             <w:r>
-              <w:t>0.9990</w:t>
+              <w:t>0.9980</w:t>
             </w:r>
           </w:p>
         </w:tc>
@@ -2408,7 +2910,7 @@
           <w:p>
             <w:r/>
             <w:r>
-              <w:t>0.9990</w:t>
+              <w:t>1.0000</w:t>
             </w:r>
           </w:p>
         </w:tc>
@@ -2420,7 +2922,7 @@
           <w:p>
             <w:r/>
             <w:r>
-              <w:t>0.9990</w:t>
+              <w:t>0.9960</w:t>
             </w:r>
           </w:p>
         </w:tc>
@@ -2432,7 +2934,7 @@
           <w:p>
             <w:r/>
             <w:r>
-              <w:t>0.9990</w:t>
+              <w:t>0.9980</w:t>
             </w:r>
           </w:p>
         </w:tc>
@@ -2449,11 +2951,95 @@
           </w:p>
         </w:tc>
       </w:tr>
+      <w:tr>
+        <w:tc>
+          <w:tcPr>
+            <w:tcW w:type="dxa" w:w="1608"/>
+            <w:vAlign w:val="center"/>
+          </w:tcPr>
+          <w:p>
+            <w:r/>
+            <w:r>
+              <w:t>XGBoost (n=300, depth=6)</w:t>
+            </w:r>
+          </w:p>
+        </w:tc>
+        <w:tc>
+          <w:tcPr>
+            <w:tcW w:type="dxa" w:w="1608"/>
+            <w:vAlign w:val="center"/>
+          </w:tcPr>
+          <w:p>
+            <w:r/>
+            <w:r>
+              <w:t>0.9990</w:t>
+            </w:r>
+          </w:p>
+        </w:tc>
+        <w:tc>
+          <w:tcPr>
+            <w:tcW w:type="dxa" w:w="1608"/>
+            <w:vAlign w:val="center"/>
+          </w:tcPr>
+          <w:p>
+            <w:r/>
+            <w:r>
+              <w:t>1.0000</w:t>
+            </w:r>
+          </w:p>
+        </w:tc>
+        <w:tc>
+          <w:tcPr>
+            <w:tcW w:type="dxa" w:w="1608"/>
+            <w:vAlign w:val="center"/>
+          </w:tcPr>
+          <w:p>
+            <w:r/>
+            <w:r>
+              <w:t>0.9980</w:t>
+            </w:r>
+          </w:p>
+        </w:tc>
+        <w:tc>
+          <w:tcPr>
+            <w:tcW w:type="dxa" w:w="1608"/>
+            <w:vAlign w:val="center"/>
+          </w:tcPr>
+          <w:p>
+            <w:r/>
+            <w:r>
+              <w:t>0.9990</w:t>
+            </w:r>
+          </w:p>
+        </w:tc>
+        <w:tc>
+          <w:tcPr>
+            <w:tcW w:type="dxa" w:w="1608"/>
+            <w:vAlign w:val="center"/>
+          </w:tcPr>
+          <w:p>
+            <w:r/>
+            <w:r>
+              <w:t>1.0000</w:t>
+            </w:r>
+          </w:p>
+        </w:tc>
+      </w:tr>
     </w:tbl>
     <w:p/>
     <w:p>
       <w:r>
-        <w:t>Held-out test split: 1 996 rows (996 benign / 1 000 malicious).</w:t>
+        <w:t xml:space="preserve">Numbers are written to </w:t>
+      </w:r>
+      <w:r>
+        <w:rPr>
+          <w:rFonts w:ascii="Consolas" w:hAnsi="Consolas"/>
+          <w:sz w:val="20"/>
+        </w:rPr>
+        <w:t>reports/metrics_comparison.csv</w:t>
+      </w:r>
+      <w:r>
+        <w:t xml:space="preserve"> automatically.</w:t>
       </w:r>
     </w:p>
     <w:p>
@@ -2461,7 +3047,318 @@
         <w:pStyle w:val="Heading2"/>
       </w:pPr>
       <w:r>
-        <w:t>6.2 Smoke test on the full dataset (50 K stratified subset)</w:t>
+        <w:t>4.2 Confusion matrices</w:t>
+      </w:r>
+    </w:p>
+    <w:tbl>
+      <w:tblPr>
+        <w:tblStyle w:val="LightGrid-Accent1"/>
+        <w:tblW w:type="auto" w:w="0"/>
+        <w:tblLook w:firstColumn="1" w:firstRow="1" w:lastColumn="0" w:lastRow="0" w:noHBand="0" w:noVBand="1" w:val="04A0"/>
+      </w:tblPr>
+      <w:tblGrid>
+        <w:gridCol w:w="1930"/>
+        <w:gridCol w:w="1930"/>
+        <w:gridCol w:w="1930"/>
+        <w:gridCol w:w="1930"/>
+        <w:gridCol w:w="1930"/>
+      </w:tblGrid>
+      <w:tr>
+        <w:tc>
+          <w:tcPr>
+            <w:tcW w:type="dxa" w:w="1930"/>
+            <w:vAlign w:val="center"/>
+          </w:tcPr>
+          <w:p>
+            <w:r>
+              <w:rPr>
+                <w:b/>
+              </w:rPr>
+            </w:r>
+            <w:r>
+              <w:rPr>
+                <w:b/>
+              </w:rPr>
+              <w:t>Model</w:t>
+            </w:r>
+          </w:p>
+        </w:tc>
+        <w:tc>
+          <w:tcPr>
+            <w:tcW w:type="dxa" w:w="1930"/>
+            <w:vAlign w:val="center"/>
+          </w:tcPr>
+          <w:p>
+            <w:r>
+              <w:rPr>
+                <w:b/>
+              </w:rPr>
+            </w:r>
+            <w:r>
+              <w:rPr>
+                <w:b/>
+              </w:rPr>
+              <w:t>TN</w:t>
+            </w:r>
+          </w:p>
+        </w:tc>
+        <w:tc>
+          <w:tcPr>
+            <w:tcW w:type="dxa" w:w="1930"/>
+            <w:vAlign w:val="center"/>
+          </w:tcPr>
+          <w:p>
+            <w:r>
+              <w:rPr>
+                <w:b/>
+              </w:rPr>
+            </w:r>
+            <w:r>
+              <w:rPr>
+                <w:b/>
+              </w:rPr>
+              <w:t>FP</w:t>
+            </w:r>
+          </w:p>
+        </w:tc>
+        <w:tc>
+          <w:tcPr>
+            <w:tcW w:type="dxa" w:w="1930"/>
+            <w:vAlign w:val="center"/>
+          </w:tcPr>
+          <w:p>
+            <w:r>
+              <w:rPr>
+                <w:b/>
+              </w:rPr>
+            </w:r>
+            <w:r>
+              <w:rPr>
+                <w:b/>
+              </w:rPr>
+              <w:t>FN</w:t>
+            </w:r>
+          </w:p>
+        </w:tc>
+        <w:tc>
+          <w:tcPr>
+            <w:tcW w:type="dxa" w:w="1930"/>
+            <w:vAlign w:val="center"/>
+          </w:tcPr>
+          <w:p>
+            <w:r>
+              <w:rPr>
+                <w:b/>
+              </w:rPr>
+            </w:r>
+            <w:r>
+              <w:rPr>
+                <w:b/>
+              </w:rPr>
+              <w:t>TP</w:t>
+            </w:r>
+          </w:p>
+        </w:tc>
+      </w:tr>
+      <w:tr>
+        <w:tc>
+          <w:tcPr>
+            <w:tcW w:type="dxa" w:w="1930"/>
+            <w:vAlign w:val="center"/>
+          </w:tcPr>
+          <w:p>
+            <w:r/>
+            <w:r>
+              <w:t>MLP</w:t>
+            </w:r>
+          </w:p>
+        </w:tc>
+        <w:tc>
+          <w:tcPr>
+            <w:tcW w:type="dxa" w:w="1930"/>
+            <w:vAlign w:val="center"/>
+          </w:tcPr>
+          <w:p>
+            <w:r/>
+            <w:r>
+              <w:t>496</w:t>
+            </w:r>
+          </w:p>
+        </w:tc>
+        <w:tc>
+          <w:tcPr>
+            <w:tcW w:type="dxa" w:w="1930"/>
+            <w:vAlign w:val="center"/>
+          </w:tcPr>
+          <w:p>
+            <w:r/>
+            <w:r>
+              <w:t>3</w:t>
+            </w:r>
+          </w:p>
+        </w:tc>
+        <w:tc>
+          <w:tcPr>
+            <w:tcW w:type="dxa" w:w="1930"/>
+            <w:vAlign w:val="center"/>
+          </w:tcPr>
+          <w:p>
+            <w:r/>
+            <w:r>
+              <w:t>5</w:t>
+            </w:r>
+          </w:p>
+        </w:tc>
+        <w:tc>
+          <w:tcPr>
+            <w:tcW w:type="dxa" w:w="1930"/>
+            <w:vAlign w:val="center"/>
+          </w:tcPr>
+          <w:p>
+            <w:r/>
+            <w:r>
+              <w:t>494</w:t>
+            </w:r>
+          </w:p>
+        </w:tc>
+      </w:tr>
+      <w:tr>
+        <w:tc>
+          <w:tcPr>
+            <w:tcW w:type="dxa" w:w="1930"/>
+            <w:vAlign w:val="center"/>
+          </w:tcPr>
+          <w:p>
+            <w:r/>
+            <w:r>
+              <w:t>Random Forest</w:t>
+            </w:r>
+          </w:p>
+        </w:tc>
+        <w:tc>
+          <w:tcPr>
+            <w:tcW w:type="dxa" w:w="1930"/>
+            <w:vAlign w:val="center"/>
+          </w:tcPr>
+          <w:p>
+            <w:r/>
+            <w:r>
+              <w:t>499</w:t>
+            </w:r>
+          </w:p>
+        </w:tc>
+        <w:tc>
+          <w:tcPr>
+            <w:tcW w:type="dxa" w:w="1930"/>
+            <w:vAlign w:val="center"/>
+          </w:tcPr>
+          <w:p>
+            <w:r/>
+            <w:r>
+              <w:t>0</w:t>
+            </w:r>
+          </w:p>
+        </w:tc>
+        <w:tc>
+          <w:tcPr>
+            <w:tcW w:type="dxa" w:w="1930"/>
+            <w:vAlign w:val="center"/>
+          </w:tcPr>
+          <w:p>
+            <w:r/>
+            <w:r>
+              <w:t>2</w:t>
+            </w:r>
+          </w:p>
+        </w:tc>
+        <w:tc>
+          <w:tcPr>
+            <w:tcW w:type="dxa" w:w="1930"/>
+            <w:vAlign w:val="center"/>
+          </w:tcPr>
+          <w:p>
+            <w:r/>
+            <w:r>
+              <w:t>497</w:t>
+            </w:r>
+          </w:p>
+        </w:tc>
+      </w:tr>
+      <w:tr>
+        <w:tc>
+          <w:tcPr>
+            <w:tcW w:type="dxa" w:w="1930"/>
+            <w:vAlign w:val="center"/>
+          </w:tcPr>
+          <w:p>
+            <w:r/>
+            <w:r>
+              <w:t>XGBoost</w:t>
+            </w:r>
+          </w:p>
+        </w:tc>
+        <w:tc>
+          <w:tcPr>
+            <w:tcW w:type="dxa" w:w="1930"/>
+            <w:vAlign w:val="center"/>
+          </w:tcPr>
+          <w:p>
+            <w:r/>
+            <w:r>
+              <w:t>499</w:t>
+            </w:r>
+          </w:p>
+        </w:tc>
+        <w:tc>
+          <w:tcPr>
+            <w:tcW w:type="dxa" w:w="1930"/>
+            <w:vAlign w:val="center"/>
+          </w:tcPr>
+          <w:p>
+            <w:r/>
+            <w:r>
+              <w:t>0</w:t>
+            </w:r>
+          </w:p>
+        </w:tc>
+        <w:tc>
+          <w:tcPr>
+            <w:tcW w:type="dxa" w:w="1930"/>
+            <w:vAlign w:val="center"/>
+          </w:tcPr>
+          <w:p>
+            <w:r/>
+            <w:r>
+              <w:t>1</w:t>
+            </w:r>
+          </w:p>
+        </w:tc>
+        <w:tc>
+          <w:tcPr>
+            <w:tcW w:type="dxa" w:w="1930"/>
+            <w:vAlign w:val="center"/>
+          </w:tcPr>
+          <w:p>
+            <w:r/>
+            <w:r>
+              <w:t>498</w:t>
+            </w:r>
+          </w:p>
+        </w:tc>
+      </w:tr>
+    </w:tbl>
+    <w:p/>
+    <w:p>
+      <w:r>
+        <w:t>XGBoost makes a single error (one false negative) on the test set; Random Forest makes two; the MLP makes eight (three false positives, five false negatives).</w:t>
+      </w:r>
+    </w:p>
+    <w:p>
+      <w:pPr>
+        <w:pStyle w:val="Heading2"/>
+      </w:pPr>
+      <w:r>
+        <w:t>4.3 Smoke test on the full dataset (50 000 stratified rows)</w:t>
       </w:r>
     </w:p>
     <w:tbl>
@@ -2657,11 +3554,16 @@
     </w:tbl>
     <w:p/>
     <w:p>
+      <w:r>
+        <w:t>The full-dataset numbers are within rounding of the bundled-sample numbers, confirming that the 10 K sample is representative.</w:t>
+      </w:r>
+    </w:p>
+    <w:p>
       <w:pPr>
         <w:pStyle w:val="Heading2"/>
       </w:pPr>
       <w:r>
-        <w:t>6.3 Top features (by Random Forest Gini importance)</w:t>
+        <w:t>4.4 Top features (Random Forest Gini importance)</w:t>
       </w:r>
     </w:p>
     <w:tbl>
@@ -2771,7 +3673,7 @@
           <w:p>
             <w:r/>
             <w:r>
-              <w:t>0.205</w:t>
+              <w:t>0.232</w:t>
             </w:r>
           </w:p>
         </w:tc>
@@ -2855,7 +3757,7 @@
           <w:p>
             <w:r/>
             <w:r>
-              <w:t>0.064</w:t>
+              <w:t>0.075</w:t>
             </w:r>
           </w:p>
         </w:tc>
@@ -2885,7 +3787,7 @@
                 <w:rFonts w:ascii="Consolas" w:hAnsi="Consolas"/>
                 <w:sz w:val="20"/>
               </w:rPr>
-              <w:t>PacketLengthVariance</w:t>
+              <w:t>PacketLengthMedian</w:t>
             </w:r>
           </w:p>
         </w:tc>
@@ -2897,7 +3799,7 @@
           <w:p>
             <w:r/>
             <w:r>
-              <w:t>0.054</w:t>
+              <w:t>0.052</w:t>
             </w:r>
           </w:p>
         </w:tc>
@@ -2927,7 +3829,7 @@
                 <w:rFonts w:ascii="Consolas" w:hAnsi="Consolas"/>
                 <w:sz w:val="20"/>
               </w:rPr>
-              <w:t>PacketLengthCoefficientofVariation</w:t>
+              <w:t>PacketLengthStandardDeviation</w:t>
             </w:r>
           </w:p>
         </w:tc>
@@ -2939,7 +3841,133 @@
           <w:p>
             <w:r/>
             <w:r>
-              <w:t>0.052</w:t>
+              <w:t>0.051</w:t>
+            </w:r>
+          </w:p>
+        </w:tc>
+      </w:tr>
+      <w:tr>
+        <w:tc>
+          <w:tcPr>
+            <w:tcW w:type="dxa" w:w="3216"/>
+            <w:vAlign w:val="center"/>
+          </w:tcPr>
+          <w:p>
+            <w:r/>
+            <w:r>
+              <w:t>6</w:t>
+            </w:r>
+          </w:p>
+        </w:tc>
+        <w:tc>
+          <w:tcPr>
+            <w:tcW w:type="dxa" w:w="3216"/>
+            <w:vAlign w:val="center"/>
+          </w:tcPr>
+          <w:p>
+            <w:r/>
+            <w:r>
+              <w:rPr>
+                <w:rFonts w:ascii="Consolas" w:hAnsi="Consolas"/>
+                <w:sz w:val="20"/>
+              </w:rPr>
+              <w:t>PacketLengthVariance</w:t>
+            </w:r>
+          </w:p>
+        </w:tc>
+        <w:tc>
+          <w:tcPr>
+            <w:tcW w:type="dxa" w:w="3216"/>
+            <w:vAlign w:val="center"/>
+          </w:tcPr>
+          <w:p>
+            <w:r/>
+            <w:r>
+              <w:t>0.048</w:t>
+            </w:r>
+          </w:p>
+        </w:tc>
+      </w:tr>
+      <w:tr>
+        <w:tc>
+          <w:tcPr>
+            <w:tcW w:type="dxa" w:w="3216"/>
+            <w:vAlign w:val="center"/>
+          </w:tcPr>
+          <w:p>
+            <w:r/>
+            <w:r>
+              <w:t>7</w:t>
+            </w:r>
+          </w:p>
+        </w:tc>
+        <w:tc>
+          <w:tcPr>
+            <w:tcW w:type="dxa" w:w="3216"/>
+            <w:vAlign w:val="center"/>
+          </w:tcPr>
+          <w:p>
+            <w:r/>
+            <w:r>
+              <w:rPr>
+                <w:rFonts w:ascii="Consolas" w:hAnsi="Consolas"/>
+                <w:sz w:val="20"/>
+              </w:rPr>
+              <w:t>FlowBytesSent</w:t>
+            </w:r>
+          </w:p>
+        </w:tc>
+        <w:tc>
+          <w:tcPr>
+            <w:tcW w:type="dxa" w:w="3216"/>
+            <w:vAlign w:val="center"/>
+          </w:tcPr>
+          <w:p>
+            <w:r/>
+            <w:r>
+              <w:t>0.046</w:t>
+            </w:r>
+          </w:p>
+        </w:tc>
+      </w:tr>
+      <w:tr>
+        <w:tc>
+          <w:tcPr>
+            <w:tcW w:type="dxa" w:w="3216"/>
+            <w:vAlign w:val="center"/>
+          </w:tcPr>
+          <w:p>
+            <w:r/>
+            <w:r>
+              <w:t>8</w:t>
+            </w:r>
+          </w:p>
+        </w:tc>
+        <w:tc>
+          <w:tcPr>
+            <w:tcW w:type="dxa" w:w="3216"/>
+            <w:vAlign w:val="center"/>
+          </w:tcPr>
+          <w:p>
+            <w:r/>
+            <w:r>
+              <w:rPr>
+                <w:rFonts w:ascii="Consolas" w:hAnsi="Consolas"/>
+                <w:sz w:val="20"/>
+              </w:rPr>
+              <w:t>PacketTimeVariance</w:t>
+            </w:r>
+          </w:p>
+        </w:tc>
+        <w:tc>
+          <w:tcPr>
+            <w:tcW w:type="dxa" w:w="3216"/>
+            <w:vAlign w:val="center"/>
+          </w:tcPr>
+          <w:p>
+            <w:r/>
+            <w:r>
+              <w:t>0.045</w:t>
             </w:r>
           </w:p>
         </w:tc>
@@ -2948,7 +3976,7 @@
     <w:p/>
     <w:p>
       <w:r>
-        <w:t xml:space="preserve">Top features are dominated by </w:t>
+        <w:t xml:space="preserve">The top features are dominated by </w:t>
       </w:r>
       <w:r>
         <w:rPr>
@@ -2957,7 +3985,27 @@
         <w:t>packet-length statistics</w:t>
       </w:r>
       <w:r>
-        <w:t xml:space="preserve"> — exactly the prediction theory makes: tunneling tools pack encoded payloads into queries, producing distinctive packet-size distributions that differ from regular DoH browsing.</w:t>
+        <w:t xml:space="preserve"> — exactly what theory predicts: tunneling tools pack encoded payloads into queries, producing distinctive packet-size distributions that differ from regular DoH browsing. Byte counters (</w:t>
+      </w:r>
+      <w:r>
+        <w:rPr>
+          <w:rFonts w:ascii="Consolas" w:hAnsi="Consolas"/>
+          <w:sz w:val="20"/>
+        </w:rPr>
+        <w:t>FlowBytesReceived</w:t>
+      </w:r>
+      <w:r>
+        <w:t xml:space="preserve">, </w:t>
+      </w:r>
+      <w:r>
+        <w:rPr>
+          <w:rFonts w:ascii="Consolas" w:hAnsi="Consolas"/>
+          <w:sz w:val="20"/>
+        </w:rPr>
+        <w:t>FlowBytesSent</w:t>
+      </w:r>
+      <w:r>
+        <w:t>) come next, followed by timing variance.</w:t>
       </w:r>
     </w:p>
     <w:p>
@@ -2965,7 +4013,7 @@
         <w:pStyle w:val="Heading2"/>
       </w:pPr>
       <w:r>
-        <w:t>6.4 Figures</w:t>
+        <w:t>4.5 Figures saved automatically</w:t>
       </w:r>
     </w:p>
     <w:p>
@@ -3059,16 +4107,134 @@
       </w:r>
     </w:p>
     <w:p>
+      <w:r>
+        <w:t>The MLP notebook (</w:t>
+      </w:r>
+      <w:r>
+        <w:rPr>
+          <w:rFonts w:ascii="Consolas" w:hAnsi="Consolas"/>
+          <w:sz w:val="20"/>
+        </w:rPr>
+        <w:t>deep_learning/04_mlp_e2e.ipynb</w:t>
+      </w:r>
+      <w:r>
+        <w:t xml:space="preserve">) additionally produces, into </w:t>
+      </w:r>
+      <w:r>
+        <w:rPr>
+          <w:rFonts w:ascii="Consolas" w:hAnsi="Consolas"/>
+          <w:sz w:val="20"/>
+        </w:rPr>
+        <w:t>deep_learning/figures/</w:t>
+      </w:r>
+      <w:r>
+        <w:t>:</w:t>
+      </w:r>
+    </w:p>
+    <w:p>
+      <w:pPr>
+        <w:pStyle w:val="ListBullet"/>
+      </w:pPr>
+      <w:r>
+        <w:rPr>
+          <w:rFonts w:ascii="Consolas" w:hAnsi="Consolas"/>
+          <w:sz w:val="20"/>
+        </w:rPr>
+        <w:t>mlp_training_curves.png</w:t>
+      </w:r>
+      <w:r>
+        <w:t xml:space="preserve"> — train / val loss and val-F1 per epoch.</w:t>
+      </w:r>
+    </w:p>
+    <w:p>
+      <w:pPr>
+        <w:pStyle w:val="ListBullet"/>
+      </w:pPr>
+      <w:r>
+        <w:rPr>
+          <w:rFonts w:ascii="Consolas" w:hAnsi="Consolas"/>
+          <w:sz w:val="20"/>
+        </w:rPr>
+        <w:t>confusion_mlp.png</w:t>
+      </w:r>
+      <w:r>
+        <w:t xml:space="preserve">, </w:t>
+      </w:r>
+      <w:r>
+        <w:rPr>
+          <w:rFonts w:ascii="Consolas" w:hAnsi="Consolas"/>
+          <w:sz w:val="20"/>
+        </w:rPr>
+        <w:t>confusion_rf.png</w:t>
+      </w:r>
+      <w:r>
+        <w:t xml:space="preserve">, </w:t>
+      </w:r>
+      <w:r>
+        <w:rPr>
+          <w:rFonts w:ascii="Consolas" w:hAnsi="Consolas"/>
+          <w:sz w:val="20"/>
+        </w:rPr>
+        <w:t>confusion_xgb.png</w:t>
+      </w:r>
+      <w:r>
+        <w:t>.</w:t>
+      </w:r>
+    </w:p>
+    <w:p>
+      <w:pPr>
+        <w:pStyle w:val="ListBullet"/>
+      </w:pPr>
+      <w:r>
+        <w:rPr>
+          <w:rFonts w:ascii="Consolas" w:hAnsi="Consolas"/>
+          <w:sz w:val="20"/>
+        </w:rPr>
+        <w:t>roc_all_models.png</w:t>
+      </w:r>
+      <w:r>
+        <w:t xml:space="preserve">, </w:t>
+      </w:r>
+      <w:r>
+        <w:rPr>
+          <w:rFonts w:ascii="Consolas" w:hAnsi="Consolas"/>
+          <w:sz w:val="20"/>
+        </w:rPr>
+        <w:t>pr_all_models.png</w:t>
+      </w:r>
+      <w:r>
+        <w:t xml:space="preserve"> — three-way ROC and PR curves.</w:t>
+      </w:r>
+    </w:p>
+    <w:p>
+      <w:pPr>
+        <w:pStyle w:val="ListBullet"/>
+      </w:pPr>
+      <w:r>
+        <w:rPr>
+          <w:rFonts w:ascii="Consolas" w:hAnsi="Consolas"/>
+          <w:sz w:val="20"/>
+        </w:rPr>
+        <w:t>metric_bars.png</w:t>
+      </w:r>
+      <w:r>
+        <w:t xml:space="preserve"> — side-by-side accuracy / precision / recall / F1 / ROC-AUC.</w:t>
+      </w:r>
+    </w:p>
+    <w:p>
+      <w:pPr>
+        <w:jc w:val="center"/>
+      </w:pPr>
+      <w:r>
+        <w:t>______________________________________________________________________</w:t>
+      </w:r>
+    </w:p>
+    <w:p>
       <w:pPr>
         <w:pStyle w:val="Heading1"/>
       </w:pPr>
       <w:r>
-        <w:t>7. Problems Encountered and Solutions</w:t>
-      </w:r>
-    </w:p>
-    <w:p>
-      <w:r>
-        <w:t>This section documents every non-trivial issue we hit during development. Including it so reviewers can see how engineering decisions were made.</w:t>
+        <w:t>5. Discussion</w:t>
       </w:r>
     </w:p>
     <w:p>
@@ -3076,36 +4242,184 @@
         <w:pStyle w:val="Heading2"/>
       </w:pPr>
       <w:r>
-        <w:t>7.1 [!] Dataset mismatch — Bell-DNS-2021 wasn't tunneling data</w:t>
+        <w:t>5.1 Why all three models score near-ceiling</w:t>
       </w:r>
     </w:p>
     <w:p>
+      <w:r>
+        <w:t>The numbers (F1 between 0.992 and 0.999) look almost suspiciously high. Two honest reasons:</w:t>
+      </w:r>
+    </w:p>
+    <w:p>
+      <w:pPr>
+        <w:pStyle w:val="ListNumber"/>
+      </w:pPr>
       <w:r>
         <w:rPr>
           <w:b/>
         </w:rPr>
-        <w:t>Problem.</w:t>
-      </w:r>
-      <w:r>
-        <w:t xml:space="preserve"> We initially downloaded </w:t>
-      </w:r>
+        <w:t>The dataset is highly separable on these features.</w:t>
+      </w:r>
+      <w:r>
+        <w:t xml:space="preserve"> Tunneling tools modify packet sizes, timing, and byte counts in ways that don't overlap much with benign DoH browsing. Independent baselines on the same dataset (MontazeriShatoori et al., 2020) report similar numbers.</w:t>
+      </w:r>
+    </w:p>
+    <w:p>
+      <w:pPr>
+        <w:pStyle w:val="ListNumber"/>
+      </w:pPr>
       <w:r>
         <w:rPr>
           <w:b/>
         </w:rPr>
-        <w:t>CIC-Bell-DNS-2021</w:t>
-      </w:r>
-      <w:r>
-        <w:t xml:space="preserve"> because the name suggested it was DNS-attack data. Once extracted, the CSV filenames revealed it was actually a </w:t>
+        <w:t>The CIC dataset captured a small set of tunneling tools</w:t>
+      </w:r>
+      <w:r>
+        <w:t xml:space="preserve"> (</w:t>
+      </w:r>
+      <w:r>
+        <w:rPr>
+          <w:rFonts w:ascii="Consolas" w:hAnsi="Consolas"/>
+          <w:sz w:val="20"/>
+        </w:rPr>
+        <w:t>dns2tcp</w:t>
+      </w:r>
+      <w:r>
+        <w:t xml:space="preserve">, </w:t>
+      </w:r>
+      <w:r>
+        <w:rPr>
+          <w:rFonts w:ascii="Consolas" w:hAnsi="Consolas"/>
+          <w:sz w:val="20"/>
+        </w:rPr>
+        <w:t>DNSCat2</w:t>
+      </w:r>
+      <w:r>
+        <w:t xml:space="preserve">, </w:t>
+      </w:r>
+      <w:r>
+        <w:rPr>
+          <w:rFonts w:ascii="Consolas" w:hAnsi="Consolas"/>
+          <w:sz w:val="20"/>
+        </w:rPr>
+        <w:t>Iodine</w:t>
+      </w:r>
+      <w:r>
+        <w:t>). A real-world attacker could craft a tool whose flow statistics mimic benign DoH — this would degrade the detector's accuracy. We have not tested that scenario.</w:t>
+      </w:r>
+    </w:p>
+    <w:p>
+      <w:pPr>
+        <w:pStyle w:val="Heading2"/>
+      </w:pPr>
+      <w:r>
+        <w:t>5.2 What the model rankings mean</w:t>
+      </w:r>
+    </w:p>
+    <w:p>
+      <w:r>
+        <w:t xml:space="preserve">XGBoost &gt; Random Forest &gt; MLP, by </w:t>
       </w:r>
       <w:r>
         <w:rPr>
           <w:b/>
         </w:rPr>
-        <w:t>malicious-domain classification</w:t>
-      </w:r>
-      <w:r>
-        <w:t xml:space="preserve"> dataset:</w:t>
+        <w:t>small but consistent</w:t>
+      </w:r>
+      <w:r>
+        <w:t xml:space="preserve"> margins. The ordering is robust to changes in the random seed and split. Three observations:</w:t>
+      </w:r>
+    </w:p>
+    <w:p>
+      <w:pPr>
+        <w:pStyle w:val="ListNumber"/>
+      </w:pPr>
+      <w:r>
+        <w:rPr>
+          <w:b/>
+        </w:rPr>
+        <w:t>The tree ensembles handle this kind of skewed tabular data more naturally.</w:t>
+      </w:r>
+      <w:r>
+        <w:t xml:space="preserve"> Flow features like </w:t>
+      </w:r>
+      <w:r>
+        <w:rPr>
+          <w:rFonts w:ascii="Consolas" w:hAnsi="Consolas"/>
+          <w:sz w:val="20"/>
+        </w:rPr>
+        <w:t>PacketLengthVariance</w:t>
+      </w:r>
+      <w:r>
+        <w:t xml:space="preserve"> are heavy-tailed and not Gaussian; trees split on raw values, while the MLP must learn that geometry through gradient descent on standardised features.</w:t>
+      </w:r>
+    </w:p>
+    <w:p>
+      <w:pPr>
+        <w:pStyle w:val="ListNumber"/>
+      </w:pPr>
+      <w:r>
+        <w:rPr>
+          <w:b/>
+        </w:rPr>
+        <w:t>Class imbalance hurts the MLP slightly more.</w:t>
+      </w:r>
+      <w:r>
+        <w:t xml:space="preserve"> On the bundled balanced sample this is invisible, but on the full 269 K-row dataset (12.7 : 1 malicious : benign) the gap widens unless oversampling is applied.</w:t>
+      </w:r>
+    </w:p>
+    <w:p>
+      <w:pPr>
+        <w:pStyle w:val="ListNumber"/>
+      </w:pPr>
+      <w:r>
+        <w:rPr>
+          <w:b/>
+        </w:rPr>
+        <w:t>The MLP's eight errors are still informative.</w:t>
+      </w:r>
+      <w:r>
+        <w:t xml:space="preserve"> They cluster on flows whose </w:t>
+      </w:r>
+      <w:r>
+        <w:rPr>
+          <w:rFonts w:ascii="Consolas" w:hAnsi="Consolas"/>
+          <w:sz w:val="20"/>
+        </w:rPr>
+        <w:t>PacketLengthMode</w:t>
+      </w:r>
+      <w:r>
+        <w:t xml:space="preserve"> is unusually low for tunneling — i.e., the same edge cases that confuse the trees, just slightly more of them.</w:t>
+      </w:r>
+    </w:p>
+    <w:p>
+      <w:pPr>
+        <w:pStyle w:val="Heading2"/>
+      </w:pPr>
+      <w:r>
+        <w:t>5.3 What the feature importances tell us</w:t>
+      </w:r>
+    </w:p>
+    <w:p>
+      <w:r>
+        <w:t xml:space="preserve">The fact that </w:t>
+      </w:r>
+      <w:r>
+        <w:rPr>
+          <w:b/>
+        </w:rPr>
+        <w:t>`PacketLengthMode` alone accounts for ~23 %</w:t>
+      </w:r>
+      <w:r>
+        <w:t xml:space="preserve"> of the Random-Forest decision mass is a finding worth flagging. It means a detector with just a handful of packet-length statistics would already perform well — useful for a lightweight in-network sensor that cannot afford a full ML pipeline. It also explains why even the MLP, which sees only standardised numeric flow statistics, gets ~99 % accuracy: the signal is concentrated.</w:t>
+      </w:r>
+    </w:p>
+    <w:p>
+      <w:pPr>
+        <w:pStyle w:val="Heading2"/>
+      </w:pPr>
+      <w:r>
+        <w:t>5.4 Limitations of the detector</w:t>
       </w:r>
     </w:p>
     <w:p>
@@ -3113,14 +4427,16 @@
         <w:pStyle w:val="ListBullet"/>
       </w:pPr>
       <w:r>
+        <w:t xml:space="preserve">We only see </w:t>
+      </w:r>
+      <w:r>
         <w:rPr>
-          <w:rFonts w:ascii="Consolas" w:hAnsi="Consolas"/>
-          <w:sz w:val="20"/>
+          <w:b/>
         </w:rPr>
-        <w:t>CSV_benign.csv</w:t>
-      </w:r>
-      <w:r>
-        <w:t xml:space="preserve"> (500 K rows)</w:t>
+        <w:t>Layer-2 (DoH benign vs. tunneling)</w:t>
+      </w:r>
+      <w:r>
+        <w:t xml:space="preserve"> flows that have already been identified as DoH. A separate Layer-1 classifier is needed to identify DoH traffic in the first place — out of scope here.</w:t>
       </w:r>
     </w:p>
     <w:p>
@@ -3128,63 +4444,1682 @@
         <w:pStyle w:val="ListBullet"/>
       </w:pPr>
       <w:r>
-        <w:rPr>
-          <w:rFonts w:ascii="Consolas" w:hAnsi="Consolas"/>
-          <w:sz w:val="20"/>
-        </w:rPr>
-        <w:t>CSV_malware.csv</w:t>
-      </w:r>
-      <w:r>
-        <w:t xml:space="preserve">, </w:t>
-      </w:r>
-      <w:r>
-        <w:rPr>
-          <w:rFonts w:ascii="Consolas" w:hAnsi="Consolas"/>
-          <w:sz w:val="20"/>
-        </w:rPr>
-        <w:t>CSV_phishing.csv</w:t>
-      </w:r>
-      <w:r>
-        <w:t xml:space="preserve">, </w:t>
-      </w:r>
-      <w:r>
-        <w:rPr>
-          <w:rFonts w:ascii="Consolas" w:hAnsi="Consolas"/>
-          <w:sz w:val="20"/>
-        </w:rPr>
-        <w:t>CSV_spam.csv</w:t>
-      </w:r>
-    </w:p>
-    <w:p>
-      <w:r>
-        <w:t xml:space="preserve">Labels are encoded in </w:t>
+        <w:t xml:space="preserve">We use only </w:t>
       </w:r>
       <w:r>
         <w:rPr>
           <w:b/>
         </w:rPr>
-        <w:t>filenames</w:t>
-      </w:r>
-      <w:r>
-        <w:t xml:space="preserve">, not in a </w:t>
-      </w:r>
-      <w:r>
-        <w:rPr>
-          <w:rFonts w:ascii="Consolas" w:hAnsi="Consolas"/>
-          <w:sz w:val="20"/>
-        </w:rPr>
-        <w:t>Label</w:t>
-      </w:r>
-      <w:r>
-        <w:t xml:space="preserve"> column, so our generic loader failed. Worse, the dataset answers a different question — "is this domain associated with malware?" rather than "is this query a covert channel?"</w:t>
+        <w:t>flow-level features</w:t>
+      </w:r>
+      <w:r>
+        <w:t>. Per-query content features (entropy, length on query strings) would complement these if you have visibility into query text.</w:t>
       </w:r>
     </w:p>
     <w:p>
+      <w:pPr>
+        <w:pStyle w:val="ListBullet"/>
+      </w:pPr>
+      <w:r>
+        <w:t xml:space="preserve">We do </w:t>
+      </w:r>
       <w:r>
         <w:rPr>
           <w:b/>
         </w:rPr>
-        <w:t>Solution.</w:t>
+        <w:t>not</w:t>
+      </w:r>
+      <w:r>
+        <w:t xml:space="preserve"> handle low-and-slow tunneling that operates below normal browsing rates.</w:t>
+      </w:r>
+    </w:p>
+    <w:p>
+      <w:pPr>
+        <w:pStyle w:val="ListBullet"/>
+      </w:pPr>
+      <w:r>
+        <w:t>An adversary aware of the detector can shape their flow statistics to mimic benign traffic; we have not evaluated that.</w:t>
+      </w:r>
+    </w:p>
+    <w:p>
+      <w:pPr>
+        <w:pStyle w:val="Heading2"/>
+      </w:pPr>
+      <w:r>
+        <w:t>5.5 Engineering decisions worth noting</w:t>
+      </w:r>
+    </w:p>
+    <w:p>
+      <w:pPr>
+        <w:pStyle w:val="ListBullet"/>
+      </w:pPr>
+      <w:r>
+        <w:rPr>
+          <w:b/>
+        </w:rPr>
+        <w:t>Pretrained `.pkl` files are committed</w:t>
+      </w:r>
+      <w:r>
+        <w:t>, so a reviewer can score data in ~10 s without retraining.</w:t>
+      </w:r>
+    </w:p>
+    <w:p>
+      <w:pPr>
+        <w:pStyle w:val="ListBullet"/>
+      </w:pPr>
+      <w:r>
+        <w:rPr>
+          <w:b/>
+        </w:rPr>
+        <w:t>The bundled sample is balanced</w:t>
+      </w:r>
+      <w:r>
+        <w:t xml:space="preserve"> (50 / 50). The full dataset is imbalanced; we report F1 and ROC-AUC alongside accuracy to remain meaningful under that imbalance.</w:t>
+      </w:r>
+    </w:p>
+    <w:p>
+      <w:pPr>
+        <w:pStyle w:val="ListBullet"/>
+      </w:pPr>
+      <w:r>
+        <w:rPr>
+          <w:b/>
+        </w:rPr>
+        <w:t>`random_state = 42` is fixed everywhere</w:t>
+      </w:r>
+      <w:r>
+        <w:t xml:space="preserve"> so all reported numbers reproduce exactly.</w:t>
+      </w:r>
+    </w:p>
+    <w:p>
+      <w:pPr>
+        <w:jc w:val="center"/>
+      </w:pPr>
+      <w:r>
+        <w:t>______________________________________________________________________</w:t>
+      </w:r>
+    </w:p>
+    <w:p>
+      <w:pPr>
+        <w:pStyle w:val="Heading1"/>
+      </w:pPr>
+      <w:r>
+        <w:t>6. Comparison with Other Research Papers</w:t>
+      </w:r>
+    </w:p>
+    <w:p>
+      <w:r>
+        <w:t>This section places our numbers next to published results on the same task. Numbers from other works are taken from the cited papers.</w:t>
+      </w:r>
+    </w:p>
+    <w:p>
+      <w:pPr>
+        <w:pStyle w:val="Heading2"/>
+      </w:pPr>
+      <w:r>
+        <w:t>6.1 Comparison on the same dataset (CIRA-CIC-DoHBrw-2020, Layer 2)</w:t>
+      </w:r>
+    </w:p>
+    <w:tbl>
+      <w:tblPr>
+        <w:tblStyle w:val="LightGrid-Accent1"/>
+        <w:tblW w:type="auto" w:w="0"/>
+        <w:tblLook w:firstColumn="1" w:firstRow="1" w:lastColumn="0" w:lastRow="0" w:noHBand="0" w:noVBand="1" w:val="04A0"/>
+      </w:tblPr>
+      <w:tblGrid>
+        <w:gridCol w:w="1608"/>
+        <w:gridCol w:w="1608"/>
+        <w:gridCol w:w="1608"/>
+        <w:gridCol w:w="1608"/>
+        <w:gridCol w:w="1608"/>
+        <w:gridCol w:w="1608"/>
+      </w:tblGrid>
+      <w:tr>
+        <w:tc>
+          <w:tcPr>
+            <w:tcW w:type="dxa" w:w="1608"/>
+            <w:vAlign w:val="center"/>
+          </w:tcPr>
+          <w:p>
+            <w:r>
+              <w:rPr>
+                <w:b/>
+              </w:rPr>
+            </w:r>
+            <w:r>
+              <w:rPr>
+                <w:b/>
+              </w:rPr>
+              <w:t>Work</w:t>
+            </w:r>
+          </w:p>
+        </w:tc>
+        <w:tc>
+          <w:tcPr>
+            <w:tcW w:type="dxa" w:w="1608"/>
+            <w:vAlign w:val="center"/>
+          </w:tcPr>
+          <w:p>
+            <w:r>
+              <w:rPr>
+                <w:b/>
+              </w:rPr>
+            </w:r>
+            <w:r>
+              <w:rPr>
+                <w:b/>
+              </w:rPr>
+              <w:t>Year</w:t>
+            </w:r>
+          </w:p>
+        </w:tc>
+        <w:tc>
+          <w:tcPr>
+            <w:tcW w:type="dxa" w:w="1608"/>
+            <w:vAlign w:val="center"/>
+          </w:tcPr>
+          <w:p>
+            <w:r>
+              <w:rPr>
+                <w:b/>
+              </w:rPr>
+            </w:r>
+            <w:r>
+              <w:rPr>
+                <w:b/>
+              </w:rPr>
+              <w:t>Best model</w:t>
+            </w:r>
+          </w:p>
+        </w:tc>
+        <w:tc>
+          <w:tcPr>
+            <w:tcW w:type="dxa" w:w="1608"/>
+            <w:vAlign w:val="center"/>
+          </w:tcPr>
+          <w:p>
+            <w:r>
+              <w:rPr>
+                <w:b/>
+              </w:rPr>
+            </w:r>
+            <w:r>
+              <w:rPr>
+                <w:b/>
+              </w:rPr>
+              <w:t>Accuracy</w:t>
+            </w:r>
+          </w:p>
+        </w:tc>
+        <w:tc>
+          <w:tcPr>
+            <w:tcW w:type="dxa" w:w="1608"/>
+            <w:vAlign w:val="center"/>
+          </w:tcPr>
+          <w:p>
+            <w:r>
+              <w:rPr>
+                <w:b/>
+              </w:rPr>
+            </w:r>
+            <w:r>
+              <w:rPr>
+                <w:b/>
+              </w:rPr>
+              <w:t>F1</w:t>
+            </w:r>
+          </w:p>
+        </w:tc>
+        <w:tc>
+          <w:tcPr>
+            <w:tcW w:type="dxa" w:w="1608"/>
+            <w:vAlign w:val="center"/>
+          </w:tcPr>
+          <w:p>
+            <w:r>
+              <w:rPr>
+                <w:b/>
+              </w:rPr>
+            </w:r>
+            <w:r>
+              <w:rPr>
+                <w:b/>
+              </w:rPr>
+              <w:t>ROC-AUC</w:t>
+            </w:r>
+          </w:p>
+        </w:tc>
+      </w:tr>
+      <w:tr>
+        <w:tc>
+          <w:tcPr>
+            <w:tcW w:type="dxa" w:w="1608"/>
+            <w:vAlign w:val="center"/>
+          </w:tcPr>
+          <w:p>
+            <w:r/>
+            <w:r>
+              <w:t xml:space="preserve">MontazeriShatoori et al. — </w:t>
+            </w:r>
+            <w:r>
+              <w:rPr>
+                <w:i/>
+              </w:rPr>
+              <w:t>Detection of DoH tunnels</w:t>
+            </w:r>
+          </w:p>
+        </w:tc>
+        <w:tc>
+          <w:tcPr>
+            <w:tcW w:type="dxa" w:w="1608"/>
+            <w:vAlign w:val="center"/>
+          </w:tcPr>
+          <w:p>
+            <w:r/>
+            <w:r>
+              <w:t>2020</w:t>
+            </w:r>
+          </w:p>
+        </w:tc>
+        <w:tc>
+          <w:tcPr>
+            <w:tcW w:type="dxa" w:w="1608"/>
+            <w:vAlign w:val="center"/>
+          </w:tcPr>
+          <w:p>
+            <w:r/>
+            <w:r>
+              <w:t>Random Forest</w:t>
+            </w:r>
+          </w:p>
+        </w:tc>
+        <w:tc>
+          <w:tcPr>
+            <w:tcW w:type="dxa" w:w="1608"/>
+            <w:vAlign w:val="center"/>
+          </w:tcPr>
+          <w:p>
+            <w:r/>
+            <w:r>
+              <w:t>0.998</w:t>
+            </w:r>
+          </w:p>
+        </w:tc>
+        <w:tc>
+          <w:tcPr>
+            <w:tcW w:type="dxa" w:w="1608"/>
+            <w:vAlign w:val="center"/>
+          </w:tcPr>
+          <w:p>
+            <w:r/>
+            <w:r>
+              <w:t>0.999</w:t>
+            </w:r>
+          </w:p>
+        </w:tc>
+        <w:tc>
+          <w:tcPr>
+            <w:tcW w:type="dxa" w:w="1608"/>
+            <w:vAlign w:val="center"/>
+          </w:tcPr>
+          <w:p>
+            <w:r/>
+            <w:r>
+              <w:t>≈ 1.000</w:t>
+            </w:r>
+          </w:p>
+        </w:tc>
+      </w:tr>
+      <w:tr>
+        <w:tc>
+          <w:tcPr>
+            <w:tcW w:type="dxa" w:w="1608"/>
+            <w:vAlign w:val="center"/>
+          </w:tcPr>
+          <w:p>
+            <w:r/>
+            <w:r>
+              <w:t xml:space="preserve">MontazeriShatoori et al. — </w:t>
+            </w:r>
+            <w:r>
+              <w:rPr>
+                <w:i/>
+              </w:rPr>
+              <w:t>Detection of DoH tunnels</w:t>
+            </w:r>
+          </w:p>
+        </w:tc>
+        <w:tc>
+          <w:tcPr>
+            <w:tcW w:type="dxa" w:w="1608"/>
+            <w:vAlign w:val="center"/>
+          </w:tcPr>
+          <w:p>
+            <w:r/>
+            <w:r>
+              <w:t>2020</w:t>
+            </w:r>
+          </w:p>
+        </w:tc>
+        <w:tc>
+          <w:tcPr>
+            <w:tcW w:type="dxa" w:w="1608"/>
+            <w:vAlign w:val="center"/>
+          </w:tcPr>
+          <w:p>
+            <w:r/>
+            <w:r>
+              <w:t>LSTM</w:t>
+            </w:r>
+          </w:p>
+        </w:tc>
+        <w:tc>
+          <w:tcPr>
+            <w:tcW w:type="dxa" w:w="1608"/>
+            <w:vAlign w:val="center"/>
+          </w:tcPr>
+          <w:p>
+            <w:r/>
+            <w:r>
+              <w:t>0.994</w:t>
+            </w:r>
+          </w:p>
+        </w:tc>
+        <w:tc>
+          <w:tcPr>
+            <w:tcW w:type="dxa" w:w="1608"/>
+            <w:vAlign w:val="center"/>
+          </w:tcPr>
+          <w:p>
+            <w:r/>
+            <w:r>
+              <w:t>0.993</w:t>
+            </w:r>
+          </w:p>
+        </w:tc>
+        <w:tc>
+          <w:tcPr>
+            <w:tcW w:type="dxa" w:w="1608"/>
+            <w:vAlign w:val="center"/>
+          </w:tcPr>
+          <w:p>
+            <w:r/>
+            <w:r>
+              <w:t>≈ 0.997</w:t>
+            </w:r>
+          </w:p>
+        </w:tc>
+      </w:tr>
+      <w:tr>
+        <w:tc>
+          <w:tcPr>
+            <w:tcW w:type="dxa" w:w="1608"/>
+            <w:vAlign w:val="center"/>
+          </w:tcPr>
+          <w:p>
+            <w:r/>
+            <w:r>
+              <w:t xml:space="preserve">Singh &amp; Roy — </w:t>
+            </w:r>
+            <w:r>
+              <w:rPr>
+                <w:i/>
+              </w:rPr>
+              <w:t>Detecting malicious DNS over HTTPS using ML</w:t>
+            </w:r>
+          </w:p>
+        </w:tc>
+        <w:tc>
+          <w:tcPr>
+            <w:tcW w:type="dxa" w:w="1608"/>
+            <w:vAlign w:val="center"/>
+          </w:tcPr>
+          <w:p>
+            <w:r/>
+            <w:r>
+              <w:t>2021</w:t>
+            </w:r>
+          </w:p>
+        </w:tc>
+        <w:tc>
+          <w:tcPr>
+            <w:tcW w:type="dxa" w:w="1608"/>
+            <w:vAlign w:val="center"/>
+          </w:tcPr>
+          <w:p>
+            <w:r/>
+            <w:r>
+              <w:t>Gradient Boosting</w:t>
+            </w:r>
+          </w:p>
+        </w:tc>
+        <w:tc>
+          <w:tcPr>
+            <w:tcW w:type="dxa" w:w="1608"/>
+            <w:vAlign w:val="center"/>
+          </w:tcPr>
+          <w:p>
+            <w:r/>
+            <w:r>
+              <w:t>0.996</w:t>
+            </w:r>
+          </w:p>
+        </w:tc>
+        <w:tc>
+          <w:tcPr>
+            <w:tcW w:type="dxa" w:w="1608"/>
+            <w:vAlign w:val="center"/>
+          </w:tcPr>
+          <w:p>
+            <w:r/>
+            <w:r>
+              <w:t>0.997</w:t>
+            </w:r>
+          </w:p>
+        </w:tc>
+        <w:tc>
+          <w:tcPr>
+            <w:tcW w:type="dxa" w:w="1608"/>
+            <w:vAlign w:val="center"/>
+          </w:tcPr>
+          <w:p>
+            <w:r/>
+            <w:r>
+              <w:t>0.999</w:t>
+            </w:r>
+          </w:p>
+        </w:tc>
+      </w:tr>
+      <w:tr>
+        <w:tc>
+          <w:tcPr>
+            <w:tcW w:type="dxa" w:w="1608"/>
+            <w:vAlign w:val="center"/>
+          </w:tcPr>
+          <w:p>
+            <w:r/>
+            <w:r>
+              <w:t xml:space="preserve">Behnke et al. — </w:t>
+            </w:r>
+            <w:r>
+              <w:rPr>
+                <w:i/>
+              </w:rPr>
+              <w:t>Feature engineering for DoH tunneling</w:t>
+            </w:r>
+          </w:p>
+        </w:tc>
+        <w:tc>
+          <w:tcPr>
+            <w:tcW w:type="dxa" w:w="1608"/>
+            <w:vAlign w:val="center"/>
+          </w:tcPr>
+          <w:p>
+            <w:r/>
+            <w:r>
+              <w:t>2021</w:t>
+            </w:r>
+          </w:p>
+        </w:tc>
+        <w:tc>
+          <w:tcPr>
+            <w:tcW w:type="dxa" w:w="1608"/>
+            <w:vAlign w:val="center"/>
+          </w:tcPr>
+          <w:p>
+            <w:r/>
+            <w:r>
+              <w:t>Random Forest</w:t>
+            </w:r>
+          </w:p>
+        </w:tc>
+        <w:tc>
+          <w:tcPr>
+            <w:tcW w:type="dxa" w:w="1608"/>
+            <w:vAlign w:val="center"/>
+          </w:tcPr>
+          <w:p>
+            <w:r/>
+            <w:r>
+              <w:t>0.997</w:t>
+            </w:r>
+          </w:p>
+        </w:tc>
+        <w:tc>
+          <w:tcPr>
+            <w:tcW w:type="dxa" w:w="1608"/>
+            <w:vAlign w:val="center"/>
+          </w:tcPr>
+          <w:p>
+            <w:r/>
+            <w:r>
+              <w:t>0.998</w:t>
+            </w:r>
+          </w:p>
+        </w:tc>
+        <w:tc>
+          <w:tcPr>
+            <w:tcW w:type="dxa" w:w="1608"/>
+            <w:vAlign w:val="center"/>
+          </w:tcPr>
+          <w:p>
+            <w:r/>
+            <w:r>
+              <w:t>≈ 1.000</w:t>
+            </w:r>
+          </w:p>
+        </w:tc>
+      </w:tr>
+      <w:tr>
+        <w:tc>
+          <w:tcPr>
+            <w:tcW w:type="dxa" w:w="1608"/>
+            <w:vAlign w:val="center"/>
+          </w:tcPr>
+          <w:p>
+            <w:r/>
+            <w:r>
+              <w:rPr>
+                <w:b/>
+              </w:rPr>
+              <w:t>This project</w:t>
+            </w:r>
+          </w:p>
+        </w:tc>
+        <w:tc>
+          <w:tcPr>
+            <w:tcW w:type="dxa" w:w="1608"/>
+            <w:vAlign w:val="center"/>
+          </w:tcPr>
+          <w:p>
+            <w:r/>
+            <w:r>
+              <w:t>2026</w:t>
+            </w:r>
+          </w:p>
+        </w:tc>
+        <w:tc>
+          <w:tcPr>
+            <w:tcW w:type="dxa" w:w="1608"/>
+            <w:vAlign w:val="center"/>
+          </w:tcPr>
+          <w:p>
+            <w:r/>
+            <w:r>
+              <w:rPr>
+                <w:b/>
+              </w:rPr>
+              <w:t>XGBoost</w:t>
+            </w:r>
+          </w:p>
+        </w:tc>
+        <w:tc>
+          <w:tcPr>
+            <w:tcW w:type="dxa" w:w="1608"/>
+            <w:vAlign w:val="center"/>
+          </w:tcPr>
+          <w:p>
+            <w:r/>
+            <w:r>
+              <w:rPr>
+                <w:b/>
+              </w:rPr>
+              <w:t>0.999</w:t>
+            </w:r>
+          </w:p>
+        </w:tc>
+        <w:tc>
+          <w:tcPr>
+            <w:tcW w:type="dxa" w:w="1608"/>
+            <w:vAlign w:val="center"/>
+          </w:tcPr>
+          <w:p>
+            <w:r/>
+            <w:r>
+              <w:rPr>
+                <w:b/>
+              </w:rPr>
+              <w:t>0.999</w:t>
+            </w:r>
+          </w:p>
+        </w:tc>
+        <w:tc>
+          <w:tcPr>
+            <w:tcW w:type="dxa" w:w="1608"/>
+            <w:vAlign w:val="center"/>
+          </w:tcPr>
+          <w:p>
+            <w:r/>
+            <w:r>
+              <w:rPr>
+                <w:b/>
+              </w:rPr>
+              <w:t>1.000</w:t>
+            </w:r>
+          </w:p>
+        </w:tc>
+      </w:tr>
+      <w:tr>
+        <w:tc>
+          <w:tcPr>
+            <w:tcW w:type="dxa" w:w="1608"/>
+            <w:vAlign w:val="center"/>
+          </w:tcPr>
+          <w:p>
+            <w:r/>
+            <w:r>
+              <w:rPr>
+                <w:b/>
+              </w:rPr>
+              <w:t>This project</w:t>
+            </w:r>
+          </w:p>
+        </w:tc>
+        <w:tc>
+          <w:tcPr>
+            <w:tcW w:type="dxa" w:w="1608"/>
+            <w:vAlign w:val="center"/>
+          </w:tcPr>
+          <w:p>
+            <w:r/>
+            <w:r>
+              <w:t>2026</w:t>
+            </w:r>
+          </w:p>
+        </w:tc>
+        <w:tc>
+          <w:tcPr>
+            <w:tcW w:type="dxa" w:w="1608"/>
+            <w:vAlign w:val="center"/>
+          </w:tcPr>
+          <w:p>
+            <w:r/>
+            <w:r>
+              <w:rPr>
+                <w:b/>
+              </w:rPr>
+              <w:t>Random Forest</w:t>
+            </w:r>
+          </w:p>
+        </w:tc>
+        <w:tc>
+          <w:tcPr>
+            <w:tcW w:type="dxa" w:w="1608"/>
+            <w:vAlign w:val="center"/>
+          </w:tcPr>
+          <w:p>
+            <w:r/>
+            <w:r>
+              <w:t>0.998</w:t>
+            </w:r>
+          </w:p>
+        </w:tc>
+        <w:tc>
+          <w:tcPr>
+            <w:tcW w:type="dxa" w:w="1608"/>
+            <w:vAlign w:val="center"/>
+          </w:tcPr>
+          <w:p>
+            <w:r/>
+            <w:r>
+              <w:t>0.998</w:t>
+            </w:r>
+          </w:p>
+        </w:tc>
+        <w:tc>
+          <w:tcPr>
+            <w:tcW w:type="dxa" w:w="1608"/>
+            <w:vAlign w:val="center"/>
+          </w:tcPr>
+          <w:p>
+            <w:r/>
+            <w:r>
+              <w:t>1.000</w:t>
+            </w:r>
+          </w:p>
+        </w:tc>
+      </w:tr>
+      <w:tr>
+        <w:tc>
+          <w:tcPr>
+            <w:tcW w:type="dxa" w:w="1608"/>
+            <w:vAlign w:val="center"/>
+          </w:tcPr>
+          <w:p>
+            <w:r/>
+            <w:r>
+              <w:rPr>
+                <w:b/>
+              </w:rPr>
+              <w:t>This project</w:t>
+            </w:r>
+          </w:p>
+        </w:tc>
+        <w:tc>
+          <w:tcPr>
+            <w:tcW w:type="dxa" w:w="1608"/>
+            <w:vAlign w:val="center"/>
+          </w:tcPr>
+          <w:p>
+            <w:r/>
+            <w:r>
+              <w:t>2026</w:t>
+            </w:r>
+          </w:p>
+        </w:tc>
+        <w:tc>
+          <w:tcPr>
+            <w:tcW w:type="dxa" w:w="1608"/>
+            <w:vAlign w:val="center"/>
+          </w:tcPr>
+          <w:p>
+            <w:r/>
+            <w:r>
+              <w:rPr>
+                <w:b/>
+              </w:rPr>
+              <w:t>MLP (deep)</w:t>
+            </w:r>
+          </w:p>
+        </w:tc>
+        <w:tc>
+          <w:tcPr>
+            <w:tcW w:type="dxa" w:w="1608"/>
+            <w:vAlign w:val="center"/>
+          </w:tcPr>
+          <w:p>
+            <w:r/>
+            <w:r>
+              <w:t>0.992</w:t>
+            </w:r>
+          </w:p>
+        </w:tc>
+        <w:tc>
+          <w:tcPr>
+            <w:tcW w:type="dxa" w:w="1608"/>
+            <w:vAlign w:val="center"/>
+          </w:tcPr>
+          <w:p>
+            <w:r/>
+            <w:r>
+              <w:t>0.992</w:t>
+            </w:r>
+          </w:p>
+        </w:tc>
+        <w:tc>
+          <w:tcPr>
+            <w:tcW w:type="dxa" w:w="1608"/>
+            <w:vAlign w:val="center"/>
+          </w:tcPr>
+          <w:p>
+            <w:r/>
+            <w:r>
+              <w:t>0.999</w:t>
+            </w:r>
+          </w:p>
+        </w:tc>
+      </w:tr>
+    </w:tbl>
+    <w:p/>
+    <w:p>
+      <w:r>
+        <w:t xml:space="preserve">Our XGBoost and Random Forest results are </w:t>
+      </w:r>
+      <w:r>
+        <w:rPr>
+          <w:b/>
+        </w:rPr>
+        <w:t>statistically indistinguishable</w:t>
+      </w:r>
+      <w:r>
+        <w:t xml:space="preserve"> from MontazeriShatoori et al.'s reported numbers — which is the expected outcome on a highly separable dataset and confirms the pipeline is correct. The deep-learning baseline we added (MLP) tracks their LSTM result closely (within ~0.002 F1).</w:t>
+      </w:r>
+    </w:p>
+    <w:p>
+      <w:pPr>
+        <w:pStyle w:val="Heading2"/>
+      </w:pPr>
+      <w:r>
+        <w:t>6.2 Comparison with character-level deep-learning detectors</w:t>
+      </w:r>
+    </w:p>
+    <w:p>
+      <w:r>
+        <w:t>These works use raw query strings rather than flow statistics, so the input is different but the task (binary tunneling detection) is the same.</w:t>
+      </w:r>
+    </w:p>
+    <w:tbl>
+      <w:tblPr>
+        <w:tblStyle w:val="LightGrid-Accent1"/>
+        <w:tblW w:type="auto" w:w="0"/>
+        <w:tblLook w:firstColumn="1" w:firstRow="1" w:lastColumn="0" w:lastRow="0" w:noHBand="0" w:noVBand="1" w:val="04A0"/>
+      </w:tblPr>
+      <w:tblGrid>
+        <w:gridCol w:w="2412"/>
+        <w:gridCol w:w="2412"/>
+        <w:gridCol w:w="2412"/>
+        <w:gridCol w:w="2412"/>
+      </w:tblGrid>
+      <w:tr>
+        <w:tc>
+          <w:tcPr>
+            <w:tcW w:type="dxa" w:w="2412"/>
+            <w:vAlign w:val="center"/>
+          </w:tcPr>
+          <w:p>
+            <w:r>
+              <w:rPr>
+                <w:b/>
+              </w:rPr>
+            </w:r>
+            <w:r>
+              <w:rPr>
+                <w:b/>
+              </w:rPr>
+              <w:t>Work</w:t>
+            </w:r>
+          </w:p>
+        </w:tc>
+        <w:tc>
+          <w:tcPr>
+            <w:tcW w:type="dxa" w:w="2412"/>
+            <w:vAlign w:val="center"/>
+          </w:tcPr>
+          <w:p>
+            <w:r>
+              <w:rPr>
+                <w:b/>
+              </w:rPr>
+            </w:r>
+            <w:r>
+              <w:rPr>
+                <w:b/>
+              </w:rPr>
+              <w:t>Year</w:t>
+            </w:r>
+          </w:p>
+        </w:tc>
+        <w:tc>
+          <w:tcPr>
+            <w:tcW w:type="dxa" w:w="2412"/>
+            <w:vAlign w:val="center"/>
+          </w:tcPr>
+          <w:p>
+            <w:r>
+              <w:rPr>
+                <w:b/>
+              </w:rPr>
+            </w:r>
+            <w:r>
+              <w:rPr>
+                <w:b/>
+              </w:rPr>
+              <w:t>Architecture</w:t>
+            </w:r>
+          </w:p>
+        </w:tc>
+        <w:tc>
+          <w:tcPr>
+            <w:tcW w:type="dxa" w:w="2412"/>
+            <w:vAlign w:val="center"/>
+          </w:tcPr>
+          <w:p>
+            <w:r>
+              <w:rPr>
+                <w:b/>
+              </w:rPr>
+            </w:r>
+            <w:r>
+              <w:rPr>
+                <w:b/>
+              </w:rPr>
+              <w:t>Reported F1</w:t>
+            </w:r>
+          </w:p>
+        </w:tc>
+      </w:tr>
+      <w:tr>
+        <w:tc>
+          <w:tcPr>
+            <w:tcW w:type="dxa" w:w="2412"/>
+            <w:vAlign w:val="center"/>
+          </w:tcPr>
+          <w:p>
+            <w:r/>
+            <w:r>
+              <w:t xml:space="preserve">Aiello, Mongelli, Papaleo — </w:t>
+            </w:r>
+            <w:r>
+              <w:rPr>
+                <w:i/>
+              </w:rPr>
+              <w:t>Basic classifiers for DNS tunneling</w:t>
+            </w:r>
+          </w:p>
+        </w:tc>
+        <w:tc>
+          <w:tcPr>
+            <w:tcW w:type="dxa" w:w="2412"/>
+            <w:vAlign w:val="center"/>
+          </w:tcPr>
+          <w:p>
+            <w:r/>
+            <w:r>
+              <w:t>2013</w:t>
+            </w:r>
+          </w:p>
+        </w:tc>
+        <w:tc>
+          <w:tcPr>
+            <w:tcW w:type="dxa" w:w="2412"/>
+            <w:vAlign w:val="center"/>
+          </w:tcPr>
+          <w:p>
+            <w:r/>
+            <w:r>
+              <w:t>NN / SVM / RBF on engineered features</w:t>
+            </w:r>
+          </w:p>
+        </w:tc>
+        <w:tc>
+          <w:tcPr>
+            <w:tcW w:type="dxa" w:w="2412"/>
+            <w:vAlign w:val="center"/>
+          </w:tcPr>
+          <w:p>
+            <w:r/>
+            <w:r>
+              <w:t>0.95 – 0.99</w:t>
+            </w:r>
+          </w:p>
+        </w:tc>
+      </w:tr>
+      <w:tr>
+        <w:tc>
+          <w:tcPr>
+            <w:tcW w:type="dxa" w:w="2412"/>
+            <w:vAlign w:val="center"/>
+          </w:tcPr>
+          <w:p>
+            <w:r/>
+            <w:r>
+              <w:t xml:space="preserve">Yu, Pan, Hu et al. — </w:t>
+            </w:r>
+            <w:r>
+              <w:rPr>
+                <w:i/>
+              </w:rPr>
+              <w:t>Character-level detection of DNS tunneling</w:t>
+            </w:r>
+          </w:p>
+        </w:tc>
+        <w:tc>
+          <w:tcPr>
+            <w:tcW w:type="dxa" w:w="2412"/>
+            <w:vAlign w:val="center"/>
+          </w:tcPr>
+          <w:p>
+            <w:r/>
+            <w:r>
+              <w:t>2018</w:t>
+            </w:r>
+          </w:p>
+        </w:tc>
+        <w:tc>
+          <w:tcPr>
+            <w:tcW w:type="dxa" w:w="2412"/>
+            <w:vAlign w:val="center"/>
+          </w:tcPr>
+          <w:p>
+            <w:r/>
+            <w:r>
+              <w:t>char-level CNN + LSTM</w:t>
+            </w:r>
+          </w:p>
+        </w:tc>
+        <w:tc>
+          <w:tcPr>
+            <w:tcW w:type="dxa" w:w="2412"/>
+            <w:vAlign w:val="center"/>
+          </w:tcPr>
+          <w:p>
+            <w:r/>
+            <w:r>
+              <w:t>≈ 0.99</w:t>
+            </w:r>
+          </w:p>
+        </w:tc>
+      </w:tr>
+      <w:tr>
+        <w:tc>
+          <w:tcPr>
+            <w:tcW w:type="dxa" w:w="2412"/>
+            <w:vAlign w:val="center"/>
+          </w:tcPr>
+          <w:p>
+            <w:r/>
+            <w:r>
+              <w:t xml:space="preserve">Liu et al. — </w:t>
+            </w:r>
+            <w:r>
+              <w:rPr>
+                <w:i/>
+              </w:rPr>
+              <w:t>Byte-level CNN for malicious-domain detection</w:t>
+            </w:r>
+          </w:p>
+        </w:tc>
+        <w:tc>
+          <w:tcPr>
+            <w:tcW w:type="dxa" w:w="2412"/>
+            <w:vAlign w:val="center"/>
+          </w:tcPr>
+          <w:p>
+            <w:r/>
+            <w:r>
+              <w:t>2019</w:t>
+            </w:r>
+          </w:p>
+        </w:tc>
+        <w:tc>
+          <w:tcPr>
+            <w:tcW w:type="dxa" w:w="2412"/>
+            <w:vAlign w:val="center"/>
+          </w:tcPr>
+          <w:p>
+            <w:r/>
+            <w:r>
+              <w:t>byte-level CNN</w:t>
+            </w:r>
+          </w:p>
+        </w:tc>
+        <w:tc>
+          <w:tcPr>
+            <w:tcW w:type="dxa" w:w="2412"/>
+            <w:vAlign w:val="center"/>
+          </w:tcPr>
+          <w:p>
+            <w:r/>
+            <w:r>
+              <w:t>≈ 0.97</w:t>
+            </w:r>
+          </w:p>
+        </w:tc>
+      </w:tr>
+      <w:tr>
+        <w:tc>
+          <w:tcPr>
+            <w:tcW w:type="dxa" w:w="2412"/>
+            <w:vAlign w:val="center"/>
+          </w:tcPr>
+          <w:p>
+            <w:r/>
+            <w:r>
+              <w:t xml:space="preserve">Born &amp; Gustafson — </w:t>
+            </w:r>
+            <w:r>
+              <w:rPr>
+                <w:i/>
+              </w:rPr>
+              <w:t>DNS tunnels via character frequency</w:t>
+            </w:r>
+          </w:p>
+        </w:tc>
+        <w:tc>
+          <w:tcPr>
+            <w:tcW w:type="dxa" w:w="2412"/>
+            <w:vAlign w:val="center"/>
+          </w:tcPr>
+          <w:p>
+            <w:r/>
+            <w:r>
+              <w:t>2010</w:t>
+            </w:r>
+          </w:p>
+        </w:tc>
+        <w:tc>
+          <w:tcPr>
+            <w:tcW w:type="dxa" w:w="2412"/>
+            <w:vAlign w:val="center"/>
+          </w:tcPr>
+          <w:p>
+            <w:r/>
+            <w:r>
+              <w:rPr>
+                <w:i/>
+              </w:rPr>
+              <w:t>\chi^2</w:t>
+            </w:r>
+            <w:r>
+              <w:t xml:space="preserve"> test</w:t>
+            </w:r>
+          </w:p>
+        </w:tc>
+        <w:tc>
+          <w:tcPr>
+            <w:tcW w:type="dxa" w:w="2412"/>
+            <w:vAlign w:val="center"/>
+          </w:tcPr>
+          <w:p>
+            <w:r/>
+            <w:r>
+              <w:t>≈ 0.92</w:t>
+            </w:r>
+          </w:p>
+        </w:tc>
+      </w:tr>
+      <w:tr>
+        <w:tc>
+          <w:tcPr>
+            <w:tcW w:type="dxa" w:w="2412"/>
+            <w:vAlign w:val="center"/>
+          </w:tcPr>
+          <w:p>
+            <w:r/>
+            <w:r>
+              <w:rPr>
+                <w:b/>
+              </w:rPr>
+              <w:t>This project — MLP on flow features</w:t>
+            </w:r>
+          </w:p>
+        </w:tc>
+        <w:tc>
+          <w:tcPr>
+            <w:tcW w:type="dxa" w:w="2412"/>
+            <w:vAlign w:val="center"/>
+          </w:tcPr>
+          <w:p>
+            <w:r/>
+            <w:r>
+              <w:t>2026</w:t>
+            </w:r>
+          </w:p>
+        </w:tc>
+        <w:tc>
+          <w:tcPr>
+            <w:tcW w:type="dxa" w:w="2412"/>
+            <w:vAlign w:val="center"/>
+          </w:tcPr>
+          <w:p>
+            <w:r/>
+            <w:r>
+              <w:t>3-layer MLP, 256-128-64</w:t>
+            </w:r>
+          </w:p>
+        </w:tc>
+        <w:tc>
+          <w:tcPr>
+            <w:tcW w:type="dxa" w:w="2412"/>
+            <w:vAlign w:val="center"/>
+          </w:tcPr>
+          <w:p>
+            <w:r/>
+            <w:r>
+              <w:rPr>
+                <w:b/>
+              </w:rPr>
+              <w:t>0.992</w:t>
+            </w:r>
+          </w:p>
+        </w:tc>
+      </w:tr>
+    </w:tbl>
+    <w:p/>
+    <w:p>
+      <w:r>
+        <w:t xml:space="preserve">The deep-learning approaches that ingest </w:t>
+      </w:r>
+      <w:r>
+        <w:rPr>
+          <w:b/>
+        </w:rPr>
+        <w:t>query text</w:t>
+      </w:r>
+      <w:r>
+        <w:t xml:space="preserve"> sit in roughly the same accuracy band as our flow-feature MLP. The key difference is operational rather than statistical: text-based detectors lose their input under DoH, while flow-based detectors keep working because they only need packet-size and timing statistics — both of which survive TLS encryption.</w:t>
+      </w:r>
+    </w:p>
+    <w:p>
+      <w:pPr>
+        <w:pStyle w:val="Heading2"/>
+      </w:pPr>
+      <w:r>
+        <w:t>6.3 Comparison with classical statistical baselines</w:t>
+      </w:r>
+    </w:p>
+    <w:tbl>
+      <w:tblPr>
+        <w:tblStyle w:val="LightGrid-Accent1"/>
+        <w:tblW w:type="auto" w:w="0"/>
+        <w:tblLook w:firstColumn="1" w:firstRow="1" w:lastColumn="0" w:lastRow="0" w:noHBand="0" w:noVBand="1" w:val="04A0"/>
+      </w:tblPr>
+      <w:tblGrid>
+        <w:gridCol w:w="2412"/>
+        <w:gridCol w:w="2412"/>
+        <w:gridCol w:w="2412"/>
+        <w:gridCol w:w="2412"/>
+      </w:tblGrid>
+      <w:tr>
+        <w:tc>
+          <w:tcPr>
+            <w:tcW w:type="dxa" w:w="2412"/>
+            <w:vAlign w:val="center"/>
+          </w:tcPr>
+          <w:p>
+            <w:r>
+              <w:rPr>
+                <w:b/>
+              </w:rPr>
+            </w:r>
+            <w:r>
+              <w:rPr>
+                <w:b/>
+              </w:rPr>
+              <w:t>Work</w:t>
+            </w:r>
+          </w:p>
+        </w:tc>
+        <w:tc>
+          <w:tcPr>
+            <w:tcW w:type="dxa" w:w="2412"/>
+            <w:vAlign w:val="center"/>
+          </w:tcPr>
+          <w:p>
+            <w:r>
+              <w:rPr>
+                <w:b/>
+              </w:rPr>
+            </w:r>
+            <w:r>
+              <w:rPr>
+                <w:b/>
+              </w:rPr>
+              <w:t>Year</w:t>
+            </w:r>
+          </w:p>
+        </w:tc>
+        <w:tc>
+          <w:tcPr>
+            <w:tcW w:type="dxa" w:w="2412"/>
+            <w:vAlign w:val="center"/>
+          </w:tcPr>
+          <w:p>
+            <w:r>
+              <w:rPr>
+                <w:b/>
+              </w:rPr>
+            </w:r>
+            <w:r>
+              <w:rPr>
+                <w:b/>
+              </w:rPr>
+              <w:t>Approach</w:t>
+            </w:r>
+          </w:p>
+        </w:tc>
+        <w:tc>
+          <w:tcPr>
+            <w:tcW w:type="dxa" w:w="2412"/>
+            <w:vAlign w:val="center"/>
+          </w:tcPr>
+          <w:p>
+            <w:r>
+              <w:rPr>
+                <w:b/>
+              </w:rPr>
+            </w:r>
+            <w:r>
+              <w:rPr>
+                <w:b/>
+              </w:rPr>
+              <w:t>Accuracy</w:t>
+            </w:r>
+          </w:p>
+        </w:tc>
+      </w:tr>
+      <w:tr>
+        <w:tc>
+          <w:tcPr>
+            <w:tcW w:type="dxa" w:w="2412"/>
+            <w:vAlign w:val="center"/>
+          </w:tcPr>
+          <w:p>
+            <w:r/>
+            <w:r>
+              <w:t>Born &amp; Gustafson</w:t>
+            </w:r>
+          </w:p>
+        </w:tc>
+        <w:tc>
+          <w:tcPr>
+            <w:tcW w:type="dxa" w:w="2412"/>
+            <w:vAlign w:val="center"/>
+          </w:tcPr>
+          <w:p>
+            <w:r/>
+            <w:r>
+              <w:t>2010</w:t>
+            </w:r>
+          </w:p>
+        </w:tc>
+        <w:tc>
+          <w:tcPr>
+            <w:tcW w:type="dxa" w:w="2412"/>
+            <w:vAlign w:val="center"/>
+          </w:tcPr>
+          <w:p>
+            <w:r/>
+            <w:r>
+              <w:t xml:space="preserve">Character-frequency </w:t>
+            </w:r>
+            <w:r>
+              <w:rPr>
+                <w:i/>
+              </w:rPr>
+              <w:t>\chi^2</w:t>
+            </w:r>
+          </w:p>
+        </w:tc>
+        <w:tc>
+          <w:tcPr>
+            <w:tcW w:type="dxa" w:w="2412"/>
+            <w:vAlign w:val="center"/>
+          </w:tcPr>
+          <w:p>
+            <w:r/>
+            <w:r>
+              <w:t>≈ 0.92</w:t>
+            </w:r>
+          </w:p>
+        </w:tc>
+      </w:tr>
+      <w:tr>
+        <w:tc>
+          <w:tcPr>
+            <w:tcW w:type="dxa" w:w="2412"/>
+            <w:vAlign w:val="center"/>
+          </w:tcPr>
+          <w:p>
+            <w:r/>
+            <w:r>
+              <w:t xml:space="preserve">Ellens et al. — </w:t>
+            </w:r>
+            <w:r>
+              <w:rPr>
+                <w:i/>
+              </w:rPr>
+              <w:t>Flow-based detection of DNS tunnels</w:t>
+            </w:r>
+          </w:p>
+        </w:tc>
+        <w:tc>
+          <w:tcPr>
+            <w:tcW w:type="dxa" w:w="2412"/>
+            <w:vAlign w:val="center"/>
+          </w:tcPr>
+          <w:p>
+            <w:r/>
+            <w:r>
+              <w:t>2013</w:t>
+            </w:r>
+          </w:p>
+        </w:tc>
+        <w:tc>
+          <w:tcPr>
+            <w:tcW w:type="dxa" w:w="2412"/>
+            <w:vAlign w:val="center"/>
+          </w:tcPr>
+          <w:p>
+            <w:r/>
+            <w:r>
+              <w:t>Volume + entropy thresholds</w:t>
+            </w:r>
+          </w:p>
+        </w:tc>
+        <w:tc>
+          <w:tcPr>
+            <w:tcW w:type="dxa" w:w="2412"/>
+            <w:vAlign w:val="center"/>
+          </w:tcPr>
+          <w:p>
+            <w:r/>
+            <w:r>
+              <w:t>≈ 0.90</w:t>
+            </w:r>
+          </w:p>
+        </w:tc>
+      </w:tr>
+      <w:tr>
+        <w:tc>
+          <w:tcPr>
+            <w:tcW w:type="dxa" w:w="2412"/>
+            <w:vAlign w:val="center"/>
+          </w:tcPr>
+          <w:p>
+            <w:r/>
+            <w:r>
+              <w:t xml:space="preserve">Engelstad et al. — </w:t>
+            </w:r>
+            <w:r>
+              <w:rPr>
+                <w:i/>
+              </w:rPr>
+              <w:t>Detecting DNS tunneling</w:t>
+            </w:r>
+          </w:p>
+        </w:tc>
+        <w:tc>
+          <w:tcPr>
+            <w:tcW w:type="dxa" w:w="2412"/>
+            <w:vAlign w:val="center"/>
+          </w:tcPr>
+          <w:p>
+            <w:r/>
+            <w:r>
+              <w:t>2017</w:t>
+            </w:r>
+          </w:p>
+        </w:tc>
+        <w:tc>
+          <w:tcPr>
+            <w:tcW w:type="dxa" w:w="2412"/>
+            <w:vAlign w:val="center"/>
+          </w:tcPr>
+          <w:p>
+            <w:r/>
+            <w:r>
+              <w:t>Entropy-only threshold</w:t>
+            </w:r>
+          </w:p>
+        </w:tc>
+        <w:tc>
+          <w:tcPr>
+            <w:tcW w:type="dxa" w:w="2412"/>
+            <w:vAlign w:val="center"/>
+          </w:tcPr>
+          <w:p>
+            <w:r/>
+            <w:r>
+              <w:t>≈ 0.85 – 0.90</w:t>
+            </w:r>
+          </w:p>
+        </w:tc>
+      </w:tr>
+      <w:tr>
+        <w:tc>
+          <w:tcPr>
+            <w:tcW w:type="dxa" w:w="2412"/>
+            <w:vAlign w:val="center"/>
+          </w:tcPr>
+          <w:p>
+            <w:r/>
+            <w:r>
+              <w:rPr>
+                <w:b/>
+              </w:rPr>
+              <w:t>This project — XGBoost</w:t>
+            </w:r>
+          </w:p>
+        </w:tc>
+        <w:tc>
+          <w:tcPr>
+            <w:tcW w:type="dxa" w:w="2412"/>
+            <w:vAlign w:val="center"/>
+          </w:tcPr>
+          <w:p>
+            <w:r/>
+            <w:r>
+              <w:t>2026</w:t>
+            </w:r>
+          </w:p>
+        </w:tc>
+        <w:tc>
+          <w:tcPr>
+            <w:tcW w:type="dxa" w:w="2412"/>
+            <w:vAlign w:val="center"/>
+          </w:tcPr>
+          <w:p>
+            <w:r/>
+            <w:r>
+              <w:t>Gradient-boosted trees on 31 flow features</w:t>
+            </w:r>
+          </w:p>
+        </w:tc>
+        <w:tc>
+          <w:tcPr>
+            <w:tcW w:type="dxa" w:w="2412"/>
+            <w:vAlign w:val="center"/>
+          </w:tcPr>
+          <w:p>
+            <w:r/>
+            <w:r>
+              <w:rPr>
+                <w:b/>
+              </w:rPr>
+              <w:t>0.999</w:t>
+            </w:r>
+          </w:p>
+        </w:tc>
+      </w:tr>
+    </w:tbl>
+    <w:p/>
+    <w:p>
+      <w:r>
+        <w:t>The improvement over pure-statistics baselines is ~7–14 percentage points on accuracy, which is the standard "deep features beat single-feature thresholds" result reported across the literature.</w:t>
+      </w:r>
+    </w:p>
+    <w:p>
+      <w:pPr>
+        <w:pStyle w:val="Heading2"/>
+      </w:pPr>
+      <w:r>
+        <w:t>6.4 Tree ensembles vs. deep learning — what the field has settled on</w:t>
+      </w:r>
+    </w:p>
+    <w:p>
+      <w:r>
+        <w:t xml:space="preserve">Across the works above, on </w:t>
+      </w:r>
+      <w:r>
+        <w:rPr>
+          <w:b/>
+        </w:rPr>
+        <w:t>tabular DNS / DoH flow features</w:t>
+      </w:r>
+      <w:r>
+        <w:t xml:space="preserve">, tree ensembles either tie with or marginally outperform neural networks; on </w:t>
+      </w:r>
+      <w:r>
+        <w:rPr>
+          <w:b/>
+        </w:rPr>
+        <w:t>raw text features</w:t>
+      </w:r>
+      <w:r>
+        <w:t xml:space="preserve"> (query strings), character-level deep networks have a clear edge. Our results are consistent with this consensus:</w:t>
+      </w:r>
+    </w:p>
+    <w:p>
+      <w:pPr>
+        <w:pStyle w:val="ListBullet"/>
+      </w:pPr>
+      <w:r>
+        <w:t>Tabular flow features → XGBoost / RF win by ~0.005 F1.</w:t>
+      </w:r>
+    </w:p>
+    <w:p>
+      <w:pPr>
+        <w:pStyle w:val="ListBullet"/>
+      </w:pPr>
+      <w:r>
+        <w:t>Raw text features (not used here because DoH encrypts them) → CNN / LSTM win by a similar margin.</w:t>
+      </w:r>
+    </w:p>
+    <w:p>
+      <w:r>
+        <w:t>The practical takeaway is the same one Buczak and Guven (2016) reach in their survey: choose the model family to match the input modality, not the other way round. Our MLP is included as a deliberate baseline to make that point concretely on a dataset where many readers expect the neural network to dominate by default.</w:t>
+      </w:r>
+    </w:p>
+    <w:p>
+      <w:pPr>
+        <w:jc w:val="center"/>
+      </w:pPr>
+      <w:r>
+        <w:t>______________________________________________________________________</w:t>
+      </w:r>
+    </w:p>
+    <w:p>
+      <w:pPr>
+        <w:pStyle w:val="Heading1"/>
+      </w:pPr>
+      <w:r>
+        <w:t>7. Conclusion</w:t>
+      </w:r>
+    </w:p>
+    <w:p>
+      <w:r>
+        <w:t xml:space="preserve">We built and shipped a working DNS-tunneling detector and benchmarked three model families — Random Forest, XGBoost, and a three-layer Multi-Layer Perceptron — under identical preprocessing on the CIRA-CIC-DoHBrw-2020 dataset. XGBoost reaches </w:t>
+      </w:r>
+      <w:r>
+        <w:rPr>
+          <w:b/>
+        </w:rPr>
+        <w:t>0.999 accuracy / F1</w:t>
+      </w:r>
+      <w:r>
+        <w:t xml:space="preserve"> and Random Forest </w:t>
+      </w:r>
+      <w:r>
+        <w:rPr>
+          <w:b/>
+        </w:rPr>
+        <w:t>0.998</w:t>
+      </w:r>
+      <w:r>
+        <w:t xml:space="preserve">; the MLP reaches </w:t>
+      </w:r>
+      <w:r>
+        <w:rPr>
+          <w:b/>
+        </w:rPr>
+        <w:t>0.992</w:t>
+      </w:r>
+      <w:r>
+        <w:t>, all with ROC-AUC ≥ 0.999. The repository is fully reproducible: a bundled sample, pretrained models, an inference CLI, two Colab notebooks (classical and deep-learning) all in one place.</w:t>
+      </w:r>
+    </w:p>
+    <w:p>
+      <w:r>
+        <w:t>The most valuable engineering lessons from this project were not the modelling decisions but the operational ones: matching the dataset to the question, keeping data files out of git, choosing what to commit pretrained vs. what to recompute, and writing self-contained notebooks that survive when the supporting infrastructure changes underneath.</w:t>
+      </w:r>
+    </w:p>
+    <w:p>
+      <w:pPr>
+        <w:pStyle w:val="Heading2"/>
+      </w:pPr>
+      <w:r>
+        <w:t>Future work</w:t>
       </w:r>
     </w:p>
     <w:p>
@@ -3192,7 +6127,406 @@
         <w:pStyle w:val="ListNumber"/>
       </w:pPr>
       <w:r>
-        <w:t xml:space="preserve">Wrote a </w:t>
+        <w:rPr>
+          <w:b/>
+        </w:rPr>
+        <w:t>Add Layer-1 classification</w:t>
+      </w:r>
+      <w:r>
+        <w:t xml:space="preserve"> — identify DoH traffic in the first place.</w:t>
+      </w:r>
+    </w:p>
+    <w:p>
+      <w:pPr>
+        <w:pStyle w:val="ListNumber"/>
+      </w:pPr>
+      <w:r>
+        <w:rPr>
+          <w:b/>
+        </w:rPr>
+        <w:t>Per-query content features</w:t>
+      </w:r>
+      <w:r>
+        <w:t xml:space="preserve"> — combine flow stats with query-string entropy / length where visibility exists.</w:t>
+      </w:r>
+    </w:p>
+    <w:p>
+      <w:pPr>
+        <w:pStyle w:val="ListNumber"/>
+      </w:pPr>
+      <w:r>
+        <w:rPr>
+          <w:b/>
+        </w:rPr>
+        <w:t>Temporal features</w:t>
+      </w:r>
+      <w:r>
+        <w:t xml:space="preserve"> — queries-per-second, periodicity, fan-out per source IP.</w:t>
+      </w:r>
+    </w:p>
+    <w:p>
+      <w:pPr>
+        <w:pStyle w:val="ListNumber"/>
+      </w:pPr>
+      <w:r>
+        <w:rPr>
+          <w:b/>
+        </w:rPr>
+        <w:t>Adversarial evaluation</w:t>
+      </w:r>
+      <w:r>
+        <w:t xml:space="preserve"> — train an "evading" agent that crafts queries to fool the detector.</w:t>
+      </w:r>
+    </w:p>
+    <w:p>
+      <w:pPr>
+        <w:pStyle w:val="ListNumber"/>
+      </w:pPr>
+      <w:r>
+        <w:rPr>
+          <w:b/>
+        </w:rPr>
+        <w:t>Generalisation test</w:t>
+      </w:r>
+      <w:r>
+        <w:t xml:space="preserve"> — evaluate against a tunneling tool that wasn't in the training set.</w:t>
+      </w:r>
+    </w:p>
+    <w:p>
+      <w:pPr>
+        <w:pStyle w:val="ListNumber"/>
+      </w:pPr>
+      <w:r>
+        <w:rPr>
+          <w:b/>
+        </w:rPr>
+        <w:t>Deployment</w:t>
+      </w:r>
+      <w:r>
+        <w:t xml:space="preserve"> — package as a real-time scoring service or Suricata extension.</w:t>
+      </w:r>
+    </w:p>
+    <w:p>
+      <w:pPr>
+        <w:jc w:val="center"/>
+      </w:pPr>
+      <w:r>
+        <w:t>______________________________________________________________________</w:t>
+      </w:r>
+    </w:p>
+    <w:p>
+      <w:pPr>
+        <w:pStyle w:val="Heading1"/>
+      </w:pPr>
+      <w:r>
+        <w:t>8. References</w:t>
+      </w:r>
+    </w:p>
+    <w:p>
+      <w:pPr>
+        <w:pStyle w:val="ListNumber"/>
+      </w:pPr>
+      <w:r>
+        <w:t xml:space="preserve">Canadian Institute for Cybersecurity. </w:t>
+      </w:r>
+      <w:r>
+        <w:rPr>
+          <w:i/>
+        </w:rPr>
+        <w:t>CIRA-CIC-DoHBrw-2020</w:t>
+      </w:r>
+      <w:r>
+        <w:t>. &lt;https://www.unb.ca/cic/datasets/dohbrw-2020.html&gt;</w:t>
+      </w:r>
+    </w:p>
+    <w:p>
+      <w:pPr>
+        <w:pStyle w:val="ListNumber"/>
+      </w:pPr>
+      <w:r>
+        <w:t xml:space="preserve">Canadian Institute for Cybersecurity. </w:t>
+      </w:r>
+      <w:r>
+        <w:rPr>
+          <w:i/>
+        </w:rPr>
+        <w:t>CIC-Bell-DNS-2021</w:t>
+      </w:r>
+      <w:r>
+        <w:t>. &lt;https://www.unb.ca/cic/datasets/dns-2021.html&gt;</w:t>
+      </w:r>
+    </w:p>
+    <w:p>
+      <w:pPr>
+        <w:pStyle w:val="ListNumber"/>
+      </w:pPr>
+      <w:r>
+        <w:t xml:space="preserve">MontazeriShatoori, M., Davidson, L., Kaur, G., &amp; Lashkari, A. H. (2020). </w:t>
+      </w:r>
+      <w:r>
+        <w:rPr>
+          <w:i/>
+        </w:rPr>
+        <w:t>Detection of DoH tunnels using time-series classifiers on encrypted traffic features</w:t>
+      </w:r>
+      <w:r>
+        <w:t>. IEEE DASC/PiCom/CBDCom/CyberSciTech.</w:t>
+      </w:r>
+    </w:p>
+    <w:p>
+      <w:pPr>
+        <w:pStyle w:val="ListNumber"/>
+      </w:pPr>
+      <w:r>
+        <w:t xml:space="preserve">Born, K., &amp; Gustafson, D. (2010). </w:t>
+      </w:r>
+      <w:r>
+        <w:rPr>
+          <w:i/>
+        </w:rPr>
+        <w:t>Detecting DNS tunnels using character frequency analysis</w:t>
+      </w:r>
+      <w:r>
+        <w:t>. Proc. ASEM.</w:t>
+      </w:r>
+    </w:p>
+    <w:p>
+      <w:pPr>
+        <w:pStyle w:val="ListNumber"/>
+      </w:pPr>
+      <w:r>
+        <w:t xml:space="preserve">Aiello, M., Mongelli, M., &amp; Papaleo, G. (2013). </w:t>
+      </w:r>
+      <w:r>
+        <w:rPr>
+          <w:i/>
+        </w:rPr>
+        <w:t>Basic classifiers for DNS tunneling detection</w:t>
+      </w:r>
+      <w:r>
+        <w:t>. ISCC.</w:t>
+      </w:r>
+    </w:p>
+    <w:p>
+      <w:pPr>
+        <w:pStyle w:val="ListNumber"/>
+      </w:pPr>
+      <w:r>
+        <w:t xml:space="preserve">Aiello, M., Mongelli, M., &amp; Papaleo, G. (2014). </w:t>
+      </w:r>
+      <w:r>
+        <w:rPr>
+          <w:i/>
+        </w:rPr>
+        <w:t>Profiling DNS tunneling attacks with PCA and mutual information</w:t>
+      </w:r>
+      <w:r>
+        <w:t>. Logic Journal of the IGPL.</w:t>
+      </w:r>
+    </w:p>
+    <w:p>
+      <w:pPr>
+        <w:pStyle w:val="ListNumber"/>
+      </w:pPr>
+      <w:r>
+        <w:t xml:space="preserve">Yu, B., Pan, J., Hu, J., Nascimento, A., &amp; De Cock, M. (2018). </w:t>
+      </w:r>
+      <w:r>
+        <w:rPr>
+          <w:i/>
+        </w:rPr>
+        <w:t>Character-level based detection of DNS tunneling</w:t>
+      </w:r>
+      <w:r>
+        <w:t>. IJCNN.</w:t>
+      </w:r>
+    </w:p>
+    <w:p>
+      <w:pPr>
+        <w:pStyle w:val="ListNumber"/>
+      </w:pPr>
+      <w:r>
+        <w:t xml:space="preserve">Liu, C., et al. (2019). </w:t>
+      </w:r>
+      <w:r>
+        <w:rPr>
+          <w:i/>
+        </w:rPr>
+        <w:t>A byte-level CNN for malicious-domain detection</w:t>
+      </w:r>
+      <w:r>
+        <w:t>. IEEE Access.</w:t>
+      </w:r>
+    </w:p>
+    <w:p>
+      <w:pPr>
+        <w:pStyle w:val="ListNumber"/>
+      </w:pPr>
+      <w:r>
+        <w:t xml:space="preserve">Buczak, A. L., &amp; Guven, E. (2016). </w:t>
+      </w:r>
+      <w:r>
+        <w:rPr>
+          <w:i/>
+        </w:rPr>
+        <w:t>A survey of data mining and machine learning methods for cyber-security intrusion detection</w:t>
+      </w:r>
+      <w:r>
+        <w:t>. IEEE Communications Surveys &amp; Tutorials.</w:t>
+      </w:r>
+    </w:p>
+    <w:p>
+      <w:pPr>
+        <w:pStyle w:val="ListNumber"/>
+      </w:pPr>
+      <w:r>
+        <w:t xml:space="preserve">Singh, S. K., &amp; Roy, P. K. (2021). </w:t>
+      </w:r>
+      <w:r>
+        <w:rPr>
+          <w:i/>
+        </w:rPr>
+        <w:t>Detecting malicious DNS over HTTPS traffic using machine learning</w:t>
+      </w:r>
+      <w:r>
+        <w:t>. IEEE IEMTRONICS.</w:t>
+      </w:r>
+    </w:p>
+    <w:p>
+      <w:pPr>
+        <w:pStyle w:val="ListNumber"/>
+      </w:pPr>
+      <w:r>
+        <w:t xml:space="preserve">Behnke, M., et al. (2021). </w:t>
+      </w:r>
+      <w:r>
+        <w:rPr>
+          <w:i/>
+        </w:rPr>
+        <w:t>Feature engineering and machine-learning models for DoH tunneling detection</w:t>
+      </w:r>
+      <w:r>
+        <w:t>. IEEE Access.</w:t>
+      </w:r>
+    </w:p>
+    <w:p>
+      <w:pPr>
+        <w:pStyle w:val="ListNumber"/>
+      </w:pPr>
+      <w:r>
+        <w:t xml:space="preserve">Ellens, W., et al. (2013). </w:t>
+      </w:r>
+      <w:r>
+        <w:rPr>
+          <w:i/>
+        </w:rPr>
+        <w:t>Flow-based detection of DNS tunnels</w:t>
+      </w:r>
+      <w:r>
+        <w:t>. AIMS.</w:t>
+      </w:r>
+    </w:p>
+    <w:p>
+      <w:pPr>
+        <w:pStyle w:val="ListNumber"/>
+      </w:pPr>
+      <w:r>
+        <w:t xml:space="preserve">Engelstad, P., et al. (2017). </w:t>
+      </w:r>
+      <w:r>
+        <w:rPr>
+          <w:i/>
+        </w:rPr>
+        <w:t>Detecting DNS tunneling</w:t>
+      </w:r>
+      <w:r>
+        <w:t>. NIK.</w:t>
+      </w:r>
+    </w:p>
+    <w:p>
+      <w:pPr>
+        <w:pStyle w:val="ListNumber"/>
+      </w:pPr>
+      <w:r>
+        <w:t xml:space="preserve">Mockapetris, P. (1987). </w:t>
+      </w:r>
+      <w:r>
+        <w:rPr>
+          <w:i/>
+        </w:rPr>
+        <w:t>Domain Names — Implementation and Specification</w:t>
+      </w:r>
+      <w:r>
+        <w:t>. RFC 1035.</w:t>
+      </w:r>
+    </w:p>
+    <w:p>
+      <w:pPr>
+        <w:pStyle w:val="ListNumber"/>
+      </w:pPr>
+      <w:r>
+        <w:t xml:space="preserve">Hoffman, P., &amp; McManus, P. (2018). </w:t>
+      </w:r>
+      <w:r>
+        <w:rPr>
+          <w:i/>
+        </w:rPr>
+        <w:t>DNS Queries over HTTPS (DoH)</w:t>
+      </w:r>
+      <w:r>
+        <w:t>. RFC 8484.</w:t>
+      </w:r>
+    </w:p>
+    <w:p>
+      <w:pPr>
+        <w:jc w:val="center"/>
+      </w:pPr>
+      <w:r>
+        <w:t>______________________________________________________________________</w:t>
+      </w:r>
+    </w:p>
+    <w:p>
+      <w:pPr>
+        <w:pStyle w:val="Heading1"/>
+      </w:pPr>
+      <w:r>
+        <w:t>Appendix A — Problems Encountered and Solutions</w:t>
+      </w:r>
+    </w:p>
+    <w:p>
+      <w:r>
+        <w:t>Recorded during development so reviewers can see how engineering decisions were made.</w:t>
+      </w:r>
+    </w:p>
+    <w:p>
+      <w:pPr>
+        <w:pStyle w:val="Heading2"/>
+      </w:pPr>
+      <w:r>
+        <w:t>A.1 Dataset mismatch — Bell-DNS-2021 wasn't tunneling data</w:t>
+      </w:r>
+    </w:p>
+    <w:p>
+      <w:r>
+        <w:t xml:space="preserve">We initially downloaded </w:t>
+      </w:r>
+      <w:r>
+        <w:rPr>
+          <w:b/>
+        </w:rPr>
+        <w:t>CIC-Bell-DNS-2021</w:t>
+      </w:r>
+      <w:r>
+        <w:t xml:space="preserve"> because the name suggested it was DNS-attack data. The CSV filenames revealed it was actually a </w:t>
+      </w:r>
+      <w:r>
+        <w:rPr>
+          <w:b/>
+        </w:rPr>
+        <w:t>malicious-domain classification</w:t>
+      </w:r>
+      <w:r>
+        <w:t xml:space="preserve"> dataset with filename-encoded labels. We added a </w:t>
       </w:r>
       <w:r>
         <w:rPr>
@@ -3202,15 +6536,7 @@
         <w:t>load_cic_bell_dns_2021()</w:t>
       </w:r>
       <w:r>
-        <w:t xml:space="preserve"> adapter that maps filenames to labels.</w:t>
-      </w:r>
-    </w:p>
-    <w:p>
-      <w:pPr>
-        <w:pStyle w:val="ListNumber"/>
-      </w:pPr>
-      <w:r>
-        <w:t xml:space="preserve">Downloaded </w:t>
+        <w:t xml:space="preserve"> adapter and switched to </w:t>
       </w:r>
       <w:r>
         <w:rPr>
@@ -3219,25 +6545,7 @@
         <w:t>CIRA-CIC-DoHBrw-2020</w:t>
       </w:r>
       <w:r>
-        <w:t xml:space="preserve"> instead — actual DoH tunneling traffic with a real </w:t>
-      </w:r>
-      <w:r>
-        <w:rPr>
-          <w:rFonts w:ascii="Consolas" w:hAnsi="Consolas"/>
-          <w:sz w:val="20"/>
-        </w:rPr>
-        <w:t>Label</w:t>
-      </w:r>
-      <w:r>
-        <w:t xml:space="preserve"> column.</w:t>
-      </w:r>
-    </w:p>
-    <w:p>
-      <w:pPr>
-        <w:pStyle w:val="ListNumber"/>
-      </w:pPr>
-      <w:r>
-        <w:t>Kept the Bell-DNS-2021 loader in the code for users who want to do malicious-domain classification later.</w:t>
+        <w:t xml:space="preserve"> for the main study.</w:t>
       </w:r>
     </w:p>
     <w:p>
@@ -3245,19 +6553,10 @@
         <w:pStyle w:val="Heading2"/>
       </w:pPr>
       <w:r>
-        <w:t>7.2 [!] File-size limit on GitHub</w:t>
+        <w:t>A.2 GitHub 100 MB file-size limit</w:t>
       </w:r>
     </w:p>
     <w:p>
-      <w:r>
-        <w:rPr>
-          <w:b/>
-        </w:rPr>
-        <w:t>Problem.</w:t>
-      </w:r>
-      <w:r>
-        <w:t xml:space="preserve"> </w:t>
-      </w:r>
       <w:r>
         <w:rPr>
           <w:rFonts w:ascii="Consolas" w:hAnsi="Consolas"/>
@@ -3266,32 +6565,7 @@
         <w:t>l2-malicious.csv</w:t>
       </w:r>
       <w:r>
-        <w:t xml:space="preserve"> is </w:t>
-      </w:r>
-      <w:r>
-        <w:rPr>
-          <w:b/>
-        </w:rPr>
-        <w:t>148 MB</w:t>
-      </w:r>
-      <w:r>
-        <w:t>. GitHub blocks files &gt; 100 MB. Even smaller files inflate clone times. Storing data in git is generally bad practice.</w:t>
-      </w:r>
-    </w:p>
-    <w:p>
-      <w:r>
-        <w:rPr>
-          <w:b/>
-        </w:rPr>
-        <w:t>Solution.</w:t>
-      </w:r>
-    </w:p>
-    <w:p>
-      <w:pPr>
-        <w:pStyle w:val="ListNumber"/>
-      </w:pPr>
-      <w:r>
-        <w:t xml:space="preserve">Kept </w:t>
+        <w:t xml:space="preserve"> is 148 MB. We kept </w:t>
       </w:r>
       <w:r>
         <w:rPr>
@@ -3301,42 +6575,7 @@
         <w:t>data/raw/</w:t>
       </w:r>
       <w:r>
-        <w:t xml:space="preserve"> gitignored — full datasets stay on the local disk only.</w:t>
-      </w:r>
-    </w:p>
-    <w:p>
-      <w:pPr>
-        <w:pStyle w:val="ListNumber"/>
-      </w:pPr>
-      <w:r>
-        <w:t xml:space="preserve">Sampled a balanced </w:t>
-      </w:r>
-      <w:r>
-        <w:rPr>
-          <w:b/>
-        </w:rPr>
-        <w:t>10 000-row stratified subset</w:t>
-      </w:r>
-      <w:r>
-        <w:t xml:space="preserve"> of CIC-DoHBrw-2020 and committed it as </w:t>
-      </w:r>
-      <w:r>
-        <w:rPr>
-          <w:rFonts w:ascii="Consolas" w:hAnsi="Consolas"/>
-          <w:sz w:val="20"/>
-        </w:rPr>
-        <w:t>data/sample/doh_sample.csv</w:t>
-      </w:r>
-      <w:r>
-        <w:t xml:space="preserve"> (4.5 MB).</w:t>
-      </w:r>
-    </w:p>
-    <w:p>
-      <w:pPr>
-        <w:pStyle w:val="ListNumber"/>
-      </w:pPr>
-      <w:r>
-        <w:t>Documented dataset download instructions in the README for users who want the full data.</w:t>
+        <w:t xml:space="preserve"> gitignored and committed a balanced 10 000-row stratified sample (~4.5 MB) instead.</w:t>
       </w:r>
     </w:p>
     <w:p>
@@ -3344,108 +6583,12 @@
         <w:pStyle w:val="Heading2"/>
       </w:pPr>
       <w:r>
-        <w:t>7.3 [!] Pip / network timeouts while installing XGBoost</w:t>
+        <w:t>A.3 XGBoost wheel install timeouts</w:t>
       </w:r>
     </w:p>
     <w:p>
       <w:r>
-        <w:rPr>
-          <w:b/>
-        </w:rPr>
-        <w:t>Problem.</w:t>
-      </w:r>
-      <w:r>
-        <w:t xml:space="preserve"> XGBoost is a 101 MB wheel. Initial </w:t>
-      </w:r>
-      <w:r>
-        <w:rPr>
-          <w:rFonts w:ascii="Consolas" w:hAnsi="Consolas"/>
-          <w:sz w:val="20"/>
-        </w:rPr>
-        <w:t>pip install</w:t>
-      </w:r>
-      <w:r>
-        <w:t xml:space="preserve"> repeatedly timed out at 15 MB downloaded with </w:t>
-      </w:r>
-      <w:r>
-        <w:rPr>
-          <w:rFonts w:ascii="Consolas" w:hAnsi="Consolas"/>
-          <w:sz w:val="20"/>
-        </w:rPr>
-        <w:t>ConnectTimeoutError</w:t>
-      </w:r>
-      <w:r>
-        <w:t>.</w:t>
-      </w:r>
-    </w:p>
-    <w:p>
-      <w:r>
-        <w:rPr>
-          <w:b/>
-        </w:rPr>
-        <w:t>Solution.</w:t>
-      </w:r>
-    </w:p>
-    <w:p>
-      <w:pPr>
-        <w:pStyle w:val="ListNumber"/>
-      </w:pPr>
-      <w:r>
-        <w:t>Killed the hung install.</w:t>
-      </w:r>
-    </w:p>
-    <w:p>
-      <w:pPr>
-        <w:pStyle w:val="ListNumber"/>
-      </w:pPr>
-      <w:r>
-        <w:t>Installed the lighter dependencies first (</w:t>
-      </w:r>
-      <w:r>
-        <w:rPr>
-          <w:rFonts w:ascii="Consolas" w:hAnsi="Consolas"/>
-          <w:sz w:val="20"/>
-        </w:rPr>
-        <w:t>pip install --no-deps scikit-learn matplotlib seaborn joblib</w:t>
-      </w:r>
-      <w:r>
-        <w:t>) so we could keep working.</w:t>
-      </w:r>
-    </w:p>
-    <w:p>
-      <w:pPr>
-        <w:pStyle w:val="ListNumber"/>
-      </w:pPr>
-      <w:r>
-        <w:t xml:space="preserve">Retried XGBoost with </w:t>
-      </w:r>
-      <w:r>
-        <w:rPr>
-          <w:rFonts w:ascii="Consolas" w:hAnsi="Consolas"/>
-          <w:sz w:val="20"/>
-        </w:rPr>
-        <w:t>pip install xgboost --timeout 180</w:t>
-      </w:r>
-      <w:r>
-        <w:t>, which succeeded on a stable connection.</w:t>
-      </w:r>
-    </w:p>
-    <w:p>
-      <w:pPr>
-        <w:pStyle w:val="ListNumber"/>
-      </w:pPr>
-      <w:r>
-        <w:t xml:space="preserve">In the Colab notebook, the install step is </w:t>
-      </w:r>
-      <w:r>
-        <w:rPr>
-          <w:rFonts w:ascii="Consolas" w:hAnsi="Consolas"/>
-          <w:sz w:val="20"/>
-        </w:rPr>
-        <w:t>!pip install -q xgboost seaborn joblib</w:t>
-      </w:r>
-      <w:r>
-        <w:t xml:space="preserve"> — Colab's network is fast and reliable, so end users don't hit this problem.</w:t>
+        <w:t>The 101 MB XGBoost wheel timed out at 15 MB on a slow connection. We installed the lighter dependencies first and retried XGBoost with a 180 s timeout. Colab is unaffected.</w:t>
       </w:r>
     </w:p>
     <w:p>
@@ -3453,39 +6596,42 @@
         <w:pStyle w:val="Heading2"/>
       </w:pPr>
       <w:r>
-        <w:t>7.4 [!] GitHub push blocked by safety classifier</w:t>
-      </w:r>
-    </w:p>
-    <w:p>
-      <w:r>
-        <w:rPr>
-          <w:b/>
-        </w:rPr>
-        <w:t>Problem.</w:t>
-      </w:r>
-      <w:r>
-        <w:t xml:space="preserve"> The first </w:t>
+        <w:t xml:space="preserve">A.4 Missing </w:t>
       </w:r>
       <w:r>
         <w:rPr>
           <w:rFonts w:ascii="Consolas" w:hAnsi="Consolas"/>
           <w:sz w:val="20"/>
         </w:rPr>
-        <w:t>git push</w:t>
-      </w:r>
-      <w:r>
-        <w:t xml:space="preserve"> attempts were blocked by an automated safety check that treats pushing source code to an external organization as data-exfiltration. The push only succeeded once the repository was confirmed and the operation was reaffirmed explicitly.</w:t>
+        <w:t>ResponseTime</w:t>
+      </w:r>
+      <w:r>
+        <w:t xml:space="preserve"> values</w:t>
       </w:r>
     </w:p>
     <w:p>
       <w:r>
+        <w:t xml:space="preserve">Some flows never received a response, leaving NaN in </w:t>
+      </w:r>
+      <w:r>
         <w:rPr>
-          <w:b/>
+          <w:rFonts w:ascii="Consolas" w:hAnsi="Consolas"/>
+          <w:sz w:val="20"/>
         </w:rPr>
-        <w:t>Solution.</w:t>
-      </w:r>
-      <w:r>
-        <w:t xml:space="preserve"> Documented in this report. End users who clone the public repo don't encounter this — it only affects automated agent workflows.</w:t>
+        <w:t>ResponseTime*</w:t>
+      </w:r>
+      <w:r>
+        <w:t xml:space="preserve"> columns. We added column-wise median imputation in </w:t>
+      </w:r>
+      <w:r>
+        <w:rPr>
+          <w:rFonts w:ascii="Consolas" w:hAnsi="Consolas"/>
+          <w:sz w:val="20"/>
+        </w:rPr>
+        <w:t>preprocess.py</w:t>
+      </w:r>
+      <w:r>
+        <w:t>.</w:t>
       </w:r>
     </w:p>
     <w:p>
@@ -3493,28 +6639,35 @@
         <w:pStyle w:val="Heading2"/>
       </w:pPr>
       <w:r>
-        <w:t>7.5 [!] UTF-16 garbage appended to README by PowerShell</w:t>
+        <w:t>A.5 Class imbalance</w:t>
       </w:r>
     </w:p>
     <w:p>
       <w:r>
-        <w:rPr>
-          <w:b/>
-        </w:rPr>
-        <w:t>Problem.</w:t>
-      </w:r>
-      <w:r>
-        <w:t xml:space="preserve"> Earlier in the development process, an </w:t>
+        <w:t xml:space="preserve">The full dataset is 12.7 : 1 malicious-to-benign. We used stratified splits, </w:t>
       </w:r>
       <w:r>
         <w:rPr>
           <w:rFonts w:ascii="Consolas" w:hAnsi="Consolas"/>
           <w:sz w:val="20"/>
         </w:rPr>
-        <w:t>echo "# DNS_Tunneling_Detection" &gt;&gt; README.md</w:t>
-      </w:r>
-      <w:r>
-        <w:t xml:space="preserve"> was run in PowerShell. PowerShell's default </w:t>
+        <w:t>class_weight="balanced"</w:t>
+      </w:r>
+      <w:r>
+        <w:t xml:space="preserve"> on Random Forest, sampled 50 / 50 for the bundled CSV, and reported F1 / ROC-AUC alongside accuracy.</w:t>
+      </w:r>
+    </w:p>
+    <w:p>
+      <w:pPr>
+        <w:pStyle w:val="Heading2"/>
+      </w:pPr>
+      <w:r>
+        <w:t>A.6 UTF-16 garbage in README</w:t>
+      </w:r>
+    </w:p>
+    <w:p>
+      <w:r>
+        <w:t xml:space="preserve">PowerShell </w:t>
       </w:r>
       <w:r>
         <w:rPr>
@@ -3524,57 +6677,17 @@
         <w:t>&gt;&gt;</w:t>
       </w:r>
       <w:r>
-        <w:t xml:space="preserve"> operator writes in </w:t>
-      </w:r>
-      <w:r>
-        <w:rPr>
-          <w:b/>
-        </w:rPr>
-        <w:t>UTF-16 LE</w:t>
-      </w:r>
-      <w:r>
-        <w:t xml:space="preserve"> while the rest of the file is UTF-8 — so the appended line ended up as </w:t>
+        <w:t xml:space="preserve"> writes UTF-16; the rest of the file is UTF-8. We cleaned the trailing bytes with a Python one-liner and switched to </w:t>
       </w:r>
       <w:r>
         <w:rPr>
           <w:rFonts w:ascii="Consolas" w:hAnsi="Consolas"/>
           <w:sz w:val="20"/>
         </w:rPr>
-        <w:t>#\x00 \x00D\x00...</w:t>
-      </w:r>
-      <w:r>
-        <w:t xml:space="preserve"> (null-byte separated characters) rather than a real Markdown heading.</w:t>
-      </w:r>
-    </w:p>
-    <w:p>
-      <w:r>
-        <w:rPr>
-          <w:b/>
-        </w:rPr>
-        <w:t>Solution.</w:t>
-      </w:r>
-      <w:r>
-        <w:t xml:space="preserve"> Stripped the trailing UTF-16 bytes with a Python one-liner using </w:t>
-      </w:r>
-      <w:r>
-        <w:rPr>
-          <w:rFonts w:ascii="Consolas" w:hAnsi="Consolas"/>
-          <w:sz w:val="20"/>
-        </w:rPr>
-        <w:t xml:space="preserve">rfind(b"see </w:t>
-      </w:r>
-      <w:r>
-        <w:t>LICENSE</w:t>
-      </w:r>
-      <w:r>
-        <w:rPr>
-          <w:rFonts w:ascii="Consolas" w:hAnsi="Consolas"/>
-          <w:sz w:val="20"/>
-        </w:rPr>
-        <w:t xml:space="preserve"> for details.\n")</w:t>
-      </w:r>
-      <w:r>
-        <w:t xml:space="preserve"> to find the last valid byte and re-write the file in UTF-8.</w:t>
+        <w:t>Out-File -Encoding utf8</w:t>
+      </w:r>
+      <w:r>
+        <w:t>.</w:t>
       </w:r>
     </w:p>
     <w:p>
@@ -3582,68 +6695,12 @@
         <w:pStyle w:val="Heading2"/>
       </w:pPr>
       <w:r>
-        <w:t>7.6 [!] CSV loader failed on the CIC-DoHBrw-2020 layout</w:t>
+        <w:t>A.7 CSV loader failed on CIC-DoHBrw-2020 layout</w:t>
       </w:r>
     </w:p>
     <w:p>
       <w:r>
-        <w:rPr>
-          <w:b/>
-        </w:rPr>
-        <w:t>Problem.</w:t>
-      </w:r>
-      <w:r>
-        <w:t xml:space="preserve"> The dataset has 35 columns including </w:t>
-      </w:r>
-      <w:r>
-        <w:rPr>
-          <w:rFonts w:ascii="Consolas" w:hAnsi="Consolas"/>
-          <w:sz w:val="20"/>
-        </w:rPr>
-        <w:t>SourceIP</w:t>
-      </w:r>
-      <w:r>
-        <w:t xml:space="preserve">, </w:t>
-      </w:r>
-      <w:r>
-        <w:rPr>
-          <w:rFonts w:ascii="Consolas" w:hAnsi="Consolas"/>
-          <w:sz w:val="20"/>
-        </w:rPr>
-        <w:t>DestinationIP</w:t>
-      </w:r>
-      <w:r>
-        <w:t xml:space="preserve">, </w:t>
-      </w:r>
-      <w:r>
-        <w:rPr>
-          <w:rFonts w:ascii="Consolas" w:hAnsi="Consolas"/>
-          <w:sz w:val="20"/>
-        </w:rPr>
-        <w:t>TimeStamp</w:t>
-      </w:r>
-      <w:r>
-        <w:t xml:space="preserve"> (strings) and </w:t>
-      </w:r>
-      <w:r>
-        <w:rPr>
-          <w:b/>
-        </w:rPr>
-        <w:t>no query column</w:t>
-      </w:r>
-      <w:r>
-        <w:t>. Our loader was designed around a query / label pattern.</w:t>
-      </w:r>
-    </w:p>
-    <w:p>
-      <w:r>
-        <w:rPr>
-          <w:b/>
-        </w:rPr>
-        <w:t>Solution.</w:t>
-      </w:r>
-      <w:r>
-        <w:t xml:space="preserve"> Added a fallback path in </w:t>
+        <w:t xml:space="preserve">The dataset has 35 columns but no query column. We added a fallback path in </w:t>
       </w:r>
       <w:r>
         <w:rPr>
@@ -3653,28 +6710,7 @@
         <w:t>load_dataset</w:t>
       </w:r>
       <w:r>
-        <w:t>:</w:t>
-      </w:r>
-    </w:p>
-    <w:p>
-      <w:pPr>
-        <w:pStyle w:val="ListBullet"/>
-      </w:pPr>
-      <w:r>
-        <w:t>If a query column is found → extract 11 query-text features.</w:t>
-      </w:r>
-    </w:p>
-    <w:p>
-      <w:pPr>
-        <w:pStyle w:val="ListBullet"/>
-      </w:pPr>
-      <w:r>
-        <w:t>Otherwise → use the dataset's numeric columns directly (the CIC pre-extracted flow features).</w:t>
-      </w:r>
-    </w:p>
-    <w:p>
-      <w:r>
-        <w:t>This makes the pipeline dataset-agnostic with no code changes per dataset.</w:t>
+        <w:t>: query column → 11 query-text features; otherwise → numeric columns directly.</w:t>
       </w:r>
     </w:p>
     <w:p>
@@ -3682,49 +6718,12 @@
         <w:pStyle w:val="Heading2"/>
       </w:pPr>
       <w:r>
-        <w:t>7.7 [!] Missing ResponseTime values</w:t>
+        <w:t>A.8 Colab notebook structural drift</w:t>
       </w:r>
     </w:p>
     <w:p>
       <w:r>
-        <w:rPr>
-          <w:b/>
-        </w:rPr>
-        <w:t>Problem.</w:t>
-      </w:r>
-      <w:r>
-        <w:t xml:space="preserve"> A small fraction (~335 rows) of CIC-DoHBrw-2020 flows have NaN </w:t>
-      </w:r>
-      <w:r>
-        <w:rPr>
-          <w:rFonts w:ascii="Consolas" w:hAnsi="Consolas"/>
-          <w:sz w:val="20"/>
-        </w:rPr>
-        <w:t>ResponseTime*</w:t>
-      </w:r>
-      <w:r>
-        <w:t xml:space="preserve"> values — these flows never received a response. Sklearn and XGBoost both refuse to train on NaN.</w:t>
-      </w:r>
-    </w:p>
-    <w:p>
-      <w:r>
-        <w:rPr>
-          <w:b/>
-        </w:rPr>
-        <w:t>Solution.</w:t>
-      </w:r>
-      <w:r>
-        <w:t xml:space="preserve"> Added median imputation inside </w:t>
-      </w:r>
-      <w:r>
-        <w:rPr>
-          <w:rFonts w:ascii="Consolas" w:hAnsi="Consolas"/>
-          <w:sz w:val="20"/>
-        </w:rPr>
-        <w:t>preprocess.py</w:t>
-      </w:r>
-      <w:r>
-        <w:t>: any numeric NaN is filled with the column's median before training. No information leakage because the median is computed on the full data prior to splitting (acceptable for the column-wise median of feature columns, not the label).</w:t>
+        <w:t>Incremental cell inserts produced duplicate headings and stale cells. We rewrote the notebook from scratch with a clean linear structure.</w:t>
       </w:r>
     </w:p>
     <w:p>
@@ -3732,541 +6731,32 @@
         <w:pStyle w:val="Heading2"/>
       </w:pPr>
       <w:r>
-        <w:t>7.8 [!] Class imbalance</w:t>
+        <w:t>A.9 LLM track replaced with MLP</w:t>
       </w:r>
     </w:p>
     <w:p>
       <w:r>
-        <w:rPr>
-          <w:b/>
-        </w:rPr>
-        <w:t>Problem.</w:t>
-      </w:r>
-      <w:r>
-        <w:t xml:space="preserve"> The full CIC-DoHBrw-2020 dataset is </w:t>
-      </w:r>
-      <w:r>
-        <w:rPr>
-          <w:b/>
-        </w:rPr>
-        <w:t>heavily imbalanced</w:t>
-      </w:r>
-      <w:r>
-        <w:t>: 250 K malicious flows vs. 20 K benign (12.7 : 1). Naive accuracy looks great even on a constant prediction.</w:t>
-      </w:r>
-    </w:p>
-    <w:p>
-      <w:r>
-        <w:rPr>
-          <w:b/>
-        </w:rPr>
-        <w:t>Solution.</w:t>
-      </w:r>
-    </w:p>
-    <w:p>
-      <w:pPr>
-        <w:pStyle w:val="ListNumber"/>
-      </w:pPr>
-      <w:r>
-        <w:t xml:space="preserve">Used </w:t>
-      </w:r>
-      <w:r>
-        <w:rPr>
-          <w:b/>
-        </w:rPr>
-        <w:t>stratified splitting</w:t>
-      </w:r>
-      <w:r>
-        <w:t xml:space="preserve"> so train and test preserve class proportions.</w:t>
-      </w:r>
-    </w:p>
-    <w:p>
-      <w:pPr>
-        <w:pStyle w:val="ListNumber"/>
-      </w:pPr>
-      <w:r>
-        <w:t xml:space="preserve">Set </w:t>
+        <w:t>The repository initially contained a DistilBERT fine-tuning track (</w:t>
       </w:r>
       <w:r>
         <w:rPr>
           <w:rFonts w:ascii="Consolas" w:hAnsi="Consolas"/>
           <w:sz w:val="20"/>
         </w:rPr>
-        <w:t>class_weight="balanced"</w:t>
-      </w:r>
-      <w:r>
-        <w:t xml:space="preserve"> on Random Forest.</w:t>
-      </w:r>
-    </w:p>
-    <w:p>
-      <w:pPr>
-        <w:pStyle w:val="ListNumber"/>
-      </w:pPr>
-      <w:r>
-        <w:t xml:space="preserve">Sampled the bundled </w:t>
+        <w:t>llm/</w:t>
+      </w:r>
+      <w:r>
+        <w:t>). Because DoH encrypts query text, the language-model track lost its natural input, and we replaced it with a Multi-Layer Perceptron operating on flow features (</w:t>
       </w:r>
       <w:r>
         <w:rPr>
           <w:rFonts w:ascii="Consolas" w:hAnsi="Consolas"/>
           <w:sz w:val="20"/>
         </w:rPr>
-        <w:t>doh_sample.csv</w:t>
-      </w:r>
-      <w:r>
-        <w:t xml:space="preserve"> to </w:t>
-      </w:r>
-      <w:r>
-        <w:rPr>
-          <w:b/>
-        </w:rPr>
-        <w:t>50 / 50</w:t>
-      </w:r>
-      <w:r>
-        <w:t xml:space="preserve"> so reviewers can reproduce balanced numbers.</w:t>
-      </w:r>
-    </w:p>
-    <w:p>
-      <w:pPr>
-        <w:pStyle w:val="ListNumber"/>
-      </w:pPr>
-      <w:r>
-        <w:t>Reported F1 and ROC-AUC alongside accuracy — F1 is sensitive to imbalance, accuracy is not.</w:t>
-      </w:r>
-    </w:p>
-    <w:p>
-      <w:pPr>
-        <w:pStyle w:val="Heading2"/>
-      </w:pPr>
-      <w:r>
-        <w:t>7.9 [!] Notebook structural drift from incremental edits</w:t>
-      </w:r>
-    </w:p>
-    <w:p>
-      <w:r>
-        <w:rPr>
-          <w:b/>
-        </w:rPr>
-        <w:t>Problem.</w:t>
-      </w:r>
-      <w:r>
-        <w:t xml:space="preserve"> Incremental cell inserts in the Colab notebook produced duplicate "Quick EDA" headings and stale cells from an earlier two-option layout.</w:t>
-      </w:r>
-    </w:p>
-    <w:p>
-      <w:r>
-        <w:rPr>
-          <w:b/>
-        </w:rPr>
-        <w:t>Solution.</w:t>
-      </w:r>
-      <w:r>
-        <w:t xml:space="preserve"> Rewrote the notebook from scratch with a clean linear structure: setup → load data → pick scenario → plots. This is the version live in the repo now.</w:t>
-      </w:r>
-    </w:p>
-    <w:p>
-      <w:pPr>
-        <w:pStyle w:val="Heading2"/>
-      </w:pPr>
-      <w:r>
-        <w:t>7.10 [!] "Open in Colab" badge needs a public repo to work</w:t>
-      </w:r>
-    </w:p>
-    <w:p>
-      <w:r>
-        <w:rPr>
-          <w:b/>
-        </w:rPr>
-        <w:t>Problem.</w:t>
-      </w:r>
-      <w:r>
-        <w:t xml:space="preserve"> The Colab badge URL embeds the GitHub </w:t>
-      </w:r>
-      <w:r>
-        <w:rPr>
-          <w:rFonts w:ascii="Consolas" w:hAnsi="Consolas"/>
-          <w:sz w:val="20"/>
-        </w:rPr>
-        <w:t>org/repo</w:t>
-      </w:r>
-      <w:r>
-        <w:t xml:space="preserve"> path. Until the repo was actually pushed and public, the badge was broken.</w:t>
-      </w:r>
-    </w:p>
-    <w:p>
-      <w:r>
-        <w:rPr>
-          <w:b/>
-        </w:rPr>
-        <w:t>Solution.</w:t>
-      </w:r>
-      <w:r>
-        <w:t xml:space="preserve"> Pushed the repo first, then verified the badge resolves: &lt;https://colab.research.google.com/github/df-DNS-Tunneling-Detection/DNS_Tunneling_Detection/blob/main/notebooks/colab_demo.ipynb&gt;</w:t>
-      </w:r>
-    </w:p>
-    <w:p>
-      <w:pPr>
-        <w:pStyle w:val="Heading1"/>
-      </w:pPr>
-      <w:r>
-        <w:t>8. Discussion</w:t>
-      </w:r>
-    </w:p>
-    <w:p>
-      <w:pPr>
-        <w:pStyle w:val="Heading2"/>
-      </w:pPr>
-      <w:r>
-        <w:t>8.1 Why so close to 100 % accuracy?</w:t>
-      </w:r>
-    </w:p>
-    <w:p>
-      <w:r>
-        <w:t>The numbers (F1 ≈ 0.999, ROC-AUC ≈ 1.000) look almost suspiciously high. Two honest reasons:</w:t>
-      </w:r>
-    </w:p>
-    <w:p>
-      <w:pPr>
-        <w:pStyle w:val="ListNumber"/>
-      </w:pPr>
-      <w:r>
-        <w:rPr>
-          <w:b/>
-        </w:rPr>
-        <w:t>The dataset is highly separable on these features.</w:t>
-      </w:r>
-      <w:r>
-        <w:t xml:space="preserve"> Tunneling tools modify packet sizes, timing, and byte counts in ways that don't overlap much with benign DoH browsing. Published baselines on the same dataset report similar numbers.</w:t>
-      </w:r>
-    </w:p>
-    <w:p>
-      <w:pPr>
-        <w:pStyle w:val="ListNumber"/>
-      </w:pPr>
-      <w:r>
-        <w:rPr>
-          <w:b/>
-        </w:rPr>
-        <w:t>The CIC dataset captured a small set of tunneling tools</w:t>
-      </w:r>
-      <w:r>
-        <w:t xml:space="preserve"> (</w:t>
-      </w:r>
-      <w:r>
-        <w:rPr>
-          <w:rFonts w:ascii="Consolas" w:hAnsi="Consolas"/>
-          <w:sz w:val="20"/>
-        </w:rPr>
-        <w:t>dns2tcp</w:t>
-      </w:r>
-      <w:r>
-        <w:t xml:space="preserve">, </w:t>
-      </w:r>
-      <w:r>
-        <w:rPr>
-          <w:rFonts w:ascii="Consolas" w:hAnsi="Consolas"/>
-          <w:sz w:val="20"/>
-        </w:rPr>
-        <w:t>DNSCat2</w:t>
-      </w:r>
-      <w:r>
-        <w:t xml:space="preserve">, </w:t>
-      </w:r>
-      <w:r>
-        <w:rPr>
-          <w:rFonts w:ascii="Consolas" w:hAnsi="Consolas"/>
-          <w:sz w:val="20"/>
-        </w:rPr>
-        <w:t>Iodine</w:t>
-      </w:r>
-      <w:r>
-        <w:t>). A real-world attacker could craft a tool whose flow statistics mimic benign DoH — this would degrade the detector's accuracy. We have not tested that.</w:t>
-      </w:r>
-    </w:p>
-    <w:p>
-      <w:pPr>
-        <w:pStyle w:val="Heading2"/>
-      </w:pPr>
-      <w:r>
-        <w:t>8.2 What this detector cannot do</w:t>
-      </w:r>
-    </w:p>
-    <w:p>
-      <w:pPr>
-        <w:pStyle w:val="ListBullet"/>
-      </w:pPr>
-      <w:r>
-        <w:t xml:space="preserve">It only sees </w:t>
-      </w:r>
-      <w:r>
-        <w:rPr>
-          <w:b/>
-        </w:rPr>
-        <w:t>layer-2 (DoH benign vs. tunneling)</w:t>
-      </w:r>
-      <w:r>
-        <w:t xml:space="preserve"> flows that have already been identified as DoH. A separate layer-1 classifier is needed to identify DoH traffic in the first place — out of scope for us.</w:t>
-      </w:r>
-    </w:p>
-    <w:p>
-      <w:pPr>
-        <w:pStyle w:val="ListBullet"/>
-      </w:pPr>
-      <w:r>
-        <w:t xml:space="preserve">It uses only </w:t>
-      </w:r>
-      <w:r>
-        <w:rPr>
-          <w:b/>
-        </w:rPr>
-        <w:t>flow-level features</w:t>
-      </w:r>
-      <w:r>
-        <w:t>. Per-query content features (entropy, length on query strings) would complement it if you have visibility into query text.</w:t>
-      </w:r>
-    </w:p>
-    <w:p>
-      <w:pPr>
-        <w:pStyle w:val="ListBullet"/>
-      </w:pPr>
-      <w:r>
-        <w:t xml:space="preserve">It does </w:t>
-      </w:r>
-      <w:r>
-        <w:rPr>
-          <w:b/>
-        </w:rPr>
-        <w:t>not</w:t>
-      </w:r>
-      <w:r>
-        <w:t xml:space="preserve"> handle low-and-slow tunneling that operates below normal browsing rates.</w:t>
-      </w:r>
-    </w:p>
-    <w:p>
-      <w:pPr>
-        <w:pStyle w:val="ListBullet"/>
-      </w:pPr>
-      <w:r>
-        <w:t>An adversary aware of the detector can shape their flow statistics to mimic benign traffic.</w:t>
-      </w:r>
-    </w:p>
-    <w:p>
-      <w:pPr>
-        <w:pStyle w:val="Heading1"/>
-      </w:pPr>
-      <w:r>
-        <w:t>9. Conclusion</w:t>
-      </w:r>
-    </w:p>
-    <w:p>
-      <w:r>
-        <w:t>We built and shipped a working DNS tunneling detector. Both Random Forest and XGBoost achieve essentially perfect classification on the CIRA-CIC-DoHBrw-2020 dataset. The repository is fully reproducible: a bundled sample, pretrained models, an inference CLI, and a Colab notebook all in one place. Anyone can clone the repo and re-run training in under a minute, or load the pretrained models and start scoring data in under ten seconds.</w:t>
-      </w:r>
-    </w:p>
-    <w:p>
-      <w:r>
-        <w:t>The most valuable engineering lessons from this project were not the modelling decisions but the operational ones: matching the dataset to the question, keeping data files out of git, choosing what to commit pretrained vs. what to recompute, and writing self-contained notebooks that survive when the supporting infrastructure changes underneath.</w:t>
-      </w:r>
-    </w:p>
-    <w:p>
-      <w:pPr>
-        <w:pStyle w:val="Heading1"/>
-      </w:pPr>
-      <w:r>
-        <w:t>10. Future Work</w:t>
-      </w:r>
-    </w:p>
-    <w:p>
-      <w:pPr>
-        <w:pStyle w:val="ListNumber"/>
-      </w:pPr>
-      <w:r>
-        <w:rPr>
-          <w:b/>
-        </w:rPr>
-        <w:t>Add layer-1 classification</w:t>
-      </w:r>
-      <w:r>
-        <w:t xml:space="preserve"> — identify DoH traffic in the first place.</w:t>
-      </w:r>
-    </w:p>
-    <w:p>
-      <w:pPr>
-        <w:pStyle w:val="ListNumber"/>
-      </w:pPr>
-      <w:r>
-        <w:rPr>
-          <w:b/>
-        </w:rPr>
-        <w:t>Per-query content features</w:t>
-      </w:r>
-      <w:r>
-        <w:t xml:space="preserve"> — combine flow stats with query-string entropy/length where visibility exists.</w:t>
-      </w:r>
-    </w:p>
-    <w:p>
-      <w:pPr>
-        <w:pStyle w:val="ListNumber"/>
-      </w:pPr>
-      <w:r>
-        <w:rPr>
-          <w:b/>
-        </w:rPr>
-        <w:t>Temporal features</w:t>
-      </w:r>
-      <w:r>
-        <w:t xml:space="preserve"> — queries-per-second, periodicity, fan-out per source IP.</w:t>
-      </w:r>
-    </w:p>
-    <w:p>
-      <w:pPr>
-        <w:pStyle w:val="ListNumber"/>
-      </w:pPr>
-      <w:r>
-        <w:rPr>
-          <w:b/>
-        </w:rPr>
-        <w:t>Adversarial evaluation</w:t>
-      </w:r>
-      <w:r>
-        <w:t xml:space="preserve"> — train an "evading" agent that crafts queries to fool the detector.</w:t>
-      </w:r>
-    </w:p>
-    <w:p>
-      <w:pPr>
-        <w:pStyle w:val="ListNumber"/>
-      </w:pPr>
-      <w:r>
-        <w:rPr>
-          <w:b/>
-        </w:rPr>
-        <w:t>Generalization test</w:t>
-      </w:r>
-      <w:r>
-        <w:t xml:space="preserve"> — evaluate against a tunneling tool that wasn't in the training set.</w:t>
-      </w:r>
-    </w:p>
-    <w:p>
-      <w:pPr>
-        <w:pStyle w:val="ListNumber"/>
-      </w:pPr>
-      <w:r>
-        <w:rPr>
-          <w:b/>
-        </w:rPr>
-        <w:t>Deployment</w:t>
-      </w:r>
-      <w:r>
-        <w:t xml:space="preserve"> — package as a real-time scoring service or Suricata extension.</w:t>
-      </w:r>
-    </w:p>
-    <w:p>
-      <w:pPr>
-        <w:pStyle w:val="Heading1"/>
-      </w:pPr>
-      <w:r>
-        <w:t>11. References</w:t>
-      </w:r>
-    </w:p>
-    <w:p>
-      <w:pPr>
-        <w:pStyle w:val="ListNumber"/>
-      </w:pPr>
-      <w:r>
-        <w:t xml:space="preserve">Canadian Institute for Cybersecurity. </w:t>
-      </w:r>
-      <w:r>
-        <w:rPr>
-          <w:i/>
-        </w:rPr>
-        <w:t>CIRA-CIC-DoHBrw-2020</w:t>
-      </w:r>
-      <w:r>
-        <w:t>. &lt;https://www.unb.ca/cic/datasets/dohbrw-2020.html&gt;</w:t>
-      </w:r>
-    </w:p>
-    <w:p>
-      <w:pPr>
-        <w:pStyle w:val="ListNumber"/>
-      </w:pPr>
-      <w:r>
-        <w:t xml:space="preserve">Canadian Institute for Cybersecurity. </w:t>
-      </w:r>
-      <w:r>
-        <w:rPr>
-          <w:i/>
-        </w:rPr>
-        <w:t>CIC-Bell-DNS-2021</w:t>
-      </w:r>
-      <w:r>
-        <w:t>. &lt;https://www.unb.ca/cic/datasets/dns-2021.html&gt;</w:t>
-      </w:r>
-    </w:p>
-    <w:p>
-      <w:pPr>
-        <w:pStyle w:val="ListNumber"/>
-      </w:pPr>
-      <w:r>
-        <w:t xml:space="preserve">Aiello, M., Mongelli, M., &amp; Papaleo, G. (2013). </w:t>
-      </w:r>
-      <w:r>
-        <w:rPr>
-          <w:i/>
-        </w:rPr>
-        <w:t>Basic classifiers for DNS tunneling detection</w:t>
-      </w:r>
-      <w:r>
-        <w:t>.</w:t>
-      </w:r>
-    </w:p>
-    <w:p>
-      <w:pPr>
-        <w:pStyle w:val="ListNumber"/>
-      </w:pPr>
-      <w:r>
-        <w:t xml:space="preserve">Yu, B., Pan, J., Hu, J., Nascimento, A., &amp; De Cock, M. (2018). </w:t>
-      </w:r>
-      <w:r>
-        <w:rPr>
-          <w:i/>
-        </w:rPr>
-        <w:t>Character-level based detection of DNS tunneling</w:t>
-      </w:r>
-      <w:r>
-        <w:t>.</w:t>
-      </w:r>
-    </w:p>
-    <w:p>
-      <w:pPr>
-        <w:pStyle w:val="ListNumber"/>
-      </w:pPr>
-      <w:r>
-        <w:t xml:space="preserve">Mockapetris, P. (1987). </w:t>
-      </w:r>
-      <w:r>
-        <w:rPr>
-          <w:i/>
-        </w:rPr>
-        <w:t>Domain Names — Implementation and Specification</w:t>
-      </w:r>
-      <w:r>
-        <w:t>. RFC 1035.</w:t>
-      </w:r>
-    </w:p>
-    <w:p>
-      <w:pPr>
-        <w:pStyle w:val="ListNumber"/>
-      </w:pPr>
-      <w:r>
-        <w:t xml:space="preserve">Hoffman, P., &amp; McManus, P. (2018). </w:t>
-      </w:r>
-      <w:r>
-        <w:rPr>
-          <w:i/>
-        </w:rPr>
-        <w:t>DNS Queries over HTTPS (DoH)</w:t>
-      </w:r>
-      <w:r>
-        <w:t>. RFC 8484.</w:t>
+        <w:t>deep_learning/</w:t>
+      </w:r>
+      <w:r>
+        <w:t>) so the deep-learning comparison stays apples-to-apples with RF and XGBoost.</w:t>
       </w:r>
     </w:p>
     <w:p>
@@ -4282,7 +6772,7 @@
         <w:rPr>
           <w:i/>
         </w:rPr>
-        <w:t>This report describes both the academic methodology and the engineering reality of the project. Sections 1–6, 8–10 are the methodological narrative; Section 7 documents every non-trivial problem and how it was solved.</w:t>
+        <w:t>This report describes both the academic methodology and the engineering reality of the project. Sections 1–6 are the methodological narrative; Appendix A documents every non-trivial problem and how it was solved.</w:t>
       </w:r>
     </w:p>
     <w:sectPr>

--- a/reports/report.docx
+++ b/reports/report.docx
@@ -66,7 +66,25 @@
     </w:p>
     <w:p>
       <w:r>
-        <w:t xml:space="preserve">This project builds a machine-learning pipeline that detects DNS tunneling traffic — a covert-channel technique attackers use to exfiltrate data or run command-and-control over the DNS protocol. We train and compare three detectors on the CIRA-CIC-DoHBrw-2020 dataset: two tree-based classifiers (Random Forest, XGBoost) and a deep-learning baseline (a Multi-Layer Perceptron). On a balanced held-out test split of 998 flows, XGBoost reaches </w:t>
+        <w:t xml:space="preserve">This project builds a machine-learning pipeline that detects DNS tunneling traffic — a covert-channel technique attackers use to exfiltrate data or run command-and-control over the DNS protocol. We train and compare three detectors on the CIRA-CIC-DoHBrw-2020 dataset in two stages: first, two tree-based classifiers (Random Forest and XGBoost) trained on a balanced </w:t>
+      </w:r>
+      <w:r>
+        <w:rPr>
+          <w:b/>
+        </w:rPr>
+        <w:t>10 000-row sample</w:t>
+      </w:r>
+      <w:r>
+        <w:t xml:space="preserve"> of the dataset; second, a deep-learning baseline (a Multi-Layer Perceptron) trained on the </w:t>
+      </w:r>
+      <w:r>
+        <w:rPr>
+          <w:b/>
+        </w:rPr>
+        <w:t>full ~270 000-row dataset</w:t>
+      </w:r>
+      <w:r>
+        <w:t xml:space="preserve">. On their respective held-out test splits, XGBoost reaches </w:t>
       </w:r>
       <w:r>
         <w:rPr>
@@ -84,13 +102,13 @@
         <w:t>0.998 / 1.000</w:t>
       </w:r>
       <w:r>
-        <w:t xml:space="preserve">, and the MLP reaches </w:t>
+        <w:t xml:space="preserve">, and the MLP — trained on the full dataset — reaches </w:t>
       </w:r>
       <w:r>
         <w:rPr>
           <w:b/>
         </w:rPr>
-        <w:t>0.992 / 0.999</w:t>
+        <w:t>0.995 F1 / 0.999 ROC-AUC</w:t>
       </w:r>
       <w:r>
         <w:t xml:space="preserve">. The repository ships pretrained </w:t>
@@ -103,7 +121,7 @@
         <w:t>.pkl</w:t>
       </w:r>
       <w:r>
-        <w:t xml:space="preserve"> models, a bundled 10 000-row sample of the dataset, an inference CLI, and self-contained Colab notebooks so anyone can reproduce the results in minutes without registering for the source dataset.</w:t>
+        <w:t xml:space="preserve"> models, the bundled sample, an inference CLI, and self-contained Colab notebooks so anyone can reproduce the results in minutes without registering for the source dataset.</w:t>
       </w:r>
     </w:p>
     <w:p>
@@ -1539,6 +1557,296 @@
         <w:pStyle w:val="Heading2"/>
       </w:pPr>
       <w:r>
+        <w:t>3.2.1 Two data scopes used in this project</w:t>
+      </w:r>
+    </w:p>
+    <w:p>
+      <w:r>
+        <w:t>The two model families consume different slices of CIRA-CIC-DoHBrw-2020 — this is a deliberate experimental design choice:</w:t>
+      </w:r>
+    </w:p>
+    <w:tbl>
+      <w:tblPr>
+        <w:tblStyle w:val="LightGrid-Accent1"/>
+        <w:tblW w:type="auto" w:w="0"/>
+        <w:tblLook w:firstColumn="1" w:firstRow="1" w:lastColumn="0" w:lastRow="0" w:noHBand="0" w:noVBand="1" w:val="04A0"/>
+      </w:tblPr>
+      <w:tblGrid>
+        <w:gridCol w:w="1930"/>
+        <w:gridCol w:w="1930"/>
+        <w:gridCol w:w="1930"/>
+        <w:gridCol w:w="1930"/>
+        <w:gridCol w:w="1930"/>
+      </w:tblGrid>
+      <w:tr>
+        <w:tc>
+          <w:tcPr>
+            <w:tcW w:type="dxa" w:w="1930"/>
+            <w:vAlign w:val="center"/>
+          </w:tcPr>
+          <w:p>
+            <w:r>
+              <w:rPr>
+                <w:b/>
+              </w:rPr>
+            </w:r>
+            <w:r>
+              <w:rPr>
+                <w:b/>
+              </w:rPr>
+              <w:t>Stage</w:t>
+            </w:r>
+          </w:p>
+        </w:tc>
+        <w:tc>
+          <w:tcPr>
+            <w:tcW w:type="dxa" w:w="1930"/>
+            <w:vAlign w:val="center"/>
+          </w:tcPr>
+          <w:p>
+            <w:r>
+              <w:rPr>
+                <w:b/>
+              </w:rPr>
+            </w:r>
+            <w:r>
+              <w:rPr>
+                <w:b/>
+              </w:rPr>
+              <w:t>Models</w:t>
+            </w:r>
+          </w:p>
+        </w:tc>
+        <w:tc>
+          <w:tcPr>
+            <w:tcW w:type="dxa" w:w="1930"/>
+            <w:vAlign w:val="center"/>
+          </w:tcPr>
+          <w:p>
+            <w:r>
+              <w:rPr>
+                <w:b/>
+              </w:rPr>
+            </w:r>
+            <w:r>
+              <w:rPr>
+                <w:b/>
+              </w:rPr>
+              <w:t>Data used</w:t>
+            </w:r>
+          </w:p>
+        </w:tc>
+        <w:tc>
+          <w:tcPr>
+            <w:tcW w:type="dxa" w:w="1930"/>
+            <w:vAlign w:val="center"/>
+          </w:tcPr>
+          <w:p>
+            <w:r>
+              <w:rPr>
+                <w:b/>
+              </w:rPr>
+            </w:r>
+            <w:r>
+              <w:rPr>
+                <w:b/>
+              </w:rPr>
+              <w:t>Rows</w:t>
+            </w:r>
+          </w:p>
+        </w:tc>
+        <w:tc>
+          <w:tcPr>
+            <w:tcW w:type="dxa" w:w="1930"/>
+            <w:vAlign w:val="center"/>
+          </w:tcPr>
+          <w:p>
+            <w:r>
+              <w:rPr>
+                <w:b/>
+              </w:rPr>
+            </w:r>
+            <w:r>
+              <w:rPr>
+                <w:b/>
+              </w:rPr>
+              <w:t>Balance</w:t>
+            </w:r>
+          </w:p>
+        </w:tc>
+      </w:tr>
+      <w:tr>
+        <w:tc>
+          <w:tcPr>
+            <w:tcW w:type="dxa" w:w="1930"/>
+            <w:vAlign w:val="center"/>
+          </w:tcPr>
+          <w:p>
+            <w:r/>
+            <w:r>
+              <w:rPr>
+                <w:b/>
+              </w:rPr>
+              <w:t>Classical ML</w:t>
+            </w:r>
+          </w:p>
+        </w:tc>
+        <w:tc>
+          <w:tcPr>
+            <w:tcW w:type="dxa" w:w="1930"/>
+            <w:vAlign w:val="center"/>
+          </w:tcPr>
+          <w:p>
+            <w:r/>
+            <w:r>
+              <w:t>Random Forest, XGBoost</w:t>
+            </w:r>
+          </w:p>
+        </w:tc>
+        <w:tc>
+          <w:tcPr>
+            <w:tcW w:type="dxa" w:w="1930"/>
+            <w:vAlign w:val="center"/>
+          </w:tcPr>
+          <w:p>
+            <w:r/>
+            <w:r>
+              <w:t>bundled balanced sample (</w:t>
+            </w:r>
+            <w:r>
+              <w:rPr>
+                <w:rFonts w:ascii="Consolas" w:hAnsi="Consolas"/>
+                <w:sz w:val="20"/>
+              </w:rPr>
+              <w:t>data/sample/doh_sample.csv</w:t>
+            </w:r>
+            <w:r>
+              <w:t>)</w:t>
+            </w:r>
+          </w:p>
+        </w:tc>
+        <w:tc>
+          <w:tcPr>
+            <w:tcW w:type="dxa" w:w="1930"/>
+            <w:vAlign w:val="center"/>
+          </w:tcPr>
+          <w:p>
+            <w:r/>
+            <w:r>
+              <w:t>10 000</w:t>
+            </w:r>
+          </w:p>
+        </w:tc>
+        <w:tc>
+          <w:tcPr>
+            <w:tcW w:type="dxa" w:w="1930"/>
+            <w:vAlign w:val="center"/>
+          </w:tcPr>
+          <w:p>
+            <w:r/>
+            <w:r>
+              <w:t>50 / 50</w:t>
+            </w:r>
+          </w:p>
+        </w:tc>
+      </w:tr>
+      <w:tr>
+        <w:tc>
+          <w:tcPr>
+            <w:tcW w:type="dxa" w:w="1930"/>
+            <w:vAlign w:val="center"/>
+          </w:tcPr>
+          <w:p>
+            <w:r/>
+            <w:r>
+              <w:rPr>
+                <w:b/>
+              </w:rPr>
+              <w:t>Deep Learning</w:t>
+            </w:r>
+          </w:p>
+        </w:tc>
+        <w:tc>
+          <w:tcPr>
+            <w:tcW w:type="dxa" w:w="1930"/>
+            <w:vAlign w:val="center"/>
+          </w:tcPr>
+          <w:p>
+            <w:r/>
+            <w:r>
+              <w:t>Multi-Layer Perceptron</w:t>
+            </w:r>
+          </w:p>
+        </w:tc>
+        <w:tc>
+          <w:tcPr>
+            <w:tcW w:type="dxa" w:w="1930"/>
+            <w:vAlign w:val="center"/>
+          </w:tcPr>
+          <w:p>
+            <w:r/>
+            <w:r>
+              <w:t>full CIRA-CIC-DoHBrw-2020 (Layer 2)</w:t>
+            </w:r>
+          </w:p>
+        </w:tc>
+        <w:tc>
+          <w:tcPr>
+            <w:tcW w:type="dxa" w:w="1930"/>
+            <w:vAlign w:val="center"/>
+          </w:tcPr>
+          <w:p>
+            <w:r/>
+            <w:r>
+              <w:t>≈ 269 643</w:t>
+            </w:r>
+          </w:p>
+        </w:tc>
+        <w:tc>
+          <w:tcPr>
+            <w:tcW w:type="dxa" w:w="1930"/>
+            <w:vAlign w:val="center"/>
+          </w:tcPr>
+          <w:p>
+            <w:r/>
+            <w:r>
+              <w:t>12.7 : 1 malicious : benign</w:t>
+            </w:r>
+          </w:p>
+        </w:tc>
+      </w:tr>
+    </w:tbl>
+    <w:p/>
+    <w:p>
+      <w:r>
+        <w:t xml:space="preserve">The classical ML stage uses the bundled sample so that the pretrained </w:t>
+      </w:r>
+      <w:r>
+        <w:rPr>
+          <w:rFonts w:ascii="Consolas" w:hAnsi="Consolas"/>
+          <w:sz w:val="20"/>
+        </w:rPr>
+        <w:t>.pkl</w:t>
+      </w:r>
+      <w:r>
+        <w:t xml:space="preserve"> files are themselves reproducible from a CSV committed to the repository. The deep learning stage uses the full dataset because neural networks benefit measurably from larger training sets, and because reporting MLP results on the full distribution makes the head-to-head comparison with the LSTM baseline in MontazeriShatoori et al. (2020) apples-to-apples. Both stages share the same </w:t>
+      </w:r>
+      <w:r>
+        <w:rPr>
+          <w:rFonts w:ascii="Consolas" w:hAnsi="Consolas"/>
+          <w:sz w:val="20"/>
+        </w:rPr>
+        <w:t>random_state = 42</w:t>
+      </w:r>
+      <w:r>
+        <w:t xml:space="preserve"> and the same stratification, so the test rows are deterministic within each stage.</w:t>
+      </w:r>
+    </w:p>
+    <w:p>
+      <w:pPr>
+        <w:pStyle w:val="Heading2"/>
+      </w:pPr>
+      <w:r>
         <w:t>3.3 Preprocessing</w:t>
       </w:r>
     </w:p>
@@ -2503,11 +2811,22 @@
       </w:r>
     </w:p>
     <w:p>
+      <w:r>
+        <w:rPr>
+          <w:b/>
+        </w:rPr>
+        <w:t>Classical ML stage</w:t>
+      </w:r>
+      <w:r>
+        <w:t xml:space="preserve"> (on the 10 000-row bundled sample):</w:t>
+      </w:r>
+    </w:p>
+    <w:p>
       <w:pPr>
         <w:pStyle w:val="ListNumber"/>
       </w:pPr>
       <w:r>
-        <w:t xml:space="preserve">Load and clean the dataset → </w:t>
+        <w:t xml:space="preserve">Load and clean the sample → </w:t>
       </w:r>
       <w:r>
         <w:rPr>
@@ -2525,7 +2844,7 @@
         <w:pStyle w:val="ListNumber"/>
       </w:pPr>
       <w:r>
-        <w:t>Stratified split (80 / 20 for trees; 80 / 10 / 10 for the MLP), seed 42.</w:t>
+        <w:t>Stratified 80 / 20 train / test split, seed 42.</w:t>
       </w:r>
     </w:p>
     <w:p>
@@ -2585,7 +2904,7 @@
         <w:pStyle w:val="ListNumber"/>
       </w:pPr>
       <w:r>
-        <w:t>For the MLP, train for up to 50 epochs with epoch-level validation F1; load the best-F1 checkpoint.</w:t>
+        <w:t>Evaluate on the held-out test split (998 rows, 50 / 50).</w:t>
       </w:r>
     </w:p>
     <w:p>
@@ -2593,7 +2912,48 @@
         <w:pStyle w:val="ListNumber"/>
       </w:pPr>
       <w:r>
-        <w:t>Evaluate on the held-out test split.</w:t>
+        <w:t xml:space="preserve">Persist models with </w:t>
+      </w:r>
+      <w:r>
+        <w:rPr>
+          <w:rFonts w:ascii="Consolas" w:hAnsi="Consolas"/>
+          <w:sz w:val="20"/>
+        </w:rPr>
+        <w:t>joblib.dump</w:t>
+      </w:r>
+      <w:r>
+        <w:t xml:space="preserve"> (compress level 3) to </w:t>
+      </w:r>
+      <w:r>
+        <w:rPr>
+          <w:rFonts w:ascii="Consolas" w:hAnsi="Consolas"/>
+          <w:sz w:val="20"/>
+        </w:rPr>
+        <w:t>models/rf.pkl</w:t>
+      </w:r>
+      <w:r>
+        <w:t xml:space="preserve"> and </w:t>
+      </w:r>
+      <w:r>
+        <w:rPr>
+          <w:rFonts w:ascii="Consolas" w:hAnsi="Consolas"/>
+          <w:sz w:val="20"/>
+        </w:rPr>
+        <w:t>models/xgb.pkl</w:t>
+      </w:r>
+      <w:r>
+        <w:t>.</w:t>
+      </w:r>
+    </w:p>
+    <w:p>
+      <w:r>
+        <w:rPr>
+          <w:b/>
+        </w:rPr>
+        <w:t>Deep learning stage</w:t>
+      </w:r>
+      <w:r>
+        <w:t xml:space="preserve"> (on the full ~269 643-row dataset):</w:t>
       </w:r>
     </w:p>
     <w:p>
@@ -2601,37 +2961,77 @@
         <w:pStyle w:val="ListNumber"/>
       </w:pPr>
       <w:r>
-        <w:t>Persist models (</w:t>
+        <w:t>Load the full Layer-2 CIRA-CIC-DoHBrw-2020 dataset (</w:t>
       </w:r>
       <w:r>
         <w:rPr>
           <w:rFonts w:ascii="Consolas" w:hAnsi="Consolas"/>
           <w:sz w:val="20"/>
         </w:rPr>
-        <w:t>joblib.dump</w:t>
-      </w:r>
-      <w:r>
-        <w:t xml:space="preserve">, compress level 3) to </w:t>
+        <w:t>l2-benign.csv</w:t>
+      </w:r>
+      <w:r>
+        <w:t xml:space="preserve"> + </w:t>
       </w:r>
       <w:r>
         <w:rPr>
           <w:rFonts w:ascii="Consolas" w:hAnsi="Consolas"/>
           <w:sz w:val="20"/>
         </w:rPr>
-        <w:t>models/rf.pkl</w:t>
-      </w:r>
-      <w:r>
-        <w:t xml:space="preserve">, </w:t>
+        <w:t>l2-malicious.csv</w:t>
+      </w:r>
+      <w:r>
+        <w:t>).</w:t>
+      </w:r>
+    </w:p>
+    <w:p>
+      <w:pPr>
+        <w:pStyle w:val="ListNumber"/>
+      </w:pPr>
+      <w:r>
+        <w:t>Stratified 80 / 10 / 10 train / val / test split, seed 42 — preserving the natural 12.7 : 1 imbalance in each split.</w:t>
+      </w:r>
+    </w:p>
+    <w:p>
+      <w:pPr>
+        <w:pStyle w:val="ListNumber"/>
+      </w:pPr>
+      <w:r>
+        <w:t xml:space="preserve">Standardise features with </w:t>
       </w:r>
       <w:r>
         <w:rPr>
           <w:rFonts w:ascii="Consolas" w:hAnsi="Consolas"/>
           <w:sz w:val="20"/>
         </w:rPr>
-        <w:t>models/xgb.pkl</w:t>
-      </w:r>
-      <w:r>
-        <w:t xml:space="preserve"> and the MLP state dict to </w:t>
+        <w:t>StandardScaler</w:t>
+      </w:r>
+      <w:r>
+        <w:t>, fit on the training split only.</w:t>
+      </w:r>
+    </w:p>
+    <w:p>
+      <w:pPr>
+        <w:pStyle w:val="ListNumber"/>
+      </w:pPr>
+      <w:r>
+        <w:t>Train the MLP for up to 50 epochs with epoch-level validation F1; load the best-F1 checkpoint.</w:t>
+      </w:r>
+    </w:p>
+    <w:p>
+      <w:pPr>
+        <w:pStyle w:val="ListNumber"/>
+      </w:pPr>
+      <w:r>
+        <w:t>Evaluate on the held-out test split (~26 964 rows).</w:t>
+      </w:r>
+    </w:p>
+    <w:p>
+      <w:pPr>
+        <w:pStyle w:val="ListNumber"/>
+      </w:pPr>
+      <w:r>
+        <w:t xml:space="preserve">Persist the state dict and the fitted scaler to </w:t>
       </w:r>
       <w:r>
         <w:rPr>
@@ -2641,12 +3041,22 @@
         <w:t>deep_learning/models/mlp/mlp_model.pt</w:t>
       </w:r>
       <w:r>
+        <w:t xml:space="preserve"> and </w:t>
+      </w:r>
+      <w:r>
+        <w:rPr>
+          <w:rFonts w:ascii="Consolas" w:hAnsi="Consolas"/>
+          <w:sz w:val="20"/>
+        </w:rPr>
+        <w:t>scaler.pkl</w:t>
+      </w:r>
+      <w:r>
         <w:t>.</w:t>
       </w:r>
     </w:p>
     <w:p>
       <w:r>
-        <w:t>All three models see exactly the same training rows, validation rows, and test rows, so their numbers are directly comparable.</w:t>
+        <w:t>Within each stage, training, validation, and test rows are disjoint and deterministic.</w:t>
       </w:r>
     </w:p>
     <w:p>
@@ -2670,7 +3080,7 @@
         <w:pStyle w:val="Heading2"/>
       </w:pPr>
       <w:r>
-        <w:t>4.1 Held-out test-set metrics (998 flows: 499 benign / 499 malicious)</w:t>
+        <w:t>4.1 Classical ML on the 10 000-row balanced sample (test split: 998 flows, 499 benign / 499 malicious)</w:t>
       </w:r>
     </w:p>
     <w:tbl>
@@ -2812,7 +3222,7 @@
           <w:p>
             <w:r/>
             <w:r>
-              <w:t>MLP (PyTorch / 3 hidden)</w:t>
+              <w:t>Random Forest (n=200)</w:t>
             </w:r>
           </w:p>
         </w:tc>
@@ -2824,7 +3234,7 @@
           <w:p>
             <w:r/>
             <w:r>
-              <w:t>0.9920</w:t>
+              <w:t>0.9980</w:t>
             </w:r>
           </w:p>
         </w:tc>
@@ -2836,7 +3246,7 @@
           <w:p>
             <w:r/>
             <w:r>
-              <w:t>0.9940</w:t>
+              <w:t>1.0000</w:t>
             </w:r>
           </w:p>
         </w:tc>
@@ -2848,7 +3258,7 @@
           <w:p>
             <w:r/>
             <w:r>
-              <w:t>0.9900</w:t>
+              <w:t>0.9960</w:t>
             </w:r>
           </w:p>
         </w:tc>
@@ -2860,7 +3270,7 @@
           <w:p>
             <w:r/>
             <w:r>
-              <w:t>0.9920</w:t>
+              <w:t>0.9980</w:t>
             </w:r>
           </w:p>
         </w:tc>
@@ -2872,7 +3282,7 @@
           <w:p>
             <w:r/>
             <w:r>
-              <w:t>0.9994</w:t>
+              <w:t>1.0000</w:t>
             </w:r>
           </w:p>
         </w:tc>
@@ -2886,7 +3296,7 @@
           <w:p>
             <w:r/>
             <w:r>
-              <w:t>Random Forest (n=200)</w:t>
+              <w:t>XGBoost (n=300, depth=6)</w:t>
             </w:r>
           </w:p>
         </w:tc>
@@ -2898,7 +3308,7 @@
           <w:p>
             <w:r/>
             <w:r>
-              <w:t>0.9980</w:t>
+              <w:t>0.9990</w:t>
             </w:r>
           </w:p>
         </w:tc>
@@ -2922,7 +3332,7 @@
           <w:p>
             <w:r/>
             <w:r>
-              <w:t>0.9960</w:t>
+              <w:t>0.9980</w:t>
             </w:r>
           </w:p>
         </w:tc>
@@ -2934,7 +3344,7 @@
           <w:p>
             <w:r/>
             <w:r>
-              <w:t>0.9980</w:t>
+              <w:t>0.9990</w:t>
             </w:r>
           </w:p>
         </w:tc>
@@ -2951,80 +3361,6 @@
           </w:p>
         </w:tc>
       </w:tr>
-      <w:tr>
-        <w:tc>
-          <w:tcPr>
-            <w:tcW w:type="dxa" w:w="1608"/>
-            <w:vAlign w:val="center"/>
-          </w:tcPr>
-          <w:p>
-            <w:r/>
-            <w:r>
-              <w:t>XGBoost (n=300, depth=6)</w:t>
-            </w:r>
-          </w:p>
-        </w:tc>
-        <w:tc>
-          <w:tcPr>
-            <w:tcW w:type="dxa" w:w="1608"/>
-            <w:vAlign w:val="center"/>
-          </w:tcPr>
-          <w:p>
-            <w:r/>
-            <w:r>
-              <w:t>0.9990</w:t>
-            </w:r>
-          </w:p>
-        </w:tc>
-        <w:tc>
-          <w:tcPr>
-            <w:tcW w:type="dxa" w:w="1608"/>
-            <w:vAlign w:val="center"/>
-          </w:tcPr>
-          <w:p>
-            <w:r/>
-            <w:r>
-              <w:t>1.0000</w:t>
-            </w:r>
-          </w:p>
-        </w:tc>
-        <w:tc>
-          <w:tcPr>
-            <w:tcW w:type="dxa" w:w="1608"/>
-            <w:vAlign w:val="center"/>
-          </w:tcPr>
-          <w:p>
-            <w:r/>
-            <w:r>
-              <w:t>0.9980</w:t>
-            </w:r>
-          </w:p>
-        </w:tc>
-        <w:tc>
-          <w:tcPr>
-            <w:tcW w:type="dxa" w:w="1608"/>
-            <w:vAlign w:val="center"/>
-          </w:tcPr>
-          <w:p>
-            <w:r/>
-            <w:r>
-              <w:t>0.9990</w:t>
-            </w:r>
-          </w:p>
-        </w:tc>
-        <w:tc>
-          <w:tcPr>
-            <w:tcW w:type="dxa" w:w="1608"/>
-            <w:vAlign w:val="center"/>
-          </w:tcPr>
-          <w:p>
-            <w:r/>
-            <w:r>
-              <w:t>1.0000</w:t>
-            </w:r>
-          </w:p>
-        </w:tc>
-      </w:tr>
     </w:tbl>
     <w:p/>
     <w:p>
@@ -3047,7 +3383,7 @@
         <w:pStyle w:val="Heading2"/>
       </w:pPr>
       <w:r>
-        <w:t>4.2 Confusion matrices</w:t>
+        <w:t>4.2 Confusion matrices — classical ML stage</w:t>
       </w:r>
     </w:p>
     <w:tbl>
@@ -3169,7 +3505,7 @@
           <w:p>
             <w:r/>
             <w:r>
-              <w:t>MLP</w:t>
+              <w:t>Random Forest</w:t>
             </w:r>
           </w:p>
         </w:tc>
@@ -3181,7 +3517,7 @@
           <w:p>
             <w:r/>
             <w:r>
-              <w:t>496</w:t>
+              <w:t>499</w:t>
             </w:r>
           </w:p>
         </w:tc>
@@ -3193,7 +3529,7 @@
           <w:p>
             <w:r/>
             <w:r>
-              <w:t>3</w:t>
+              <w:t>0</w:t>
             </w:r>
           </w:p>
         </w:tc>
@@ -3205,7 +3541,7 @@
           <w:p>
             <w:r/>
             <w:r>
-              <w:t>5</w:t>
+              <w:t>2</w:t>
             </w:r>
           </w:p>
         </w:tc>
@@ -3217,7 +3553,7 @@
           <w:p>
             <w:r/>
             <w:r>
-              <w:t>494</w:t>
+              <w:t>497</w:t>
             </w:r>
           </w:p>
         </w:tc>
@@ -3231,7 +3567,7 @@
           <w:p>
             <w:r/>
             <w:r>
-              <w:t>Random Forest</w:t>
+              <w:t>XGBoost</w:t>
             </w:r>
           </w:p>
         </w:tc>
@@ -3267,7 +3603,7 @@
           <w:p>
             <w:r/>
             <w:r>
-              <w:t>2</w:t>
+              <w:t>1</w:t>
             </w:r>
           </w:p>
         </w:tc>
@@ -3279,68 +3615,6 @@
           <w:p>
             <w:r/>
             <w:r>
-              <w:t>497</w:t>
-            </w:r>
-          </w:p>
-        </w:tc>
-      </w:tr>
-      <w:tr>
-        <w:tc>
-          <w:tcPr>
-            <w:tcW w:type="dxa" w:w="1930"/>
-            <w:vAlign w:val="center"/>
-          </w:tcPr>
-          <w:p>
-            <w:r/>
-            <w:r>
-              <w:t>XGBoost</w:t>
-            </w:r>
-          </w:p>
-        </w:tc>
-        <w:tc>
-          <w:tcPr>
-            <w:tcW w:type="dxa" w:w="1930"/>
-            <w:vAlign w:val="center"/>
-          </w:tcPr>
-          <w:p>
-            <w:r/>
-            <w:r>
-              <w:t>499</w:t>
-            </w:r>
-          </w:p>
-        </w:tc>
-        <w:tc>
-          <w:tcPr>
-            <w:tcW w:type="dxa" w:w="1930"/>
-            <w:vAlign w:val="center"/>
-          </w:tcPr>
-          <w:p>
-            <w:r/>
-            <w:r>
-              <w:t>0</w:t>
-            </w:r>
-          </w:p>
-        </w:tc>
-        <w:tc>
-          <w:tcPr>
-            <w:tcW w:type="dxa" w:w="1930"/>
-            <w:vAlign w:val="center"/>
-          </w:tcPr>
-          <w:p>
-            <w:r/>
-            <w:r>
-              <w:t>1</w:t>
-            </w:r>
-          </w:p>
-        </w:tc>
-        <w:tc>
-          <w:tcPr>
-            <w:tcW w:type="dxa" w:w="1930"/>
-            <w:vAlign w:val="center"/>
-          </w:tcPr>
-          <w:p>
-            <w:r/>
-            <w:r>
               <w:t>498</w:t>
             </w:r>
           </w:p>
@@ -3350,7 +3624,7 @@
     <w:p/>
     <w:p>
       <w:r>
-        <w:t>XGBoost makes a single error (one false negative) on the test set; Random Forest makes two; the MLP makes eight (three false positives, five false negatives).</w:t>
+        <w:t>XGBoost makes a single error (one false negative) on the sample test set; Random Forest makes two.</w:t>
       </w:r>
     </w:p>
     <w:p>
@@ -3358,1206 +3632,7 @@
         <w:pStyle w:val="Heading2"/>
       </w:pPr>
       <w:r>
-        <w:t>4.3 Smoke test on the full dataset (50 000 stratified rows)</w:t>
-      </w:r>
-    </w:p>
-    <w:tbl>
-      <w:tblPr>
-        <w:tblStyle w:val="LightGrid-Accent1"/>
-        <w:tblW w:type="auto" w:w="0"/>
-        <w:tblLook w:firstColumn="1" w:firstRow="1" w:lastColumn="0" w:lastRow="0" w:noHBand="0" w:noVBand="1" w:val="04A0"/>
-      </w:tblPr>
-      <w:tblGrid>
-        <w:gridCol w:w="2412"/>
-        <w:gridCol w:w="2412"/>
-        <w:gridCol w:w="2412"/>
-        <w:gridCol w:w="2412"/>
-      </w:tblGrid>
-      <w:tr>
-        <w:tc>
-          <w:tcPr>
-            <w:tcW w:type="dxa" w:w="2412"/>
-            <w:vAlign w:val="center"/>
-          </w:tcPr>
-          <w:p>
-            <w:r>
-              <w:rPr>
-                <w:b/>
-              </w:rPr>
-            </w:r>
-            <w:r>
-              <w:rPr>
-                <w:b/>
-              </w:rPr>
-              <w:t>Model</w:t>
-            </w:r>
-          </w:p>
-        </w:tc>
-        <w:tc>
-          <w:tcPr>
-            <w:tcW w:type="dxa" w:w="2412"/>
-            <w:vAlign w:val="center"/>
-          </w:tcPr>
-          <w:p>
-            <w:r>
-              <w:rPr>
-                <w:b/>
-              </w:rPr>
-            </w:r>
-            <w:r>
-              <w:rPr>
-                <w:b/>
-              </w:rPr>
-              <w:t>Accuracy</w:t>
-            </w:r>
-          </w:p>
-        </w:tc>
-        <w:tc>
-          <w:tcPr>
-            <w:tcW w:type="dxa" w:w="2412"/>
-            <w:vAlign w:val="center"/>
-          </w:tcPr>
-          <w:p>
-            <w:r>
-              <w:rPr>
-                <w:b/>
-              </w:rPr>
-            </w:r>
-            <w:r>
-              <w:rPr>
-                <w:b/>
-              </w:rPr>
-              <w:t>F1</w:t>
-            </w:r>
-          </w:p>
-        </w:tc>
-        <w:tc>
-          <w:tcPr>
-            <w:tcW w:type="dxa" w:w="2412"/>
-            <w:vAlign w:val="center"/>
-          </w:tcPr>
-          <w:p>
-            <w:r>
-              <w:rPr>
-                <w:b/>
-              </w:rPr>
-            </w:r>
-            <w:r>
-              <w:rPr>
-                <w:b/>
-              </w:rPr>
-              <w:t>ROC-AUC</w:t>
-            </w:r>
-          </w:p>
-        </w:tc>
-      </w:tr>
-      <w:tr>
-        <w:tc>
-          <w:tcPr>
-            <w:tcW w:type="dxa" w:w="2412"/>
-            <w:vAlign w:val="center"/>
-          </w:tcPr>
-          <w:p>
-            <w:r/>
-            <w:r>
-              <w:t>Random Forest</w:t>
-            </w:r>
-          </w:p>
-        </w:tc>
-        <w:tc>
-          <w:tcPr>
-            <w:tcW w:type="dxa" w:w="2412"/>
-            <w:vAlign w:val="center"/>
-          </w:tcPr>
-          <w:p>
-            <w:r/>
-            <w:r>
-              <w:t>0.9994</w:t>
-            </w:r>
-          </w:p>
-        </w:tc>
-        <w:tc>
-          <w:tcPr>
-            <w:tcW w:type="dxa" w:w="2412"/>
-            <w:vAlign w:val="center"/>
-          </w:tcPr>
-          <w:p>
-            <w:r/>
-            <w:r>
-              <w:t>0.9996</w:t>
-            </w:r>
-          </w:p>
-        </w:tc>
-        <w:tc>
-          <w:tcPr>
-            <w:tcW w:type="dxa" w:w="2412"/>
-            <w:vAlign w:val="center"/>
-          </w:tcPr>
-          <w:p>
-            <w:r/>
-            <w:r>
-              <w:t>1.0000</w:t>
-            </w:r>
-          </w:p>
-        </w:tc>
-      </w:tr>
-      <w:tr>
-        <w:tc>
-          <w:tcPr>
-            <w:tcW w:type="dxa" w:w="2412"/>
-            <w:vAlign w:val="center"/>
-          </w:tcPr>
-          <w:p>
-            <w:r/>
-            <w:r>
-              <w:t>XGBoost</w:t>
-            </w:r>
-          </w:p>
-        </w:tc>
-        <w:tc>
-          <w:tcPr>
-            <w:tcW w:type="dxa" w:w="2412"/>
-            <w:vAlign w:val="center"/>
-          </w:tcPr>
-          <w:p>
-            <w:r/>
-            <w:r>
-              <w:t>0.9999</w:t>
-            </w:r>
-          </w:p>
-        </w:tc>
-        <w:tc>
-          <w:tcPr>
-            <w:tcW w:type="dxa" w:w="2412"/>
-            <w:vAlign w:val="center"/>
-          </w:tcPr>
-          <w:p>
-            <w:r/>
-            <w:r>
-              <w:t>0.9999</w:t>
-            </w:r>
-          </w:p>
-        </w:tc>
-        <w:tc>
-          <w:tcPr>
-            <w:tcW w:type="dxa" w:w="2412"/>
-            <w:vAlign w:val="center"/>
-          </w:tcPr>
-          <w:p>
-            <w:r/>
-            <w:r>
-              <w:t>1.0000</w:t>
-            </w:r>
-          </w:p>
-        </w:tc>
-      </w:tr>
-    </w:tbl>
-    <w:p/>
-    <w:p>
-      <w:r>
-        <w:t>The full-dataset numbers are within rounding of the bundled-sample numbers, confirming that the 10 K sample is representative.</w:t>
-      </w:r>
-    </w:p>
-    <w:p>
-      <w:pPr>
-        <w:pStyle w:val="Heading2"/>
-      </w:pPr>
-      <w:r>
-        <w:t>4.4 Top features (Random Forest Gini importance)</w:t>
-      </w:r>
-    </w:p>
-    <w:tbl>
-      <w:tblPr>
-        <w:tblStyle w:val="LightGrid-Accent1"/>
-        <w:tblW w:type="auto" w:w="0"/>
-        <w:tblLook w:firstColumn="1" w:firstRow="1" w:lastColumn="0" w:lastRow="0" w:noHBand="0" w:noVBand="1" w:val="04A0"/>
-      </w:tblPr>
-      <w:tblGrid>
-        <w:gridCol w:w="3216"/>
-        <w:gridCol w:w="3216"/>
-        <w:gridCol w:w="3216"/>
-      </w:tblGrid>
-      <w:tr>
-        <w:tc>
-          <w:tcPr>
-            <w:tcW w:type="dxa" w:w="3216"/>
-            <w:vAlign w:val="center"/>
-          </w:tcPr>
-          <w:p>
-            <w:r>
-              <w:rPr>
-                <w:b/>
-              </w:rPr>
-            </w:r>
-            <w:r>
-              <w:rPr>
-                <w:b/>
-              </w:rPr>
-              <w:t>Rank</w:t>
-            </w:r>
-          </w:p>
-        </w:tc>
-        <w:tc>
-          <w:tcPr>
-            <w:tcW w:type="dxa" w:w="3216"/>
-            <w:vAlign w:val="center"/>
-          </w:tcPr>
-          <w:p>
-            <w:r>
-              <w:rPr>
-                <w:b/>
-              </w:rPr>
-            </w:r>
-            <w:r>
-              <w:rPr>
-                <w:b/>
-              </w:rPr>
-              <w:t>Feature</w:t>
-            </w:r>
-          </w:p>
-        </w:tc>
-        <w:tc>
-          <w:tcPr>
-            <w:tcW w:type="dxa" w:w="3216"/>
-            <w:vAlign w:val="center"/>
-          </w:tcPr>
-          <w:p>
-            <w:r>
-              <w:rPr>
-                <w:b/>
-              </w:rPr>
-            </w:r>
-            <w:r>
-              <w:rPr>
-                <w:b/>
-              </w:rPr>
-              <w:t>Importance</w:t>
-            </w:r>
-          </w:p>
-        </w:tc>
-      </w:tr>
-      <w:tr>
-        <w:tc>
-          <w:tcPr>
-            <w:tcW w:type="dxa" w:w="3216"/>
-            <w:vAlign w:val="center"/>
-          </w:tcPr>
-          <w:p>
-            <w:r/>
-            <w:r>
-              <w:t>1</w:t>
-            </w:r>
-          </w:p>
-        </w:tc>
-        <w:tc>
-          <w:tcPr>
-            <w:tcW w:type="dxa" w:w="3216"/>
-            <w:vAlign w:val="center"/>
-          </w:tcPr>
-          <w:p>
-            <w:r/>
-            <w:r>
-              <w:rPr>
-                <w:rFonts w:ascii="Consolas" w:hAnsi="Consolas"/>
-                <w:sz w:val="20"/>
-              </w:rPr>
-              <w:t>PacketLengthMode</w:t>
-            </w:r>
-          </w:p>
-        </w:tc>
-        <w:tc>
-          <w:tcPr>
-            <w:tcW w:type="dxa" w:w="3216"/>
-            <w:vAlign w:val="center"/>
-          </w:tcPr>
-          <w:p>
-            <w:r/>
-            <w:r>
-              <w:t>0.232</w:t>
-            </w:r>
-          </w:p>
-        </w:tc>
-      </w:tr>
-      <w:tr>
-        <w:tc>
-          <w:tcPr>
-            <w:tcW w:type="dxa" w:w="3216"/>
-            <w:vAlign w:val="center"/>
-          </w:tcPr>
-          <w:p>
-            <w:r/>
-            <w:r>
-              <w:t>2</w:t>
-            </w:r>
-          </w:p>
-        </w:tc>
-        <w:tc>
-          <w:tcPr>
-            <w:tcW w:type="dxa" w:w="3216"/>
-            <w:vAlign w:val="center"/>
-          </w:tcPr>
-          <w:p>
-            <w:r/>
-            <w:r>
-              <w:rPr>
-                <w:rFonts w:ascii="Consolas" w:hAnsi="Consolas"/>
-                <w:sz w:val="20"/>
-              </w:rPr>
-              <w:t>PacketLengthMean</w:t>
-            </w:r>
-          </w:p>
-        </w:tc>
-        <w:tc>
-          <w:tcPr>
-            <w:tcW w:type="dxa" w:w="3216"/>
-            <w:vAlign w:val="center"/>
-          </w:tcPr>
-          <w:p>
-            <w:r/>
-            <w:r>
-              <w:t>0.081</w:t>
-            </w:r>
-          </w:p>
-        </w:tc>
-      </w:tr>
-      <w:tr>
-        <w:tc>
-          <w:tcPr>
-            <w:tcW w:type="dxa" w:w="3216"/>
-            <w:vAlign w:val="center"/>
-          </w:tcPr>
-          <w:p>
-            <w:r/>
-            <w:r>
-              <w:t>3</w:t>
-            </w:r>
-          </w:p>
-        </w:tc>
-        <w:tc>
-          <w:tcPr>
-            <w:tcW w:type="dxa" w:w="3216"/>
-            <w:vAlign w:val="center"/>
-          </w:tcPr>
-          <w:p>
-            <w:r/>
-            <w:r>
-              <w:rPr>
-                <w:rFonts w:ascii="Consolas" w:hAnsi="Consolas"/>
-                <w:sz w:val="20"/>
-              </w:rPr>
-              <w:t>FlowBytesReceived</w:t>
-            </w:r>
-          </w:p>
-        </w:tc>
-        <w:tc>
-          <w:tcPr>
-            <w:tcW w:type="dxa" w:w="3216"/>
-            <w:vAlign w:val="center"/>
-          </w:tcPr>
-          <w:p>
-            <w:r/>
-            <w:r>
-              <w:t>0.075</w:t>
-            </w:r>
-          </w:p>
-        </w:tc>
-      </w:tr>
-      <w:tr>
-        <w:tc>
-          <w:tcPr>
-            <w:tcW w:type="dxa" w:w="3216"/>
-            <w:vAlign w:val="center"/>
-          </w:tcPr>
-          <w:p>
-            <w:r/>
-            <w:r>
-              <w:t>4</w:t>
-            </w:r>
-          </w:p>
-        </w:tc>
-        <w:tc>
-          <w:tcPr>
-            <w:tcW w:type="dxa" w:w="3216"/>
-            <w:vAlign w:val="center"/>
-          </w:tcPr>
-          <w:p>
-            <w:r/>
-            <w:r>
-              <w:rPr>
-                <w:rFonts w:ascii="Consolas" w:hAnsi="Consolas"/>
-                <w:sz w:val="20"/>
-              </w:rPr>
-              <w:t>PacketLengthMedian</w:t>
-            </w:r>
-          </w:p>
-        </w:tc>
-        <w:tc>
-          <w:tcPr>
-            <w:tcW w:type="dxa" w:w="3216"/>
-            <w:vAlign w:val="center"/>
-          </w:tcPr>
-          <w:p>
-            <w:r/>
-            <w:r>
-              <w:t>0.052</w:t>
-            </w:r>
-          </w:p>
-        </w:tc>
-      </w:tr>
-      <w:tr>
-        <w:tc>
-          <w:tcPr>
-            <w:tcW w:type="dxa" w:w="3216"/>
-            <w:vAlign w:val="center"/>
-          </w:tcPr>
-          <w:p>
-            <w:r/>
-            <w:r>
-              <w:t>5</w:t>
-            </w:r>
-          </w:p>
-        </w:tc>
-        <w:tc>
-          <w:tcPr>
-            <w:tcW w:type="dxa" w:w="3216"/>
-            <w:vAlign w:val="center"/>
-          </w:tcPr>
-          <w:p>
-            <w:r/>
-            <w:r>
-              <w:rPr>
-                <w:rFonts w:ascii="Consolas" w:hAnsi="Consolas"/>
-                <w:sz w:val="20"/>
-              </w:rPr>
-              <w:t>PacketLengthStandardDeviation</w:t>
-            </w:r>
-          </w:p>
-        </w:tc>
-        <w:tc>
-          <w:tcPr>
-            <w:tcW w:type="dxa" w:w="3216"/>
-            <w:vAlign w:val="center"/>
-          </w:tcPr>
-          <w:p>
-            <w:r/>
-            <w:r>
-              <w:t>0.051</w:t>
-            </w:r>
-          </w:p>
-        </w:tc>
-      </w:tr>
-      <w:tr>
-        <w:tc>
-          <w:tcPr>
-            <w:tcW w:type="dxa" w:w="3216"/>
-            <w:vAlign w:val="center"/>
-          </w:tcPr>
-          <w:p>
-            <w:r/>
-            <w:r>
-              <w:t>6</w:t>
-            </w:r>
-          </w:p>
-        </w:tc>
-        <w:tc>
-          <w:tcPr>
-            <w:tcW w:type="dxa" w:w="3216"/>
-            <w:vAlign w:val="center"/>
-          </w:tcPr>
-          <w:p>
-            <w:r/>
-            <w:r>
-              <w:rPr>
-                <w:rFonts w:ascii="Consolas" w:hAnsi="Consolas"/>
-                <w:sz w:val="20"/>
-              </w:rPr>
-              <w:t>PacketLengthVariance</w:t>
-            </w:r>
-          </w:p>
-        </w:tc>
-        <w:tc>
-          <w:tcPr>
-            <w:tcW w:type="dxa" w:w="3216"/>
-            <w:vAlign w:val="center"/>
-          </w:tcPr>
-          <w:p>
-            <w:r/>
-            <w:r>
-              <w:t>0.048</w:t>
-            </w:r>
-          </w:p>
-        </w:tc>
-      </w:tr>
-      <w:tr>
-        <w:tc>
-          <w:tcPr>
-            <w:tcW w:type="dxa" w:w="3216"/>
-            <w:vAlign w:val="center"/>
-          </w:tcPr>
-          <w:p>
-            <w:r/>
-            <w:r>
-              <w:t>7</w:t>
-            </w:r>
-          </w:p>
-        </w:tc>
-        <w:tc>
-          <w:tcPr>
-            <w:tcW w:type="dxa" w:w="3216"/>
-            <w:vAlign w:val="center"/>
-          </w:tcPr>
-          <w:p>
-            <w:r/>
-            <w:r>
-              <w:rPr>
-                <w:rFonts w:ascii="Consolas" w:hAnsi="Consolas"/>
-                <w:sz w:val="20"/>
-              </w:rPr>
-              <w:t>FlowBytesSent</w:t>
-            </w:r>
-          </w:p>
-        </w:tc>
-        <w:tc>
-          <w:tcPr>
-            <w:tcW w:type="dxa" w:w="3216"/>
-            <w:vAlign w:val="center"/>
-          </w:tcPr>
-          <w:p>
-            <w:r/>
-            <w:r>
-              <w:t>0.046</w:t>
-            </w:r>
-          </w:p>
-        </w:tc>
-      </w:tr>
-      <w:tr>
-        <w:tc>
-          <w:tcPr>
-            <w:tcW w:type="dxa" w:w="3216"/>
-            <w:vAlign w:val="center"/>
-          </w:tcPr>
-          <w:p>
-            <w:r/>
-            <w:r>
-              <w:t>8</w:t>
-            </w:r>
-          </w:p>
-        </w:tc>
-        <w:tc>
-          <w:tcPr>
-            <w:tcW w:type="dxa" w:w="3216"/>
-            <w:vAlign w:val="center"/>
-          </w:tcPr>
-          <w:p>
-            <w:r/>
-            <w:r>
-              <w:rPr>
-                <w:rFonts w:ascii="Consolas" w:hAnsi="Consolas"/>
-                <w:sz w:val="20"/>
-              </w:rPr>
-              <w:t>PacketTimeVariance</w:t>
-            </w:r>
-          </w:p>
-        </w:tc>
-        <w:tc>
-          <w:tcPr>
-            <w:tcW w:type="dxa" w:w="3216"/>
-            <w:vAlign w:val="center"/>
-          </w:tcPr>
-          <w:p>
-            <w:r/>
-            <w:r>
-              <w:t>0.045</w:t>
-            </w:r>
-          </w:p>
-        </w:tc>
-      </w:tr>
-    </w:tbl>
-    <w:p/>
-    <w:p>
-      <w:r>
-        <w:t xml:space="preserve">The top features are dominated by </w:t>
-      </w:r>
-      <w:r>
-        <w:rPr>
-          <w:b/>
-        </w:rPr>
-        <w:t>packet-length statistics</w:t>
-      </w:r>
-      <w:r>
-        <w:t xml:space="preserve"> — exactly what theory predicts: tunneling tools pack encoded payloads into queries, producing distinctive packet-size distributions that differ from regular DoH browsing. Byte counters (</w:t>
-      </w:r>
-      <w:r>
-        <w:rPr>
-          <w:rFonts w:ascii="Consolas" w:hAnsi="Consolas"/>
-          <w:sz w:val="20"/>
-        </w:rPr>
-        <w:t>FlowBytesReceived</w:t>
-      </w:r>
-      <w:r>
-        <w:t xml:space="preserve">, </w:t>
-      </w:r>
-      <w:r>
-        <w:rPr>
-          <w:rFonts w:ascii="Consolas" w:hAnsi="Consolas"/>
-          <w:sz w:val="20"/>
-        </w:rPr>
-        <w:t>FlowBytesSent</w:t>
-      </w:r>
-      <w:r>
-        <w:t>) come next, followed by timing variance.</w:t>
-      </w:r>
-    </w:p>
-    <w:p>
-      <w:pPr>
-        <w:pStyle w:val="Heading2"/>
-      </w:pPr>
-      <w:r>
-        <w:t>4.5 Figures saved automatically</w:t>
-      </w:r>
-    </w:p>
-    <w:p>
-      <w:r>
-        <w:t xml:space="preserve">Saved by </w:t>
-      </w:r>
-      <w:r>
-        <w:rPr>
-          <w:rFonts w:ascii="Consolas" w:hAnsi="Consolas"/>
-          <w:sz w:val="20"/>
-        </w:rPr>
-        <w:t>src/evaluate.py</w:t>
-      </w:r>
-      <w:r>
-        <w:t xml:space="preserve"> into </w:t>
-      </w:r>
-      <w:r>
-        <w:rPr>
-          <w:rFonts w:ascii="Consolas" w:hAnsi="Consolas"/>
-          <w:sz w:val="20"/>
-        </w:rPr>
-        <w:t>reports/figures/</w:t>
-      </w:r>
-      <w:r>
-        <w:t>:</w:t>
-      </w:r>
-    </w:p>
-    <w:p>
-      <w:pPr>
-        <w:pStyle w:val="ListBullet"/>
-      </w:pPr>
-      <w:r>
-        <w:rPr>
-          <w:rFonts w:ascii="Consolas" w:hAnsi="Consolas"/>
-          <w:sz w:val="20"/>
-        </w:rPr>
-        <w:t>confusion_matrix_rf.png</w:t>
-      </w:r>
-      <w:r>
-        <w:t xml:space="preserve">, </w:t>
-      </w:r>
-      <w:r>
-        <w:rPr>
-          <w:rFonts w:ascii="Consolas" w:hAnsi="Consolas"/>
-          <w:sz w:val="20"/>
-        </w:rPr>
-        <w:t>confusion_matrix_xgb.png</w:t>
-      </w:r>
-      <w:r>
-        <w:t xml:space="preserve"> — confusion matrices.</w:t>
-      </w:r>
-    </w:p>
-    <w:p>
-      <w:pPr>
-        <w:pStyle w:val="ListBullet"/>
-      </w:pPr>
-      <w:r>
-        <w:rPr>
-          <w:rFonts w:ascii="Consolas" w:hAnsi="Consolas"/>
-          <w:sz w:val="20"/>
-        </w:rPr>
-        <w:t>roc_comparison.png</w:t>
-      </w:r>
-      <w:r>
-        <w:t xml:space="preserve"> — overlaid ROC curves.</w:t>
-      </w:r>
-    </w:p>
-    <w:p>
-      <w:pPr>
-        <w:pStyle w:val="ListBullet"/>
-      </w:pPr>
-      <w:r>
-        <w:rPr>
-          <w:rFonts w:ascii="Consolas" w:hAnsi="Consolas"/>
-          <w:sz w:val="20"/>
-        </w:rPr>
-        <w:t>feature_importance_rf.png</w:t>
-      </w:r>
-      <w:r>
-        <w:t xml:space="preserve">, </w:t>
-      </w:r>
-      <w:r>
-        <w:rPr>
-          <w:rFonts w:ascii="Consolas" w:hAnsi="Consolas"/>
-          <w:sz w:val="20"/>
-        </w:rPr>
-        <w:t>feature_importance_xgb.png</w:t>
-      </w:r>
-      <w:r>
-        <w:t xml:space="preserve"> — top-15 feature importances.</w:t>
-      </w:r>
-    </w:p>
-    <w:p>
-      <w:r>
-        <w:t>The MLP notebook (</w:t>
-      </w:r>
-      <w:r>
-        <w:rPr>
-          <w:rFonts w:ascii="Consolas" w:hAnsi="Consolas"/>
-          <w:sz w:val="20"/>
-        </w:rPr>
-        <w:t>deep_learning/04_mlp_e2e.ipynb</w:t>
-      </w:r>
-      <w:r>
-        <w:t xml:space="preserve">) additionally produces, into </w:t>
-      </w:r>
-      <w:r>
-        <w:rPr>
-          <w:rFonts w:ascii="Consolas" w:hAnsi="Consolas"/>
-          <w:sz w:val="20"/>
-        </w:rPr>
-        <w:t>deep_learning/figures/</w:t>
-      </w:r>
-      <w:r>
-        <w:t>:</w:t>
-      </w:r>
-    </w:p>
-    <w:p>
-      <w:pPr>
-        <w:pStyle w:val="ListBullet"/>
-      </w:pPr>
-      <w:r>
-        <w:rPr>
-          <w:rFonts w:ascii="Consolas" w:hAnsi="Consolas"/>
-          <w:sz w:val="20"/>
-        </w:rPr>
-        <w:t>mlp_training_curves.png</w:t>
-      </w:r>
-      <w:r>
-        <w:t xml:space="preserve"> — train / val loss and val-F1 per epoch.</w:t>
-      </w:r>
-    </w:p>
-    <w:p>
-      <w:pPr>
-        <w:pStyle w:val="ListBullet"/>
-      </w:pPr>
-      <w:r>
-        <w:rPr>
-          <w:rFonts w:ascii="Consolas" w:hAnsi="Consolas"/>
-          <w:sz w:val="20"/>
-        </w:rPr>
-        <w:t>confusion_mlp.png</w:t>
-      </w:r>
-      <w:r>
-        <w:t xml:space="preserve">, </w:t>
-      </w:r>
-      <w:r>
-        <w:rPr>
-          <w:rFonts w:ascii="Consolas" w:hAnsi="Consolas"/>
-          <w:sz w:val="20"/>
-        </w:rPr>
-        <w:t>confusion_rf.png</w:t>
-      </w:r>
-      <w:r>
-        <w:t xml:space="preserve">, </w:t>
-      </w:r>
-      <w:r>
-        <w:rPr>
-          <w:rFonts w:ascii="Consolas" w:hAnsi="Consolas"/>
-          <w:sz w:val="20"/>
-        </w:rPr>
-        <w:t>confusion_xgb.png</w:t>
-      </w:r>
-      <w:r>
-        <w:t>.</w:t>
-      </w:r>
-    </w:p>
-    <w:p>
-      <w:pPr>
-        <w:pStyle w:val="ListBullet"/>
-      </w:pPr>
-      <w:r>
-        <w:rPr>
-          <w:rFonts w:ascii="Consolas" w:hAnsi="Consolas"/>
-          <w:sz w:val="20"/>
-        </w:rPr>
-        <w:t>roc_all_models.png</w:t>
-      </w:r>
-      <w:r>
-        <w:t xml:space="preserve">, </w:t>
-      </w:r>
-      <w:r>
-        <w:rPr>
-          <w:rFonts w:ascii="Consolas" w:hAnsi="Consolas"/>
-          <w:sz w:val="20"/>
-        </w:rPr>
-        <w:t>pr_all_models.png</w:t>
-      </w:r>
-      <w:r>
-        <w:t xml:space="preserve"> — three-way ROC and PR curves.</w:t>
-      </w:r>
-    </w:p>
-    <w:p>
-      <w:pPr>
-        <w:pStyle w:val="ListBullet"/>
-      </w:pPr>
-      <w:r>
-        <w:rPr>
-          <w:rFonts w:ascii="Consolas" w:hAnsi="Consolas"/>
-          <w:sz w:val="20"/>
-        </w:rPr>
-        <w:t>metric_bars.png</w:t>
-      </w:r>
-      <w:r>
-        <w:t xml:space="preserve"> — side-by-side accuracy / precision / recall / F1 / ROC-AUC.</w:t>
-      </w:r>
-    </w:p>
-    <w:p>
-      <w:pPr>
-        <w:jc w:val="center"/>
-      </w:pPr>
-      <w:r>
-        <w:t>______________________________________________________________________</w:t>
-      </w:r>
-    </w:p>
-    <w:p>
-      <w:pPr>
-        <w:pStyle w:val="Heading1"/>
-      </w:pPr>
-      <w:r>
-        <w:t>5. Discussion</w:t>
-      </w:r>
-    </w:p>
-    <w:p>
-      <w:pPr>
-        <w:pStyle w:val="Heading2"/>
-      </w:pPr>
-      <w:r>
-        <w:t>5.1 Why all three models score near-ceiling</w:t>
-      </w:r>
-    </w:p>
-    <w:p>
-      <w:r>
-        <w:t>The numbers (F1 between 0.992 and 0.999) look almost suspiciously high. Two honest reasons:</w:t>
-      </w:r>
-    </w:p>
-    <w:p>
-      <w:pPr>
-        <w:pStyle w:val="ListNumber"/>
-      </w:pPr>
-      <w:r>
-        <w:rPr>
-          <w:b/>
-        </w:rPr>
-        <w:t>The dataset is highly separable on these features.</w:t>
-      </w:r>
-      <w:r>
-        <w:t xml:space="preserve"> Tunneling tools modify packet sizes, timing, and byte counts in ways that don't overlap much with benign DoH browsing. Independent baselines on the same dataset (MontazeriShatoori et al., 2020) report similar numbers.</w:t>
-      </w:r>
-    </w:p>
-    <w:p>
-      <w:pPr>
-        <w:pStyle w:val="ListNumber"/>
-      </w:pPr>
-      <w:r>
-        <w:rPr>
-          <w:b/>
-        </w:rPr>
-        <w:t>The CIC dataset captured a small set of tunneling tools</w:t>
-      </w:r>
-      <w:r>
-        <w:t xml:space="preserve"> (</w:t>
-      </w:r>
-      <w:r>
-        <w:rPr>
-          <w:rFonts w:ascii="Consolas" w:hAnsi="Consolas"/>
-          <w:sz w:val="20"/>
-        </w:rPr>
-        <w:t>dns2tcp</w:t>
-      </w:r>
-      <w:r>
-        <w:t xml:space="preserve">, </w:t>
-      </w:r>
-      <w:r>
-        <w:rPr>
-          <w:rFonts w:ascii="Consolas" w:hAnsi="Consolas"/>
-          <w:sz w:val="20"/>
-        </w:rPr>
-        <w:t>DNSCat2</w:t>
-      </w:r>
-      <w:r>
-        <w:t xml:space="preserve">, </w:t>
-      </w:r>
-      <w:r>
-        <w:rPr>
-          <w:rFonts w:ascii="Consolas" w:hAnsi="Consolas"/>
-          <w:sz w:val="20"/>
-        </w:rPr>
-        <w:t>Iodine</w:t>
-      </w:r>
-      <w:r>
-        <w:t>). A real-world attacker could craft a tool whose flow statistics mimic benign DoH — this would degrade the detector's accuracy. We have not tested that scenario.</w:t>
-      </w:r>
-    </w:p>
-    <w:p>
-      <w:pPr>
-        <w:pStyle w:val="Heading2"/>
-      </w:pPr>
-      <w:r>
-        <w:t>5.2 What the model rankings mean</w:t>
-      </w:r>
-    </w:p>
-    <w:p>
-      <w:r>
-        <w:t xml:space="preserve">XGBoost &gt; Random Forest &gt; MLP, by </w:t>
-      </w:r>
-      <w:r>
-        <w:rPr>
-          <w:b/>
-        </w:rPr>
-        <w:t>small but consistent</w:t>
-      </w:r>
-      <w:r>
-        <w:t xml:space="preserve"> margins. The ordering is robust to changes in the random seed and split. Three observations:</w:t>
-      </w:r>
-    </w:p>
-    <w:p>
-      <w:pPr>
-        <w:pStyle w:val="ListNumber"/>
-      </w:pPr>
-      <w:r>
-        <w:rPr>
-          <w:b/>
-        </w:rPr>
-        <w:t>The tree ensembles handle this kind of skewed tabular data more naturally.</w:t>
-      </w:r>
-      <w:r>
-        <w:t xml:space="preserve"> Flow features like </w:t>
-      </w:r>
-      <w:r>
-        <w:rPr>
-          <w:rFonts w:ascii="Consolas" w:hAnsi="Consolas"/>
-          <w:sz w:val="20"/>
-        </w:rPr>
-        <w:t>PacketLengthVariance</w:t>
-      </w:r>
-      <w:r>
-        <w:t xml:space="preserve"> are heavy-tailed and not Gaussian; trees split on raw values, while the MLP must learn that geometry through gradient descent on standardised features.</w:t>
-      </w:r>
-    </w:p>
-    <w:p>
-      <w:pPr>
-        <w:pStyle w:val="ListNumber"/>
-      </w:pPr>
-      <w:r>
-        <w:rPr>
-          <w:b/>
-        </w:rPr>
-        <w:t>Class imbalance hurts the MLP slightly more.</w:t>
-      </w:r>
-      <w:r>
-        <w:t xml:space="preserve"> On the bundled balanced sample this is invisible, but on the full 269 K-row dataset (12.7 : 1 malicious : benign) the gap widens unless oversampling is applied.</w:t>
-      </w:r>
-    </w:p>
-    <w:p>
-      <w:pPr>
-        <w:pStyle w:val="ListNumber"/>
-      </w:pPr>
-      <w:r>
-        <w:rPr>
-          <w:b/>
-        </w:rPr>
-        <w:t>The MLP's eight errors are still informative.</w:t>
-      </w:r>
-      <w:r>
-        <w:t xml:space="preserve"> They cluster on flows whose </w:t>
-      </w:r>
-      <w:r>
-        <w:rPr>
-          <w:rFonts w:ascii="Consolas" w:hAnsi="Consolas"/>
-          <w:sz w:val="20"/>
-        </w:rPr>
-        <w:t>PacketLengthMode</w:t>
-      </w:r>
-      <w:r>
-        <w:t xml:space="preserve"> is unusually low for tunneling — i.e., the same edge cases that confuse the trees, just slightly more of them.</w:t>
-      </w:r>
-    </w:p>
-    <w:p>
-      <w:pPr>
-        <w:pStyle w:val="Heading2"/>
-      </w:pPr>
-      <w:r>
-        <w:t>5.3 What the feature importances tell us</w:t>
-      </w:r>
-    </w:p>
-    <w:p>
-      <w:r>
-        <w:t xml:space="preserve">The fact that </w:t>
-      </w:r>
-      <w:r>
-        <w:rPr>
-          <w:b/>
-        </w:rPr>
-        <w:t>`PacketLengthMode` alone accounts for ~23 %</w:t>
-      </w:r>
-      <w:r>
-        <w:t xml:space="preserve"> of the Random-Forest decision mass is a finding worth flagging. It means a detector with just a handful of packet-length statistics would already perform well — useful for a lightweight in-network sensor that cannot afford a full ML pipeline. It also explains why even the MLP, which sees only standardised numeric flow statistics, gets ~99 % accuracy: the signal is concentrated.</w:t>
-      </w:r>
-    </w:p>
-    <w:p>
-      <w:pPr>
-        <w:pStyle w:val="Heading2"/>
-      </w:pPr>
-      <w:r>
-        <w:t>5.4 Limitations of the detector</w:t>
-      </w:r>
-    </w:p>
-    <w:p>
-      <w:pPr>
-        <w:pStyle w:val="ListBullet"/>
-      </w:pPr>
-      <w:r>
-        <w:t xml:space="preserve">We only see </w:t>
-      </w:r>
-      <w:r>
-        <w:rPr>
-          <w:b/>
-        </w:rPr>
-        <w:t>Layer-2 (DoH benign vs. tunneling)</w:t>
-      </w:r>
-      <w:r>
-        <w:t xml:space="preserve"> flows that have already been identified as DoH. A separate Layer-1 classifier is needed to identify DoH traffic in the first place — out of scope here.</w:t>
-      </w:r>
-    </w:p>
-    <w:p>
-      <w:pPr>
-        <w:pStyle w:val="ListBullet"/>
-      </w:pPr>
-      <w:r>
-        <w:t xml:space="preserve">We use only </w:t>
-      </w:r>
-      <w:r>
-        <w:rPr>
-          <w:b/>
-        </w:rPr>
-        <w:t>flow-level features</w:t>
-      </w:r>
-      <w:r>
-        <w:t>. Per-query content features (entropy, length on query strings) would complement these if you have visibility into query text.</w:t>
-      </w:r>
-    </w:p>
-    <w:p>
-      <w:pPr>
-        <w:pStyle w:val="ListBullet"/>
-      </w:pPr>
-      <w:r>
-        <w:t xml:space="preserve">We do </w:t>
-      </w:r>
-      <w:r>
-        <w:rPr>
-          <w:b/>
-        </w:rPr>
-        <w:t>not</w:t>
-      </w:r>
-      <w:r>
-        <w:t xml:space="preserve"> handle low-and-slow tunneling that operates below normal browsing rates.</w:t>
-      </w:r>
-    </w:p>
-    <w:p>
-      <w:pPr>
-        <w:pStyle w:val="ListBullet"/>
-      </w:pPr>
-      <w:r>
-        <w:t>An adversary aware of the detector can shape their flow statistics to mimic benign traffic; we have not evaluated that.</w:t>
-      </w:r>
-    </w:p>
-    <w:p>
-      <w:pPr>
-        <w:pStyle w:val="Heading2"/>
-      </w:pPr>
-      <w:r>
-        <w:t>5.5 Engineering decisions worth noting</w:t>
-      </w:r>
-    </w:p>
-    <w:p>
-      <w:pPr>
-        <w:pStyle w:val="ListBullet"/>
-      </w:pPr>
-      <w:r>
-        <w:rPr>
-          <w:b/>
-        </w:rPr>
-        <w:t>Pretrained `.pkl` files are committed</w:t>
-      </w:r>
-      <w:r>
-        <w:t>, so a reviewer can score data in ~10 s without retraining.</w:t>
-      </w:r>
-    </w:p>
-    <w:p>
-      <w:pPr>
-        <w:pStyle w:val="ListBullet"/>
-      </w:pPr>
-      <w:r>
-        <w:rPr>
-          <w:b/>
-        </w:rPr>
-        <w:t>The bundled sample is balanced</w:t>
-      </w:r>
-      <w:r>
-        <w:t xml:space="preserve"> (50 / 50). The full dataset is imbalanced; we report F1 and ROC-AUC alongside accuracy to remain meaningful under that imbalance.</w:t>
-      </w:r>
-    </w:p>
-    <w:p>
-      <w:pPr>
-        <w:pStyle w:val="ListBullet"/>
-      </w:pPr>
-      <w:r>
-        <w:rPr>
-          <w:b/>
-        </w:rPr>
-        <w:t>`random_state = 42` is fixed everywhere</w:t>
-      </w:r>
-      <w:r>
-        <w:t xml:space="preserve"> so all reported numbers reproduce exactly.</w:t>
-      </w:r>
-    </w:p>
-    <w:p>
-      <w:pPr>
-        <w:jc w:val="center"/>
-      </w:pPr>
-      <w:r>
-        <w:t>______________________________________________________________________</w:t>
-      </w:r>
-    </w:p>
-    <w:p>
-      <w:pPr>
-        <w:pStyle w:val="Heading1"/>
-      </w:pPr>
-      <w:r>
-        <w:t>6. Comparison with Other Research Papers</w:t>
-      </w:r>
-    </w:p>
-    <w:p>
-      <w:r>
-        <w:t>This section places our numbers next to published results on the same task. Numbers from other works are taken from the cited papers.</w:t>
-      </w:r>
-    </w:p>
-    <w:p>
-      <w:pPr>
-        <w:pStyle w:val="Heading2"/>
-      </w:pPr>
-      <w:r>
-        <w:t>6.1 Comparison on the same dataset (CIRA-CIC-DoHBrw-2020, Layer 2)</w:t>
+        <w:t>4.3 Deep learning on the full ~270 000-row dataset (test split: ≈ 26 964 flows, stratified)</w:t>
       </w:r>
     </w:p>
     <w:tbl>
@@ -4590,7 +3665,7 @@
               <w:rPr>
                 <w:b/>
               </w:rPr>
-              <w:t>Work</w:t>
+              <w:t>Model</w:t>
             </w:r>
           </w:p>
         </w:tc>
@@ -4609,7 +3684,7 @@
               <w:rPr>
                 <w:b/>
               </w:rPr>
-              <w:t>Year</w:t>
+              <w:t>Accuracy</w:t>
             </w:r>
           </w:p>
         </w:tc>
@@ -4628,7 +3703,7 @@
               <w:rPr>
                 <w:b/>
               </w:rPr>
-              <w:t>Best model</w:t>
+              <w:t>Precision</w:t>
             </w:r>
           </w:p>
         </w:tc>
@@ -4647,7 +3722,7 @@
               <w:rPr>
                 <w:b/>
               </w:rPr>
-              <w:t>Accuracy</w:t>
+              <w:t>Recall</w:t>
             </w:r>
           </w:p>
         </w:tc>
@@ -4699,13 +3774,7 @@
           <w:p>
             <w:r/>
             <w:r>
-              <w:t xml:space="preserve">MontazeriShatoori et al. — </w:t>
-            </w:r>
-            <w:r>
-              <w:rPr>
-                <w:i/>
-              </w:rPr>
-              <w:t>Detection of DoH tunnels</w:t>
+              <w:t>MLP (PyTorch / 3 hidden)</w:t>
             </w:r>
           </w:p>
         </w:tc>
@@ -4717,7 +3786,7 @@
           <w:p>
             <w:r/>
             <w:r>
-              <w:t>2020</w:t>
+              <w:t>0.9956</w:t>
             </w:r>
           </w:p>
         </w:tc>
@@ -4729,7 +3798,7 @@
           <w:p>
             <w:r/>
             <w:r>
-              <w:t>Random Forest</w:t>
+              <w:t>0.9962</w:t>
             </w:r>
           </w:p>
         </w:tc>
@@ -4741,7 +3810,7 @@
           <w:p>
             <w:r/>
             <w:r>
-              <w:t>0.998</w:t>
+              <w:t>0.9988</w:t>
             </w:r>
           </w:p>
         </w:tc>
@@ -4753,7 +3822,7 @@
           <w:p>
             <w:r/>
             <w:r>
-              <w:t>0.999</w:t>
+              <w:t>0.9975</w:t>
             </w:r>
           </w:p>
         </w:tc>
@@ -4765,7 +3834,124 @@
           <w:p>
             <w:r/>
             <w:r>
-              <w:t>≈ 1.000</w:t>
+              <w:t>0.9991</w:t>
+            </w:r>
+          </w:p>
+        </w:tc>
+      </w:tr>
+    </w:tbl>
+    <w:p/>
+    <w:p>
+      <w:r>
+        <w:t>Confusion matrix on the full-dataset test split:</w:t>
+      </w:r>
+    </w:p>
+    <w:tbl>
+      <w:tblPr>
+        <w:tblStyle w:val="LightGrid-Accent1"/>
+        <w:tblW w:type="auto" w:w="0"/>
+        <w:tblLook w:firstColumn="1" w:firstRow="1" w:lastColumn="0" w:lastRow="0" w:noHBand="0" w:noVBand="1" w:val="04A0"/>
+      </w:tblPr>
+      <w:tblGrid>
+        <w:gridCol w:w="1930"/>
+        <w:gridCol w:w="1930"/>
+        <w:gridCol w:w="1930"/>
+        <w:gridCol w:w="1930"/>
+        <w:gridCol w:w="1930"/>
+      </w:tblGrid>
+      <w:tr>
+        <w:tc>
+          <w:tcPr>
+            <w:tcW w:type="dxa" w:w="1930"/>
+            <w:vAlign w:val="center"/>
+          </w:tcPr>
+          <w:p>
+            <w:r>
+              <w:rPr>
+                <w:b/>
+              </w:rPr>
+            </w:r>
+            <w:r>
+              <w:rPr>
+                <w:b/>
+              </w:rPr>
+              <w:t>Model</w:t>
+            </w:r>
+          </w:p>
+        </w:tc>
+        <w:tc>
+          <w:tcPr>
+            <w:tcW w:type="dxa" w:w="1930"/>
+            <w:vAlign w:val="center"/>
+          </w:tcPr>
+          <w:p>
+            <w:r>
+              <w:rPr>
+                <w:b/>
+              </w:rPr>
+            </w:r>
+            <w:r>
+              <w:rPr>
+                <w:b/>
+              </w:rPr>
+              <w:t>TN</w:t>
+            </w:r>
+          </w:p>
+        </w:tc>
+        <w:tc>
+          <w:tcPr>
+            <w:tcW w:type="dxa" w:w="1930"/>
+            <w:vAlign w:val="center"/>
+          </w:tcPr>
+          <w:p>
+            <w:r>
+              <w:rPr>
+                <w:b/>
+              </w:rPr>
+            </w:r>
+            <w:r>
+              <w:rPr>
+                <w:b/>
+              </w:rPr>
+              <w:t>FP</w:t>
+            </w:r>
+          </w:p>
+        </w:tc>
+        <w:tc>
+          <w:tcPr>
+            <w:tcW w:type="dxa" w:w="1930"/>
+            <w:vAlign w:val="center"/>
+          </w:tcPr>
+          <w:p>
+            <w:r>
+              <w:rPr>
+                <w:b/>
+              </w:rPr>
+            </w:r>
+            <w:r>
+              <w:rPr>
+                <w:b/>
+              </w:rPr>
+              <w:t>FN</w:t>
+            </w:r>
+          </w:p>
+        </w:tc>
+        <w:tc>
+          <w:tcPr>
+            <w:tcW w:type="dxa" w:w="1930"/>
+            <w:vAlign w:val="center"/>
+          </w:tcPr>
+          <w:p>
+            <w:r>
+              <w:rPr>
+                <w:b/>
+              </w:rPr>
+            </w:r>
+            <w:r>
+              <w:rPr>
+                <w:b/>
+              </w:rPr>
+              <w:t>TP</w:t>
             </w:r>
           </w:p>
         </w:tc>
@@ -4773,488 +3959,61 @@
       <w:tr>
         <w:tc>
           <w:tcPr>
-            <w:tcW w:type="dxa" w:w="1608"/>
+            <w:tcW w:type="dxa" w:w="1930"/>
             <w:vAlign w:val="center"/>
           </w:tcPr>
           <w:p>
             <w:r/>
             <w:r>
-              <w:t xml:space="preserve">MontazeriShatoori et al. — </w:t>
-            </w:r>
-            <w:r>
-              <w:rPr>
-                <w:i/>
-              </w:rPr>
-              <w:t>Detection of DoH tunnels</w:t>
+              <w:t>MLP</w:t>
             </w:r>
           </w:p>
         </w:tc>
         <w:tc>
           <w:tcPr>
-            <w:tcW w:type="dxa" w:w="1608"/>
+            <w:tcW w:type="dxa" w:w="1930"/>
             <w:vAlign w:val="center"/>
           </w:tcPr>
           <w:p>
             <w:r/>
             <w:r>
-              <w:t>2020</w:t>
+              <w:t>1 905</w:t>
             </w:r>
           </w:p>
         </w:tc>
         <w:tc>
           <w:tcPr>
-            <w:tcW w:type="dxa" w:w="1608"/>
+            <w:tcW w:type="dxa" w:w="1930"/>
             <w:vAlign w:val="center"/>
           </w:tcPr>
           <w:p>
             <w:r/>
             <w:r>
-              <w:t>LSTM</w:t>
+              <w:t>95</w:t>
             </w:r>
           </w:p>
         </w:tc>
         <w:tc>
           <w:tcPr>
-            <w:tcW w:type="dxa" w:w="1608"/>
+            <w:tcW w:type="dxa" w:w="1930"/>
             <w:vAlign w:val="center"/>
           </w:tcPr>
           <w:p>
             <w:r/>
             <w:r>
-              <w:t>0.994</w:t>
+              <w:t>30</w:t>
             </w:r>
           </w:p>
         </w:tc>
         <w:tc>
           <w:tcPr>
-            <w:tcW w:type="dxa" w:w="1608"/>
+            <w:tcW w:type="dxa" w:w="1930"/>
             <w:vAlign w:val="center"/>
           </w:tcPr>
           <w:p>
             <w:r/>
             <w:r>
-              <w:t>0.993</w:t>
-            </w:r>
-          </w:p>
-        </w:tc>
-        <w:tc>
-          <w:tcPr>
-            <w:tcW w:type="dxa" w:w="1608"/>
-            <w:vAlign w:val="center"/>
-          </w:tcPr>
-          <w:p>
-            <w:r/>
-            <w:r>
-              <w:t>≈ 0.997</w:t>
-            </w:r>
-          </w:p>
-        </w:tc>
-      </w:tr>
-      <w:tr>
-        <w:tc>
-          <w:tcPr>
-            <w:tcW w:type="dxa" w:w="1608"/>
-            <w:vAlign w:val="center"/>
-          </w:tcPr>
-          <w:p>
-            <w:r/>
-            <w:r>
-              <w:t xml:space="preserve">Singh &amp; Roy — </w:t>
-            </w:r>
-            <w:r>
-              <w:rPr>
-                <w:i/>
-              </w:rPr>
-              <w:t>Detecting malicious DNS over HTTPS using ML</w:t>
-            </w:r>
-          </w:p>
-        </w:tc>
-        <w:tc>
-          <w:tcPr>
-            <w:tcW w:type="dxa" w:w="1608"/>
-            <w:vAlign w:val="center"/>
-          </w:tcPr>
-          <w:p>
-            <w:r/>
-            <w:r>
-              <w:t>2021</w:t>
-            </w:r>
-          </w:p>
-        </w:tc>
-        <w:tc>
-          <w:tcPr>
-            <w:tcW w:type="dxa" w:w="1608"/>
-            <w:vAlign w:val="center"/>
-          </w:tcPr>
-          <w:p>
-            <w:r/>
-            <w:r>
-              <w:t>Gradient Boosting</w:t>
-            </w:r>
-          </w:p>
-        </w:tc>
-        <w:tc>
-          <w:tcPr>
-            <w:tcW w:type="dxa" w:w="1608"/>
-            <w:vAlign w:val="center"/>
-          </w:tcPr>
-          <w:p>
-            <w:r/>
-            <w:r>
-              <w:t>0.996</w:t>
-            </w:r>
-          </w:p>
-        </w:tc>
-        <w:tc>
-          <w:tcPr>
-            <w:tcW w:type="dxa" w:w="1608"/>
-            <w:vAlign w:val="center"/>
-          </w:tcPr>
-          <w:p>
-            <w:r/>
-            <w:r>
-              <w:t>0.997</w:t>
-            </w:r>
-          </w:p>
-        </w:tc>
-        <w:tc>
-          <w:tcPr>
-            <w:tcW w:type="dxa" w:w="1608"/>
-            <w:vAlign w:val="center"/>
-          </w:tcPr>
-          <w:p>
-            <w:r/>
-            <w:r>
-              <w:t>0.999</w:t>
-            </w:r>
-          </w:p>
-        </w:tc>
-      </w:tr>
-      <w:tr>
-        <w:tc>
-          <w:tcPr>
-            <w:tcW w:type="dxa" w:w="1608"/>
-            <w:vAlign w:val="center"/>
-          </w:tcPr>
-          <w:p>
-            <w:r/>
-            <w:r>
-              <w:t xml:space="preserve">Behnke et al. — </w:t>
-            </w:r>
-            <w:r>
-              <w:rPr>
-                <w:i/>
-              </w:rPr>
-              <w:t>Feature engineering for DoH tunneling</w:t>
-            </w:r>
-          </w:p>
-        </w:tc>
-        <w:tc>
-          <w:tcPr>
-            <w:tcW w:type="dxa" w:w="1608"/>
-            <w:vAlign w:val="center"/>
-          </w:tcPr>
-          <w:p>
-            <w:r/>
-            <w:r>
-              <w:t>2021</w:t>
-            </w:r>
-          </w:p>
-        </w:tc>
-        <w:tc>
-          <w:tcPr>
-            <w:tcW w:type="dxa" w:w="1608"/>
-            <w:vAlign w:val="center"/>
-          </w:tcPr>
-          <w:p>
-            <w:r/>
-            <w:r>
-              <w:t>Random Forest</w:t>
-            </w:r>
-          </w:p>
-        </w:tc>
-        <w:tc>
-          <w:tcPr>
-            <w:tcW w:type="dxa" w:w="1608"/>
-            <w:vAlign w:val="center"/>
-          </w:tcPr>
-          <w:p>
-            <w:r/>
-            <w:r>
-              <w:t>0.997</w:t>
-            </w:r>
-          </w:p>
-        </w:tc>
-        <w:tc>
-          <w:tcPr>
-            <w:tcW w:type="dxa" w:w="1608"/>
-            <w:vAlign w:val="center"/>
-          </w:tcPr>
-          <w:p>
-            <w:r/>
-            <w:r>
-              <w:t>0.998</w:t>
-            </w:r>
-          </w:p>
-        </w:tc>
-        <w:tc>
-          <w:tcPr>
-            <w:tcW w:type="dxa" w:w="1608"/>
-            <w:vAlign w:val="center"/>
-          </w:tcPr>
-          <w:p>
-            <w:r/>
-            <w:r>
-              <w:t>≈ 1.000</w:t>
-            </w:r>
-          </w:p>
-        </w:tc>
-      </w:tr>
-      <w:tr>
-        <w:tc>
-          <w:tcPr>
-            <w:tcW w:type="dxa" w:w="1608"/>
-            <w:vAlign w:val="center"/>
-          </w:tcPr>
-          <w:p>
-            <w:r/>
-            <w:r>
-              <w:rPr>
-                <w:b/>
-              </w:rPr>
-              <w:t>This project</w:t>
-            </w:r>
-          </w:p>
-        </w:tc>
-        <w:tc>
-          <w:tcPr>
-            <w:tcW w:type="dxa" w:w="1608"/>
-            <w:vAlign w:val="center"/>
-          </w:tcPr>
-          <w:p>
-            <w:r/>
-            <w:r>
-              <w:t>2026</w:t>
-            </w:r>
-          </w:p>
-        </w:tc>
-        <w:tc>
-          <w:tcPr>
-            <w:tcW w:type="dxa" w:w="1608"/>
-            <w:vAlign w:val="center"/>
-          </w:tcPr>
-          <w:p>
-            <w:r/>
-            <w:r>
-              <w:rPr>
-                <w:b/>
-              </w:rPr>
-              <w:t>XGBoost</w:t>
-            </w:r>
-          </w:p>
-        </w:tc>
-        <w:tc>
-          <w:tcPr>
-            <w:tcW w:type="dxa" w:w="1608"/>
-            <w:vAlign w:val="center"/>
-          </w:tcPr>
-          <w:p>
-            <w:r/>
-            <w:r>
-              <w:rPr>
-                <w:b/>
-              </w:rPr>
-              <w:t>0.999</w:t>
-            </w:r>
-          </w:p>
-        </w:tc>
-        <w:tc>
-          <w:tcPr>
-            <w:tcW w:type="dxa" w:w="1608"/>
-            <w:vAlign w:val="center"/>
-          </w:tcPr>
-          <w:p>
-            <w:r/>
-            <w:r>
-              <w:rPr>
-                <w:b/>
-              </w:rPr>
-              <w:t>0.999</w:t>
-            </w:r>
-          </w:p>
-        </w:tc>
-        <w:tc>
-          <w:tcPr>
-            <w:tcW w:type="dxa" w:w="1608"/>
-            <w:vAlign w:val="center"/>
-          </w:tcPr>
-          <w:p>
-            <w:r/>
-            <w:r>
-              <w:rPr>
-                <w:b/>
-              </w:rPr>
-              <w:t>1.000</w:t>
-            </w:r>
-          </w:p>
-        </w:tc>
-      </w:tr>
-      <w:tr>
-        <w:tc>
-          <w:tcPr>
-            <w:tcW w:type="dxa" w:w="1608"/>
-            <w:vAlign w:val="center"/>
-          </w:tcPr>
-          <w:p>
-            <w:r/>
-            <w:r>
-              <w:rPr>
-                <w:b/>
-              </w:rPr>
-              <w:t>This project</w:t>
-            </w:r>
-          </w:p>
-        </w:tc>
-        <w:tc>
-          <w:tcPr>
-            <w:tcW w:type="dxa" w:w="1608"/>
-            <w:vAlign w:val="center"/>
-          </w:tcPr>
-          <w:p>
-            <w:r/>
-            <w:r>
-              <w:t>2026</w:t>
-            </w:r>
-          </w:p>
-        </w:tc>
-        <w:tc>
-          <w:tcPr>
-            <w:tcW w:type="dxa" w:w="1608"/>
-            <w:vAlign w:val="center"/>
-          </w:tcPr>
-          <w:p>
-            <w:r/>
-            <w:r>
-              <w:rPr>
-                <w:b/>
-              </w:rPr>
-              <w:t>Random Forest</w:t>
-            </w:r>
-          </w:p>
-        </w:tc>
-        <w:tc>
-          <w:tcPr>
-            <w:tcW w:type="dxa" w:w="1608"/>
-            <w:vAlign w:val="center"/>
-          </w:tcPr>
-          <w:p>
-            <w:r/>
-            <w:r>
-              <w:t>0.998</w:t>
-            </w:r>
-          </w:p>
-        </w:tc>
-        <w:tc>
-          <w:tcPr>
-            <w:tcW w:type="dxa" w:w="1608"/>
-            <w:vAlign w:val="center"/>
-          </w:tcPr>
-          <w:p>
-            <w:r/>
-            <w:r>
-              <w:t>0.998</w:t>
-            </w:r>
-          </w:p>
-        </w:tc>
-        <w:tc>
-          <w:tcPr>
-            <w:tcW w:type="dxa" w:w="1608"/>
-            <w:vAlign w:val="center"/>
-          </w:tcPr>
-          <w:p>
-            <w:r/>
-            <w:r>
-              <w:t>1.000</w:t>
-            </w:r>
-          </w:p>
-        </w:tc>
-      </w:tr>
-      <w:tr>
-        <w:tc>
-          <w:tcPr>
-            <w:tcW w:type="dxa" w:w="1608"/>
-            <w:vAlign w:val="center"/>
-          </w:tcPr>
-          <w:p>
-            <w:r/>
-            <w:r>
-              <w:rPr>
-                <w:b/>
-              </w:rPr>
-              <w:t>This project</w:t>
-            </w:r>
-          </w:p>
-        </w:tc>
-        <w:tc>
-          <w:tcPr>
-            <w:tcW w:type="dxa" w:w="1608"/>
-            <w:vAlign w:val="center"/>
-          </w:tcPr>
-          <w:p>
-            <w:r/>
-            <w:r>
-              <w:t>2026</w:t>
-            </w:r>
-          </w:p>
-        </w:tc>
-        <w:tc>
-          <w:tcPr>
-            <w:tcW w:type="dxa" w:w="1608"/>
-            <w:vAlign w:val="center"/>
-          </w:tcPr>
-          <w:p>
-            <w:r/>
-            <w:r>
-              <w:rPr>
-                <w:b/>
-              </w:rPr>
-              <w:t>MLP (deep)</w:t>
-            </w:r>
-          </w:p>
-        </w:tc>
-        <w:tc>
-          <w:tcPr>
-            <w:tcW w:type="dxa" w:w="1608"/>
-            <w:vAlign w:val="center"/>
-          </w:tcPr>
-          <w:p>
-            <w:r/>
-            <w:r>
-              <w:t>0.992</w:t>
-            </w:r>
-          </w:p>
-        </w:tc>
-        <w:tc>
-          <w:tcPr>
-            <w:tcW w:type="dxa" w:w="1608"/>
-            <w:vAlign w:val="center"/>
-          </w:tcPr>
-          <w:p>
-            <w:r/>
-            <w:r>
-              <w:t>0.992</w:t>
-            </w:r>
-          </w:p>
-        </w:tc>
-        <w:tc>
-          <w:tcPr>
-            <w:tcW w:type="dxa" w:w="1608"/>
-            <w:vAlign w:val="center"/>
-          </w:tcPr>
-          <w:p>
-            <w:r/>
-            <w:r>
-              <w:t>0.999</w:t>
+              <w:t>24 934</w:t>
             </w:r>
           </w:p>
         </w:tc>
@@ -5263,16 +4022,17 @@
     <w:p/>
     <w:p>
       <w:r>
-        <w:t xml:space="preserve">Our XGBoost and Random Forest results are </w:t>
+        <w:t>The natural 12.7 : 1 class imbalance is preserved in the test split (≈ 1 980 benign, ≈ 24 984 malicious), so accuracy and F1 are reported alongside precision and recall to remain meaningful. The MLP's training-curve plot (</w:t>
       </w:r>
       <w:r>
         <w:rPr>
-          <w:b/>
+          <w:rFonts w:ascii="Consolas" w:hAnsi="Consolas"/>
+          <w:sz w:val="20"/>
         </w:rPr>
-        <w:t>statistically indistinguishable</w:t>
-      </w:r>
-      <w:r>
-        <w:t xml:space="preserve"> from MontazeriShatoori et al.'s reported numbers — which is the expected outcome on a highly separable dataset and confirms the pipeline is correct. The deep-learning baseline we added (MLP) tracks their LSTM result closely (within ~0.002 F1).</w:t>
+        <w:t>deep_learning/figures/mlp_training_curves.png</w:t>
+      </w:r>
+      <w:r>
+        <w:t>) shows convergence by epoch ≈ 30, after which the ReduceLROnPlateau scheduler halves the learning rate and validation F1 plateaus.</w:t>
       </w:r>
     </w:p>
     <w:p>
@@ -5280,12 +4040,7 @@
         <w:pStyle w:val="Heading2"/>
       </w:pPr>
       <w:r>
-        <w:t>6.2 Comparison with character-level deep-learning detectors</w:t>
-      </w:r>
-    </w:p>
-    <w:p>
-      <w:r>
-        <w:t>These works use raw query strings rather than flow statistics, so the input is different but the task (binary tunneling detection) is the same.</w:t>
+        <w:t>4.4 Smoke test on the full dataset (50 000 stratified rows) — classical ML</w:t>
       </w:r>
     </w:p>
     <w:tbl>
@@ -5316,7 +4071,7 @@
               <w:rPr>
                 <w:b/>
               </w:rPr>
-              <w:t>Work</w:t>
+              <w:t>Model</w:t>
             </w:r>
           </w:p>
         </w:tc>
@@ -5335,7 +4090,7 @@
               <w:rPr>
                 <w:b/>
               </w:rPr>
-              <w:t>Year</w:t>
+              <w:t>Accuracy</w:t>
             </w:r>
           </w:p>
         </w:tc>
@@ -5354,7 +4109,7 @@
               <w:rPr>
                 <w:b/>
               </w:rPr>
-              <w:t>Architecture</w:t>
+              <w:t>F1</w:t>
             </w:r>
           </w:p>
         </w:tc>
@@ -5373,7 +4128,7 @@
               <w:rPr>
                 <w:b/>
               </w:rPr>
-              <w:t>Reported F1</w:t>
+              <w:t>ROC-AUC</w:t>
             </w:r>
           </w:p>
         </w:tc>
@@ -5387,13 +4142,7 @@
           <w:p>
             <w:r/>
             <w:r>
-              <w:t xml:space="preserve">Aiello, Mongelli, Papaleo — </w:t>
-            </w:r>
-            <w:r>
-              <w:rPr>
-                <w:i/>
-              </w:rPr>
-              <w:t>Basic classifiers for DNS tunneling</w:t>
+              <w:t>Random Forest</w:t>
             </w:r>
           </w:p>
         </w:tc>
@@ -5405,7 +4154,7 @@
           <w:p>
             <w:r/>
             <w:r>
-              <w:t>2013</w:t>
+              <w:t>0.9994</w:t>
             </w:r>
           </w:p>
         </w:tc>
@@ -5417,7 +4166,7 @@
           <w:p>
             <w:r/>
             <w:r>
-              <w:t>NN / SVM / RBF on engineered features</w:t>
+              <w:t>0.9996</w:t>
             </w:r>
           </w:p>
         </w:tc>
@@ -5429,7 +4178,7 @@
           <w:p>
             <w:r/>
             <w:r>
-              <w:t>0.95 – 0.99</w:t>
+              <w:t>1.0000</w:t>
             </w:r>
           </w:p>
         </w:tc>
@@ -5443,13 +4192,7 @@
           <w:p>
             <w:r/>
             <w:r>
-              <w:t xml:space="preserve">Yu, Pan, Hu et al. — </w:t>
-            </w:r>
-            <w:r>
-              <w:rPr>
-                <w:i/>
-              </w:rPr>
-              <w:t>Character-level detection of DNS tunneling</w:t>
+              <w:t>XGBoost</w:t>
             </w:r>
           </w:p>
         </w:tc>
@@ -5461,7 +4204,7 @@
           <w:p>
             <w:r/>
             <w:r>
-              <w:t>2018</w:t>
+              <w:t>0.9999</w:t>
             </w:r>
           </w:p>
         </w:tc>
@@ -5473,7 +4216,7 @@
           <w:p>
             <w:r/>
             <w:r>
-              <w:t>char-level CNN + LSTM</w:t>
+              <w:t>0.9999</w:t>
             </w:r>
           </w:p>
         </w:tc>
@@ -5485,7 +4228,92 @@
           <w:p>
             <w:r/>
             <w:r>
-              <w:t>≈ 0.99</w:t>
+              <w:t>1.0000</w:t>
+            </w:r>
+          </w:p>
+        </w:tc>
+      </w:tr>
+    </w:tbl>
+    <w:p/>
+    <w:p>
+      <w:r>
+        <w:t>The full-dataset numbers for RF and XGB are within rounding of the bundled-sample numbers, confirming that the 10 K sample is representative for the tree ensembles.</w:t>
+      </w:r>
+    </w:p>
+    <w:p>
+      <w:pPr>
+        <w:pStyle w:val="Heading2"/>
+      </w:pPr>
+      <w:r>
+        <w:t>4.5 Top features (Random Forest Gini importance)</w:t>
+      </w:r>
+    </w:p>
+    <w:tbl>
+      <w:tblPr>
+        <w:tblStyle w:val="LightGrid-Accent1"/>
+        <w:tblW w:type="auto" w:w="0"/>
+        <w:tblLook w:firstColumn="1" w:firstRow="1" w:lastColumn="0" w:lastRow="0" w:noHBand="0" w:noVBand="1" w:val="04A0"/>
+      </w:tblPr>
+      <w:tblGrid>
+        <w:gridCol w:w="3216"/>
+        <w:gridCol w:w="3216"/>
+        <w:gridCol w:w="3216"/>
+      </w:tblGrid>
+      <w:tr>
+        <w:tc>
+          <w:tcPr>
+            <w:tcW w:type="dxa" w:w="3216"/>
+            <w:vAlign w:val="center"/>
+          </w:tcPr>
+          <w:p>
+            <w:r>
+              <w:rPr>
+                <w:b/>
+              </w:rPr>
+            </w:r>
+            <w:r>
+              <w:rPr>
+                <w:b/>
+              </w:rPr>
+              <w:t>Rank</w:t>
+            </w:r>
+          </w:p>
+        </w:tc>
+        <w:tc>
+          <w:tcPr>
+            <w:tcW w:type="dxa" w:w="3216"/>
+            <w:vAlign w:val="center"/>
+          </w:tcPr>
+          <w:p>
+            <w:r>
+              <w:rPr>
+                <w:b/>
+              </w:rPr>
+            </w:r>
+            <w:r>
+              <w:rPr>
+                <w:b/>
+              </w:rPr>
+              <w:t>Feature</w:t>
+            </w:r>
+          </w:p>
+        </w:tc>
+        <w:tc>
+          <w:tcPr>
+            <w:tcW w:type="dxa" w:w="3216"/>
+            <w:vAlign w:val="center"/>
+          </w:tcPr>
+          <w:p>
+            <w:r>
+              <w:rPr>
+                <w:b/>
+              </w:rPr>
+            </w:r>
+            <w:r>
+              <w:rPr>
+                <w:b/>
+              </w:rPr>
+              <w:t>Importance</w:t>
             </w:r>
           </w:p>
         </w:tc>
@@ -5493,55 +4321,41 @@
       <w:tr>
         <w:tc>
           <w:tcPr>
-            <w:tcW w:type="dxa" w:w="2412"/>
+            <w:tcW w:type="dxa" w:w="3216"/>
             <w:vAlign w:val="center"/>
           </w:tcPr>
           <w:p>
             <w:r/>
             <w:r>
-              <w:t xml:space="preserve">Liu et al. — </w:t>
-            </w:r>
-            <w:r>
-              <w:rPr>
-                <w:i/>
-              </w:rPr>
-              <w:t>Byte-level CNN for malicious-domain detection</w:t>
+              <w:t>1</w:t>
             </w:r>
           </w:p>
         </w:tc>
         <w:tc>
           <w:tcPr>
-            <w:tcW w:type="dxa" w:w="2412"/>
+            <w:tcW w:type="dxa" w:w="3216"/>
             <w:vAlign w:val="center"/>
           </w:tcPr>
           <w:p>
             <w:r/>
             <w:r>
-              <w:t>2019</w:t>
+              <w:rPr>
+                <w:rFonts w:ascii="Consolas" w:hAnsi="Consolas"/>
+                <w:sz w:val="20"/>
+              </w:rPr>
+              <w:t>PacketLengthMode</w:t>
             </w:r>
           </w:p>
         </w:tc>
         <w:tc>
           <w:tcPr>
-            <w:tcW w:type="dxa" w:w="2412"/>
+            <w:tcW w:type="dxa" w:w="3216"/>
             <w:vAlign w:val="center"/>
           </w:tcPr>
           <w:p>
             <w:r/>
             <w:r>
-              <w:t>byte-level CNN</w:t>
-            </w:r>
-          </w:p>
-        </w:tc>
-        <w:tc>
-          <w:tcPr>
-            <w:tcW w:type="dxa" w:w="2412"/>
-            <w:vAlign w:val="center"/>
-          </w:tcPr>
-          <w:p>
-            <w:r/>
-            <w:r>
-              <w:t>≈ 0.97</w:t>
+              <w:t>0.232</w:t>
             </w:r>
           </w:p>
         </w:tc>
@@ -5549,61 +4363,41 @@
       <w:tr>
         <w:tc>
           <w:tcPr>
-            <w:tcW w:type="dxa" w:w="2412"/>
+            <w:tcW w:type="dxa" w:w="3216"/>
             <w:vAlign w:val="center"/>
           </w:tcPr>
           <w:p>
             <w:r/>
             <w:r>
-              <w:t xml:space="preserve">Born &amp; Gustafson — </w:t>
-            </w:r>
-            <w:r>
-              <w:rPr>
-                <w:i/>
-              </w:rPr>
-              <w:t>DNS tunnels via character frequency</w:t>
+              <w:t>2</w:t>
             </w:r>
           </w:p>
         </w:tc>
         <w:tc>
           <w:tcPr>
-            <w:tcW w:type="dxa" w:w="2412"/>
+            <w:tcW w:type="dxa" w:w="3216"/>
             <w:vAlign w:val="center"/>
           </w:tcPr>
           <w:p>
             <w:r/>
             <w:r>
-              <w:t>2010</w:t>
+              <w:rPr>
+                <w:rFonts w:ascii="Consolas" w:hAnsi="Consolas"/>
+                <w:sz w:val="20"/>
+              </w:rPr>
+              <w:t>PacketLengthMean</w:t>
             </w:r>
           </w:p>
         </w:tc>
         <w:tc>
           <w:tcPr>
-            <w:tcW w:type="dxa" w:w="2412"/>
+            <w:tcW w:type="dxa" w:w="3216"/>
             <w:vAlign w:val="center"/>
           </w:tcPr>
           <w:p>
             <w:r/>
             <w:r>
-              <w:rPr>
-                <w:i/>
-              </w:rPr>
-              <w:t>\chi^2</w:t>
-            </w:r>
-            <w:r>
-              <w:t xml:space="preserve"> test</w:t>
-            </w:r>
-          </w:p>
-        </w:tc>
-        <w:tc>
-          <w:tcPr>
-            <w:tcW w:type="dxa" w:w="2412"/>
-            <w:vAlign w:val="center"/>
-          </w:tcPr>
-          <w:p>
-            <w:r/>
-            <w:r>
-              <w:t>≈ 0.92</w:t>
+              <w:t>0.081</w:t>
             </w:r>
           </w:p>
         </w:tc>
@@ -5611,55 +4405,251 @@
       <w:tr>
         <w:tc>
           <w:tcPr>
-            <w:tcW w:type="dxa" w:w="2412"/>
+            <w:tcW w:type="dxa" w:w="3216"/>
             <w:vAlign w:val="center"/>
           </w:tcPr>
           <w:p>
             <w:r/>
             <w:r>
-              <w:rPr>
-                <w:b/>
-              </w:rPr>
-              <w:t>This project — MLP on flow features</w:t>
+              <w:t>3</w:t>
             </w:r>
           </w:p>
         </w:tc>
         <w:tc>
           <w:tcPr>
-            <w:tcW w:type="dxa" w:w="2412"/>
+            <w:tcW w:type="dxa" w:w="3216"/>
             <w:vAlign w:val="center"/>
           </w:tcPr>
           <w:p>
             <w:r/>
             <w:r>
-              <w:t>2026</w:t>
+              <w:rPr>
+                <w:rFonts w:ascii="Consolas" w:hAnsi="Consolas"/>
+                <w:sz w:val="20"/>
+              </w:rPr>
+              <w:t>FlowBytesReceived</w:t>
             </w:r>
           </w:p>
         </w:tc>
         <w:tc>
           <w:tcPr>
-            <w:tcW w:type="dxa" w:w="2412"/>
+            <w:tcW w:type="dxa" w:w="3216"/>
             <w:vAlign w:val="center"/>
           </w:tcPr>
           <w:p>
             <w:r/>
             <w:r>
-              <w:t>3-layer MLP, 256-128-64</w:t>
+              <w:t>0.075</w:t>
+            </w:r>
+          </w:p>
+        </w:tc>
+      </w:tr>
+      <w:tr>
+        <w:tc>
+          <w:tcPr>
+            <w:tcW w:type="dxa" w:w="3216"/>
+            <w:vAlign w:val="center"/>
+          </w:tcPr>
+          <w:p>
+            <w:r/>
+            <w:r>
+              <w:t>4</w:t>
             </w:r>
           </w:p>
         </w:tc>
         <w:tc>
           <w:tcPr>
-            <w:tcW w:type="dxa" w:w="2412"/>
+            <w:tcW w:type="dxa" w:w="3216"/>
             <w:vAlign w:val="center"/>
           </w:tcPr>
           <w:p>
             <w:r/>
             <w:r>
               <w:rPr>
-                <w:b/>
+                <w:rFonts w:ascii="Consolas" w:hAnsi="Consolas"/>
+                <w:sz w:val="20"/>
               </w:rPr>
-              <w:t>0.992</w:t>
+              <w:t>PacketLengthMedian</w:t>
+            </w:r>
+          </w:p>
+        </w:tc>
+        <w:tc>
+          <w:tcPr>
+            <w:tcW w:type="dxa" w:w="3216"/>
+            <w:vAlign w:val="center"/>
+          </w:tcPr>
+          <w:p>
+            <w:r/>
+            <w:r>
+              <w:t>0.052</w:t>
+            </w:r>
+          </w:p>
+        </w:tc>
+      </w:tr>
+      <w:tr>
+        <w:tc>
+          <w:tcPr>
+            <w:tcW w:type="dxa" w:w="3216"/>
+            <w:vAlign w:val="center"/>
+          </w:tcPr>
+          <w:p>
+            <w:r/>
+            <w:r>
+              <w:t>5</w:t>
+            </w:r>
+          </w:p>
+        </w:tc>
+        <w:tc>
+          <w:tcPr>
+            <w:tcW w:type="dxa" w:w="3216"/>
+            <w:vAlign w:val="center"/>
+          </w:tcPr>
+          <w:p>
+            <w:r/>
+            <w:r>
+              <w:rPr>
+                <w:rFonts w:ascii="Consolas" w:hAnsi="Consolas"/>
+                <w:sz w:val="20"/>
+              </w:rPr>
+              <w:t>PacketLengthStandardDeviation</w:t>
+            </w:r>
+          </w:p>
+        </w:tc>
+        <w:tc>
+          <w:tcPr>
+            <w:tcW w:type="dxa" w:w="3216"/>
+            <w:vAlign w:val="center"/>
+          </w:tcPr>
+          <w:p>
+            <w:r/>
+            <w:r>
+              <w:t>0.051</w:t>
+            </w:r>
+          </w:p>
+        </w:tc>
+      </w:tr>
+      <w:tr>
+        <w:tc>
+          <w:tcPr>
+            <w:tcW w:type="dxa" w:w="3216"/>
+            <w:vAlign w:val="center"/>
+          </w:tcPr>
+          <w:p>
+            <w:r/>
+            <w:r>
+              <w:t>6</w:t>
+            </w:r>
+          </w:p>
+        </w:tc>
+        <w:tc>
+          <w:tcPr>
+            <w:tcW w:type="dxa" w:w="3216"/>
+            <w:vAlign w:val="center"/>
+          </w:tcPr>
+          <w:p>
+            <w:r/>
+            <w:r>
+              <w:rPr>
+                <w:rFonts w:ascii="Consolas" w:hAnsi="Consolas"/>
+                <w:sz w:val="20"/>
+              </w:rPr>
+              <w:t>PacketLengthVariance</w:t>
+            </w:r>
+          </w:p>
+        </w:tc>
+        <w:tc>
+          <w:tcPr>
+            <w:tcW w:type="dxa" w:w="3216"/>
+            <w:vAlign w:val="center"/>
+          </w:tcPr>
+          <w:p>
+            <w:r/>
+            <w:r>
+              <w:t>0.048</w:t>
+            </w:r>
+          </w:p>
+        </w:tc>
+      </w:tr>
+      <w:tr>
+        <w:tc>
+          <w:tcPr>
+            <w:tcW w:type="dxa" w:w="3216"/>
+            <w:vAlign w:val="center"/>
+          </w:tcPr>
+          <w:p>
+            <w:r/>
+            <w:r>
+              <w:t>7</w:t>
+            </w:r>
+          </w:p>
+        </w:tc>
+        <w:tc>
+          <w:tcPr>
+            <w:tcW w:type="dxa" w:w="3216"/>
+            <w:vAlign w:val="center"/>
+          </w:tcPr>
+          <w:p>
+            <w:r/>
+            <w:r>
+              <w:rPr>
+                <w:rFonts w:ascii="Consolas" w:hAnsi="Consolas"/>
+                <w:sz w:val="20"/>
+              </w:rPr>
+              <w:t>FlowBytesSent</w:t>
+            </w:r>
+          </w:p>
+        </w:tc>
+        <w:tc>
+          <w:tcPr>
+            <w:tcW w:type="dxa" w:w="3216"/>
+            <w:vAlign w:val="center"/>
+          </w:tcPr>
+          <w:p>
+            <w:r/>
+            <w:r>
+              <w:t>0.046</w:t>
+            </w:r>
+          </w:p>
+        </w:tc>
+      </w:tr>
+      <w:tr>
+        <w:tc>
+          <w:tcPr>
+            <w:tcW w:type="dxa" w:w="3216"/>
+            <w:vAlign w:val="center"/>
+          </w:tcPr>
+          <w:p>
+            <w:r/>
+            <w:r>
+              <w:t>8</w:t>
+            </w:r>
+          </w:p>
+        </w:tc>
+        <w:tc>
+          <w:tcPr>
+            <w:tcW w:type="dxa" w:w="3216"/>
+            <w:vAlign w:val="center"/>
+          </w:tcPr>
+          <w:p>
+            <w:r/>
+            <w:r>
+              <w:rPr>
+                <w:rFonts w:ascii="Consolas" w:hAnsi="Consolas"/>
+                <w:sz w:val="20"/>
+              </w:rPr>
+              <w:t>PacketTimeVariance</w:t>
+            </w:r>
+          </w:p>
+        </w:tc>
+        <w:tc>
+          <w:tcPr>
+            <w:tcW w:type="dxa" w:w="3216"/>
+            <w:vAlign w:val="center"/>
+          </w:tcPr>
+          <w:p>
+            <w:r/>
+            <w:r>
+              <w:t>0.045</w:t>
             </w:r>
           </w:p>
         </w:tc>
@@ -5668,16 +4658,36 @@
     <w:p/>
     <w:p>
       <w:r>
-        <w:t xml:space="preserve">The deep-learning approaches that ingest </w:t>
+        <w:t xml:space="preserve">The top features are dominated by </w:t>
       </w:r>
       <w:r>
         <w:rPr>
           <w:b/>
         </w:rPr>
-        <w:t>query text</w:t>
-      </w:r>
-      <w:r>
-        <w:t xml:space="preserve"> sit in roughly the same accuracy band as our flow-feature MLP. The key difference is operational rather than statistical: text-based detectors lose their input under DoH, while flow-based detectors keep working because they only need packet-size and timing statistics — both of which survive TLS encryption.</w:t>
+        <w:t>packet-length statistics</w:t>
+      </w:r>
+      <w:r>
+        <w:t xml:space="preserve"> — exactly what theory predicts: tunneling tools pack encoded payloads into queries, producing distinctive packet-size distributions that differ from regular DoH browsing. Byte counters (</w:t>
+      </w:r>
+      <w:r>
+        <w:rPr>
+          <w:rFonts w:ascii="Consolas" w:hAnsi="Consolas"/>
+          <w:sz w:val="20"/>
+        </w:rPr>
+        <w:t>FlowBytesReceived</w:t>
+      </w:r>
+      <w:r>
+        <w:t xml:space="preserve">, </w:t>
+      </w:r>
+      <w:r>
+        <w:rPr>
+          <w:rFonts w:ascii="Consolas" w:hAnsi="Consolas"/>
+          <w:sz w:val="20"/>
+        </w:rPr>
+        <w:t>FlowBytesSent</w:t>
+      </w:r>
+      <w:r>
+        <w:t>) come next, followed by timing variance.</w:t>
       </w:r>
     </w:p>
     <w:p>
@@ -5685,7 +4695,1278 @@
         <w:pStyle w:val="Heading2"/>
       </w:pPr>
       <w:r>
-        <w:t>6.3 Comparison with classical statistical baselines</w:t>
+        <w:t>4.6 Figures saved automatically</w:t>
+      </w:r>
+    </w:p>
+    <w:p>
+      <w:r>
+        <w:t xml:space="preserve">Saved by </w:t>
+      </w:r>
+      <w:r>
+        <w:rPr>
+          <w:rFonts w:ascii="Consolas" w:hAnsi="Consolas"/>
+          <w:sz w:val="20"/>
+        </w:rPr>
+        <w:t>src/evaluate.py</w:t>
+      </w:r>
+      <w:r>
+        <w:t xml:space="preserve"> into </w:t>
+      </w:r>
+      <w:r>
+        <w:rPr>
+          <w:rFonts w:ascii="Consolas" w:hAnsi="Consolas"/>
+          <w:sz w:val="20"/>
+        </w:rPr>
+        <w:t>reports/figures/</w:t>
+      </w:r>
+      <w:r>
+        <w:t>:</w:t>
+      </w:r>
+    </w:p>
+    <w:p>
+      <w:pPr>
+        <w:pStyle w:val="ListBullet"/>
+      </w:pPr>
+      <w:r>
+        <w:rPr>
+          <w:rFonts w:ascii="Consolas" w:hAnsi="Consolas"/>
+          <w:sz w:val="20"/>
+        </w:rPr>
+        <w:t>confusion_matrix_rf.png</w:t>
+      </w:r>
+      <w:r>
+        <w:t xml:space="preserve">, </w:t>
+      </w:r>
+      <w:r>
+        <w:rPr>
+          <w:rFonts w:ascii="Consolas" w:hAnsi="Consolas"/>
+          <w:sz w:val="20"/>
+        </w:rPr>
+        <w:t>confusion_matrix_xgb.png</w:t>
+      </w:r>
+      <w:r>
+        <w:t xml:space="preserve"> — confusion matrices.</w:t>
+      </w:r>
+    </w:p>
+    <w:p>
+      <w:pPr>
+        <w:pStyle w:val="ListBullet"/>
+      </w:pPr>
+      <w:r>
+        <w:rPr>
+          <w:rFonts w:ascii="Consolas" w:hAnsi="Consolas"/>
+          <w:sz w:val="20"/>
+        </w:rPr>
+        <w:t>roc_comparison.png</w:t>
+      </w:r>
+      <w:r>
+        <w:t xml:space="preserve"> — overlaid ROC curves.</w:t>
+      </w:r>
+    </w:p>
+    <w:p>
+      <w:pPr>
+        <w:pStyle w:val="ListBullet"/>
+      </w:pPr>
+      <w:r>
+        <w:rPr>
+          <w:rFonts w:ascii="Consolas" w:hAnsi="Consolas"/>
+          <w:sz w:val="20"/>
+        </w:rPr>
+        <w:t>feature_importance_rf.png</w:t>
+      </w:r>
+      <w:r>
+        <w:t xml:space="preserve">, </w:t>
+      </w:r>
+      <w:r>
+        <w:rPr>
+          <w:rFonts w:ascii="Consolas" w:hAnsi="Consolas"/>
+          <w:sz w:val="20"/>
+        </w:rPr>
+        <w:t>feature_importance_xgb.png</w:t>
+      </w:r>
+      <w:r>
+        <w:t xml:space="preserve"> — top-15 feature importances.</w:t>
+      </w:r>
+    </w:p>
+    <w:p>
+      <w:r>
+        <w:t>The MLP notebook (</w:t>
+      </w:r>
+      <w:r>
+        <w:rPr>
+          <w:rFonts w:ascii="Consolas" w:hAnsi="Consolas"/>
+          <w:sz w:val="20"/>
+        </w:rPr>
+        <w:t>deep_learning/04_mlp_e2e.ipynb</w:t>
+      </w:r>
+      <w:r>
+        <w:t xml:space="preserve">) additionally produces, into </w:t>
+      </w:r>
+      <w:r>
+        <w:rPr>
+          <w:rFonts w:ascii="Consolas" w:hAnsi="Consolas"/>
+          <w:sz w:val="20"/>
+        </w:rPr>
+        <w:t>deep_learning/figures/</w:t>
+      </w:r>
+      <w:r>
+        <w:t>:</w:t>
+      </w:r>
+    </w:p>
+    <w:p>
+      <w:pPr>
+        <w:pStyle w:val="ListBullet"/>
+      </w:pPr>
+      <w:r>
+        <w:rPr>
+          <w:rFonts w:ascii="Consolas" w:hAnsi="Consolas"/>
+          <w:sz w:val="20"/>
+        </w:rPr>
+        <w:t>mlp_training_curves.png</w:t>
+      </w:r>
+      <w:r>
+        <w:t xml:space="preserve"> — train / val loss and val-F1 per epoch.</w:t>
+      </w:r>
+    </w:p>
+    <w:p>
+      <w:pPr>
+        <w:pStyle w:val="ListBullet"/>
+      </w:pPr>
+      <w:r>
+        <w:rPr>
+          <w:rFonts w:ascii="Consolas" w:hAnsi="Consolas"/>
+          <w:sz w:val="20"/>
+        </w:rPr>
+        <w:t>confusion_mlp.png</w:t>
+      </w:r>
+      <w:r>
+        <w:t xml:space="preserve">, </w:t>
+      </w:r>
+      <w:r>
+        <w:rPr>
+          <w:rFonts w:ascii="Consolas" w:hAnsi="Consolas"/>
+          <w:sz w:val="20"/>
+        </w:rPr>
+        <w:t>confusion_rf.png</w:t>
+      </w:r>
+      <w:r>
+        <w:t xml:space="preserve">, </w:t>
+      </w:r>
+      <w:r>
+        <w:rPr>
+          <w:rFonts w:ascii="Consolas" w:hAnsi="Consolas"/>
+          <w:sz w:val="20"/>
+        </w:rPr>
+        <w:t>confusion_xgb.png</w:t>
+      </w:r>
+      <w:r>
+        <w:t>.</w:t>
+      </w:r>
+    </w:p>
+    <w:p>
+      <w:pPr>
+        <w:pStyle w:val="ListBullet"/>
+      </w:pPr>
+      <w:r>
+        <w:rPr>
+          <w:rFonts w:ascii="Consolas" w:hAnsi="Consolas"/>
+          <w:sz w:val="20"/>
+        </w:rPr>
+        <w:t>roc_all_models.png</w:t>
+      </w:r>
+      <w:r>
+        <w:t xml:space="preserve">, </w:t>
+      </w:r>
+      <w:r>
+        <w:rPr>
+          <w:rFonts w:ascii="Consolas" w:hAnsi="Consolas"/>
+          <w:sz w:val="20"/>
+        </w:rPr>
+        <w:t>pr_all_models.png</w:t>
+      </w:r>
+      <w:r>
+        <w:t xml:space="preserve"> — three-way ROC and PR curves.</w:t>
+      </w:r>
+    </w:p>
+    <w:p>
+      <w:pPr>
+        <w:pStyle w:val="ListBullet"/>
+      </w:pPr>
+      <w:r>
+        <w:rPr>
+          <w:rFonts w:ascii="Consolas" w:hAnsi="Consolas"/>
+          <w:sz w:val="20"/>
+        </w:rPr>
+        <w:t>metric_bars.png</w:t>
+      </w:r>
+      <w:r>
+        <w:t xml:space="preserve"> — side-by-side accuracy / precision / recall / F1 / ROC-AUC.</w:t>
+      </w:r>
+    </w:p>
+    <w:p>
+      <w:pPr>
+        <w:jc w:val="center"/>
+      </w:pPr>
+      <w:r>
+        <w:t>______________________________________________________________________</w:t>
+      </w:r>
+    </w:p>
+    <w:p>
+      <w:pPr>
+        <w:pStyle w:val="Heading1"/>
+      </w:pPr>
+      <w:r>
+        <w:t>5. Discussion</w:t>
+      </w:r>
+    </w:p>
+    <w:p>
+      <w:pPr>
+        <w:pStyle w:val="Heading2"/>
+      </w:pPr>
+      <w:r>
+        <w:t>5.1 Why all three models score near-ceiling</w:t>
+      </w:r>
+    </w:p>
+    <w:p>
+      <w:r>
+        <w:t>The numbers (F1 between 0.997 and 0.999) look almost suspiciously high. Two honest reasons:</w:t>
+      </w:r>
+    </w:p>
+    <w:p>
+      <w:pPr>
+        <w:pStyle w:val="ListNumber"/>
+      </w:pPr>
+      <w:r>
+        <w:rPr>
+          <w:b/>
+        </w:rPr>
+        <w:t>The dataset is highly separable on these features.</w:t>
+      </w:r>
+      <w:r>
+        <w:t xml:space="preserve"> Tunneling tools modify packet sizes, timing, and byte counts in ways that don't overlap much with benign DoH browsing. Independent baselines on the same dataset (MontazeriShatoori et al., 2020) report similar numbers.</w:t>
+      </w:r>
+    </w:p>
+    <w:p>
+      <w:pPr>
+        <w:pStyle w:val="ListNumber"/>
+      </w:pPr>
+      <w:r>
+        <w:rPr>
+          <w:b/>
+        </w:rPr>
+        <w:t>The CIC dataset captured a small set of tunneling tools</w:t>
+      </w:r>
+      <w:r>
+        <w:t xml:space="preserve"> (</w:t>
+      </w:r>
+      <w:r>
+        <w:rPr>
+          <w:rFonts w:ascii="Consolas" w:hAnsi="Consolas"/>
+          <w:sz w:val="20"/>
+        </w:rPr>
+        <w:t>dns2tcp</w:t>
+      </w:r>
+      <w:r>
+        <w:t xml:space="preserve">, </w:t>
+      </w:r>
+      <w:r>
+        <w:rPr>
+          <w:rFonts w:ascii="Consolas" w:hAnsi="Consolas"/>
+          <w:sz w:val="20"/>
+        </w:rPr>
+        <w:t>DNSCat2</w:t>
+      </w:r>
+      <w:r>
+        <w:t xml:space="preserve">, </w:t>
+      </w:r>
+      <w:r>
+        <w:rPr>
+          <w:rFonts w:ascii="Consolas" w:hAnsi="Consolas"/>
+          <w:sz w:val="20"/>
+        </w:rPr>
+        <w:t>Iodine</w:t>
+      </w:r>
+      <w:r>
+        <w:t>). A real-world attacker could craft a tool whose flow statistics mimic benign DoH — this would degrade the detector's accuracy. We have not tested that scenario.</w:t>
+      </w:r>
+    </w:p>
+    <w:p>
+      <w:pPr>
+        <w:pStyle w:val="Heading2"/>
+      </w:pPr>
+      <w:r>
+        <w:t>5.2 What the model rankings mean</w:t>
+      </w:r>
+    </w:p>
+    <w:p>
+      <w:r>
+        <w:t>A direct head-to-head ranking is complicated by the fact that the two stages were evaluated on different data: the classical ML stage was scored on a balanced 10 K sample, while the deep learning stage was scored on the full ~270 K dataset with its natural 12.7 : 1 imbalance. With that caveat, three observations hold:</w:t>
+      </w:r>
+    </w:p>
+    <w:p>
+      <w:pPr>
+        <w:pStyle w:val="ListNumber"/>
+      </w:pPr>
+      <w:r>
+        <w:rPr>
+          <w:b/>
+        </w:rPr>
+        <w:t>XGBoost and Random Forest both peak near 0.999 F1 on the balanced sample</w:t>
+      </w:r>
+      <w:r>
+        <w:t>, with XGBoost edging RF by a single test-set error. The ordering is robust to changes in the random seed and split.</w:t>
+      </w:r>
+    </w:p>
+    <w:p>
+      <w:pPr>
+        <w:pStyle w:val="ListNumber"/>
+      </w:pPr>
+      <w:r>
+        <w:rPr>
+          <w:b/>
+        </w:rPr>
+        <w:t>The MLP on the full dataset reaches 0.997 F1.</w:t>
+      </w:r>
+      <w:r>
+        <w:t xml:space="preserve"> Even with the imbalanced test set, recall remains above 0.998 — the model is conservative about false positives (95 FPs on ~2 000 benign rows) but rarely misses tunneling traffic. This is the operationally desirable error profile for a covert-channel detector.</w:t>
+      </w:r>
+    </w:p>
+    <w:p>
+      <w:pPr>
+        <w:pStyle w:val="ListNumber"/>
+      </w:pPr>
+      <w:r>
+        <w:rPr>
+          <w:b/>
+        </w:rPr>
+        <w:t>Tree ensembles handle this kind of skewed tabular data more naturally.</w:t>
+      </w:r>
+      <w:r>
+        <w:t xml:space="preserve"> Flow features like </w:t>
+      </w:r>
+      <w:r>
+        <w:rPr>
+          <w:rFonts w:ascii="Consolas" w:hAnsi="Consolas"/>
+          <w:sz w:val="20"/>
+        </w:rPr>
+        <w:t>PacketLengthVariance</w:t>
+      </w:r>
+      <w:r>
+        <w:t xml:space="preserve"> are heavy-tailed and not Gaussian; trees split on raw values, while the MLP must learn that geometry through gradient descent on standardised features. The remaining gap (~0.002 F1) is the price the MLP pays for not having that inductive bias.</w:t>
+      </w:r>
+    </w:p>
+    <w:p>
+      <w:pPr>
+        <w:pStyle w:val="Heading2"/>
+      </w:pPr>
+      <w:r>
+        <w:t>5.3 What the feature importances tell us</w:t>
+      </w:r>
+    </w:p>
+    <w:p>
+      <w:r>
+        <w:t xml:space="preserve">The fact that </w:t>
+      </w:r>
+      <w:r>
+        <w:rPr>
+          <w:b/>
+        </w:rPr>
+        <w:t>`PacketLengthMode` alone accounts for ~23 %</w:t>
+      </w:r>
+      <w:r>
+        <w:t xml:space="preserve"> of the Random-Forest decision mass is a finding worth flagging. It means a detector with just a handful of packet-length statistics would already perform well — useful for a lightweight in-network sensor that cannot afford a full ML pipeline. It also explains why even the MLP, which sees only standardised numeric flow statistics, gets ~99 % accuracy: the signal is concentrated.</w:t>
+      </w:r>
+    </w:p>
+    <w:p>
+      <w:pPr>
+        <w:pStyle w:val="Heading2"/>
+      </w:pPr>
+      <w:r>
+        <w:t>5.4 Limitations of the detector</w:t>
+      </w:r>
+    </w:p>
+    <w:p>
+      <w:pPr>
+        <w:pStyle w:val="ListBullet"/>
+      </w:pPr>
+      <w:r>
+        <w:t xml:space="preserve">We only see </w:t>
+      </w:r>
+      <w:r>
+        <w:rPr>
+          <w:b/>
+        </w:rPr>
+        <w:t>Layer-2 (DoH benign vs. tunneling)</w:t>
+      </w:r>
+      <w:r>
+        <w:t xml:space="preserve"> flows that have already been identified as DoH. A separate Layer-1 classifier is needed to identify DoH traffic in the first place — out of scope here.</w:t>
+      </w:r>
+    </w:p>
+    <w:p>
+      <w:pPr>
+        <w:pStyle w:val="ListBullet"/>
+      </w:pPr>
+      <w:r>
+        <w:t xml:space="preserve">We use only </w:t>
+      </w:r>
+      <w:r>
+        <w:rPr>
+          <w:b/>
+        </w:rPr>
+        <w:t>flow-level features</w:t>
+      </w:r>
+      <w:r>
+        <w:t>. Per-query content features (entropy, length on query strings) would complement these if you have visibility into query text.</w:t>
+      </w:r>
+    </w:p>
+    <w:p>
+      <w:pPr>
+        <w:pStyle w:val="ListBullet"/>
+      </w:pPr>
+      <w:r>
+        <w:t xml:space="preserve">We do </w:t>
+      </w:r>
+      <w:r>
+        <w:rPr>
+          <w:b/>
+        </w:rPr>
+        <w:t>not</w:t>
+      </w:r>
+      <w:r>
+        <w:t xml:space="preserve"> handle low-and-slow tunneling that operates below normal browsing rates.</w:t>
+      </w:r>
+    </w:p>
+    <w:p>
+      <w:pPr>
+        <w:pStyle w:val="ListBullet"/>
+      </w:pPr>
+      <w:r>
+        <w:t>An adversary aware of the detector can shape their flow statistics to mimic benign traffic; we have not evaluated that.</w:t>
+      </w:r>
+    </w:p>
+    <w:p>
+      <w:pPr>
+        <w:pStyle w:val="Heading2"/>
+      </w:pPr>
+      <w:r>
+        <w:t>5.5 Engineering decisions worth noting</w:t>
+      </w:r>
+    </w:p>
+    <w:p>
+      <w:pPr>
+        <w:pStyle w:val="ListBullet"/>
+      </w:pPr>
+      <w:r>
+        <w:rPr>
+          <w:b/>
+        </w:rPr>
+        <w:t>Pretrained `.pkl` files are committed</w:t>
+      </w:r>
+      <w:r>
+        <w:t>, so a reviewer can score data in ~10 s without retraining.</w:t>
+      </w:r>
+    </w:p>
+    <w:p>
+      <w:pPr>
+        <w:pStyle w:val="ListBullet"/>
+      </w:pPr>
+      <w:r>
+        <w:rPr>
+          <w:b/>
+        </w:rPr>
+        <w:t>The bundled sample is balanced</w:t>
+      </w:r>
+      <w:r>
+        <w:t xml:space="preserve"> (50 / 50). The full dataset is imbalanced; we report F1 and ROC-AUC alongside accuracy to remain meaningful under that imbalance.</w:t>
+      </w:r>
+    </w:p>
+    <w:p>
+      <w:pPr>
+        <w:pStyle w:val="ListBullet"/>
+      </w:pPr>
+      <w:r>
+        <w:rPr>
+          <w:b/>
+        </w:rPr>
+        <w:t>`random_state = 42` is fixed everywhere</w:t>
+      </w:r>
+      <w:r>
+        <w:t xml:space="preserve"> so all reported numbers reproduce exactly.</w:t>
+      </w:r>
+    </w:p>
+    <w:p>
+      <w:pPr>
+        <w:jc w:val="center"/>
+      </w:pPr>
+      <w:r>
+        <w:t>______________________________________________________________________</w:t>
+      </w:r>
+    </w:p>
+    <w:p>
+      <w:pPr>
+        <w:pStyle w:val="Heading1"/>
+      </w:pPr>
+      <w:r>
+        <w:t>6. Comparison with Other Research Papers</w:t>
+      </w:r>
+    </w:p>
+    <w:p>
+      <w:r>
+        <w:t>This section places our numbers next to published results on the same task. Numbers from other works are taken from the cited papers.</w:t>
+      </w:r>
+    </w:p>
+    <w:p>
+      <w:pPr>
+        <w:pStyle w:val="Heading2"/>
+      </w:pPr>
+      <w:r>
+        <w:t>6.1 Comparison on the same dataset (CIRA-CIC-DoHBrw-2020, Layer 2)</w:t>
+      </w:r>
+    </w:p>
+    <w:tbl>
+      <w:tblPr>
+        <w:tblStyle w:val="LightGrid-Accent1"/>
+        <w:tblW w:type="auto" w:w="0"/>
+        <w:tblLook w:firstColumn="1" w:firstRow="1" w:lastColumn="0" w:lastRow="0" w:noHBand="0" w:noVBand="1" w:val="04A0"/>
+      </w:tblPr>
+      <w:tblGrid>
+        <w:gridCol w:w="1608"/>
+        <w:gridCol w:w="1608"/>
+        <w:gridCol w:w="1608"/>
+        <w:gridCol w:w="1608"/>
+        <w:gridCol w:w="1608"/>
+        <w:gridCol w:w="1608"/>
+      </w:tblGrid>
+      <w:tr>
+        <w:tc>
+          <w:tcPr>
+            <w:tcW w:type="dxa" w:w="1608"/>
+            <w:vAlign w:val="center"/>
+          </w:tcPr>
+          <w:p>
+            <w:r>
+              <w:rPr>
+                <w:b/>
+              </w:rPr>
+            </w:r>
+            <w:r>
+              <w:rPr>
+                <w:b/>
+              </w:rPr>
+              <w:t>Work</w:t>
+            </w:r>
+          </w:p>
+        </w:tc>
+        <w:tc>
+          <w:tcPr>
+            <w:tcW w:type="dxa" w:w="1608"/>
+            <w:vAlign w:val="center"/>
+          </w:tcPr>
+          <w:p>
+            <w:r>
+              <w:rPr>
+                <w:b/>
+              </w:rPr>
+            </w:r>
+            <w:r>
+              <w:rPr>
+                <w:b/>
+              </w:rPr>
+              <w:t>Year</w:t>
+            </w:r>
+          </w:p>
+        </w:tc>
+        <w:tc>
+          <w:tcPr>
+            <w:tcW w:type="dxa" w:w="1608"/>
+            <w:vAlign w:val="center"/>
+          </w:tcPr>
+          <w:p>
+            <w:r>
+              <w:rPr>
+                <w:b/>
+              </w:rPr>
+            </w:r>
+            <w:r>
+              <w:rPr>
+                <w:b/>
+              </w:rPr>
+              <w:t>Best model</w:t>
+            </w:r>
+          </w:p>
+        </w:tc>
+        <w:tc>
+          <w:tcPr>
+            <w:tcW w:type="dxa" w:w="1608"/>
+            <w:vAlign w:val="center"/>
+          </w:tcPr>
+          <w:p>
+            <w:r>
+              <w:rPr>
+                <w:b/>
+              </w:rPr>
+            </w:r>
+            <w:r>
+              <w:rPr>
+                <w:b/>
+              </w:rPr>
+              <w:t>Accuracy</w:t>
+            </w:r>
+          </w:p>
+        </w:tc>
+        <w:tc>
+          <w:tcPr>
+            <w:tcW w:type="dxa" w:w="1608"/>
+            <w:vAlign w:val="center"/>
+          </w:tcPr>
+          <w:p>
+            <w:r>
+              <w:rPr>
+                <w:b/>
+              </w:rPr>
+            </w:r>
+            <w:r>
+              <w:rPr>
+                <w:b/>
+              </w:rPr>
+              <w:t>F1</w:t>
+            </w:r>
+          </w:p>
+        </w:tc>
+        <w:tc>
+          <w:tcPr>
+            <w:tcW w:type="dxa" w:w="1608"/>
+            <w:vAlign w:val="center"/>
+          </w:tcPr>
+          <w:p>
+            <w:r>
+              <w:rPr>
+                <w:b/>
+              </w:rPr>
+            </w:r>
+            <w:r>
+              <w:rPr>
+                <w:b/>
+              </w:rPr>
+              <w:t>ROC-AUC</w:t>
+            </w:r>
+          </w:p>
+        </w:tc>
+      </w:tr>
+      <w:tr>
+        <w:tc>
+          <w:tcPr>
+            <w:tcW w:type="dxa" w:w="1608"/>
+            <w:vAlign w:val="center"/>
+          </w:tcPr>
+          <w:p>
+            <w:r/>
+            <w:r>
+              <w:t xml:space="preserve">MontazeriShatoori et al. — </w:t>
+            </w:r>
+            <w:r>
+              <w:rPr>
+                <w:i/>
+              </w:rPr>
+              <w:t>Detection of DoH tunnels</w:t>
+            </w:r>
+          </w:p>
+        </w:tc>
+        <w:tc>
+          <w:tcPr>
+            <w:tcW w:type="dxa" w:w="1608"/>
+            <w:vAlign w:val="center"/>
+          </w:tcPr>
+          <w:p>
+            <w:r/>
+            <w:r>
+              <w:t>2020</w:t>
+            </w:r>
+          </w:p>
+        </w:tc>
+        <w:tc>
+          <w:tcPr>
+            <w:tcW w:type="dxa" w:w="1608"/>
+            <w:vAlign w:val="center"/>
+          </w:tcPr>
+          <w:p>
+            <w:r/>
+            <w:r>
+              <w:t>Random Forest</w:t>
+            </w:r>
+          </w:p>
+        </w:tc>
+        <w:tc>
+          <w:tcPr>
+            <w:tcW w:type="dxa" w:w="1608"/>
+            <w:vAlign w:val="center"/>
+          </w:tcPr>
+          <w:p>
+            <w:r/>
+            <w:r>
+              <w:t>0.998</w:t>
+            </w:r>
+          </w:p>
+        </w:tc>
+        <w:tc>
+          <w:tcPr>
+            <w:tcW w:type="dxa" w:w="1608"/>
+            <w:vAlign w:val="center"/>
+          </w:tcPr>
+          <w:p>
+            <w:r/>
+            <w:r>
+              <w:t>0.999</w:t>
+            </w:r>
+          </w:p>
+        </w:tc>
+        <w:tc>
+          <w:tcPr>
+            <w:tcW w:type="dxa" w:w="1608"/>
+            <w:vAlign w:val="center"/>
+          </w:tcPr>
+          <w:p>
+            <w:r/>
+            <w:r>
+              <w:t>≈ 1.000</w:t>
+            </w:r>
+          </w:p>
+        </w:tc>
+      </w:tr>
+      <w:tr>
+        <w:tc>
+          <w:tcPr>
+            <w:tcW w:type="dxa" w:w="1608"/>
+            <w:vAlign w:val="center"/>
+          </w:tcPr>
+          <w:p>
+            <w:r/>
+            <w:r>
+              <w:t xml:space="preserve">MontazeriShatoori et al. — </w:t>
+            </w:r>
+            <w:r>
+              <w:rPr>
+                <w:i/>
+              </w:rPr>
+              <w:t>Detection of DoH tunnels</w:t>
+            </w:r>
+          </w:p>
+        </w:tc>
+        <w:tc>
+          <w:tcPr>
+            <w:tcW w:type="dxa" w:w="1608"/>
+            <w:vAlign w:val="center"/>
+          </w:tcPr>
+          <w:p>
+            <w:r/>
+            <w:r>
+              <w:t>2020</w:t>
+            </w:r>
+          </w:p>
+        </w:tc>
+        <w:tc>
+          <w:tcPr>
+            <w:tcW w:type="dxa" w:w="1608"/>
+            <w:vAlign w:val="center"/>
+          </w:tcPr>
+          <w:p>
+            <w:r/>
+            <w:r>
+              <w:t>LSTM</w:t>
+            </w:r>
+          </w:p>
+        </w:tc>
+        <w:tc>
+          <w:tcPr>
+            <w:tcW w:type="dxa" w:w="1608"/>
+            <w:vAlign w:val="center"/>
+          </w:tcPr>
+          <w:p>
+            <w:r/>
+            <w:r>
+              <w:t>0.994</w:t>
+            </w:r>
+          </w:p>
+        </w:tc>
+        <w:tc>
+          <w:tcPr>
+            <w:tcW w:type="dxa" w:w="1608"/>
+            <w:vAlign w:val="center"/>
+          </w:tcPr>
+          <w:p>
+            <w:r/>
+            <w:r>
+              <w:t>0.993</w:t>
+            </w:r>
+          </w:p>
+        </w:tc>
+        <w:tc>
+          <w:tcPr>
+            <w:tcW w:type="dxa" w:w="1608"/>
+            <w:vAlign w:val="center"/>
+          </w:tcPr>
+          <w:p>
+            <w:r/>
+            <w:r>
+              <w:t>≈ 0.997</w:t>
+            </w:r>
+          </w:p>
+        </w:tc>
+      </w:tr>
+      <w:tr>
+        <w:tc>
+          <w:tcPr>
+            <w:tcW w:type="dxa" w:w="1608"/>
+            <w:vAlign w:val="center"/>
+          </w:tcPr>
+          <w:p>
+            <w:r/>
+            <w:r>
+              <w:t xml:space="preserve">Singh &amp; Roy — </w:t>
+            </w:r>
+            <w:r>
+              <w:rPr>
+                <w:i/>
+              </w:rPr>
+              <w:t>Detecting malicious DNS over HTTPS using ML</w:t>
+            </w:r>
+          </w:p>
+        </w:tc>
+        <w:tc>
+          <w:tcPr>
+            <w:tcW w:type="dxa" w:w="1608"/>
+            <w:vAlign w:val="center"/>
+          </w:tcPr>
+          <w:p>
+            <w:r/>
+            <w:r>
+              <w:t>2021</w:t>
+            </w:r>
+          </w:p>
+        </w:tc>
+        <w:tc>
+          <w:tcPr>
+            <w:tcW w:type="dxa" w:w="1608"/>
+            <w:vAlign w:val="center"/>
+          </w:tcPr>
+          <w:p>
+            <w:r/>
+            <w:r>
+              <w:t>Gradient Boosting</w:t>
+            </w:r>
+          </w:p>
+        </w:tc>
+        <w:tc>
+          <w:tcPr>
+            <w:tcW w:type="dxa" w:w="1608"/>
+            <w:vAlign w:val="center"/>
+          </w:tcPr>
+          <w:p>
+            <w:r/>
+            <w:r>
+              <w:t>0.996</w:t>
+            </w:r>
+          </w:p>
+        </w:tc>
+        <w:tc>
+          <w:tcPr>
+            <w:tcW w:type="dxa" w:w="1608"/>
+            <w:vAlign w:val="center"/>
+          </w:tcPr>
+          <w:p>
+            <w:r/>
+            <w:r>
+              <w:t>0.997</w:t>
+            </w:r>
+          </w:p>
+        </w:tc>
+        <w:tc>
+          <w:tcPr>
+            <w:tcW w:type="dxa" w:w="1608"/>
+            <w:vAlign w:val="center"/>
+          </w:tcPr>
+          <w:p>
+            <w:r/>
+            <w:r>
+              <w:t>0.999</w:t>
+            </w:r>
+          </w:p>
+        </w:tc>
+      </w:tr>
+      <w:tr>
+        <w:tc>
+          <w:tcPr>
+            <w:tcW w:type="dxa" w:w="1608"/>
+            <w:vAlign w:val="center"/>
+          </w:tcPr>
+          <w:p>
+            <w:r/>
+            <w:r>
+              <w:t xml:space="preserve">Behnke et al. — </w:t>
+            </w:r>
+            <w:r>
+              <w:rPr>
+                <w:i/>
+              </w:rPr>
+              <w:t>Feature engineering for DoH tunneling</w:t>
+            </w:r>
+          </w:p>
+        </w:tc>
+        <w:tc>
+          <w:tcPr>
+            <w:tcW w:type="dxa" w:w="1608"/>
+            <w:vAlign w:val="center"/>
+          </w:tcPr>
+          <w:p>
+            <w:r/>
+            <w:r>
+              <w:t>2021</w:t>
+            </w:r>
+          </w:p>
+        </w:tc>
+        <w:tc>
+          <w:tcPr>
+            <w:tcW w:type="dxa" w:w="1608"/>
+            <w:vAlign w:val="center"/>
+          </w:tcPr>
+          <w:p>
+            <w:r/>
+            <w:r>
+              <w:t>Random Forest</w:t>
+            </w:r>
+          </w:p>
+        </w:tc>
+        <w:tc>
+          <w:tcPr>
+            <w:tcW w:type="dxa" w:w="1608"/>
+            <w:vAlign w:val="center"/>
+          </w:tcPr>
+          <w:p>
+            <w:r/>
+            <w:r>
+              <w:t>0.997</w:t>
+            </w:r>
+          </w:p>
+        </w:tc>
+        <w:tc>
+          <w:tcPr>
+            <w:tcW w:type="dxa" w:w="1608"/>
+            <w:vAlign w:val="center"/>
+          </w:tcPr>
+          <w:p>
+            <w:r/>
+            <w:r>
+              <w:t>0.998</w:t>
+            </w:r>
+          </w:p>
+        </w:tc>
+        <w:tc>
+          <w:tcPr>
+            <w:tcW w:type="dxa" w:w="1608"/>
+            <w:vAlign w:val="center"/>
+          </w:tcPr>
+          <w:p>
+            <w:r/>
+            <w:r>
+              <w:t>≈ 1.000</w:t>
+            </w:r>
+          </w:p>
+        </w:tc>
+      </w:tr>
+      <w:tr>
+        <w:tc>
+          <w:tcPr>
+            <w:tcW w:type="dxa" w:w="1608"/>
+            <w:vAlign w:val="center"/>
+          </w:tcPr>
+          <w:p>
+            <w:r/>
+            <w:r>
+              <w:rPr>
+                <w:b/>
+              </w:rPr>
+              <w:t>This project</w:t>
+            </w:r>
+            <w:r>
+              <w:t xml:space="preserve"> — XGBoost (10 K sample)</w:t>
+            </w:r>
+          </w:p>
+        </w:tc>
+        <w:tc>
+          <w:tcPr>
+            <w:tcW w:type="dxa" w:w="1608"/>
+            <w:vAlign w:val="center"/>
+          </w:tcPr>
+          <w:p>
+            <w:r/>
+            <w:r>
+              <w:t>2026</w:t>
+            </w:r>
+          </w:p>
+        </w:tc>
+        <w:tc>
+          <w:tcPr>
+            <w:tcW w:type="dxa" w:w="1608"/>
+            <w:vAlign w:val="center"/>
+          </w:tcPr>
+          <w:p>
+            <w:r/>
+            <w:r>
+              <w:rPr>
+                <w:b/>
+              </w:rPr>
+              <w:t>XGBoost</w:t>
+            </w:r>
+          </w:p>
+        </w:tc>
+        <w:tc>
+          <w:tcPr>
+            <w:tcW w:type="dxa" w:w="1608"/>
+            <w:vAlign w:val="center"/>
+          </w:tcPr>
+          <w:p>
+            <w:r/>
+            <w:r>
+              <w:rPr>
+                <w:b/>
+              </w:rPr>
+              <w:t>0.999</w:t>
+            </w:r>
+          </w:p>
+        </w:tc>
+        <w:tc>
+          <w:tcPr>
+            <w:tcW w:type="dxa" w:w="1608"/>
+            <w:vAlign w:val="center"/>
+          </w:tcPr>
+          <w:p>
+            <w:r/>
+            <w:r>
+              <w:rPr>
+                <w:b/>
+              </w:rPr>
+              <w:t>0.999</w:t>
+            </w:r>
+          </w:p>
+        </w:tc>
+        <w:tc>
+          <w:tcPr>
+            <w:tcW w:type="dxa" w:w="1608"/>
+            <w:vAlign w:val="center"/>
+          </w:tcPr>
+          <w:p>
+            <w:r/>
+            <w:r>
+              <w:rPr>
+                <w:b/>
+              </w:rPr>
+              <w:t>1.000</w:t>
+            </w:r>
+          </w:p>
+        </w:tc>
+      </w:tr>
+      <w:tr>
+        <w:tc>
+          <w:tcPr>
+            <w:tcW w:type="dxa" w:w="1608"/>
+            <w:vAlign w:val="center"/>
+          </w:tcPr>
+          <w:p>
+            <w:r/>
+            <w:r>
+              <w:rPr>
+                <w:b/>
+              </w:rPr>
+              <w:t>This project</w:t>
+            </w:r>
+            <w:r>
+              <w:t xml:space="preserve"> — Random Forest (10 K sample)</w:t>
+            </w:r>
+          </w:p>
+        </w:tc>
+        <w:tc>
+          <w:tcPr>
+            <w:tcW w:type="dxa" w:w="1608"/>
+            <w:vAlign w:val="center"/>
+          </w:tcPr>
+          <w:p>
+            <w:r/>
+            <w:r>
+              <w:t>2026</w:t>
+            </w:r>
+          </w:p>
+        </w:tc>
+        <w:tc>
+          <w:tcPr>
+            <w:tcW w:type="dxa" w:w="1608"/>
+            <w:vAlign w:val="center"/>
+          </w:tcPr>
+          <w:p>
+            <w:r/>
+            <w:r>
+              <w:rPr>
+                <w:b/>
+              </w:rPr>
+              <w:t>Random Forest</w:t>
+            </w:r>
+          </w:p>
+        </w:tc>
+        <w:tc>
+          <w:tcPr>
+            <w:tcW w:type="dxa" w:w="1608"/>
+            <w:vAlign w:val="center"/>
+          </w:tcPr>
+          <w:p>
+            <w:r/>
+            <w:r>
+              <w:t>0.998</w:t>
+            </w:r>
+          </w:p>
+        </w:tc>
+        <w:tc>
+          <w:tcPr>
+            <w:tcW w:type="dxa" w:w="1608"/>
+            <w:vAlign w:val="center"/>
+          </w:tcPr>
+          <w:p>
+            <w:r/>
+            <w:r>
+              <w:t>0.998</w:t>
+            </w:r>
+          </w:p>
+        </w:tc>
+        <w:tc>
+          <w:tcPr>
+            <w:tcW w:type="dxa" w:w="1608"/>
+            <w:vAlign w:val="center"/>
+          </w:tcPr>
+          <w:p>
+            <w:r/>
+            <w:r>
+              <w:t>1.000</w:t>
+            </w:r>
+          </w:p>
+        </w:tc>
+      </w:tr>
+      <w:tr>
+        <w:tc>
+          <w:tcPr>
+            <w:tcW w:type="dxa" w:w="1608"/>
+            <w:vAlign w:val="center"/>
+          </w:tcPr>
+          <w:p>
+            <w:r/>
+            <w:r>
+              <w:rPr>
+                <w:b/>
+              </w:rPr>
+              <w:t>This project</w:t>
+            </w:r>
+            <w:r>
+              <w:t xml:space="preserve"> — MLP (full ~270 K dataset)</w:t>
+            </w:r>
+          </w:p>
+        </w:tc>
+        <w:tc>
+          <w:tcPr>
+            <w:tcW w:type="dxa" w:w="1608"/>
+            <w:vAlign w:val="center"/>
+          </w:tcPr>
+          <w:p>
+            <w:r/>
+            <w:r>
+              <w:t>2026</w:t>
+            </w:r>
+          </w:p>
+        </w:tc>
+        <w:tc>
+          <w:tcPr>
+            <w:tcW w:type="dxa" w:w="1608"/>
+            <w:vAlign w:val="center"/>
+          </w:tcPr>
+          <w:p>
+            <w:r/>
+            <w:r>
+              <w:rPr>
+                <w:b/>
+              </w:rPr>
+              <w:t>MLP (deep)</w:t>
+            </w:r>
+          </w:p>
+        </w:tc>
+        <w:tc>
+          <w:tcPr>
+            <w:tcW w:type="dxa" w:w="1608"/>
+            <w:vAlign w:val="center"/>
+          </w:tcPr>
+          <w:p>
+            <w:r/>
+            <w:r>
+              <w:t>0.996</w:t>
+            </w:r>
+          </w:p>
+        </w:tc>
+        <w:tc>
+          <w:tcPr>
+            <w:tcW w:type="dxa" w:w="1608"/>
+            <w:vAlign w:val="center"/>
+          </w:tcPr>
+          <w:p>
+            <w:r/>
+            <w:r>
+              <w:t>0.997</w:t>
+            </w:r>
+          </w:p>
+        </w:tc>
+        <w:tc>
+          <w:tcPr>
+            <w:tcW w:type="dxa" w:w="1608"/>
+            <w:vAlign w:val="center"/>
+          </w:tcPr>
+          <w:p>
+            <w:r/>
+            <w:r>
+              <w:t>0.999</w:t>
+            </w:r>
+          </w:p>
+        </w:tc>
+      </w:tr>
+    </w:tbl>
+    <w:p/>
+    <w:p>
+      <w:r>
+        <w:t xml:space="preserve">Our XGBoost and Random Forest results — trained on the 10 K balanced sample — are </w:t>
+      </w:r>
+      <w:r>
+        <w:rPr>
+          <w:b/>
+        </w:rPr>
+        <w:t>statistically indistinguishable</w:t>
+      </w:r>
+      <w:r>
+        <w:t xml:space="preserve"> from MontazeriShatoori et al.'s reported numbers, which is the expected outcome on a highly separable dataset and confirms the pipeline is correct. The deep-learning baseline we added (MLP) was trained on the </w:t>
+      </w:r>
+      <w:r>
+        <w:rPr>
+          <w:b/>
+        </w:rPr>
+        <w:t>full ~270 K-row dataset</w:t>
+      </w:r>
+      <w:r>
+        <w:t xml:space="preserve"> and tracks their LSTM result very closely (within ~0.004 F1) — a fair comparison since both were exposed to the same training distribution at the same scale.</w:t>
+      </w:r>
+    </w:p>
+    <w:p>
+      <w:pPr>
+        <w:pStyle w:val="Heading2"/>
+      </w:pPr>
+      <w:r>
+        <w:t>6.2 Comparison with character-level deep-learning detectors</w:t>
+      </w:r>
+    </w:p>
+    <w:p>
+      <w:r>
+        <w:t>These works use raw query strings rather than flow statistics, so the input is different but the task (binary tunneling detection) is the same.</w:t>
       </w:r>
     </w:p>
     <w:tbl>
@@ -5754,7 +6035,7 @@
               <w:rPr>
                 <w:b/>
               </w:rPr>
-              <w:t>Approach</w:t>
+              <w:t>Architecture</w:t>
             </w:r>
           </w:p>
         </w:tc>
@@ -5773,7 +6054,7 @@
               <w:rPr>
                 <w:b/>
               </w:rPr>
-              <w:t>Accuracy</w:t>
+              <w:t>Reported F1</w:t>
             </w:r>
           </w:p>
         </w:tc>
@@ -5787,7 +6068,13 @@
           <w:p>
             <w:r/>
             <w:r>
-              <w:t>Born &amp; Gustafson</w:t>
+              <w:t xml:space="preserve">Aiello, Mongelli, Papaleo — </w:t>
+            </w:r>
+            <w:r>
+              <w:rPr>
+                <w:i/>
+              </w:rPr>
+              <w:t>Basic classifiers for DNS tunneling</w:t>
             </w:r>
           </w:p>
         </w:tc>
@@ -5799,7 +6086,7 @@
           <w:p>
             <w:r/>
             <w:r>
-              <w:t>2010</w:t>
+              <w:t>2013</w:t>
             </w:r>
           </w:p>
         </w:tc>
@@ -5811,13 +6098,7 @@
           <w:p>
             <w:r/>
             <w:r>
-              <w:t xml:space="preserve">Character-frequency </w:t>
-            </w:r>
-            <w:r>
-              <w:rPr>
-                <w:i/>
-              </w:rPr>
-              <w:t>\chi^2</w:t>
+              <w:t>NN / SVM / RBF on engineered features</w:t>
             </w:r>
           </w:p>
         </w:tc>
@@ -5829,7 +6110,7 @@
           <w:p>
             <w:r/>
             <w:r>
-              <w:t>≈ 0.92</w:t>
+              <w:t>0.95 – 0.99</w:t>
             </w:r>
           </w:p>
         </w:tc>
@@ -5843,13 +6124,13 @@
           <w:p>
             <w:r/>
             <w:r>
-              <w:t xml:space="preserve">Ellens et al. — </w:t>
+              <w:t xml:space="preserve">Yu, Pan, Hu et al. — </w:t>
             </w:r>
             <w:r>
               <w:rPr>
                 <w:i/>
               </w:rPr>
-              <w:t>Flow-based detection of DNS tunnels</w:t>
+              <w:t>Character-level detection of DNS tunneling</w:t>
             </w:r>
           </w:p>
         </w:tc>
@@ -5861,7 +6142,7 @@
           <w:p>
             <w:r/>
             <w:r>
-              <w:t>2013</w:t>
+              <w:t>2018</w:t>
             </w:r>
           </w:p>
         </w:tc>
@@ -5873,7 +6154,7 @@
           <w:p>
             <w:r/>
             <w:r>
-              <w:t>Volume + entropy thresholds</w:t>
+              <w:t>char-level CNN + LSTM</w:t>
             </w:r>
           </w:p>
         </w:tc>
@@ -5885,7 +6166,7 @@
           <w:p>
             <w:r/>
             <w:r>
-              <w:t>≈ 0.90</w:t>
+              <w:t>≈ 0.99</w:t>
             </w:r>
           </w:p>
         </w:tc>
@@ -5899,13 +6180,13 @@
           <w:p>
             <w:r/>
             <w:r>
-              <w:t xml:space="preserve">Engelstad et al. — </w:t>
+              <w:t xml:space="preserve">Liu et al. — </w:t>
             </w:r>
             <w:r>
               <w:rPr>
                 <w:i/>
               </w:rPr>
-              <w:t>Detecting DNS tunneling</w:t>
+              <w:t>Byte-level CNN for malicious-domain detection</w:t>
             </w:r>
           </w:p>
         </w:tc>
@@ -5917,7 +6198,7 @@
           <w:p>
             <w:r/>
             <w:r>
-              <w:t>2017</w:t>
+              <w:t>2019</w:t>
             </w:r>
           </w:p>
         </w:tc>
@@ -5929,7 +6210,7 @@
           <w:p>
             <w:r/>
             <w:r>
-              <w:t>Entropy-only threshold</w:t>
+              <w:t>byte-level CNN</w:t>
             </w:r>
           </w:p>
         </w:tc>
@@ -5941,7 +6222,7 @@
           <w:p>
             <w:r/>
             <w:r>
-              <w:t>≈ 0.85 – 0.90</w:t>
+              <w:t>≈ 0.97</w:t>
             </w:r>
           </w:p>
         </w:tc>
@@ -5955,10 +6236,13 @@
           <w:p>
             <w:r/>
             <w:r>
+              <w:t xml:space="preserve">Born &amp; Gustafson — </w:t>
+            </w:r>
+            <w:r>
               <w:rPr>
-                <w:b/>
+                <w:i/>
               </w:rPr>
-              <w:t>This project — XGBoost</w:t>
+              <w:t>DNS tunnels via character frequency</w:t>
             </w:r>
           </w:p>
         </w:tc>
@@ -5970,7 +6254,7 @@
           <w:p>
             <w:r/>
             <w:r>
-              <w:t>2026</w:t>
+              <w:t>2010</w:t>
             </w:r>
           </w:p>
         </w:tc>
@@ -5982,7 +6266,13 @@
           <w:p>
             <w:r/>
             <w:r>
-              <w:t>Gradient-boosted trees on 31 flow features</w:t>
+              <w:rPr>
+                <w:i/>
+              </w:rPr>
+              <w:t>\chi^2</w:t>
+            </w:r>
+            <w:r>
+              <w:t xml:space="preserve"> test</w:t>
             </w:r>
           </w:p>
         </w:tc>
@@ -5994,10 +6284,63 @@
           <w:p>
             <w:r/>
             <w:r>
+              <w:t>≈ 0.92</w:t>
+            </w:r>
+          </w:p>
+        </w:tc>
+      </w:tr>
+      <w:tr>
+        <w:tc>
+          <w:tcPr>
+            <w:tcW w:type="dxa" w:w="2412"/>
+            <w:vAlign w:val="center"/>
+          </w:tcPr>
+          <w:p>
+            <w:r/>
+            <w:r>
               <w:rPr>
                 <w:b/>
               </w:rPr>
-              <w:t>0.999</w:t>
+              <w:t>This project — MLP on flow features (full ~270 K dataset)</w:t>
+            </w:r>
+          </w:p>
+        </w:tc>
+        <w:tc>
+          <w:tcPr>
+            <w:tcW w:type="dxa" w:w="2412"/>
+            <w:vAlign w:val="center"/>
+          </w:tcPr>
+          <w:p>
+            <w:r/>
+            <w:r>
+              <w:t>2026</w:t>
+            </w:r>
+          </w:p>
+        </w:tc>
+        <w:tc>
+          <w:tcPr>
+            <w:tcW w:type="dxa" w:w="2412"/>
+            <w:vAlign w:val="center"/>
+          </w:tcPr>
+          <w:p>
+            <w:r/>
+            <w:r>
+              <w:t>3-layer MLP, 256-128-64</w:t>
+            </w:r>
+          </w:p>
+        </w:tc>
+        <w:tc>
+          <w:tcPr>
+            <w:tcW w:type="dxa" w:w="2412"/>
+            <w:vAlign w:val="center"/>
+          </w:tcPr>
+          <w:p>
+            <w:r/>
+            <w:r>
+              <w:rPr>
+                <w:b/>
+              </w:rPr>
+              <w:t>0.997</w:t>
             </w:r>
           </w:p>
         </w:tc>
@@ -6006,7 +6349,16 @@
     <w:p/>
     <w:p>
       <w:r>
-        <w:t>The improvement over pure-statistics baselines is ~7–14 percentage points on accuracy, which is the standard "deep features beat single-feature thresholds" result reported across the literature.</w:t>
+        <w:t xml:space="preserve">The deep-learning approaches that ingest </w:t>
+      </w:r>
+      <w:r>
+        <w:rPr>
+          <w:b/>
+        </w:rPr>
+        <w:t>query text</w:t>
+      </w:r>
+      <w:r>
+        <w:t xml:space="preserve"> sit in roughly the same accuracy band as our flow-feature MLP. The key difference is operational rather than statistical: text-based detectors lose their input under DoH, while flow-based detectors keep working because they only need packet-size and timing statistics — both of which survive TLS encryption.</w:t>
       </w:r>
     </w:p>
     <w:p>
@@ -6014,6 +6366,335 @@
         <w:pStyle w:val="Heading2"/>
       </w:pPr>
       <w:r>
+        <w:t>6.3 Comparison with classical statistical baselines</w:t>
+      </w:r>
+    </w:p>
+    <w:tbl>
+      <w:tblPr>
+        <w:tblStyle w:val="LightGrid-Accent1"/>
+        <w:tblW w:type="auto" w:w="0"/>
+        <w:tblLook w:firstColumn="1" w:firstRow="1" w:lastColumn="0" w:lastRow="0" w:noHBand="0" w:noVBand="1" w:val="04A0"/>
+      </w:tblPr>
+      <w:tblGrid>
+        <w:gridCol w:w="2412"/>
+        <w:gridCol w:w="2412"/>
+        <w:gridCol w:w="2412"/>
+        <w:gridCol w:w="2412"/>
+      </w:tblGrid>
+      <w:tr>
+        <w:tc>
+          <w:tcPr>
+            <w:tcW w:type="dxa" w:w="2412"/>
+            <w:vAlign w:val="center"/>
+          </w:tcPr>
+          <w:p>
+            <w:r>
+              <w:rPr>
+                <w:b/>
+              </w:rPr>
+            </w:r>
+            <w:r>
+              <w:rPr>
+                <w:b/>
+              </w:rPr>
+              <w:t>Work</w:t>
+            </w:r>
+          </w:p>
+        </w:tc>
+        <w:tc>
+          <w:tcPr>
+            <w:tcW w:type="dxa" w:w="2412"/>
+            <w:vAlign w:val="center"/>
+          </w:tcPr>
+          <w:p>
+            <w:r>
+              <w:rPr>
+                <w:b/>
+              </w:rPr>
+            </w:r>
+            <w:r>
+              <w:rPr>
+                <w:b/>
+              </w:rPr>
+              <w:t>Year</w:t>
+            </w:r>
+          </w:p>
+        </w:tc>
+        <w:tc>
+          <w:tcPr>
+            <w:tcW w:type="dxa" w:w="2412"/>
+            <w:vAlign w:val="center"/>
+          </w:tcPr>
+          <w:p>
+            <w:r>
+              <w:rPr>
+                <w:b/>
+              </w:rPr>
+            </w:r>
+            <w:r>
+              <w:rPr>
+                <w:b/>
+              </w:rPr>
+              <w:t>Approach</w:t>
+            </w:r>
+          </w:p>
+        </w:tc>
+        <w:tc>
+          <w:tcPr>
+            <w:tcW w:type="dxa" w:w="2412"/>
+            <w:vAlign w:val="center"/>
+          </w:tcPr>
+          <w:p>
+            <w:r>
+              <w:rPr>
+                <w:b/>
+              </w:rPr>
+            </w:r>
+            <w:r>
+              <w:rPr>
+                <w:b/>
+              </w:rPr>
+              <w:t>Accuracy</w:t>
+            </w:r>
+          </w:p>
+        </w:tc>
+      </w:tr>
+      <w:tr>
+        <w:tc>
+          <w:tcPr>
+            <w:tcW w:type="dxa" w:w="2412"/>
+            <w:vAlign w:val="center"/>
+          </w:tcPr>
+          <w:p>
+            <w:r/>
+            <w:r>
+              <w:t>Born &amp; Gustafson</w:t>
+            </w:r>
+          </w:p>
+        </w:tc>
+        <w:tc>
+          <w:tcPr>
+            <w:tcW w:type="dxa" w:w="2412"/>
+            <w:vAlign w:val="center"/>
+          </w:tcPr>
+          <w:p>
+            <w:r/>
+            <w:r>
+              <w:t>2010</w:t>
+            </w:r>
+          </w:p>
+        </w:tc>
+        <w:tc>
+          <w:tcPr>
+            <w:tcW w:type="dxa" w:w="2412"/>
+            <w:vAlign w:val="center"/>
+          </w:tcPr>
+          <w:p>
+            <w:r/>
+            <w:r>
+              <w:t xml:space="preserve">Character-frequency </w:t>
+            </w:r>
+            <w:r>
+              <w:rPr>
+                <w:i/>
+              </w:rPr>
+              <w:t>\chi^2</w:t>
+            </w:r>
+          </w:p>
+        </w:tc>
+        <w:tc>
+          <w:tcPr>
+            <w:tcW w:type="dxa" w:w="2412"/>
+            <w:vAlign w:val="center"/>
+          </w:tcPr>
+          <w:p>
+            <w:r/>
+            <w:r>
+              <w:t>≈ 0.92</w:t>
+            </w:r>
+          </w:p>
+        </w:tc>
+      </w:tr>
+      <w:tr>
+        <w:tc>
+          <w:tcPr>
+            <w:tcW w:type="dxa" w:w="2412"/>
+            <w:vAlign w:val="center"/>
+          </w:tcPr>
+          <w:p>
+            <w:r/>
+            <w:r>
+              <w:t xml:space="preserve">Ellens et al. — </w:t>
+            </w:r>
+            <w:r>
+              <w:rPr>
+                <w:i/>
+              </w:rPr>
+              <w:t>Flow-based detection of DNS tunnels</w:t>
+            </w:r>
+          </w:p>
+        </w:tc>
+        <w:tc>
+          <w:tcPr>
+            <w:tcW w:type="dxa" w:w="2412"/>
+            <w:vAlign w:val="center"/>
+          </w:tcPr>
+          <w:p>
+            <w:r/>
+            <w:r>
+              <w:t>2013</w:t>
+            </w:r>
+          </w:p>
+        </w:tc>
+        <w:tc>
+          <w:tcPr>
+            <w:tcW w:type="dxa" w:w="2412"/>
+            <w:vAlign w:val="center"/>
+          </w:tcPr>
+          <w:p>
+            <w:r/>
+            <w:r>
+              <w:t>Volume + entropy thresholds</w:t>
+            </w:r>
+          </w:p>
+        </w:tc>
+        <w:tc>
+          <w:tcPr>
+            <w:tcW w:type="dxa" w:w="2412"/>
+            <w:vAlign w:val="center"/>
+          </w:tcPr>
+          <w:p>
+            <w:r/>
+            <w:r>
+              <w:t>≈ 0.90</w:t>
+            </w:r>
+          </w:p>
+        </w:tc>
+      </w:tr>
+      <w:tr>
+        <w:tc>
+          <w:tcPr>
+            <w:tcW w:type="dxa" w:w="2412"/>
+            <w:vAlign w:val="center"/>
+          </w:tcPr>
+          <w:p>
+            <w:r/>
+            <w:r>
+              <w:t xml:space="preserve">Engelstad et al. — </w:t>
+            </w:r>
+            <w:r>
+              <w:rPr>
+                <w:i/>
+              </w:rPr>
+              <w:t>Detecting DNS tunneling</w:t>
+            </w:r>
+          </w:p>
+        </w:tc>
+        <w:tc>
+          <w:tcPr>
+            <w:tcW w:type="dxa" w:w="2412"/>
+            <w:vAlign w:val="center"/>
+          </w:tcPr>
+          <w:p>
+            <w:r/>
+            <w:r>
+              <w:t>2017</w:t>
+            </w:r>
+          </w:p>
+        </w:tc>
+        <w:tc>
+          <w:tcPr>
+            <w:tcW w:type="dxa" w:w="2412"/>
+            <w:vAlign w:val="center"/>
+          </w:tcPr>
+          <w:p>
+            <w:r/>
+            <w:r>
+              <w:t>Entropy-only threshold</w:t>
+            </w:r>
+          </w:p>
+        </w:tc>
+        <w:tc>
+          <w:tcPr>
+            <w:tcW w:type="dxa" w:w="2412"/>
+            <w:vAlign w:val="center"/>
+          </w:tcPr>
+          <w:p>
+            <w:r/>
+            <w:r>
+              <w:t>≈ 0.85 – 0.90</w:t>
+            </w:r>
+          </w:p>
+        </w:tc>
+      </w:tr>
+      <w:tr>
+        <w:tc>
+          <w:tcPr>
+            <w:tcW w:type="dxa" w:w="2412"/>
+            <w:vAlign w:val="center"/>
+          </w:tcPr>
+          <w:p>
+            <w:r/>
+            <w:r>
+              <w:rPr>
+                <w:b/>
+              </w:rPr>
+              <w:t>This project — XGBoost</w:t>
+            </w:r>
+          </w:p>
+        </w:tc>
+        <w:tc>
+          <w:tcPr>
+            <w:tcW w:type="dxa" w:w="2412"/>
+            <w:vAlign w:val="center"/>
+          </w:tcPr>
+          <w:p>
+            <w:r/>
+            <w:r>
+              <w:t>2026</w:t>
+            </w:r>
+          </w:p>
+        </w:tc>
+        <w:tc>
+          <w:tcPr>
+            <w:tcW w:type="dxa" w:w="2412"/>
+            <w:vAlign w:val="center"/>
+          </w:tcPr>
+          <w:p>
+            <w:r/>
+            <w:r>
+              <w:t>Gradient-boosted trees on 31 flow features</w:t>
+            </w:r>
+          </w:p>
+        </w:tc>
+        <w:tc>
+          <w:tcPr>
+            <w:tcW w:type="dxa" w:w="2412"/>
+            <w:vAlign w:val="center"/>
+          </w:tcPr>
+          <w:p>
+            <w:r/>
+            <w:r>
+              <w:rPr>
+                <w:b/>
+              </w:rPr>
+              <w:t>0.999</w:t>
+            </w:r>
+          </w:p>
+        </w:tc>
+      </w:tr>
+    </w:tbl>
+    <w:p/>
+    <w:p>
+      <w:r>
+        <w:t>The improvement over pure-statistics baselines is ~7–14 percentage points on accuracy, which is the standard "deep features beat single-feature thresholds" result reported across the literature.</w:t>
+      </w:r>
+    </w:p>
+    <w:p>
+      <w:pPr>
+        <w:pStyle w:val="Heading2"/>
+      </w:pPr>
+      <w:r>
         <w:t>6.4 Tree ensembles vs. deep learning — what the field has settled on</w:t>
       </w:r>
     </w:p>
@@ -6079,7 +6760,7 @@
     </w:p>
     <w:p>
       <w:r>
-        <w:t xml:space="preserve">We built and shipped a working DNS-tunneling detector and benchmarked three model families — Random Forest, XGBoost, and a three-layer Multi-Layer Perceptron — under identical preprocessing on the CIRA-CIC-DoHBrw-2020 dataset. XGBoost reaches </w:t>
+        <w:t xml:space="preserve">We built and shipped a working DNS-tunneling detector and benchmarked three model families on the CIRA-CIC-DoHBrw-2020 dataset under a two-stage protocol: Random Forest and XGBoost were trained on a balanced 10 000-row sample of the dataset; the three-layer Multi-Layer Perceptron was trained on the full ~270 000-row dataset. XGBoost reaches </w:t>
       </w:r>
       <w:r>
         <w:rPr>
@@ -6097,16 +6778,16 @@
         <w:t>0.998</w:t>
       </w:r>
       <w:r>
-        <w:t xml:space="preserve">; the MLP reaches </w:t>
+        <w:t xml:space="preserve"> on the sample test split; the MLP reaches </w:t>
       </w:r>
       <w:r>
         <w:rPr>
           <w:b/>
         </w:rPr>
-        <w:t>0.992</w:t>
-      </w:r>
-      <w:r>
-        <w:t>, all with ROC-AUC ≥ 0.999. The repository is fully reproducible: a bundled sample, pretrained models, an inference CLI, two Colab notebooks (classical and deep-learning) all in one place.</w:t>
+        <w:t>0.997 F1</w:t>
+      </w:r>
+      <w:r>
+        <w:t xml:space="preserve"> on the full-dataset test split, all with ROC-AUC ≥ 0.999. The repository is fully reproducible: the bundled sample, the pretrained models, an inference CLI, and two Colab notebooks (classical and deep-learning) all live in one place.</w:t>
       </w:r>
     </w:p>
     <w:p>

--- a/reports/report.docx
+++ b/reports/report.docx
@@ -271,6 +271,9 @@
       </w:r>
     </w:p>
     <w:p>
+      <w:pPr>
+        <w:jc w:val="both"/>
+      </w:pPr>
       <w:r>
         <w:t xml:space="preserve">This project builds a machine-learning pipeline that detects DNS tunneling traffic — a covert-channel technique attackers use to exfiltrate data or run command-and-control over the DNS protocol. We train and compare three detectors on the CIRA-CIC-DoHBrw-2020 dataset in two stages: first, two tree-based classifiers (Random Forest and XGBoost) trained on a balanced </w:t>
       </w:r>
@@ -361,6 +364,9 @@
       </w:r>
     </w:p>
     <w:p>
+      <w:pPr>
+        <w:jc w:val="both"/>
+      </w:pPr>
       <w:r>
         <w:t xml:space="preserve">The </w:t>
       </w:r>
@@ -423,6 +429,9 @@
       </w:r>
     </w:p>
     <w:p>
+      <w:pPr>
+        <w:jc w:val="both"/>
+      </w:pPr>
       <w:r>
         <w:t>Two common attacker goals are served by DNS tunneling:</w:t>
       </w:r>
@@ -430,6 +439,7 @@
     <w:p>
       <w:pPr>
         <w:pStyle w:val="ListBullet"/>
+        <w:jc w:val="both"/>
       </w:pPr>
       <w:r>
         <w:rPr>
@@ -444,6 +454,7 @@
     <w:p>
       <w:pPr>
         <w:pStyle w:val="ListBullet"/>
+        <w:jc w:val="both"/>
       </w:pPr>
       <w:r>
         <w:rPr>
@@ -456,6 +467,9 @@
       </w:r>
     </w:p>
     <w:p>
+      <w:pPr>
+        <w:jc w:val="both"/>
+      </w:pPr>
       <w:r>
         <w:t xml:space="preserve">Signature-based defences (Suricata / Snort rules against known C2 domains) are brittle: any change to the encoding or destination defeats them. Volumetric thresholds are unreliable because slow tunnels intentionally stay below detection limits. With the rise of </w:t>
       </w:r>
@@ -481,6 +495,9 @@
       </w:r>
     </w:p>
     <w:p>
+      <w:pPr>
+        <w:jc w:val="both"/>
+      </w:pPr>
       <w:r>
         <w:t>The project sets out to:</w:t>
       </w:r>
@@ -488,6 +505,7 @@
     <w:p>
       <w:pPr>
         <w:pStyle w:val="ListNumber"/>
+        <w:jc w:val="both"/>
       </w:pPr>
       <w:r>
         <w:t>Build a reproducible ML pipeline that ingests real DNS-tunneling datasets and outputs trained binary classifiers.</w:t>
@@ -496,6 +514,7 @@
     <w:p>
       <w:pPr>
         <w:pStyle w:val="ListNumber"/>
+        <w:jc w:val="both"/>
       </w:pPr>
       <w:r>
         <w:t>Evaluate at least three model families — two tree-based ensembles and one neural network — under identical preprocessing and an identical train / validation / test split.</w:t>
@@ -504,6 +523,7 @@
     <w:p>
       <w:pPr>
         <w:pStyle w:val="ListNumber"/>
+        <w:jc w:val="both"/>
       </w:pPr>
       <w:r>
         <w:t>Quantify the contribution of each input feature so that the detector is interpretable, not just accurate.</w:t>
@@ -512,6 +532,7 @@
     <w:p>
       <w:pPr>
         <w:pStyle w:val="ListNumber"/>
+        <w:jc w:val="both"/>
       </w:pPr>
       <w:r>
         <w:t>Ship pretrained models, a CLI, and a Colab notebook so that results can be reproduced in minutes by a third party.</w:t>
@@ -529,6 +550,9 @@
       </w:r>
     </w:p>
     <w:p>
+      <w:pPr>
+        <w:jc w:val="both"/>
+      </w:pPr>
       <w:r>
         <w:t>DNS tunneling is rarely caught by standard firewall rules and is heavily used in real intrusions. According to the Canadian Institute for Cybersecurity, encrypted DNS traffic (DoH) is growing rapidly across consumer browsers, which simultaneously protects user privacy and removes the most common detection vantage point. A statistical learning approach that can detect tunneling from coarse flow metadata — without needing to decrypt content — directly addresses this operational gap.</w:t>
       </w:r>
@@ -553,6 +577,9 @@
       </w:r>
     </w:p>
     <w:p>
+      <w:pPr>
+        <w:jc w:val="both"/>
+      </w:pPr>
       <w:r>
         <w:t>This section reviews prior work organised into four threads: classic statistical detectors, deep-learning detectors over raw query text, flow-based detectors over DoH, and detectors built on the CIC datasets we use.</w:t>
       </w:r>
@@ -569,6 +596,9 @@
       </w:r>
     </w:p>
     <w:p>
+      <w:pPr>
+        <w:jc w:val="both"/>
+      </w:pPr>
       <w:r>
         <w:t xml:space="preserve">Born and Gustafson (2010), </w:t>
       </w:r>
@@ -601,6 +631,9 @@
       </w:r>
     </w:p>
     <w:p>
+      <w:pPr>
+        <w:jc w:val="both"/>
+      </w:pPr>
       <w:r>
         <w:t xml:space="preserve">Aiello, Mongelli and Papaleo (2013), </w:t>
       </w:r>
@@ -615,6 +648,9 @@
       </w:r>
     </w:p>
     <w:p>
+      <w:pPr>
+        <w:jc w:val="both"/>
+      </w:pPr>
       <w:r>
         <w:t xml:space="preserve">Aiello et al. (2014), </w:t>
       </w:r>
@@ -640,6 +676,9 @@
       </w:r>
     </w:p>
     <w:p>
+      <w:pPr>
+        <w:jc w:val="both"/>
+      </w:pPr>
       <w:r>
         <w:t xml:space="preserve">Yu, Pan, Hu, Nascimento and De Cock (2018), </w:t>
       </w:r>
@@ -654,6 +693,9 @@
       </w:r>
     </w:p>
     <w:p>
+      <w:pPr>
+        <w:jc w:val="both"/>
+      </w:pPr>
       <w:r>
         <w:t xml:space="preserve">Liu et al. (2019), </w:t>
       </w:r>
@@ -679,6 +721,9 @@
       </w:r>
     </w:p>
     <w:p>
+      <w:pPr>
+        <w:jc w:val="both"/>
+      </w:pPr>
       <w:r>
         <w:t xml:space="preserve">MontazeriShatoori, Davidson, Kaur and Lashkari (2020), </w:t>
       </w:r>
@@ -711,6 +756,9 @@
       </w:r>
     </w:p>
     <w:p>
+      <w:pPr>
+        <w:jc w:val="both"/>
+      </w:pPr>
       <w:r>
         <w:t xml:space="preserve">Hjelm (2019), </w:t>
       </w:r>
@@ -736,6 +784,9 @@
       </w:r>
     </w:p>
     <w:p>
+      <w:pPr>
+        <w:jc w:val="both"/>
+      </w:pPr>
       <w:r>
         <w:t xml:space="preserve">Buczak and Guven (2016), </w:t>
       </w:r>
@@ -750,6 +801,9 @@
       </w:r>
     </w:p>
     <w:p>
+      <w:pPr>
+        <w:jc w:val="both"/>
+      </w:pPr>
       <w:r>
         <w:t>Mockapetris (1987, RFC 1035) and Hoffman &amp; McManus (2018, RFC 8484, DoH) specify the protocols and define the 63-character per-label and 253-character per-name limits that we exploit as features.</w:t>
       </w:r>
@@ -766,6 +820,9 @@
       </w:r>
     </w:p>
     <w:p>
+      <w:pPr>
+        <w:jc w:val="both"/>
+      </w:pPr>
       <w:r>
         <w:t xml:space="preserve">Compared to the literature above, our project (i) uses the </w:t>
       </w:r>
@@ -962,7 +1019,7 @@
           </w:tcPr>
           <w:p>
             <w:pPr>
-              <w:jc w:val="left"/>
+              <w:jc w:val="center"/>
             </w:pPr>
             <w:r>
               <w:rPr>
@@ -990,7 +1047,7 @@
           </w:tcPr>
           <w:p>
             <w:pPr>
-              <w:jc w:val="left"/>
+              <w:jc w:val="center"/>
             </w:pPr>
             <w:r>
               <w:rPr>
@@ -1018,7 +1075,7 @@
           </w:tcPr>
           <w:p>
             <w:pPr>
-              <w:jc w:val="left"/>
+              <w:jc w:val="center"/>
             </w:pPr>
             <w:r>
               <w:rPr>
@@ -1049,7 +1106,7 @@
           </w:tcPr>
           <w:p>
             <w:pPr>
-              <w:jc w:val="left"/>
+              <w:jc w:val="center"/>
             </w:pPr>
             <w:r>
               <w:rPr>
@@ -1078,7 +1135,7 @@
           </w:tcPr>
           <w:p>
             <w:pPr>
-              <w:jc w:val="left"/>
+              <w:jc w:val="center"/>
             </w:pPr>
             <w:r>
               <w:rPr>
@@ -1107,7 +1164,7 @@
           </w:tcPr>
           <w:p>
             <w:pPr>
-              <w:jc w:val="left"/>
+              <w:jc w:val="center"/>
             </w:pPr>
             <w:r>
               <w:rPr>
@@ -1137,7 +1194,7 @@
           </w:tcPr>
           <w:p>
             <w:pPr>
-              <w:jc w:val="left"/>
+              <w:jc w:val="center"/>
             </w:pPr>
             <w:r>
               <w:rPr>
@@ -1165,7 +1222,7 @@
           </w:tcPr>
           <w:p>
             <w:pPr>
-              <w:jc w:val="left"/>
+              <w:jc w:val="center"/>
             </w:pPr>
             <w:r>
               <w:rPr>
@@ -1193,7 +1250,7 @@
           </w:tcPr>
           <w:p>
             <w:pPr>
-              <w:jc w:val="left"/>
+              <w:jc w:val="center"/>
             </w:pPr>
             <w:r>
               <w:rPr>
@@ -1264,7 +1321,7 @@
           </w:tcPr>
           <w:p>
             <w:pPr>
-              <w:jc w:val="left"/>
+              <w:jc w:val="center"/>
             </w:pPr>
             <w:r>
               <w:rPr>
@@ -1293,7 +1350,7 @@
           </w:tcPr>
           <w:p>
             <w:pPr>
-              <w:jc w:val="left"/>
+              <w:jc w:val="center"/>
             </w:pPr>
             <w:r>
               <w:rPr>
@@ -1322,7 +1379,7 @@
           </w:tcPr>
           <w:p>
             <w:pPr>
-              <w:jc w:val="left"/>
+              <w:jc w:val="center"/>
             </w:pPr>
             <w:r>
               <w:rPr>
@@ -1353,7 +1410,7 @@
           </w:tcPr>
           <w:p>
             <w:pPr>
-              <w:jc w:val="left"/>
+              <w:jc w:val="center"/>
             </w:pPr>
             <w:r>
               <w:rPr>
@@ -1381,7 +1438,7 @@
           </w:tcPr>
           <w:p>
             <w:pPr>
-              <w:jc w:val="left"/>
+              <w:jc w:val="center"/>
             </w:pPr>
             <w:r>
               <w:rPr>
@@ -1409,7 +1466,7 @@
           </w:tcPr>
           <w:p>
             <w:pPr>
-              <w:jc w:val="left"/>
+              <w:jc w:val="center"/>
             </w:pPr>
             <w:r>
               <w:rPr>
@@ -1447,7 +1504,7 @@
           </w:tcPr>
           <w:p>
             <w:pPr>
-              <w:jc w:val="left"/>
+              <w:jc w:val="center"/>
             </w:pPr>
             <w:r>
               <w:rPr>
@@ -1476,7 +1533,7 @@
           </w:tcPr>
           <w:p>
             <w:pPr>
-              <w:jc w:val="left"/>
+              <w:jc w:val="center"/>
             </w:pPr>
             <w:r>
               <w:rPr>
@@ -1505,7 +1562,7 @@
           </w:tcPr>
           <w:p>
             <w:pPr>
-              <w:jc w:val="left"/>
+              <w:jc w:val="center"/>
             </w:pPr>
             <w:r>
               <w:rPr>
@@ -1535,7 +1592,7 @@
           </w:tcPr>
           <w:p>
             <w:pPr>
-              <w:jc w:val="left"/>
+              <w:jc w:val="center"/>
             </w:pPr>
             <w:r>
               <w:rPr>
@@ -1563,7 +1620,7 @@
           </w:tcPr>
           <w:p>
             <w:pPr>
-              <w:jc w:val="left"/>
+              <w:jc w:val="center"/>
             </w:pPr>
             <w:r>
               <w:rPr>
@@ -1591,7 +1648,7 @@
           </w:tcPr>
           <w:p>
             <w:pPr>
-              <w:jc w:val="left"/>
+              <w:jc w:val="center"/>
             </w:pPr>
             <w:r>
               <w:rPr>
@@ -1629,7 +1686,7 @@
           </w:tcPr>
           <w:p>
             <w:pPr>
-              <w:jc w:val="left"/>
+              <w:jc w:val="center"/>
             </w:pPr>
             <w:r>
               <w:rPr>
@@ -1658,7 +1715,7 @@
           </w:tcPr>
           <w:p>
             <w:pPr>
-              <w:jc w:val="left"/>
+              <w:jc w:val="center"/>
             </w:pPr>
             <w:r>
               <w:rPr>
@@ -1687,7 +1744,7 @@
           </w:tcPr>
           <w:p>
             <w:pPr>
-              <w:jc w:val="left"/>
+              <w:jc w:val="center"/>
             </w:pPr>
             <w:r>
               <w:rPr>
@@ -1717,7 +1774,7 @@
           </w:tcPr>
           <w:p>
             <w:pPr>
-              <w:jc w:val="left"/>
+              <w:jc w:val="center"/>
             </w:pPr>
             <w:r>
               <w:rPr>
@@ -1745,7 +1802,7 @@
           </w:tcPr>
           <w:p>
             <w:pPr>
-              <w:jc w:val="left"/>
+              <w:jc w:val="center"/>
             </w:pPr>
             <w:r>
               <w:rPr>
@@ -1773,7 +1830,7 @@
           </w:tcPr>
           <w:p>
             <w:pPr>
-              <w:jc w:val="left"/>
+              <w:jc w:val="center"/>
             </w:pPr>
             <w:r>
               <w:rPr>
@@ -1803,6 +1860,9 @@
       </w:r>
     </w:p>
     <w:p>
+      <w:pPr>
+        <w:jc w:val="both"/>
+      </w:pPr>
       <w:r>
         <w:t>We evaluated three potential datasets and converged on one:</w:t>
       </w:r>
@@ -1907,7 +1967,7 @@
           </w:tcPr>
           <w:p>
             <w:pPr>
-              <w:jc w:val="left"/>
+              <w:jc w:val="center"/>
             </w:pPr>
             <w:r>
               <w:rPr>
@@ -1936,7 +1996,7 @@
           </w:tcPr>
           <w:p>
             <w:pPr>
-              <w:jc w:val="left"/>
+              <w:jc w:val="center"/>
             </w:pPr>
             <w:r>
               <w:rPr>
@@ -1974,7 +2034,7 @@
           </w:tcPr>
           <w:p>
             <w:pPr>
-              <w:jc w:val="left"/>
+              <w:jc w:val="center"/>
             </w:pPr>
             <w:r>
               <w:rPr>
@@ -2004,7 +2064,7 @@
           </w:tcPr>
           <w:p>
             <w:pPr>
-              <w:jc w:val="left"/>
+              <w:jc w:val="center"/>
             </w:pPr>
             <w:r>
               <w:rPr>
@@ -2041,7 +2101,7 @@
           </w:tcPr>
           <w:p>
             <w:pPr>
-              <w:jc w:val="left"/>
+              <w:jc w:val="center"/>
             </w:pPr>
             <w:r>
               <w:rPr>
@@ -2069,7 +2129,7 @@
           </w:tcPr>
           <w:p>
             <w:pPr>
-              <w:jc w:val="left"/>
+              <w:jc w:val="center"/>
             </w:pPr>
             <w:r>
               <w:rPr>
@@ -2088,6 +2148,9 @@
     </w:tbl>
     <w:p/>
     <w:p>
+      <w:pPr>
+        <w:jc w:val="both"/>
+      </w:pPr>
       <w:r>
         <w:rPr>
           <w:b/>
@@ -2101,6 +2164,7 @@
     <w:p>
       <w:pPr>
         <w:pStyle w:val="ListBullet"/>
+        <w:jc w:val="both"/>
       </w:pPr>
       <w:r>
         <w:rPr>
@@ -2115,6 +2179,7 @@
     <w:p>
       <w:pPr>
         <w:pStyle w:val="ListBullet"/>
+        <w:jc w:val="both"/>
       </w:pPr>
       <w:r>
         <w:rPr>
@@ -2157,6 +2222,9 @@
       </w:r>
     </w:p>
     <w:p>
+      <w:pPr>
+        <w:jc w:val="both"/>
+      </w:pPr>
       <w:r>
         <w:t>The dataset is organised in two layers:</w:t>
       </w:r>
@@ -2164,6 +2232,7 @@
     <w:p>
       <w:pPr>
         <w:pStyle w:val="ListBullet"/>
+        <w:jc w:val="both"/>
       </w:pPr>
       <w:r>
         <w:rPr>
@@ -2178,6 +2247,7 @@
     <w:p>
       <w:pPr>
         <w:pStyle w:val="ListBullet"/>
+        <w:jc w:val="both"/>
       </w:pPr>
       <w:r>
         <w:rPr>
@@ -2329,7 +2399,7 @@
           </w:tcPr>
           <w:p>
             <w:pPr>
-              <w:jc w:val="left"/>
+              <w:jc w:val="center"/>
             </w:pPr>
             <w:r>
               <w:rPr>
@@ -2358,7 +2428,7 @@
           </w:tcPr>
           <w:p>
             <w:pPr>
-              <w:jc w:val="right"/>
+              <w:jc w:val="center"/>
             </w:pPr>
             <w:r>
               <w:rPr>
@@ -2386,7 +2456,7 @@
           </w:tcPr>
           <w:p>
             <w:pPr>
-              <w:jc w:val="left"/>
+              <w:jc w:val="center"/>
             </w:pPr>
             <w:r>
               <w:rPr>
@@ -2417,7 +2487,7 @@
           </w:tcPr>
           <w:p>
             <w:pPr>
-              <w:jc w:val="left"/>
+              <w:jc w:val="center"/>
             </w:pPr>
             <w:r>
               <w:rPr>
@@ -2447,7 +2517,7 @@
           </w:tcPr>
           <w:p>
             <w:pPr>
-              <w:jc w:val="right"/>
+              <w:jc w:val="center"/>
             </w:pPr>
             <w:r>
               <w:rPr>
@@ -2476,7 +2546,7 @@
           </w:tcPr>
           <w:p>
             <w:pPr>
-              <w:jc w:val="left"/>
+              <w:jc w:val="center"/>
             </w:pPr>
             <w:r>
               <w:rPr>
@@ -2506,7 +2576,7 @@
           </w:tcPr>
           <w:p>
             <w:pPr>
-              <w:jc w:val="left"/>
+              <w:jc w:val="center"/>
             </w:pPr>
             <w:r>
               <w:rPr>
@@ -2535,7 +2605,7 @@
           </w:tcPr>
           <w:p>
             <w:pPr>
-              <w:jc w:val="right"/>
+              <w:jc w:val="center"/>
             </w:pPr>
             <w:r>
               <w:rPr>
@@ -2564,7 +2634,7 @@
           </w:tcPr>
           <w:p>
             <w:pPr>
-              <w:jc w:val="left"/>
+              <w:jc w:val="center"/>
             </w:pPr>
             <w:r>
               <w:rPr>
@@ -2577,6 +2647,9 @@
     </w:tbl>
     <w:p/>
     <w:p>
+      <w:pPr>
+        <w:jc w:val="both"/>
+      </w:pPr>
       <w:r>
         <w:t xml:space="preserve">Each row is one network flow with 35 columns: source/destination IP and port, timestamp, duration, byte counts, and 21 packet-size / packet-time / response-time statistics plus a </w:t>
       </w:r>
@@ -2622,6 +2695,9 @@
       </w:r>
     </w:p>
     <w:p>
+      <w:pPr>
+        <w:jc w:val="both"/>
+      </w:pPr>
       <w:r>
         <w:t>The two model families consume different slices of CIRA-CIC-DoHBrw-2020 — this is a deliberate experimental design choice:</w:t>
       </w:r>
@@ -2828,7 +2904,7 @@
           </w:tcPr>
           <w:p>
             <w:pPr>
-              <w:jc w:val="left"/>
+              <w:jc w:val="center"/>
             </w:pPr>
             <w:r>
               <w:rPr>
@@ -2857,7 +2933,7 @@
           </w:tcPr>
           <w:p>
             <w:pPr>
-              <w:jc w:val="left"/>
+              <w:jc w:val="center"/>
             </w:pPr>
             <w:r>
               <w:rPr>
@@ -2885,7 +2961,7 @@
           </w:tcPr>
           <w:p>
             <w:pPr>
-              <w:jc w:val="left"/>
+              <w:jc w:val="center"/>
             </w:pPr>
             <w:r>
               <w:rPr>
@@ -2926,7 +3002,7 @@
           </w:tcPr>
           <w:p>
             <w:pPr>
-              <w:jc w:val="right"/>
+              <w:jc w:val="center"/>
             </w:pPr>
             <w:r>
               <w:rPr>
@@ -2954,7 +3030,7 @@
           </w:tcPr>
           <w:p>
             <w:pPr>
-              <w:jc w:val="left"/>
+              <w:jc w:val="center"/>
             </w:pPr>
             <w:r>
               <w:rPr>
@@ -2985,7 +3061,7 @@
           </w:tcPr>
           <w:p>
             <w:pPr>
-              <w:jc w:val="left"/>
+              <w:jc w:val="center"/>
             </w:pPr>
             <w:r>
               <w:rPr>
@@ -3015,7 +3091,7 @@
           </w:tcPr>
           <w:p>
             <w:pPr>
-              <w:jc w:val="left"/>
+              <w:jc w:val="center"/>
             </w:pPr>
             <w:r>
               <w:rPr>
@@ -3044,7 +3120,7 @@
           </w:tcPr>
           <w:p>
             <w:pPr>
-              <w:jc w:val="left"/>
+              <w:jc w:val="center"/>
             </w:pPr>
             <w:r>
               <w:rPr>
@@ -3073,7 +3149,7 @@
           </w:tcPr>
           <w:p>
             <w:pPr>
-              <w:jc w:val="right"/>
+              <w:jc w:val="center"/>
             </w:pPr>
             <w:r>
               <w:rPr>
@@ -3102,7 +3178,7 @@
           </w:tcPr>
           <w:p>
             <w:pPr>
-              <w:jc w:val="left"/>
+              <w:jc w:val="center"/>
             </w:pPr>
             <w:r>
               <w:rPr>
@@ -3121,6 +3197,9 @@
     </w:tbl>
     <w:p/>
     <w:p>
+      <w:pPr>
+        <w:jc w:val="both"/>
+      </w:pPr>
       <w:r>
         <w:t xml:space="preserve">The classical ML stage uses the bundled sample so that the pretrained </w:t>
       </w:r>
@@ -3157,6 +3236,9 @@
       </w:r>
     </w:p>
     <w:p>
+      <w:pPr>
+        <w:jc w:val="both"/>
+      </w:pPr>
       <w:r>
         <w:rPr>
           <w:rFonts w:ascii="Consolas" w:hAnsi="Consolas"/>
@@ -3171,6 +3253,7 @@
     <w:p>
       <w:pPr>
         <w:pStyle w:val="ListBullet"/>
+        <w:jc w:val="both"/>
       </w:pPr>
       <w:r>
         <w:rPr>
@@ -3185,6 +3268,7 @@
     <w:p>
       <w:pPr>
         <w:pStyle w:val="ListBullet"/>
+        <w:jc w:val="both"/>
       </w:pPr>
       <w:r>
         <w:rPr>
@@ -3199,6 +3283,7 @@
     <w:p>
       <w:pPr>
         <w:pStyle w:val="ListBullet"/>
+        <w:jc w:val="both"/>
       </w:pPr>
       <w:r>
         <w:rPr>
@@ -3223,6 +3308,7 @@
     <w:p>
       <w:pPr>
         <w:pStyle w:val="ListBullet"/>
+        <w:jc w:val="both"/>
       </w:pPr>
       <w:r>
         <w:rPr>
@@ -3237,6 +3323,7 @@
     <w:p>
       <w:pPr>
         <w:pStyle w:val="ListBullet"/>
+        <w:jc w:val="both"/>
       </w:pPr>
       <w:r>
         <w:rPr>
@@ -3261,6 +3348,7 @@
     <w:p>
       <w:pPr>
         <w:pStyle w:val="ListBullet"/>
+        <w:jc w:val="both"/>
       </w:pPr>
       <w:r>
         <w:rPr>
@@ -3285,6 +3373,7 @@
     <w:p>
       <w:pPr>
         <w:pStyle w:val="ListBullet"/>
+        <w:jc w:val="both"/>
       </w:pPr>
       <w:r>
         <w:rPr>
@@ -3318,6 +3407,9 @@
       </w:r>
     </w:p>
     <w:p>
+      <w:pPr>
+        <w:jc w:val="both"/>
+      </w:pPr>
       <w:r>
         <w:rPr>
           <w:rFonts w:ascii="Consolas" w:hAnsi="Consolas"/>
@@ -3438,7 +3530,7 @@
           </w:tcPr>
           <w:p>
             <w:pPr>
-              <w:jc w:val="left"/>
+              <w:jc w:val="center"/>
             </w:pPr>
             <w:r>
               <w:rPr>
@@ -3467,7 +3559,7 @@
           </w:tcPr>
           <w:p>
             <w:pPr>
-              <w:jc w:val="left"/>
+              <w:jc w:val="center"/>
             </w:pPr>
             <w:r>
               <w:rPr>
@@ -3498,7 +3590,7 @@
           </w:tcPr>
           <w:p>
             <w:pPr>
-              <w:jc w:val="left"/>
+              <w:jc w:val="center"/>
             </w:pPr>
             <w:r>
               <w:rPr>
@@ -3528,7 +3620,7 @@
           </w:tcPr>
           <w:p>
             <w:pPr>
-              <w:jc w:val="left"/>
+              <w:jc w:val="center"/>
             </w:pPr>
             <w:r>
               <w:rPr>
@@ -3558,7 +3650,7 @@
           </w:tcPr>
           <w:p>
             <w:pPr>
-              <w:jc w:val="left"/>
+              <w:jc w:val="center"/>
             </w:pPr>
             <w:r>
               <w:rPr>
@@ -3587,7 +3679,7 @@
           </w:tcPr>
           <w:p>
             <w:pPr>
-              <w:jc w:val="left"/>
+              <w:jc w:val="center"/>
             </w:pPr>
             <w:r>
               <w:rPr>
@@ -3618,7 +3710,7 @@
           </w:tcPr>
           <w:p>
             <w:pPr>
-              <w:jc w:val="left"/>
+              <w:jc w:val="center"/>
             </w:pPr>
             <w:r>
               <w:rPr>
@@ -3648,7 +3740,7 @@
           </w:tcPr>
           <w:p>
             <w:pPr>
-              <w:jc w:val="left"/>
+              <w:jc w:val="center"/>
             </w:pPr>
             <w:r>
               <w:rPr>
@@ -3678,7 +3770,7 @@
           </w:tcPr>
           <w:p>
             <w:pPr>
-              <w:jc w:val="left"/>
+              <w:jc w:val="center"/>
             </w:pPr>
             <w:r>
               <w:rPr>
@@ -3707,7 +3799,7 @@
           </w:tcPr>
           <w:p>
             <w:pPr>
-              <w:jc w:val="left"/>
+              <w:jc w:val="center"/>
             </w:pPr>
             <w:r>
               <w:rPr>
@@ -3738,7 +3830,7 @@
           </w:tcPr>
           <w:p>
             <w:pPr>
-              <w:jc w:val="left"/>
+              <w:jc w:val="center"/>
             </w:pPr>
             <w:r>
               <w:rPr>
@@ -3768,7 +3860,7 @@
           </w:tcPr>
           <w:p>
             <w:pPr>
-              <w:jc w:val="left"/>
+              <w:jc w:val="center"/>
             </w:pPr>
             <w:r>
               <w:rPr>
@@ -3798,7 +3890,7 @@
           </w:tcPr>
           <w:p>
             <w:pPr>
-              <w:jc w:val="left"/>
+              <w:jc w:val="center"/>
             </w:pPr>
             <w:r>
               <w:rPr>
@@ -3827,7 +3919,7 @@
           </w:tcPr>
           <w:p>
             <w:pPr>
-              <w:jc w:val="left"/>
+              <w:jc w:val="center"/>
             </w:pPr>
             <w:r>
               <w:rPr>
@@ -3858,7 +3950,7 @@
           </w:tcPr>
           <w:p>
             <w:pPr>
-              <w:jc w:val="left"/>
+              <w:jc w:val="center"/>
             </w:pPr>
             <w:r>
               <w:rPr>
@@ -3888,7 +3980,7 @@
           </w:tcPr>
           <w:p>
             <w:pPr>
-              <w:jc w:val="left"/>
+              <w:jc w:val="center"/>
             </w:pPr>
             <w:r>
               <w:rPr>
@@ -3918,7 +4010,7 @@
           </w:tcPr>
           <w:p>
             <w:pPr>
-              <w:jc w:val="left"/>
+              <w:jc w:val="center"/>
             </w:pPr>
             <w:r>
               <w:rPr>
@@ -3947,7 +4039,7 @@
           </w:tcPr>
           <w:p>
             <w:pPr>
-              <w:jc w:val="left"/>
+              <w:jc w:val="center"/>
             </w:pPr>
             <w:r>
               <w:rPr>
@@ -3978,7 +4070,7 @@
           </w:tcPr>
           <w:p>
             <w:pPr>
-              <w:jc w:val="left"/>
+              <w:jc w:val="center"/>
             </w:pPr>
             <w:r>
               <w:rPr>
@@ -4008,7 +4100,7 @@
           </w:tcPr>
           <w:p>
             <w:pPr>
-              <w:jc w:val="left"/>
+              <w:jc w:val="center"/>
             </w:pPr>
             <w:r>
               <w:rPr>
@@ -4038,7 +4130,7 @@
           </w:tcPr>
           <w:p>
             <w:pPr>
-              <w:jc w:val="left"/>
+              <w:jc w:val="center"/>
             </w:pPr>
             <w:r>
               <w:rPr>
@@ -4067,7 +4159,7 @@
           </w:tcPr>
           <w:p>
             <w:pPr>
-              <w:jc w:val="left"/>
+              <w:jc w:val="center"/>
             </w:pPr>
             <w:r>
               <w:rPr>
@@ -4086,6 +4178,9 @@
     </w:tbl>
     <w:p/>
     <w:p>
+      <w:pPr>
+        <w:jc w:val="both"/>
+      </w:pPr>
       <w:r>
         <w:t>Shannon entropy is computed as:</w:t>
       </w:r>
@@ -4100,6 +4195,9 @@
       </w:r>
     </w:p>
     <w:p>
+      <w:pPr>
+        <w:jc w:val="both"/>
+      </w:pPr>
       <w:r>
         <w:t xml:space="preserve">For CIC-DoHBrw-2020 the raw query text is unavailable (DoH encrypts it) and the dataset already ships </w:t>
       </w:r>
@@ -4125,11 +4223,17 @@
       </w:r>
     </w:p>
     <w:p>
+      <w:pPr>
+        <w:jc w:val="both"/>
+      </w:pPr>
       <w:r>
         <w:t>Three classifiers were trained under identical preprocessing.</w:t>
       </w:r>
     </w:p>
     <w:p>
+      <w:pPr>
+        <w:jc w:val="both"/>
+      </w:pPr>
       <w:r>
         <w:rPr>
           <w:b/>
@@ -4150,6 +4254,7 @@
     <w:p>
       <w:pPr>
         <w:pStyle w:val="ListBullet"/>
+        <w:jc w:val="both"/>
       </w:pPr>
       <w:r>
         <w:rPr>
@@ -4162,6 +4267,7 @@
     <w:p>
       <w:pPr>
         <w:pStyle w:val="ListBullet"/>
+        <w:jc w:val="both"/>
       </w:pPr>
       <w:r>
         <w:rPr>
@@ -4174,6 +4280,7 @@
     <w:p>
       <w:pPr>
         <w:pStyle w:val="ListBullet"/>
+        <w:jc w:val="both"/>
       </w:pPr>
       <w:r>
         <w:rPr>
@@ -4194,6 +4301,9 @@
       </w:r>
     </w:p>
     <w:p>
+      <w:pPr>
+        <w:jc w:val="both"/>
+      </w:pPr>
       <w:r>
         <w:rPr>
           <w:b/>
@@ -4214,6 +4324,7 @@
     <w:p>
       <w:pPr>
         <w:pStyle w:val="ListBullet"/>
+        <w:jc w:val="both"/>
       </w:pPr>
       <w:r>
         <w:rPr>
@@ -4226,6 +4337,7 @@
     <w:p>
       <w:pPr>
         <w:pStyle w:val="ListBullet"/>
+        <w:jc w:val="both"/>
       </w:pPr>
       <w:r>
         <w:rPr>
@@ -4238,6 +4350,7 @@
     <w:p>
       <w:pPr>
         <w:pStyle w:val="ListBullet"/>
+        <w:jc w:val="both"/>
       </w:pPr>
       <w:r>
         <w:rPr>
@@ -4250,6 +4363,7 @@
     <w:p>
       <w:pPr>
         <w:pStyle w:val="ListBullet"/>
+        <w:jc w:val="both"/>
       </w:pPr>
       <w:r>
         <w:rPr>
@@ -4262,6 +4376,7 @@
     <w:p>
       <w:pPr>
         <w:pStyle w:val="ListBullet"/>
+        <w:jc w:val="both"/>
       </w:pPr>
       <w:r>
         <w:rPr>
@@ -4272,6 +4387,9 @@
       </w:r>
     </w:p>
     <w:p>
+      <w:pPr>
+        <w:jc w:val="both"/>
+      </w:pPr>
       <w:r>
         <w:rPr>
           <w:b/>
@@ -4315,6 +4433,9 @@
       </w:r>
     </w:p>
     <w:p>
+      <w:pPr>
+        <w:jc w:val="both"/>
+      </w:pPr>
       <w:r>
         <w:t>Training settings:</w:t>
       </w:r>
@@ -4322,6 +4443,7 @@
     <w:p>
       <w:pPr>
         <w:pStyle w:val="ListBullet"/>
+        <w:jc w:val="both"/>
       </w:pPr>
       <w:r>
         <w:t xml:space="preserve">Optimizer: </w:t>
@@ -4356,6 +4478,7 @@
     <w:p>
       <w:pPr>
         <w:pStyle w:val="ListBullet"/>
+        <w:jc w:val="both"/>
       </w:pPr>
       <w:r>
         <w:t xml:space="preserve">Loss: </w:t>
@@ -4370,6 +4493,7 @@
     <w:p>
       <w:pPr>
         <w:pStyle w:val="ListBullet"/>
+        <w:jc w:val="both"/>
       </w:pPr>
       <w:r>
         <w:t xml:space="preserve">Scheduler: </w:t>
@@ -4388,6 +4512,7 @@
     <w:p>
       <w:pPr>
         <w:pStyle w:val="ListBullet"/>
+        <w:jc w:val="both"/>
       </w:pPr>
       <w:r>
         <w:t xml:space="preserve">Batch size: </w:t>
@@ -4402,6 +4527,7 @@
     <w:p>
       <w:pPr>
         <w:pStyle w:val="ListBullet"/>
+        <w:jc w:val="both"/>
       </w:pPr>
       <w:r>
         <w:t xml:space="preserve">Epochs: </w:t>
@@ -4419,12 +4545,16 @@
     <w:p>
       <w:pPr>
         <w:pStyle w:val="ListBullet"/>
+        <w:jc w:val="both"/>
       </w:pPr>
       <w:r>
         <w:t>Total parameters: ~50 000</w:t>
       </w:r>
     </w:p>
     <w:p>
+      <w:pPr>
+        <w:jc w:val="both"/>
+      </w:pPr>
       <w:r>
         <w:t xml:space="preserve">A scikit-learn </w:t>
       </w:r>
@@ -4491,6 +4621,9 @@
       </w:r>
     </w:p>
     <w:p>
+      <w:pPr>
+        <w:jc w:val="both"/>
+      </w:pPr>
       <w:r>
         <w:rPr>
           <w:b/>
@@ -4504,6 +4637,7 @@
     <w:p>
       <w:pPr>
         <w:pStyle w:val="ListNumber"/>
+        <w:jc w:val="both"/>
       </w:pPr>
       <w:r>
         <w:t xml:space="preserve">Load and clean the sample → </w:t>
@@ -4522,6 +4656,7 @@
     <w:p>
       <w:pPr>
         <w:pStyle w:val="ListNumber"/>
+        <w:jc w:val="both"/>
       </w:pPr>
       <w:r>
         <w:t>Stratified 80 / 20 train / test split, seed 42.</w:t>
@@ -4530,6 +4665,7 @@
     <w:p>
       <w:pPr>
         <w:pStyle w:val="ListNumber"/>
+        <w:jc w:val="both"/>
       </w:pPr>
       <w:r>
         <w:rPr>
@@ -4574,6 +4710,7 @@
     <w:p>
       <w:pPr>
         <w:pStyle w:val="ListNumber"/>
+        <w:jc w:val="both"/>
       </w:pPr>
       <w:r>
         <w:t>Fit on the full training split.</w:t>
@@ -4582,6 +4719,7 @@
     <w:p>
       <w:pPr>
         <w:pStyle w:val="ListNumber"/>
+        <w:jc w:val="both"/>
       </w:pPr>
       <w:r>
         <w:t>Evaluate on the held-out test split (998 rows, 50 / 50).</w:t>
@@ -4590,6 +4728,7 @@
     <w:p>
       <w:pPr>
         <w:pStyle w:val="ListNumber"/>
+        <w:jc w:val="both"/>
       </w:pPr>
       <w:r>
         <w:t xml:space="preserve">Persist models with </w:t>
@@ -4626,6 +4765,9 @@
       </w:r>
     </w:p>
     <w:p>
+      <w:pPr>
+        <w:jc w:val="both"/>
+      </w:pPr>
       <w:r>
         <w:rPr>
           <w:b/>
@@ -4639,6 +4781,7 @@
     <w:p>
       <w:pPr>
         <w:pStyle w:val="ListNumber"/>
+        <w:jc w:val="both"/>
       </w:pPr>
       <w:r>
         <w:t>Load the full Layer-2 CIRA-CIC-DoHBrw-2020 dataset (</w:t>
@@ -4667,6 +4810,7 @@
     <w:p>
       <w:pPr>
         <w:pStyle w:val="ListNumber"/>
+        <w:jc w:val="both"/>
       </w:pPr>
       <w:r>
         <w:t>Stratified 80 / 10 / 10 train / val / test split, seed 42 — preserving the natural 12.7 : 1 imbalance in each split.</w:t>
@@ -4675,6 +4819,7 @@
     <w:p>
       <w:pPr>
         <w:pStyle w:val="ListNumber"/>
+        <w:jc w:val="both"/>
       </w:pPr>
       <w:r>
         <w:t xml:space="preserve">Standardise features with </w:t>
@@ -4693,6 +4838,7 @@
     <w:p>
       <w:pPr>
         <w:pStyle w:val="ListNumber"/>
+        <w:jc w:val="both"/>
       </w:pPr>
       <w:r>
         <w:t>Train the MLP for up to 50 epochs with epoch-level validation F1; load the best-F1 checkpoint.</w:t>
@@ -4701,6 +4847,7 @@
     <w:p>
       <w:pPr>
         <w:pStyle w:val="ListNumber"/>
+        <w:jc w:val="both"/>
       </w:pPr>
       <w:r>
         <w:t>Evaluate on the held-out test split (~26 964 rows).</w:t>
@@ -4709,6 +4856,7 @@
     <w:p>
       <w:pPr>
         <w:pStyle w:val="ListNumber"/>
+        <w:jc w:val="both"/>
       </w:pPr>
       <w:r>
         <w:t xml:space="preserve">Persist the state dict and the fitted scaler to </w:t>
@@ -4735,6 +4883,9 @@
       </w:r>
     </w:p>
     <w:p>
+      <w:pPr>
+        <w:jc w:val="both"/>
+      </w:pPr>
       <w:r>
         <w:t>Within each stage, training, validation, and test rows are disjoint and deterministic.</w:t>
       </w:r>
@@ -5005,7 +5156,7 @@
           </w:tcPr>
           <w:p>
             <w:pPr>
-              <w:jc w:val="left"/>
+              <w:jc w:val="center"/>
             </w:pPr>
             <w:r>
               <w:rPr>
@@ -5033,7 +5184,7 @@
           </w:tcPr>
           <w:p>
             <w:pPr>
-              <w:jc w:val="right"/>
+              <w:jc w:val="center"/>
             </w:pPr>
             <w:r>
               <w:rPr>
@@ -5061,7 +5212,7 @@
           </w:tcPr>
           <w:p>
             <w:pPr>
-              <w:jc w:val="right"/>
+              <w:jc w:val="center"/>
             </w:pPr>
             <w:r>
               <w:rPr>
@@ -5089,7 +5240,7 @@
           </w:tcPr>
           <w:p>
             <w:pPr>
-              <w:jc w:val="right"/>
+              <w:jc w:val="center"/>
             </w:pPr>
             <w:r>
               <w:rPr>
@@ -5117,7 +5268,7 @@
           </w:tcPr>
           <w:p>
             <w:pPr>
-              <w:jc w:val="right"/>
+              <w:jc w:val="center"/>
             </w:pPr>
             <w:r>
               <w:rPr>
@@ -5145,7 +5296,7 @@
           </w:tcPr>
           <w:p>
             <w:pPr>
-              <w:jc w:val="right"/>
+              <w:jc w:val="center"/>
             </w:pPr>
             <w:r>
               <w:rPr>
@@ -5176,7 +5327,7 @@
           </w:tcPr>
           <w:p>
             <w:pPr>
-              <w:jc w:val="left"/>
+              <w:jc w:val="center"/>
             </w:pPr>
             <w:r>
               <w:rPr>
@@ -5205,7 +5356,7 @@
           </w:tcPr>
           <w:p>
             <w:pPr>
-              <w:jc w:val="right"/>
+              <w:jc w:val="center"/>
             </w:pPr>
             <w:r>
               <w:rPr>
@@ -5234,7 +5385,7 @@
           </w:tcPr>
           <w:p>
             <w:pPr>
-              <w:jc w:val="right"/>
+              <w:jc w:val="center"/>
             </w:pPr>
             <w:r>
               <w:rPr>
@@ -5263,7 +5414,7 @@
           </w:tcPr>
           <w:p>
             <w:pPr>
-              <w:jc w:val="right"/>
+              <w:jc w:val="center"/>
             </w:pPr>
             <w:r>
               <w:rPr>
@@ -5292,7 +5443,7 @@
           </w:tcPr>
           <w:p>
             <w:pPr>
-              <w:jc w:val="right"/>
+              <w:jc w:val="center"/>
             </w:pPr>
             <w:r>
               <w:rPr>
@@ -5321,7 +5472,7 @@
           </w:tcPr>
           <w:p>
             <w:pPr>
-              <w:jc w:val="right"/>
+              <w:jc w:val="center"/>
             </w:pPr>
             <w:r>
               <w:rPr>
@@ -5340,6 +5491,9 @@
     </w:tbl>
     <w:p/>
     <w:p>
+      <w:pPr>
+        <w:jc w:val="both"/>
+      </w:pPr>
       <w:r>
         <w:t xml:space="preserve">Numbers are written to </w:t>
       </w:r>
@@ -5567,7 +5721,7 @@
           </w:tcPr>
           <w:p>
             <w:pPr>
-              <w:jc w:val="left"/>
+              <w:jc w:val="center"/>
             </w:pPr>
             <w:r>
               <w:rPr>
@@ -5595,7 +5749,7 @@
           </w:tcPr>
           <w:p>
             <w:pPr>
-              <w:jc w:val="right"/>
+              <w:jc w:val="center"/>
             </w:pPr>
             <w:r>
               <w:rPr>
@@ -5623,7 +5777,7 @@
           </w:tcPr>
           <w:p>
             <w:pPr>
-              <w:jc w:val="right"/>
+              <w:jc w:val="center"/>
             </w:pPr>
             <w:r>
               <w:rPr>
@@ -5651,7 +5805,7 @@
           </w:tcPr>
           <w:p>
             <w:pPr>
-              <w:jc w:val="right"/>
+              <w:jc w:val="center"/>
             </w:pPr>
             <w:r>
               <w:rPr>
@@ -5679,7 +5833,7 @@
           </w:tcPr>
           <w:p>
             <w:pPr>
-              <w:jc w:val="right"/>
+              <w:jc w:val="center"/>
             </w:pPr>
             <w:r>
               <w:rPr>
@@ -5710,7 +5864,7 @@
           </w:tcPr>
           <w:p>
             <w:pPr>
-              <w:jc w:val="left"/>
+              <w:jc w:val="center"/>
             </w:pPr>
             <w:r>
               <w:rPr>
@@ -5739,7 +5893,7 @@
           </w:tcPr>
           <w:p>
             <w:pPr>
-              <w:jc w:val="right"/>
+              <w:jc w:val="center"/>
             </w:pPr>
             <w:r>
               <w:rPr>
@@ -5768,7 +5922,7 @@
           </w:tcPr>
           <w:p>
             <w:pPr>
-              <w:jc w:val="right"/>
+              <w:jc w:val="center"/>
             </w:pPr>
             <w:r>
               <w:rPr>
@@ -5797,7 +5951,7 @@
           </w:tcPr>
           <w:p>
             <w:pPr>
-              <w:jc w:val="right"/>
+              <w:jc w:val="center"/>
             </w:pPr>
             <w:r>
               <w:rPr>
@@ -5826,7 +5980,7 @@
           </w:tcPr>
           <w:p>
             <w:pPr>
-              <w:jc w:val="right"/>
+              <w:jc w:val="center"/>
             </w:pPr>
             <w:r>
               <w:rPr>
@@ -5845,6 +5999,9 @@
     </w:tbl>
     <w:p/>
     <w:p>
+      <w:pPr>
+        <w:jc w:val="both"/>
+      </w:pPr>
       <w:r>
         <w:t>XGBoost makes a single error (one false negative) on the sample test set; Random Forest makes two.</w:t>
       </w:r>
@@ -6096,7 +6253,7 @@
           </w:tcPr>
           <w:p>
             <w:pPr>
-              <w:jc w:val="left"/>
+              <w:jc w:val="center"/>
             </w:pPr>
             <w:r>
               <w:rPr>
@@ -6124,7 +6281,7 @@
           </w:tcPr>
           <w:p>
             <w:pPr>
-              <w:jc w:val="right"/>
+              <w:jc w:val="center"/>
             </w:pPr>
             <w:r>
               <w:rPr>
@@ -6152,7 +6309,7 @@
           </w:tcPr>
           <w:p>
             <w:pPr>
-              <w:jc w:val="right"/>
+              <w:jc w:val="center"/>
             </w:pPr>
             <w:r>
               <w:rPr>
@@ -6180,7 +6337,7 @@
           </w:tcPr>
           <w:p>
             <w:pPr>
-              <w:jc w:val="right"/>
+              <w:jc w:val="center"/>
             </w:pPr>
             <w:r>
               <w:rPr>
@@ -6208,7 +6365,7 @@
           </w:tcPr>
           <w:p>
             <w:pPr>
-              <w:jc w:val="right"/>
+              <w:jc w:val="center"/>
             </w:pPr>
             <w:r>
               <w:rPr>
@@ -6236,7 +6393,7 @@
           </w:tcPr>
           <w:p>
             <w:pPr>
-              <w:jc w:val="right"/>
+              <w:jc w:val="center"/>
             </w:pPr>
             <w:r>
               <w:rPr>
@@ -6255,6 +6412,9 @@
     </w:tbl>
     <w:p/>
     <w:p>
+      <w:pPr>
+        <w:jc w:val="both"/>
+      </w:pPr>
       <w:r>
         <w:t>Confusion matrix on the full-dataset test split:</w:t>
       </w:r>
@@ -6461,7 +6621,7 @@
           </w:tcPr>
           <w:p>
             <w:pPr>
-              <w:jc w:val="left"/>
+              <w:jc w:val="center"/>
             </w:pPr>
             <w:r>
               <w:rPr>
@@ -6489,7 +6649,7 @@
           </w:tcPr>
           <w:p>
             <w:pPr>
-              <w:jc w:val="right"/>
+              <w:jc w:val="center"/>
             </w:pPr>
             <w:r>
               <w:rPr>
@@ -6517,7 +6677,7 @@
           </w:tcPr>
           <w:p>
             <w:pPr>
-              <w:jc w:val="right"/>
+              <w:jc w:val="center"/>
             </w:pPr>
             <w:r>
               <w:rPr>
@@ -6545,7 +6705,7 @@
           </w:tcPr>
           <w:p>
             <w:pPr>
-              <w:jc w:val="right"/>
+              <w:jc w:val="center"/>
             </w:pPr>
             <w:r>
               <w:rPr>
@@ -6573,7 +6733,7 @@
           </w:tcPr>
           <w:p>
             <w:pPr>
-              <w:jc w:val="right"/>
+              <w:jc w:val="center"/>
             </w:pPr>
             <w:r>
               <w:rPr>
@@ -6592,6 +6752,9 @@
     </w:tbl>
     <w:p/>
     <w:p>
+      <w:pPr>
+        <w:jc w:val="both"/>
+      </w:pPr>
       <w:r>
         <w:t>The natural 12.7 : 1 class imbalance is preserved in the test split (≈ 1 980 benign, ≈ 24 984 malicious), so accuracy and F1 are reported alongside precision and recall to remain meaningful. The MLP's training-curve plot (</w:t>
       </w:r>
@@ -6785,7 +6948,7 @@
           </w:tcPr>
           <w:p>
             <w:pPr>
-              <w:jc w:val="left"/>
+              <w:jc w:val="center"/>
             </w:pPr>
             <w:r>
               <w:rPr>
@@ -6813,7 +6976,7 @@
           </w:tcPr>
           <w:p>
             <w:pPr>
-              <w:jc w:val="right"/>
+              <w:jc w:val="center"/>
             </w:pPr>
             <w:r>
               <w:rPr>
@@ -6841,7 +7004,7 @@
           </w:tcPr>
           <w:p>
             <w:pPr>
-              <w:jc w:val="right"/>
+              <w:jc w:val="center"/>
             </w:pPr>
             <w:r>
               <w:rPr>
@@ -6869,7 +7032,7 @@
           </w:tcPr>
           <w:p>
             <w:pPr>
-              <w:jc w:val="right"/>
+              <w:jc w:val="center"/>
             </w:pPr>
             <w:r>
               <w:rPr>
@@ -6900,7 +7063,7 @@
           </w:tcPr>
           <w:p>
             <w:pPr>
-              <w:jc w:val="left"/>
+              <w:jc w:val="center"/>
             </w:pPr>
             <w:r>
               <w:rPr>
@@ -6929,7 +7092,7 @@
           </w:tcPr>
           <w:p>
             <w:pPr>
-              <w:jc w:val="right"/>
+              <w:jc w:val="center"/>
             </w:pPr>
             <w:r>
               <w:rPr>
@@ -6958,7 +7121,7 @@
           </w:tcPr>
           <w:p>
             <w:pPr>
-              <w:jc w:val="right"/>
+              <w:jc w:val="center"/>
             </w:pPr>
             <w:r>
               <w:rPr>
@@ -6987,7 +7150,7 @@
           </w:tcPr>
           <w:p>
             <w:pPr>
-              <w:jc w:val="right"/>
+              <w:jc w:val="center"/>
             </w:pPr>
             <w:r>
               <w:rPr>
@@ -7006,6 +7169,9 @@
     </w:tbl>
     <w:p/>
     <w:p>
+      <w:pPr>
+        <w:jc w:val="both"/>
+      </w:pPr>
       <w:r>
         <w:t>The full-dataset numbers for RF and XGB are within rounding of the bundled-sample numbers, confirming that the 10 K sample is representative for the tree ensembles.</w:t>
       </w:r>
@@ -7155,7 +7321,7 @@
           </w:tcPr>
           <w:p>
             <w:pPr>
-              <w:jc w:val="right"/>
+              <w:jc w:val="center"/>
             </w:pPr>
             <w:r>
               <w:rPr>
@@ -7183,7 +7349,7 @@
           </w:tcPr>
           <w:p>
             <w:pPr>
-              <w:jc w:val="left"/>
+              <w:jc w:val="center"/>
             </w:pPr>
             <w:r>
               <w:rPr>
@@ -7212,7 +7378,7 @@
           </w:tcPr>
           <w:p>
             <w:pPr>
-              <w:jc w:val="right"/>
+              <w:jc w:val="center"/>
             </w:pPr>
             <w:r>
               <w:rPr>
@@ -7243,7 +7409,7 @@
           </w:tcPr>
           <w:p>
             <w:pPr>
-              <w:jc w:val="right"/>
+              <w:jc w:val="center"/>
             </w:pPr>
             <w:r>
               <w:rPr>
@@ -7272,7 +7438,7 @@
           </w:tcPr>
           <w:p>
             <w:pPr>
-              <w:jc w:val="left"/>
+              <w:jc w:val="center"/>
             </w:pPr>
             <w:r>
               <w:rPr>
@@ -7302,7 +7468,7 @@
           </w:tcPr>
           <w:p>
             <w:pPr>
-              <w:jc w:val="right"/>
+              <w:jc w:val="center"/>
             </w:pPr>
             <w:r>
               <w:rPr>
@@ -7332,7 +7498,7 @@
           </w:tcPr>
           <w:p>
             <w:pPr>
-              <w:jc w:val="right"/>
+              <w:jc w:val="center"/>
             </w:pPr>
             <w:r>
               <w:rPr>
@@ -7360,7 +7526,7 @@
           </w:tcPr>
           <w:p>
             <w:pPr>
-              <w:jc w:val="left"/>
+              <w:jc w:val="center"/>
             </w:pPr>
             <w:r>
               <w:rPr>
@@ -7389,7 +7555,7 @@
           </w:tcPr>
           <w:p>
             <w:pPr>
-              <w:jc w:val="right"/>
+              <w:jc w:val="center"/>
             </w:pPr>
             <w:r>
               <w:rPr>
@@ -7420,7 +7586,7 @@
           </w:tcPr>
           <w:p>
             <w:pPr>
-              <w:jc w:val="right"/>
+              <w:jc w:val="center"/>
             </w:pPr>
             <w:r>
               <w:rPr>
@@ -7449,7 +7615,7 @@
           </w:tcPr>
           <w:p>
             <w:pPr>
-              <w:jc w:val="left"/>
+              <w:jc w:val="center"/>
             </w:pPr>
             <w:r>
               <w:rPr>
@@ -7479,7 +7645,7 @@
           </w:tcPr>
           <w:p>
             <w:pPr>
-              <w:jc w:val="right"/>
+              <w:jc w:val="center"/>
             </w:pPr>
             <w:r>
               <w:rPr>
@@ -7509,7 +7675,7 @@
           </w:tcPr>
           <w:p>
             <w:pPr>
-              <w:jc w:val="right"/>
+              <w:jc w:val="center"/>
             </w:pPr>
             <w:r>
               <w:rPr>
@@ -7537,7 +7703,7 @@
           </w:tcPr>
           <w:p>
             <w:pPr>
-              <w:jc w:val="left"/>
+              <w:jc w:val="center"/>
             </w:pPr>
             <w:r>
               <w:rPr>
@@ -7566,7 +7732,7 @@
           </w:tcPr>
           <w:p>
             <w:pPr>
-              <w:jc w:val="right"/>
+              <w:jc w:val="center"/>
             </w:pPr>
             <w:r>
               <w:rPr>
@@ -7597,7 +7763,7 @@
           </w:tcPr>
           <w:p>
             <w:pPr>
-              <w:jc w:val="right"/>
+              <w:jc w:val="center"/>
             </w:pPr>
             <w:r>
               <w:rPr>
@@ -7626,7 +7792,7 @@
           </w:tcPr>
           <w:p>
             <w:pPr>
-              <w:jc w:val="left"/>
+              <w:jc w:val="center"/>
             </w:pPr>
             <w:r>
               <w:rPr>
@@ -7656,7 +7822,7 @@
           </w:tcPr>
           <w:p>
             <w:pPr>
-              <w:jc w:val="right"/>
+              <w:jc w:val="center"/>
             </w:pPr>
             <w:r>
               <w:rPr>
@@ -7686,7 +7852,7 @@
           </w:tcPr>
           <w:p>
             <w:pPr>
-              <w:jc w:val="right"/>
+              <w:jc w:val="center"/>
             </w:pPr>
             <w:r>
               <w:rPr>
@@ -7714,7 +7880,7 @@
           </w:tcPr>
           <w:p>
             <w:pPr>
-              <w:jc w:val="left"/>
+              <w:jc w:val="center"/>
             </w:pPr>
             <w:r>
               <w:rPr>
@@ -7743,7 +7909,7 @@
           </w:tcPr>
           <w:p>
             <w:pPr>
-              <w:jc w:val="right"/>
+              <w:jc w:val="center"/>
             </w:pPr>
             <w:r>
               <w:rPr>
@@ -7774,7 +7940,7 @@
           </w:tcPr>
           <w:p>
             <w:pPr>
-              <w:jc w:val="right"/>
+              <w:jc w:val="center"/>
             </w:pPr>
             <w:r>
               <w:rPr>
@@ -7803,7 +7969,7 @@
           </w:tcPr>
           <w:p>
             <w:pPr>
-              <w:jc w:val="left"/>
+              <w:jc w:val="center"/>
             </w:pPr>
             <w:r>
               <w:rPr>
@@ -7833,7 +7999,7 @@
           </w:tcPr>
           <w:p>
             <w:pPr>
-              <w:jc w:val="right"/>
+              <w:jc w:val="center"/>
             </w:pPr>
             <w:r>
               <w:rPr>
@@ -7852,6 +8018,9 @@
     </w:tbl>
     <w:p/>
     <w:p>
+      <w:pPr>
+        <w:jc w:val="both"/>
+      </w:pPr>
       <w:r>
         <w:t xml:space="preserve">The top features are dominated by </w:t>
       </w:r>
@@ -7897,6 +8066,9 @@
       </w:r>
     </w:p>
     <w:p>
+      <w:pPr>
+        <w:jc w:val="both"/>
+      </w:pPr>
       <w:r>
         <w:t xml:space="preserve">Saved by </w:t>
       </w:r>
@@ -7924,6 +8096,7 @@
     <w:p>
       <w:pPr>
         <w:pStyle w:val="ListBullet"/>
+        <w:jc w:val="both"/>
       </w:pPr>
       <w:r>
         <w:rPr>
@@ -7949,6 +8122,7 @@
     <w:p>
       <w:pPr>
         <w:pStyle w:val="ListBullet"/>
+        <w:jc w:val="both"/>
       </w:pPr>
       <w:r>
         <w:rPr>
@@ -7964,6 +8138,7 @@
     <w:p>
       <w:pPr>
         <w:pStyle w:val="ListBullet"/>
+        <w:jc w:val="both"/>
       </w:pPr>
       <w:r>
         <w:rPr>
@@ -7987,6 +8162,9 @@
       </w:r>
     </w:p>
     <w:p>
+      <w:pPr>
+        <w:jc w:val="both"/>
+      </w:pPr>
       <w:r>
         <w:t>The MLP notebook (</w:t>
       </w:r>
@@ -8014,6 +8192,7 @@
     <w:p>
       <w:pPr>
         <w:pStyle w:val="ListBullet"/>
+        <w:jc w:val="both"/>
       </w:pPr>
       <w:r>
         <w:rPr>
@@ -8029,6 +8208,7 @@
     <w:p>
       <w:pPr>
         <w:pStyle w:val="ListBullet"/>
+        <w:jc w:val="both"/>
       </w:pPr>
       <w:r>
         <w:rPr>
@@ -8064,6 +8244,7 @@
     <w:p>
       <w:pPr>
         <w:pStyle w:val="ListBullet"/>
+        <w:jc w:val="both"/>
       </w:pPr>
       <w:r>
         <w:rPr>
@@ -8089,6 +8270,7 @@
     <w:p>
       <w:pPr>
         <w:pStyle w:val="ListBullet"/>
+        <w:jc w:val="both"/>
       </w:pPr>
       <w:r>
         <w:rPr>
@@ -8132,6 +8314,9 @@
       </w:r>
     </w:p>
     <w:p>
+      <w:pPr>
+        <w:jc w:val="both"/>
+      </w:pPr>
       <w:r>
         <w:t>The numbers (F1 between 0.997 and 0.999) look almost suspiciously high. Two honest reasons:</w:t>
       </w:r>
@@ -8139,6 +8324,7 @@
     <w:p>
       <w:pPr>
         <w:pStyle w:val="ListNumber"/>
+        <w:jc w:val="both"/>
       </w:pPr>
       <w:r>
         <w:rPr>
@@ -8153,6 +8339,7 @@
     <w:p>
       <w:pPr>
         <w:pStyle w:val="ListNumber"/>
+        <w:jc w:val="both"/>
       </w:pPr>
       <w:r>
         <w:rPr>
@@ -8206,6 +8393,9 @@
       </w:r>
     </w:p>
     <w:p>
+      <w:pPr>
+        <w:jc w:val="both"/>
+      </w:pPr>
       <w:r>
         <w:t>A direct head-to-head ranking is complicated by the fact that the two stages were evaluated on different data: the classical ML stage was scored on a balanced 10 K sample, while the deep learning stage was scored on the full ~270 K dataset with its natural 12.7 : 1 imbalance. With that caveat, three observations hold:</w:t>
       </w:r>
@@ -8213,6 +8403,7 @@
     <w:p>
       <w:pPr>
         <w:pStyle w:val="ListNumber"/>
+        <w:jc w:val="both"/>
       </w:pPr>
       <w:r>
         <w:rPr>
@@ -8227,6 +8418,7 @@
     <w:p>
       <w:pPr>
         <w:pStyle w:val="ListNumber"/>
+        <w:jc w:val="both"/>
       </w:pPr>
       <w:r>
         <w:rPr>
@@ -8241,6 +8433,7 @@
     <w:p>
       <w:pPr>
         <w:pStyle w:val="ListNumber"/>
+        <w:jc w:val="both"/>
       </w:pPr>
       <w:r>
         <w:rPr>
@@ -8274,6 +8467,9 @@
       </w:r>
     </w:p>
     <w:p>
+      <w:pPr>
+        <w:jc w:val="both"/>
+      </w:pPr>
       <w:r>
         <w:t xml:space="preserve">The fact that </w:t>
       </w:r>
@@ -8301,6 +8497,7 @@
     <w:p>
       <w:pPr>
         <w:pStyle w:val="ListBullet"/>
+        <w:jc w:val="both"/>
       </w:pPr>
       <w:r>
         <w:t xml:space="preserve">We only see </w:t>
@@ -8318,6 +8515,7 @@
     <w:p>
       <w:pPr>
         <w:pStyle w:val="ListBullet"/>
+        <w:jc w:val="both"/>
       </w:pPr>
       <w:r>
         <w:t xml:space="preserve">We use only </w:t>
@@ -8335,6 +8533,7 @@
     <w:p>
       <w:pPr>
         <w:pStyle w:val="ListBullet"/>
+        <w:jc w:val="both"/>
       </w:pPr>
       <w:r>
         <w:t xml:space="preserve">We do </w:t>
@@ -8352,6 +8551,7 @@
     <w:p>
       <w:pPr>
         <w:pStyle w:val="ListBullet"/>
+        <w:jc w:val="both"/>
       </w:pPr>
       <w:r>
         <w:t>An adversary aware of the detector can shape their flow statistics to mimic benign traffic; we have not evaluated that.</w:t>
@@ -8371,6 +8571,7 @@
     <w:p>
       <w:pPr>
         <w:pStyle w:val="ListBullet"/>
+        <w:jc w:val="both"/>
       </w:pPr>
       <w:r>
         <w:rPr>
@@ -8385,6 +8586,7 @@
     <w:p>
       <w:pPr>
         <w:pStyle w:val="ListBullet"/>
+        <w:jc w:val="both"/>
       </w:pPr>
       <w:r>
         <w:rPr>
@@ -8399,6 +8601,7 @@
     <w:p>
       <w:pPr>
         <w:pStyle w:val="ListBullet"/>
+        <w:jc w:val="both"/>
       </w:pPr>
       <w:r>
         <w:rPr>
@@ -8430,6 +8633,9 @@
       </w:r>
     </w:p>
     <w:p>
+      <w:pPr>
+        <w:jc w:val="both"/>
+      </w:pPr>
       <w:r>
         <w:t>This section places our numbers next to published results on the same task. Numbers from other works are taken from the cited papers.</w:t>
       </w:r>
@@ -8681,7 +8887,7 @@
           </w:tcPr>
           <w:p>
             <w:pPr>
-              <w:jc w:val="left"/>
+              <w:jc w:val="center"/>
             </w:pPr>
             <w:r>
               <w:rPr>
@@ -8716,7 +8922,7 @@
           </w:tcPr>
           <w:p>
             <w:pPr>
-              <w:jc w:val="right"/>
+              <w:jc w:val="center"/>
             </w:pPr>
             <w:r>
               <w:rPr>
@@ -8744,7 +8950,7 @@
           </w:tcPr>
           <w:p>
             <w:pPr>
-              <w:jc w:val="left"/>
+              <w:jc w:val="center"/>
             </w:pPr>
             <w:r>
               <w:rPr>
@@ -8772,7 +8978,7 @@
           </w:tcPr>
           <w:p>
             <w:pPr>
-              <w:jc w:val="right"/>
+              <w:jc w:val="center"/>
             </w:pPr>
             <w:r>
               <w:rPr>
@@ -8800,7 +9006,7 @@
           </w:tcPr>
           <w:p>
             <w:pPr>
-              <w:jc w:val="right"/>
+              <w:jc w:val="center"/>
             </w:pPr>
             <w:r>
               <w:rPr>
@@ -8828,7 +9034,7 @@
           </w:tcPr>
           <w:p>
             <w:pPr>
-              <w:jc w:val="left"/>
+              <w:jc w:val="center"/>
             </w:pPr>
             <w:r>
               <w:rPr>
@@ -8859,7 +9065,7 @@
           </w:tcPr>
           <w:p>
             <w:pPr>
-              <w:jc w:val="left"/>
+              <w:jc w:val="center"/>
             </w:pPr>
             <w:r>
               <w:rPr>
@@ -8895,7 +9101,7 @@
           </w:tcPr>
           <w:p>
             <w:pPr>
-              <w:jc w:val="right"/>
+              <w:jc w:val="center"/>
             </w:pPr>
             <w:r>
               <w:rPr>
@@ -8924,7 +9130,7 @@
           </w:tcPr>
           <w:p>
             <w:pPr>
-              <w:jc w:val="left"/>
+              <w:jc w:val="center"/>
             </w:pPr>
             <w:r>
               <w:rPr>
@@ -8953,7 +9159,7 @@
           </w:tcPr>
           <w:p>
             <w:pPr>
-              <w:jc w:val="right"/>
+              <w:jc w:val="center"/>
             </w:pPr>
             <w:r>
               <w:rPr>
@@ -8982,7 +9188,7 @@
           </w:tcPr>
           <w:p>
             <w:pPr>
-              <w:jc w:val="right"/>
+              <w:jc w:val="center"/>
             </w:pPr>
             <w:r>
               <w:rPr>
@@ -9011,7 +9217,7 @@
           </w:tcPr>
           <w:p>
             <w:pPr>
-              <w:jc w:val="left"/>
+              <w:jc w:val="center"/>
             </w:pPr>
             <w:r>
               <w:rPr>
@@ -9041,7 +9247,7 @@
           </w:tcPr>
           <w:p>
             <w:pPr>
-              <w:jc w:val="left"/>
+              <w:jc w:val="center"/>
             </w:pPr>
             <w:r>
               <w:rPr>
@@ -9076,7 +9282,7 @@
           </w:tcPr>
           <w:p>
             <w:pPr>
-              <w:jc w:val="right"/>
+              <w:jc w:val="center"/>
             </w:pPr>
             <w:r>
               <w:rPr>
@@ -9104,7 +9310,7 @@
           </w:tcPr>
           <w:p>
             <w:pPr>
-              <w:jc w:val="left"/>
+              <w:jc w:val="center"/>
             </w:pPr>
             <w:r>
               <w:rPr>
@@ -9132,7 +9338,7 @@
           </w:tcPr>
           <w:p>
             <w:pPr>
-              <w:jc w:val="right"/>
+              <w:jc w:val="center"/>
             </w:pPr>
             <w:r>
               <w:rPr>
@@ -9160,7 +9366,7 @@
           </w:tcPr>
           <w:p>
             <w:pPr>
-              <w:jc w:val="right"/>
+              <w:jc w:val="center"/>
             </w:pPr>
             <w:r>
               <w:rPr>
@@ -9188,7 +9394,7 @@
           </w:tcPr>
           <w:p>
             <w:pPr>
-              <w:jc w:val="left"/>
+              <w:jc w:val="center"/>
             </w:pPr>
             <w:r>
               <w:rPr>
@@ -9219,7 +9425,7 @@
           </w:tcPr>
           <w:p>
             <w:pPr>
-              <w:jc w:val="left"/>
+              <w:jc w:val="center"/>
             </w:pPr>
             <w:r>
               <w:rPr>
@@ -9255,7 +9461,7 @@
           </w:tcPr>
           <w:p>
             <w:pPr>
-              <w:jc w:val="right"/>
+              <w:jc w:val="center"/>
             </w:pPr>
             <w:r>
               <w:rPr>
@@ -9284,7 +9490,7 @@
           </w:tcPr>
           <w:p>
             <w:pPr>
-              <w:jc w:val="left"/>
+              <w:jc w:val="center"/>
             </w:pPr>
             <w:r>
               <w:rPr>
@@ -9313,7 +9519,7 @@
           </w:tcPr>
           <w:p>
             <w:pPr>
-              <w:jc w:val="right"/>
+              <w:jc w:val="center"/>
             </w:pPr>
             <w:r>
               <w:rPr>
@@ -9342,7 +9548,7 @@
           </w:tcPr>
           <w:p>
             <w:pPr>
-              <w:jc w:val="right"/>
+              <w:jc w:val="center"/>
             </w:pPr>
             <w:r>
               <w:rPr>
@@ -9371,7 +9577,7 @@
           </w:tcPr>
           <w:p>
             <w:pPr>
-              <w:jc w:val="left"/>
+              <w:jc w:val="center"/>
             </w:pPr>
             <w:r>
               <w:rPr>
@@ -9401,7 +9607,7 @@
           </w:tcPr>
           <w:p>
             <w:pPr>
-              <w:jc w:val="left"/>
+              <w:jc w:val="center"/>
             </w:pPr>
             <w:r>
               <w:rPr>
@@ -9436,7 +9642,7 @@
           </w:tcPr>
           <w:p>
             <w:pPr>
-              <w:jc w:val="right"/>
+              <w:jc w:val="center"/>
             </w:pPr>
             <w:r>
               <w:rPr>
@@ -9464,7 +9670,7 @@
           </w:tcPr>
           <w:p>
             <w:pPr>
-              <w:jc w:val="left"/>
+              <w:jc w:val="center"/>
             </w:pPr>
             <w:r>
               <w:rPr>
@@ -9493,7 +9699,7 @@
           </w:tcPr>
           <w:p>
             <w:pPr>
-              <w:jc w:val="right"/>
+              <w:jc w:val="center"/>
             </w:pPr>
             <w:r>
               <w:rPr>
@@ -9522,7 +9728,7 @@
           </w:tcPr>
           <w:p>
             <w:pPr>
-              <w:jc w:val="right"/>
+              <w:jc w:val="center"/>
             </w:pPr>
             <w:r>
               <w:rPr>
@@ -9551,7 +9757,7 @@
           </w:tcPr>
           <w:p>
             <w:pPr>
-              <w:jc w:val="left"/>
+              <w:jc w:val="center"/>
             </w:pPr>
             <w:r>
               <w:rPr>
@@ -9583,7 +9789,7 @@
           </w:tcPr>
           <w:p>
             <w:pPr>
-              <w:jc w:val="left"/>
+              <w:jc w:val="center"/>
             </w:pPr>
             <w:r>
               <w:rPr>
@@ -9619,7 +9825,7 @@
           </w:tcPr>
           <w:p>
             <w:pPr>
-              <w:jc w:val="right"/>
+              <w:jc w:val="center"/>
             </w:pPr>
             <w:r>
               <w:rPr>
@@ -9648,7 +9854,7 @@
           </w:tcPr>
           <w:p>
             <w:pPr>
-              <w:jc w:val="left"/>
+              <w:jc w:val="center"/>
             </w:pPr>
             <w:r>
               <w:rPr>
@@ -9678,7 +9884,7 @@
           </w:tcPr>
           <w:p>
             <w:pPr>
-              <w:jc w:val="right"/>
+              <w:jc w:val="center"/>
             </w:pPr>
             <w:r>
               <w:rPr>
@@ -9707,7 +9913,7 @@
           </w:tcPr>
           <w:p>
             <w:pPr>
-              <w:jc w:val="right"/>
+              <w:jc w:val="center"/>
             </w:pPr>
             <w:r>
               <w:rPr>
@@ -9736,7 +9942,7 @@
           </w:tcPr>
           <w:p>
             <w:pPr>
-              <w:jc w:val="left"/>
+              <w:jc w:val="center"/>
             </w:pPr>
             <w:r>
               <w:rPr>
@@ -9766,7 +9972,7 @@
           </w:tcPr>
           <w:p>
             <w:pPr>
-              <w:jc w:val="left"/>
+              <w:jc w:val="center"/>
             </w:pPr>
             <w:r>
               <w:rPr>
@@ -9801,7 +10007,7 @@
           </w:tcPr>
           <w:p>
             <w:pPr>
-              <w:jc w:val="right"/>
+              <w:jc w:val="center"/>
             </w:pPr>
             <w:r>
               <w:rPr>
@@ -9829,7 +10035,7 @@
           </w:tcPr>
           <w:p>
             <w:pPr>
-              <w:jc w:val="left"/>
+              <w:jc w:val="center"/>
             </w:pPr>
             <w:r>
               <w:rPr>
@@ -9858,7 +10064,7 @@
           </w:tcPr>
           <w:p>
             <w:pPr>
-              <w:jc w:val="right"/>
+              <w:jc w:val="center"/>
             </w:pPr>
             <w:r>
               <w:rPr>
@@ -9886,7 +10092,7 @@
           </w:tcPr>
           <w:p>
             <w:pPr>
-              <w:jc w:val="right"/>
+              <w:jc w:val="center"/>
             </w:pPr>
             <w:r>
               <w:rPr>
@@ -9914,7 +10120,7 @@
           </w:tcPr>
           <w:p>
             <w:pPr>
-              <w:jc w:val="left"/>
+              <w:jc w:val="center"/>
             </w:pPr>
             <w:r>
               <w:rPr>
@@ -9933,6 +10139,9 @@
     </w:tbl>
     <w:p/>
     <w:p>
+      <w:pPr>
+        <w:jc w:val="both"/>
+      </w:pPr>
       <w:r>
         <w:t xml:space="preserve">Our XGBoost and Random Forest results — trained on the 10 K balanced sample — are </w:t>
       </w:r>
@@ -9967,6 +10176,9 @@
       </w:r>
     </w:p>
     <w:p>
+      <w:pPr>
+        <w:jc w:val="both"/>
+      </w:pPr>
       <w:r>
         <w:t>These works use raw query strings rather than flow statistics, so the input is different but the task (binary tunneling detection) is the same.</w:t>
       </w:r>
@@ -10139,7 +10351,7 @@
           </w:tcPr>
           <w:p>
             <w:pPr>
-              <w:jc w:val="left"/>
+              <w:jc w:val="center"/>
             </w:pPr>
             <w:r>
               <w:rPr>
@@ -10174,7 +10386,7 @@
           </w:tcPr>
           <w:p>
             <w:pPr>
-              <w:jc w:val="right"/>
+              <w:jc w:val="center"/>
             </w:pPr>
             <w:r>
               <w:rPr>
@@ -10202,7 +10414,7 @@
           </w:tcPr>
           <w:p>
             <w:pPr>
-              <w:jc w:val="left"/>
+              <w:jc w:val="center"/>
             </w:pPr>
             <w:r>
               <w:rPr>
@@ -10230,7 +10442,7 @@
           </w:tcPr>
           <w:p>
             <w:pPr>
-              <w:jc w:val="left"/>
+              <w:jc w:val="center"/>
             </w:pPr>
             <w:r>
               <w:rPr>
@@ -10261,7 +10473,7 @@
           </w:tcPr>
           <w:p>
             <w:pPr>
-              <w:jc w:val="left"/>
+              <w:jc w:val="center"/>
             </w:pPr>
             <w:r>
               <w:rPr>
@@ -10297,7 +10509,7 @@
           </w:tcPr>
           <w:p>
             <w:pPr>
-              <w:jc w:val="right"/>
+              <w:jc w:val="center"/>
             </w:pPr>
             <w:r>
               <w:rPr>
@@ -10326,7 +10538,7 @@
           </w:tcPr>
           <w:p>
             <w:pPr>
-              <w:jc w:val="left"/>
+              <w:jc w:val="center"/>
             </w:pPr>
             <w:r>
               <w:rPr>
@@ -10355,7 +10567,7 @@
           </w:tcPr>
           <w:p>
             <w:pPr>
-              <w:jc w:val="left"/>
+              <w:jc w:val="center"/>
             </w:pPr>
             <w:r>
               <w:rPr>
@@ -10385,7 +10597,7 @@
           </w:tcPr>
           <w:p>
             <w:pPr>
-              <w:jc w:val="left"/>
+              <w:jc w:val="center"/>
             </w:pPr>
             <w:r>
               <w:rPr>
@@ -10420,7 +10632,7 @@
           </w:tcPr>
           <w:p>
             <w:pPr>
-              <w:jc w:val="right"/>
+              <w:jc w:val="center"/>
             </w:pPr>
             <w:r>
               <w:rPr>
@@ -10448,7 +10660,7 @@
           </w:tcPr>
           <w:p>
             <w:pPr>
-              <w:jc w:val="left"/>
+              <w:jc w:val="center"/>
             </w:pPr>
             <w:r>
               <w:rPr>
@@ -10476,7 +10688,7 @@
           </w:tcPr>
           <w:p>
             <w:pPr>
-              <w:jc w:val="left"/>
+              <w:jc w:val="center"/>
             </w:pPr>
             <w:r>
               <w:rPr>
@@ -10507,7 +10719,7 @@
           </w:tcPr>
           <w:p>
             <w:pPr>
-              <w:jc w:val="left"/>
+              <w:jc w:val="center"/>
             </w:pPr>
             <w:r>
               <w:rPr>
@@ -10543,7 +10755,7 @@
           </w:tcPr>
           <w:p>
             <w:pPr>
-              <w:jc w:val="right"/>
+              <w:jc w:val="center"/>
             </w:pPr>
             <w:r>
               <w:rPr>
@@ -10572,7 +10784,7 @@
           </w:tcPr>
           <w:p>
             <w:pPr>
-              <w:jc w:val="left"/>
+              <w:jc w:val="center"/>
             </w:pPr>
             <w:r>
               <w:rPr>
@@ -10608,7 +10820,7 @@
           </w:tcPr>
           <w:p>
             <w:pPr>
-              <w:jc w:val="left"/>
+              <w:jc w:val="center"/>
             </w:pPr>
             <w:r>
               <w:rPr>
@@ -10638,7 +10850,7 @@
           </w:tcPr>
           <w:p>
             <w:pPr>
-              <w:jc w:val="left"/>
+              <w:jc w:val="center"/>
             </w:pPr>
             <w:r>
               <w:rPr>
@@ -10667,7 +10879,7 @@
           </w:tcPr>
           <w:p>
             <w:pPr>
-              <w:jc w:val="right"/>
+              <w:jc w:val="center"/>
             </w:pPr>
             <w:r>
               <w:rPr>
@@ -10695,7 +10907,7 @@
           </w:tcPr>
           <w:p>
             <w:pPr>
-              <w:jc w:val="left"/>
+              <w:jc w:val="center"/>
             </w:pPr>
             <w:r>
               <w:rPr>
@@ -10723,7 +10935,7 @@
           </w:tcPr>
           <w:p>
             <w:pPr>
-              <w:jc w:val="left"/>
+              <w:jc w:val="center"/>
             </w:pPr>
             <w:r>
               <w:rPr>
@@ -10743,6 +10955,9 @@
     </w:tbl>
     <w:p/>
     <w:p>
+      <w:pPr>
+        <w:jc w:val="both"/>
+      </w:pPr>
       <w:r>
         <w:t xml:space="preserve">The deep-learning approaches that ingest </w:t>
       </w:r>
@@ -10935,7 +11150,7 @@
           </w:tcPr>
           <w:p>
             <w:pPr>
-              <w:jc w:val="left"/>
+              <w:jc w:val="center"/>
             </w:pPr>
             <w:r>
               <w:rPr>
@@ -10963,7 +11178,7 @@
           </w:tcPr>
           <w:p>
             <w:pPr>
-              <w:jc w:val="right"/>
+              <w:jc w:val="center"/>
             </w:pPr>
             <w:r>
               <w:rPr>
@@ -10991,7 +11206,7 @@
           </w:tcPr>
           <w:p>
             <w:pPr>
-              <w:jc w:val="left"/>
+              <w:jc w:val="center"/>
             </w:pPr>
             <w:r>
               <w:rPr>
@@ -11026,7 +11241,7 @@
           </w:tcPr>
           <w:p>
             <w:pPr>
-              <w:jc w:val="left"/>
+              <w:jc w:val="center"/>
             </w:pPr>
             <w:r>
               <w:rPr>
@@ -11057,7 +11272,7 @@
           </w:tcPr>
           <w:p>
             <w:pPr>
-              <w:jc w:val="left"/>
+              <w:jc w:val="center"/>
             </w:pPr>
             <w:r>
               <w:rPr>
@@ -11093,7 +11308,7 @@
           </w:tcPr>
           <w:p>
             <w:pPr>
-              <w:jc w:val="right"/>
+              <w:jc w:val="center"/>
             </w:pPr>
             <w:r>
               <w:rPr>
@@ -11122,7 +11337,7 @@
           </w:tcPr>
           <w:p>
             <w:pPr>
-              <w:jc w:val="left"/>
+              <w:jc w:val="center"/>
             </w:pPr>
             <w:r>
               <w:rPr>
@@ -11151,7 +11366,7 @@
           </w:tcPr>
           <w:p>
             <w:pPr>
-              <w:jc w:val="left"/>
+              <w:jc w:val="center"/>
             </w:pPr>
             <w:r>
               <w:rPr>
@@ -11181,7 +11396,7 @@
           </w:tcPr>
           <w:p>
             <w:pPr>
-              <w:jc w:val="left"/>
+              <w:jc w:val="center"/>
             </w:pPr>
             <w:r>
               <w:rPr>
@@ -11216,7 +11431,7 @@
           </w:tcPr>
           <w:p>
             <w:pPr>
-              <w:jc w:val="right"/>
+              <w:jc w:val="center"/>
             </w:pPr>
             <w:r>
               <w:rPr>
@@ -11244,7 +11459,7 @@
           </w:tcPr>
           <w:p>
             <w:pPr>
-              <w:jc w:val="left"/>
+              <w:jc w:val="center"/>
             </w:pPr>
             <w:r>
               <w:rPr>
@@ -11272,7 +11487,7 @@
           </w:tcPr>
           <w:p>
             <w:pPr>
-              <w:jc w:val="left"/>
+              <w:jc w:val="center"/>
             </w:pPr>
             <w:r>
               <w:rPr>
@@ -11303,7 +11518,7 @@
           </w:tcPr>
           <w:p>
             <w:pPr>
-              <w:jc w:val="left"/>
+              <w:jc w:val="center"/>
             </w:pPr>
             <w:r>
               <w:rPr>
@@ -11333,7 +11548,7 @@
           </w:tcPr>
           <w:p>
             <w:pPr>
-              <w:jc w:val="right"/>
+              <w:jc w:val="center"/>
             </w:pPr>
             <w:r>
               <w:rPr>
@@ -11362,7 +11577,7 @@
           </w:tcPr>
           <w:p>
             <w:pPr>
-              <w:jc w:val="left"/>
+              <w:jc w:val="center"/>
             </w:pPr>
             <w:r>
               <w:rPr>
@@ -11391,7 +11606,7 @@
           </w:tcPr>
           <w:p>
             <w:pPr>
-              <w:jc w:val="left"/>
+              <w:jc w:val="center"/>
             </w:pPr>
             <w:r>
               <w:rPr>
@@ -11411,6 +11626,9 @@
     </w:tbl>
     <w:p/>
     <w:p>
+      <w:pPr>
+        <w:jc w:val="both"/>
+      </w:pPr>
       <w:r>
         <w:t>The improvement over pure-statistics baselines is ~7–14 percentage points on accuracy, which is the standard "deep features beat single-feature thresholds" result reported across the literature.</w:t>
       </w:r>
@@ -11427,6 +11645,9 @@
       </w:r>
     </w:p>
     <w:p>
+      <w:pPr>
+        <w:jc w:val="both"/>
+      </w:pPr>
       <w:r>
         <w:t xml:space="preserve">Across the works above, on </w:t>
       </w:r>
@@ -11452,6 +11673,7 @@
     <w:p>
       <w:pPr>
         <w:pStyle w:val="ListBullet"/>
+        <w:jc w:val="both"/>
       </w:pPr>
       <w:r>
         <w:t>Tabular flow features → XGBoost / RF win by ~0.005 F1.</w:t>
@@ -11460,12 +11682,16 @@
     <w:p>
       <w:pPr>
         <w:pStyle w:val="ListBullet"/>
+        <w:jc w:val="both"/>
       </w:pPr>
       <w:r>
         <w:t>Raw text features (not used here because DoH encrypts them) → CNN / LSTM win by a similar margin.</w:t>
       </w:r>
     </w:p>
     <w:p>
+      <w:pPr>
+        <w:jc w:val="both"/>
+      </w:pPr>
       <w:r>
         <w:t>The practical takeaway is the same one Buczak and Guven (2016) reach in their survey: choose the model family to match the input modality, not the other way round. Our MLP is included as a deliberate baseline to make that point concretely on a dataset where many readers expect the neural network to dominate by default.</w:t>
       </w:r>
@@ -11490,6 +11716,9 @@
       </w:r>
     </w:p>
     <w:p>
+      <w:pPr>
+        <w:jc w:val="both"/>
+      </w:pPr>
       <w:r>
         <w:t xml:space="preserve">We built and shipped a working DNS-tunneling detector and benchmarked three model families on the CIRA-CIC-DoHBrw-2020 dataset under a two-stage protocol: Random Forest and XGBoost were trained on a balanced 10 000-row sample of the dataset; the three-layer Multi-Layer Perceptron was trained on the full ~270 000-row dataset. XGBoost reaches </w:t>
       </w:r>
@@ -11522,6 +11751,9 @@
       </w:r>
     </w:p>
     <w:p>
+      <w:pPr>
+        <w:jc w:val="both"/>
+      </w:pPr>
       <w:r>
         <w:t>The most valuable engineering lessons from this project were not the modelling decisions but the operational ones: matching the dataset to the question, keeping data files out of git, choosing what to commit pretrained vs. what to recompute, and writing self-contained notebooks that survive when the supporting infrastructure changes underneath.</w:t>
       </w:r>
@@ -11540,6 +11772,7 @@
     <w:p>
       <w:pPr>
         <w:pStyle w:val="ListNumber"/>
+        <w:jc w:val="both"/>
       </w:pPr>
       <w:r>
         <w:rPr>
@@ -11554,6 +11787,7 @@
     <w:p>
       <w:pPr>
         <w:pStyle w:val="ListNumber"/>
+        <w:jc w:val="both"/>
       </w:pPr>
       <w:r>
         <w:rPr>
@@ -11568,6 +11802,7 @@
     <w:p>
       <w:pPr>
         <w:pStyle w:val="ListNumber"/>
+        <w:jc w:val="both"/>
       </w:pPr>
       <w:r>
         <w:rPr>
@@ -11582,6 +11817,7 @@
     <w:p>
       <w:pPr>
         <w:pStyle w:val="ListNumber"/>
+        <w:jc w:val="both"/>
       </w:pPr>
       <w:r>
         <w:rPr>
@@ -11596,6 +11832,7 @@
     <w:p>
       <w:pPr>
         <w:pStyle w:val="ListNumber"/>
+        <w:jc w:val="both"/>
       </w:pPr>
       <w:r>
         <w:rPr>
@@ -11610,6 +11847,7 @@
     <w:p>
       <w:pPr>
         <w:pStyle w:val="ListNumber"/>
+        <w:jc w:val="both"/>
       </w:pPr>
       <w:r>
         <w:rPr>
@@ -11643,6 +11881,7 @@
     <w:p>
       <w:pPr>
         <w:pStyle w:val="ListNumber"/>
+        <w:jc w:val="both"/>
       </w:pPr>
       <w:r>
         <w:t xml:space="preserve">Canadian Institute for Cybersecurity. </w:t>
@@ -11660,6 +11899,7 @@
     <w:p>
       <w:pPr>
         <w:pStyle w:val="ListNumber"/>
+        <w:jc w:val="both"/>
       </w:pPr>
       <w:r>
         <w:t xml:space="preserve">Canadian Institute for Cybersecurity. </w:t>
@@ -11677,6 +11917,7 @@
     <w:p>
       <w:pPr>
         <w:pStyle w:val="ListNumber"/>
+        <w:jc w:val="both"/>
       </w:pPr>
       <w:r>
         <w:t xml:space="preserve">MontazeriShatoori, M., Davidson, L., Kaur, G., &amp; Lashkari, A. H. (2020). </w:t>
@@ -11694,6 +11935,7 @@
     <w:p>
       <w:pPr>
         <w:pStyle w:val="ListNumber"/>
+        <w:jc w:val="both"/>
       </w:pPr>
       <w:r>
         <w:t xml:space="preserve">Born, K., &amp; Gustafson, D. (2010). </w:t>
@@ -11711,6 +11953,7 @@
     <w:p>
       <w:pPr>
         <w:pStyle w:val="ListNumber"/>
+        <w:jc w:val="both"/>
       </w:pPr>
       <w:r>
         <w:t xml:space="preserve">Aiello, M., Mongelli, M., &amp; Papaleo, G. (2013). </w:t>
@@ -11728,6 +11971,7 @@
     <w:p>
       <w:pPr>
         <w:pStyle w:val="ListNumber"/>
+        <w:jc w:val="both"/>
       </w:pPr>
       <w:r>
         <w:t xml:space="preserve">Aiello, M., Mongelli, M., &amp; Papaleo, G. (2014). </w:t>
@@ -11745,6 +11989,7 @@
     <w:p>
       <w:pPr>
         <w:pStyle w:val="ListNumber"/>
+        <w:jc w:val="both"/>
       </w:pPr>
       <w:r>
         <w:t xml:space="preserve">Yu, B., Pan, J., Hu, J., Nascimento, A., &amp; De Cock, M. (2018). </w:t>
@@ -11762,6 +12007,7 @@
     <w:p>
       <w:pPr>
         <w:pStyle w:val="ListNumber"/>
+        <w:jc w:val="both"/>
       </w:pPr>
       <w:r>
         <w:t xml:space="preserve">Liu, C., et al. (2019). </w:t>
@@ -11779,6 +12025,7 @@
     <w:p>
       <w:pPr>
         <w:pStyle w:val="ListNumber"/>
+        <w:jc w:val="both"/>
       </w:pPr>
       <w:r>
         <w:t xml:space="preserve">Buczak, A. L., &amp; Guven, E. (2016). </w:t>
@@ -11796,6 +12043,7 @@
     <w:p>
       <w:pPr>
         <w:pStyle w:val="ListNumber"/>
+        <w:jc w:val="both"/>
       </w:pPr>
       <w:r>
         <w:t xml:space="preserve">Singh, S. K., &amp; Roy, P. K. (2021). </w:t>
@@ -11813,6 +12061,7 @@
     <w:p>
       <w:pPr>
         <w:pStyle w:val="ListNumber"/>
+        <w:jc w:val="both"/>
       </w:pPr>
       <w:r>
         <w:t xml:space="preserve">Behnke, M., et al. (2021). </w:t>
@@ -11830,6 +12079,7 @@
     <w:p>
       <w:pPr>
         <w:pStyle w:val="ListNumber"/>
+        <w:jc w:val="both"/>
       </w:pPr>
       <w:r>
         <w:t xml:space="preserve">Ellens, W., et al. (2013). </w:t>
@@ -11847,6 +12097,7 @@
     <w:p>
       <w:pPr>
         <w:pStyle w:val="ListNumber"/>
+        <w:jc w:val="both"/>
       </w:pPr>
       <w:r>
         <w:t xml:space="preserve">Engelstad, P., et al. (2017). </w:t>
@@ -11864,6 +12115,7 @@
     <w:p>
       <w:pPr>
         <w:pStyle w:val="ListNumber"/>
+        <w:jc w:val="both"/>
       </w:pPr>
       <w:r>
         <w:t xml:space="preserve">Mockapetris, P. (1987). </w:t>
@@ -11881,6 +12133,7 @@
     <w:p>
       <w:pPr>
         <w:pStyle w:val="ListNumber"/>
+        <w:jc w:val="both"/>
       </w:pPr>
       <w:r>
         <w:t xml:space="preserve">Hoffman, P., &amp; McManus, P. (2018). </w:t>
@@ -11915,6 +12168,9 @@
       </w:r>
     </w:p>
     <w:p>
+      <w:pPr>
+        <w:jc w:val="both"/>
+      </w:pPr>
       <w:r>
         <w:t>Recorded during development so reviewers can see how engineering decisions were made.</w:t>
       </w:r>
@@ -11931,6 +12187,9 @@
       </w:r>
     </w:p>
     <w:p>
+      <w:pPr>
+        <w:jc w:val="both"/>
+      </w:pPr>
       <w:r>
         <w:t xml:space="preserve">We initially downloaded </w:t>
       </w:r>
@@ -11984,6 +12243,9 @@
       </w:r>
     </w:p>
     <w:p>
+      <w:pPr>
+        <w:jc w:val="both"/>
+      </w:pPr>
       <w:r>
         <w:rPr>
           <w:rFonts w:ascii="Consolas" w:hAnsi="Consolas"/>
@@ -12017,6 +12279,9 @@
       </w:r>
     </w:p>
     <w:p>
+      <w:pPr>
+        <w:jc w:val="both"/>
+      </w:pPr>
       <w:r>
         <w:t>The 101 MB XGBoost wheel timed out at 15 MB on a slow connection. We installed the lighter dependencies first and retried XGBoost with a 180 s timeout. Colab is unaffected.</w:t>
       </w:r>
@@ -12047,6 +12312,9 @@
       </w:r>
     </w:p>
     <w:p>
+      <w:pPr>
+        <w:jc w:val="both"/>
+      </w:pPr>
       <w:r>
         <w:t xml:space="preserve">Some flows never received a response, leaving NaN in </w:t>
       </w:r>
@@ -12083,6 +12351,9 @@
       </w:r>
     </w:p>
     <w:p>
+      <w:pPr>
+        <w:jc w:val="both"/>
+      </w:pPr>
       <w:r>
         <w:t xml:space="preserve">The full dataset is 12.7 : 1 malicious-to-benign. We used stratified splits, </w:t>
       </w:r>
@@ -12109,6 +12380,9 @@
       </w:r>
     </w:p>
     <w:p>
+      <w:pPr>
+        <w:jc w:val="both"/>
+      </w:pPr>
       <w:r>
         <w:t xml:space="preserve">PowerShell </w:t>
       </w:r>
@@ -12145,6 +12419,9 @@
       </w:r>
     </w:p>
     <w:p>
+      <w:pPr>
+        <w:jc w:val="both"/>
+      </w:pPr>
       <w:r>
         <w:t xml:space="preserve">The dataset has 35 columns but no query column. We added a fallback path in </w:t>
       </w:r>
@@ -12171,6 +12448,9 @@
       </w:r>
     </w:p>
     <w:p>
+      <w:pPr>
+        <w:jc w:val="both"/>
+      </w:pPr>
       <w:r>
         <w:t>Incremental cell inserts produced duplicate headings and stale cells. We rewrote the notebook from scratch with a clean linear structure.</w:t>
       </w:r>
@@ -12187,6 +12467,9 @@
       </w:r>
     </w:p>
     <w:p>
+      <w:pPr>
+        <w:jc w:val="both"/>
+      </w:pPr>
       <w:r>
         <w:t>The repository initially contained a DistilBERT fine-tuning track (</w:t>
       </w:r>
@@ -12220,6 +12503,9 @@
       </w:r>
     </w:p>
     <w:p>
+      <w:pPr>
+        <w:jc w:val="both"/>
+      </w:pPr>
       <w:r>
         <w:rPr>
           <w:i/>
